--- a/templates/rechnungsvorlage.docx
+++ b/templates/rechnungsvorlage.docx
@@ -2,42 +2,239 @@
 <file path=word/document.xml><?xml version="1.0" encoding="utf-8"?>
 <w:document xmlns:wpc="http://schemas.microsoft.com/office/word/2010/wordprocessingCanvas" xmlns:cx="http://schemas.microsoft.com/office/drawing/2014/chartex" xmlns:cx1="http://schemas.microsoft.com/office/drawing/2015/9/8/chartex" xmlns:cx2="http://schemas.microsoft.com/office/drawing/2015/10/21/chartex" xmlns:cx3="http://schemas.microsoft.com/office/drawing/2016/5/9/chartex" xmlns:cx4="http://schemas.microsoft.com/office/drawing/2016/5/10/chartex" xmlns:cx5="http://schemas.microsoft.com/office/drawing/2016/5/11/chartex" xmlns:cx6="http://schemas.microsoft.com/office/drawing/2016/5/12/chartex" xmlns:cx7="http://schemas.microsoft.com/office/drawing/2016/5/13/chartex" xmlns:cx8="http://schemas.microsoft.com/office/drawing/2016/5/14/chartex" xmlns:mc="http://schemas.openxmlformats.org/markup-compatibility/2006" xmlns:aink="http://schemas.microsoft.com/office/drawing/2016/ink" xmlns:am3d="http://schemas.microsoft.com/office/drawing/2017/model3d" xmlns:o="urn:schemas-microsoft-com:office:office" xmlns:oel="http://schemas.microsoft.com/office/2019/extlst" xmlns:r="http://schemas.openxmlformats.org/officeDocument/2006/relationships" xmlns:m="http://schemas.openxmlformats.org/officeDocument/2006/math" xmlns:v="urn:schemas-microsoft-com:vml" xmlns:wp14="http://schemas.microsoft.com/office/word/2010/wordprocessingDrawing" xmlns:wp="http://schemas.openxmlformats.org/drawingml/2006/wordprocessingDrawing" xmlns:w10="urn:schemas-microsoft-com:office:word" xmlns:w="http://schemas.openxmlformats.org/wordprocessingml/2006/main" xmlns:w14="http://schemas.microsoft.com/office/word/2010/wordml" xmlns:w15="http://schemas.microsoft.com/office/word/2012/wordml" xmlns:w16cex="http://schemas.microsoft.com/office/word/2018/wordml/cex" xmlns:w16cid="http://schemas.microsoft.com/office/word/2016/wordml/cid" xmlns:w16="http://schemas.microsoft.com/office/word/2018/wordml" xmlns:w16du="http://schemas.microsoft.com/office/word/2023/wordml/word16du" xmlns:w16sdtdh="http://schemas.microsoft.com/office/word/2020/wordml/sdtdatahash" xmlns:w16sdtfl="http://schemas.microsoft.com/office/word/2024/wordml/sdtformatlock" xmlns:w16se="http://schemas.microsoft.com/office/word/2015/wordml/symex" xmlns:wpg="http://schemas.microsoft.com/office/word/2010/wordprocessingGroup" xmlns:wpi="http://schemas.microsoft.com/office/word/2010/wordprocessingInk" xmlns:wne="http://schemas.microsoft.com/office/word/2006/wordml" xmlns:wps="http://schemas.microsoft.com/office/word/2010/wordprocessingShape" mc:Ignorable="w14 w15 w16se w16cid w16 w16cex w16sdtdh w16sdtfl w16du wp14">
   <w:body>
-    <w:p/>
-    <w:p/>
-    <w:p/>
+    <w:p>
+      <w:pPr>
+        <w:tabs>
+          <w:tab w:val="left" w:pos="4791"/>
+        </w:tabs>
+        <w:ind w:left="113"/>
+        <w:jc w:val="right"/>
+        <w:rPr>
+          <w:lang w:val="en-US"/>
+        </w:rPr>
+      </w:pPr>
+      <w:r>
+        <w:rPr>
+          <w:lang w:val="en-US"/>
+        </w:rPr>
+        <w:t>{{</w:t>
+      </w:r>
+      <w:proofErr w:type="spellStart"/>
+      <w:r>
+        <w:rPr>
+          <w:lang w:val="en-US"/>
+        </w:rPr>
+        <w:t>provider_city</w:t>
+      </w:r>
+      <w:proofErr w:type="spellEnd"/>
+      <w:r>
+        <w:rPr>
+          <w:lang w:val="en-US"/>
+        </w:rPr>
+        <w:t>}}, den {{</w:t>
+      </w:r>
+      <w:proofErr w:type="spellStart"/>
+      <w:r>
+        <w:rPr>
+          <w:lang w:val="en-US"/>
+        </w:rPr>
+        <w:t>invoice_date|date</w:t>
+      </w:r>
+      <w:proofErr w:type="spellEnd"/>
+      <w:r>
+        <w:rPr>
+          <w:lang w:val="en-US"/>
+        </w:rPr>
+        <w:t>}}</w:t>
+      </w:r>
+    </w:p>
+    <w:p>
+      <w:pPr>
+        <w:tabs>
+          <w:tab w:val="left" w:pos="4791"/>
+        </w:tabs>
+        <w:ind w:left="113"/>
+        <w:rPr>
+          <w:rStyle w:val="Fett"/>
+          <w:b w:val="0"/>
+          <w:bCs w:val="0"/>
+          <w:lang w:val="en-US"/>
+        </w:rPr>
+      </w:pPr>
+    </w:p>
+    <w:p>
+      <w:pPr>
+        <w:tabs>
+          <w:tab w:val="left" w:pos="4791"/>
+        </w:tabs>
+        <w:ind w:left="113"/>
+        <w:rPr>
+          <w:lang w:val="en-US"/>
+        </w:rPr>
+      </w:pPr>
+      <w:proofErr w:type="spellStart"/>
+      <w:r>
+        <w:rPr>
+          <w:rStyle w:val="Fett"/>
+          <w:b w:val="0"/>
+          <w:bCs w:val="0"/>
+          <w:lang w:val="en-US"/>
+        </w:rPr>
+        <w:t>Rechnungsnummer</w:t>
+      </w:r>
+      <w:proofErr w:type="spellEnd"/>
+      <w:r>
+        <w:rPr>
+          <w:rStyle w:val="Fett"/>
+          <w:b w:val="0"/>
+          <w:bCs w:val="0"/>
+          <w:lang w:val="en-US"/>
+        </w:rPr>
+        <w:t xml:space="preserve">: </w:t>
+      </w:r>
+      <w:r>
+        <w:rPr>
+          <w:lang w:val="en-US"/>
+        </w:rPr>
+        <w:t>{{</w:t>
+      </w:r>
+      <w:proofErr w:type="spellStart"/>
+      <w:r>
+        <w:rPr>
+          <w:lang w:val="en-US"/>
+        </w:rPr>
+        <w:t>invoice_id</w:t>
+      </w:r>
+      <w:proofErr w:type="spellEnd"/>
+      <w:r>
+        <w:rPr>
+          <w:lang w:val="en-US"/>
+        </w:rPr>
+        <w:t>}}</w:t>
+      </w:r>
+    </w:p>
+    <w:p>
+      <w:pPr>
+        <w:tabs>
+          <w:tab w:val="left" w:pos="4791"/>
+        </w:tabs>
+        <w:ind w:left="113"/>
+        <w:rPr>
+          <w:lang w:val="en-US"/>
+        </w:rPr>
+      </w:pPr>
+      <w:r>
+        <w:rPr>
+          <w:b/>
+          <w:bCs/>
+          <w:lang w:val="en-US"/>
+        </w:rPr>
+        <w:t>{{</w:t>
+      </w:r>
+      <w:proofErr w:type="spellStart"/>
+      <w:r>
+        <w:rPr>
+          <w:b/>
+          <w:bCs/>
+          <w:lang w:val="en-US"/>
+        </w:rPr>
+        <w:t>service_type</w:t>
+      </w:r>
+      <w:r>
+        <w:rPr>
+          <w:b/>
+          <w:bCs/>
+          <w:lang w:val="en-US"/>
+        </w:rPr>
+        <w:t>_description</w:t>
+      </w:r>
+      <w:proofErr w:type="spellEnd"/>
+      <w:r>
+        <w:rPr>
+          <w:b/>
+          <w:bCs/>
+          <w:lang w:val="en-US"/>
+        </w:rPr>
+        <w:t>}}</w:t>
+      </w:r>
+    </w:p>
+    <w:p>
+      <w:pPr>
+        <w:tabs>
+          <w:tab w:val="left" w:pos="4791"/>
+        </w:tabs>
+        <w:ind w:left="113"/>
+        <w:rPr>
+          <w:lang w:val="en-US"/>
+        </w:rPr>
+      </w:pPr>
+      <w:r>
+        <w:rPr>
+          <w:lang w:val="en-US"/>
+        </w:rPr>
+        <w:t>Zeitraum der Leistungserbringung: {{start_inv_period|date}} –{{end_inv_period|date}}</w:t>
+      </w:r>
+    </w:p>
+    <w:p>
+      <w:pPr>
+        <w:rPr>
+          <w:lang w:val="en-US"/>
+        </w:rPr>
+      </w:pPr>
+    </w:p>
     <w:tbl>
       <w:tblPr>
-        <w:tblStyle w:val="Tabellenraster"/>
-        <w:tblpPr w:leftFromText="141" w:rightFromText="141" w:vertAnchor="text" w:horzAnchor="margin" w:tblpY="194"/>
-        <w:tblW w:w="3505" w:type="dxa"/>
-        <w:tblBorders>
-          <w:top w:val="none" w:sz="0" w:space="0" w:color="auto"/>
-          <w:left w:val="none" w:sz="0" w:space="0" w:color="auto"/>
-          <w:bottom w:val="none" w:sz="0" w:space="0" w:color="auto"/>
-          <w:right w:val="none" w:sz="0" w:space="0" w:color="auto"/>
-          <w:insideH w:val="none" w:sz="0" w:space="0" w:color="auto"/>
-          <w:insideV w:val="none" w:sz="0" w:space="0" w:color="auto"/>
-        </w:tblBorders>
-        <w:tblLook w:val="04A0" w:firstRow="1" w:lastRow="0" w:firstColumn="1" w:lastColumn="0" w:noHBand="0" w:noVBand="1"/>
+        <w:tblStyle w:val="Listentabelle1hell"/>
+        <w:tblW w:w="9072" w:type="dxa"/>
+        <w:tblLook w:val="0480" w:firstRow="0" w:lastRow="0" w:firstColumn="1" w:lastColumn="0" w:noHBand="0" w:noVBand="1"/>
       </w:tblPr>
       <w:tblGrid>
-        <w:gridCol w:w="3505"/>
+        <w:gridCol w:w="4678"/>
+        <w:gridCol w:w="4394"/>
       </w:tblGrid>
       <w:tr>
+        <w:trPr>
+          <w:cnfStyle w:val="000000100000" w:firstRow="0" w:lastRow="0" w:firstColumn="0" w:lastColumn="0" w:oddVBand="0" w:evenVBand="0" w:oddHBand="1" w:evenHBand="0" w:firstRowFirstColumn="0" w:firstRowLastColumn="0" w:lastRowFirstColumn="0" w:lastRowLastColumn="0"/>
+        </w:trPr>
         <w:tc>
           <w:tcPr>
-            <w:tcW w:w="3505" w:type="dxa"/>
+            <w:cnfStyle w:val="001000000000" w:firstRow="0" w:lastRow="0" w:firstColumn="1" w:lastColumn="0" w:oddVBand="0" w:evenVBand="0" w:oddHBand="0" w:evenHBand="0" w:firstRowFirstColumn="0" w:firstRowLastColumn="0" w:lastRowFirstColumn="0" w:lastRowLastColumn="0"/>
+            <w:tcW w:w="4678" w:type="dxa"/>
           </w:tcPr>
           <w:p>
+            <w:pPr>
+              <w:rPr>
+                <w:rStyle w:val="Fett"/>
+                <w:sz w:val="28"/>
+                <w:szCs w:val="28"/>
+              </w:rPr>
+            </w:pPr>
+            <w:r>
+              <w:rPr>
+                <w:b w:val="0"/>
+                <w:bCs w:val="0"/>
+              </w:rPr>
+              <w:t>Leistungsbesteller*in</w:t>
+            </w:r>
+          </w:p>
+        </w:tc>
+        <w:tc>
+          <w:tcPr>
+            <w:tcW w:w="4394" w:type="dxa"/>
+            <w:vAlign w:val="center"/>
+          </w:tcPr>
+          <w:p>
+            <w:pPr>
+              <w:cnfStyle w:val="000000100000" w:firstRow="0" w:lastRow="0" w:firstColumn="0" w:lastColumn="0" w:oddVBand="0" w:evenVBand="0" w:oddHBand="1" w:evenHBand="0" w:firstRowFirstColumn="0" w:firstRowLastColumn="0" w:lastRowFirstColumn="0" w:lastRowLastColumn="0"/>
+            </w:pPr>
             <w:r>
               <w:t>{{</w:t>
             </w:r>
-            <w:r>
-              <w:t>payer</w:t>
-            </w:r>
-            <w:r>
-              <w:t>.name</w:t>
-            </w:r>
+            <w:proofErr w:type="spellStart"/>
+            <w:r>
+              <w:t>service_requester</w:t>
+            </w:r>
+            <w:proofErr w:type="spellEnd"/>
             <w:r>
               <w:t>}}</w:t>
             </w:r>
@@ -47,18 +244,49 @@
       <w:tr>
         <w:tc>
           <w:tcPr>
-            <w:tcW w:w="3505" w:type="dxa"/>
+            <w:cnfStyle w:val="001000000000" w:firstRow="0" w:lastRow="0" w:firstColumn="1" w:lastColumn="0" w:oddVBand="0" w:evenVBand="0" w:oddHBand="0" w:evenHBand="0" w:firstRowFirstColumn="0" w:firstRowLastColumn="0" w:lastRowFirstColumn="0" w:lastRowLastColumn="0"/>
+            <w:tcW w:w="4678" w:type="dxa"/>
           </w:tcPr>
           <w:p>
+            <w:pPr>
+              <w:rPr>
+                <w:rStyle w:val="Fett"/>
+                <w:sz w:val="28"/>
+                <w:szCs w:val="28"/>
+              </w:rPr>
+            </w:pPr>
+            <w:r>
+              <w:rPr>
+                <w:b w:val="0"/>
+                <w:bCs w:val="0"/>
+              </w:rPr>
+              <w:t>Leistungsempfänger*in</w:t>
+            </w:r>
+          </w:p>
+        </w:tc>
+        <w:tc>
+          <w:tcPr>
+            <w:tcW w:w="4394" w:type="dxa"/>
+            <w:vAlign w:val="center"/>
+          </w:tcPr>
+          <w:p>
+            <w:pPr>
+              <w:cnfStyle w:val="000000000000" w:firstRow="0" w:lastRow="0" w:firstColumn="0" w:lastColumn="0" w:oddVBand="0" w:evenVBand="0" w:oddHBand="0" w:evenHBand="0" w:firstRowFirstColumn="0" w:firstRowLastColumn="0" w:lastRowFirstColumn="0" w:lastRowLastColumn="0"/>
+            </w:pPr>
             <w:r>
               <w:t>{{</w:t>
             </w:r>
-            <w:r>
-              <w:t>payer</w:t>
-            </w:r>
-            <w:r>
-              <w:t>.name_2</w:t>
-            </w:r>
+            <w:proofErr w:type="spellStart"/>
+            <w:r>
+              <w:t>client</w:t>
+            </w:r>
+            <w:r>
+              <w:t>_</w:t>
+            </w:r>
+            <w:r>
+              <w:t>name</w:t>
+            </w:r>
+            <w:proofErr w:type="spellEnd"/>
             <w:r>
               <w:t>}}</w:t>
             </w:r>
@@ -67,692 +295,47 @@
       </w:tr>
       <w:tr>
         <w:trPr>
-          <w:trHeight w:val="340"/>
+          <w:cnfStyle w:val="000000100000" w:firstRow="0" w:lastRow="0" w:firstColumn="0" w:lastColumn="0" w:oddVBand="0" w:evenVBand="0" w:oddHBand="1" w:evenHBand="0" w:firstRowFirstColumn="0" w:firstRowLastColumn="0" w:lastRowFirstColumn="0" w:lastRowLastColumn="0"/>
         </w:trPr>
         <w:tc>
           <w:tcPr>
-            <w:tcW w:w="3505" w:type="dxa"/>
-          </w:tcPr>
-          <w:p>
-            <w:r>
-              <w:t>{{</w:t>
-            </w:r>
-            <w:r>
-              <w:t>payer</w:t>
-            </w:r>
-            <w:r>
-              <w:t>.street</w:t>
-            </w:r>
-            <w:r>
-              <w:t>}}</w:t>
-            </w:r>
-          </w:p>
-        </w:tc>
-      </w:tr>
-      <w:tr>
-        <w:tc>
-          <w:tcPr>
-            <w:tcW w:w="3505" w:type="dxa"/>
-          </w:tcPr>
-          <w:p>
-            <w:r>
-              <w:t>{{</w:t>
-            </w:r>
-            <w:r>
-              <w:t>payer</w:t>
-            </w:r>
-            <w:r>
-              <w:t>.zip_city</w:t>
-            </w:r>
-            <w:r>
-              <w:t>}}</w:t>
-            </w:r>
-          </w:p>
-        </w:tc>
-      </w:tr>
-      <w:tr>
-        <w:tc>
-          <w:tcPr>
-            <w:tcW w:w="3505" w:type="dxa"/>
-          </w:tcPr>
-          <w:p/>
-          <w:p/>
-          <w:p/>
-        </w:tc>
-      </w:tr>
-    </w:tbl>
-    <w:p/>
-    <w:p>
-      <w:r>
-        <w:rPr>
-          <w:noProof/>
-          <w14:ligatures w14:val="standardContextual"/>
-        </w:rPr>
-        <mc:AlternateContent>
-          <mc:Choice Requires="wps">
-            <w:drawing>
-              <wp:anchor distT="0" distB="0" distL="114300" distR="114300" simplePos="0" relativeHeight="251662336" behindDoc="0" locked="0" layoutInCell="1" allowOverlap="1" wp14:anchorId="294D6A40" wp14:editId="10266097">
-                <wp:simplePos x="0" y="0"/>
-                <wp:positionH relativeFrom="column">
-                  <wp:posOffset>4266565</wp:posOffset>
-                </wp:positionH>
-                <wp:positionV relativeFrom="paragraph">
-                  <wp:posOffset>115570</wp:posOffset>
-                </wp:positionV>
-                <wp:extent cx="1779270" cy="944880"/>
-                <wp:effectExtent l="38100" t="38100" r="106680" b="121920"/>
-                <wp:wrapNone/>
-                <wp:docPr id="2130626275" name="Textfeld 1"/>
-                <wp:cNvGraphicFramePr/>
-                <a:graphic xmlns:a="http://schemas.openxmlformats.org/drawingml/2006/main">
-                  <a:graphicData uri="http://schemas.microsoft.com/office/word/2010/wordprocessingShape">
-                    <wps:wsp>
-                      <wps:cNvSpPr txBox="1"/>
-                      <wps:spPr>
-                        <a:xfrm>
-                          <a:off x="0" y="0"/>
-                          <a:ext cx="1779270" cy="944880"/>
-                        </a:xfrm>
-                        <a:prstGeom prst="rect">
-                          <a:avLst/>
-                        </a:prstGeom>
-                        <a:solidFill>
-                          <a:schemeClr val="lt1"/>
-                        </a:solidFill>
-                        <a:ln w="6350">
-                          <a:solidFill>
-                            <a:prstClr val="black"/>
-                          </a:solidFill>
-                        </a:ln>
-                        <a:effectLst>
-                          <a:outerShdw blurRad="50800" dist="38100" dir="2700000" algn="tl" rotWithShape="0">
-                            <a:prstClr val="black">
-                              <a:alpha val="40000"/>
-                            </a:prstClr>
-                          </a:outerShdw>
-                        </a:effectLst>
-                      </wps:spPr>
-                      <wps:txbx>
-                        <w:txbxContent>
-                          <w:tbl>
-                            <w:tblPr>
-                              <w:tblStyle w:val="Tabellenraster"/>
-                              <w:tblW w:w="0" w:type="auto"/>
-                              <w:tblBorders>
-                                <w:top w:val="none" w:sz="0" w:space="0" w:color="auto"/>
-                                <w:left w:val="none" w:sz="0" w:space="0" w:color="auto"/>
-                                <w:bottom w:val="none" w:sz="0" w:space="0" w:color="auto"/>
-                                <w:right w:val="none" w:sz="0" w:space="0" w:color="auto"/>
-                                <w:insideH w:val="none" w:sz="0" w:space="0" w:color="auto"/>
-                                <w:insideV w:val="none" w:sz="0" w:space="0" w:color="auto"/>
-                              </w:tblBorders>
-                              <w:tblLook w:val="04A0" w:firstRow="1" w:lastRow="0" w:firstColumn="1" w:lastColumn="0" w:noHBand="0" w:noVBand="1"/>
-                            </w:tblPr>
-                            <w:tblGrid>
-                              <w:gridCol w:w="2519"/>
-                            </w:tblGrid>
-                            <w:tr>
-                              <w:tc>
-                                <w:tcPr>
-                                  <w:tcW w:w="3402" w:type="dxa"/>
-                                </w:tcPr>
-                                <w:p>
-                                  <w:pPr>
-                                    <w:jc w:val="right"/>
-                                  </w:pPr>
-                                  <w:r>
-                                    <w:t>Rechnungsnummer:</w:t>
-                                  </w:r>
-                                </w:p>
-                              </w:tc>
-                            </w:tr>
-                            <w:tr>
-                              <w:tc>
-                                <w:tcPr>
-                                  <w:tcW w:w="3402" w:type="dxa"/>
-                                </w:tcPr>
-                                <w:p>
-                                  <w:pPr>
-                                    <w:jc w:val="right"/>
-                                  </w:pPr>
-                                  <w:r>
-                                    <w:rPr>
-                                      <w:b/>
-                                      <w:bCs/>
-                                    </w:rPr>
-                                    <w:t>{{</w:t>
-                                  </w:r>
-                                  <w:r>
-                                    <w:rPr>
-                                      <w:b/>
-                                      <w:bCs/>
-                                    </w:rPr>
-                                    <w:t>invoice_id</w:t>
-                                  </w:r>
-                                  <w:r>
-                                    <w:rPr>
-                                      <w:b/>
-                                      <w:bCs/>
-                                    </w:rPr>
-                                    <w:t>}}</w:t>
-                                  </w:r>
-                                </w:p>
-                              </w:tc>
-                            </w:tr>
-                            <w:tr>
-                              <w:tc>
-                                <w:tcPr>
-                                  <w:tcW w:w="3402" w:type="dxa"/>
-                                </w:tcPr>
-                                <w:p>
-                                  <w:pPr>
-                                    <w:jc w:val="right"/>
-                                  </w:pPr>
-                                  <w:r>
-                                    <w:t>Abrechnungsbereich</w:t>
-                                  </w:r>
-                                </w:p>
-                              </w:tc>
-                            </w:tr>
-                            <w:tr>
-                              <w:tc>
-                                <w:tcPr>
-                                  <w:tcW w:w="3402" w:type="dxa"/>
-                                </w:tcPr>
-                                <w:p>
-                                  <w:pPr>
-                                    <w:jc w:val="right"/>
-                                  </w:pPr>
-                                  <w:r>
-                                    <w:rPr>
-                                      <w:b/>
-                                      <w:bCs/>
-                                    </w:rPr>
-                                    <w:t>{{</w:t>
-                                  </w:r>
-                                  <w:r>
-                                    <w:rPr>
-                                      <w:b/>
-                                      <w:bCs/>
-                                    </w:rPr>
-                                    <w:t>start_inv_period|date</w:t>
-                                  </w:r>
-                                  <w:r>
-                                    <w:rPr>
-                                      <w:b/>
-                                      <w:bCs/>
-                                    </w:rPr>
-                                    <w:t>}}</w:t>
-                                  </w:r>
-                                  <w:r>
-                                    <w:rPr>
-                                      <w:b/>
-                                      <w:bCs/>
-                                    </w:rPr>
-                                    <w:t xml:space="preserve"> –{{</w:t>
-                                  </w:r>
-                                  <w:r>
-                                    <w:rPr>
-                                      <w:b/>
-                                      <w:bCs/>
-                                    </w:rPr>
-                                    <w:t>end_inv_period</w:t>
-                                  </w:r>
-                                  <w:r>
-                                    <w:rPr>
-                                      <w:b/>
-                                      <w:bCs/>
-                                    </w:rPr>
-                                    <w:t>|date</w:t>
-                                  </w:r>
-                                  <w:r>
-                                    <w:rPr>
-                                      <w:b/>
-                                      <w:bCs/>
-                                    </w:rPr>
-                                    <w:t>}}</w:t>
-                                  </w:r>
-                                </w:p>
-                              </w:tc>
-                            </w:tr>
-                          </w:tbl>
-                          <w:p/>
-                        </w:txbxContent>
-                      </wps:txbx>
-                      <wps:bodyPr rot="0" spcFirstLastPara="0" vertOverflow="overflow" horzOverflow="overflow" vert="horz" wrap="square" lIns="91440" tIns="45720" rIns="91440" bIns="45720" numCol="1" spcCol="0" rtlCol="0" fromWordArt="0" anchor="t" anchorCtr="0" forceAA="0" compatLnSpc="1">
-                        <a:prstTxWarp prst="textNoShape">
-                          <a:avLst/>
-                        </a:prstTxWarp>
-                        <a:noAutofit/>
-                      </wps:bodyPr>
-                    </wps:wsp>
-                  </a:graphicData>
-                </a:graphic>
-                <wp14:sizeRelH relativeFrom="margin">
-                  <wp14:pctWidth>0</wp14:pctWidth>
-                </wp14:sizeRelH>
-              </wp:anchor>
-            </w:drawing>
-          </mc:Choice>
-          <mc:Fallback>
-            <w:pict>
-              <v:shapetype w14:anchorId="294D6A40" id="_x0000_t202" coordsize="21600,21600" o:spt="202" path="m,l,21600r21600,l21600,xe">
-                <v:stroke joinstyle="miter"/>
-                <v:path gradientshapeok="t" o:connecttype="rect"/>
-              </v:shapetype>
-              <v:shape id="Textfeld 1" o:spid="_x0000_s1026" type="#_x0000_t202" style="position:absolute;margin-left:335.95pt;margin-top:9.1pt;width:140.1pt;height:74.4pt;z-index:251662336;visibility:visible;mso-wrap-style:square;mso-width-percent:0;mso-wrap-distance-left:9pt;mso-wrap-distance-top:0;mso-wrap-distance-right:9pt;mso-wrap-distance-bottom:0;mso-position-horizontal:absolute;mso-position-horizontal-relative:text;mso-position-vertical:absolute;mso-position-vertical-relative:text;mso-width-percent:0;mso-width-relative:margin;v-text-anchor:top" o:gfxdata="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" fillcolor="white [3201]" strokeweight=".5pt">
-                <v:shadow on="t" color="black" opacity="26214f" origin="-.5,-.5" offset=".74836mm,.74836mm"/>
-                <v:textbox>
-                  <w:txbxContent>
-                    <w:tbl>
-                      <w:tblPr>
-                        <w:tblStyle w:val="Tabellenraster"/>
-                        <w:tblW w:w="0" w:type="auto"/>
-                        <w:tblBorders>
-                          <w:top w:val="none" w:sz="0" w:space="0" w:color="auto"/>
-                          <w:left w:val="none" w:sz="0" w:space="0" w:color="auto"/>
-                          <w:bottom w:val="none" w:sz="0" w:space="0" w:color="auto"/>
-                          <w:right w:val="none" w:sz="0" w:space="0" w:color="auto"/>
-                          <w:insideH w:val="none" w:sz="0" w:space="0" w:color="auto"/>
-                          <w:insideV w:val="none" w:sz="0" w:space="0" w:color="auto"/>
-                        </w:tblBorders>
-                        <w:tblLook w:val="04A0" w:firstRow="1" w:lastRow="0" w:firstColumn="1" w:lastColumn="0" w:noHBand="0" w:noVBand="1"/>
-                      </w:tblPr>
-                      <w:tblGrid>
-                        <w:gridCol w:w="2519"/>
-                      </w:tblGrid>
-                      <w:tr>
-                        <w:tc>
-                          <w:tcPr>
-                            <w:tcW w:w="3402" w:type="dxa"/>
-                          </w:tcPr>
-                          <w:p>
-                            <w:pPr>
-                              <w:jc w:val="right"/>
-                            </w:pPr>
-                            <w:r>
-                              <w:t>Rechnungsnummer:</w:t>
-                            </w:r>
-                          </w:p>
-                        </w:tc>
-                      </w:tr>
-                      <w:tr>
-                        <w:tc>
-                          <w:tcPr>
-                            <w:tcW w:w="3402" w:type="dxa"/>
-                          </w:tcPr>
-                          <w:p>
-                            <w:pPr>
-                              <w:jc w:val="right"/>
-                            </w:pPr>
-                            <w:r>
-                              <w:rPr>
-                                <w:b/>
-                                <w:bCs/>
-                              </w:rPr>
-                              <w:t>{{</w:t>
-                            </w:r>
-                            <w:r>
-                              <w:rPr>
-                                <w:b/>
-                                <w:bCs/>
-                              </w:rPr>
-                              <w:t>invoice_id</w:t>
-                            </w:r>
-                            <w:r>
-                              <w:rPr>
-                                <w:b/>
-                                <w:bCs/>
-                              </w:rPr>
-                              <w:t>}}</w:t>
-                            </w:r>
-                          </w:p>
-                        </w:tc>
-                      </w:tr>
-                      <w:tr>
-                        <w:tc>
-                          <w:tcPr>
-                            <w:tcW w:w="3402" w:type="dxa"/>
-                          </w:tcPr>
-                          <w:p>
-                            <w:pPr>
-                              <w:jc w:val="right"/>
-                            </w:pPr>
-                            <w:r>
-                              <w:t>Abrechnungsbereich</w:t>
-                            </w:r>
-                          </w:p>
-                        </w:tc>
-                      </w:tr>
-                      <w:tr>
-                        <w:tc>
-                          <w:tcPr>
-                            <w:tcW w:w="3402" w:type="dxa"/>
-                          </w:tcPr>
-                          <w:p>
-                            <w:pPr>
-                              <w:jc w:val="right"/>
-                            </w:pPr>
-                            <w:r>
-                              <w:rPr>
-                                <w:b/>
-                                <w:bCs/>
-                              </w:rPr>
-                              <w:t>{{</w:t>
-                            </w:r>
-                            <w:r>
-                              <w:rPr>
-                                <w:b/>
-                                <w:bCs/>
-                              </w:rPr>
-                              <w:t>start_inv_period|date</w:t>
-                            </w:r>
-                            <w:r>
-                              <w:rPr>
-                                <w:b/>
-                                <w:bCs/>
-                              </w:rPr>
-                              <w:t>}}</w:t>
-                            </w:r>
-                            <w:r>
-                              <w:rPr>
-                                <w:b/>
-                                <w:bCs/>
-                              </w:rPr>
-                              <w:t xml:space="preserve"> –{{</w:t>
-                            </w:r>
-                            <w:r>
-                              <w:rPr>
-                                <w:b/>
-                                <w:bCs/>
-                              </w:rPr>
-                              <w:t>end_inv_period</w:t>
-                            </w:r>
-                            <w:r>
-                              <w:rPr>
-                                <w:b/>
-                                <w:bCs/>
-                              </w:rPr>
-                              <w:t>|date</w:t>
-                            </w:r>
-                            <w:r>
-                              <w:rPr>
-                                <w:b/>
-                                <w:bCs/>
-                              </w:rPr>
-                              <w:t>}}</w:t>
-                            </w:r>
-                          </w:p>
-                        </w:tc>
-                      </w:tr>
-                    </w:tbl>
-                    <w:p/>
-                  </w:txbxContent>
-                </v:textbox>
-              </v:shape>
-            </w:pict>
-          </mc:Fallback>
-        </mc:AlternateContent>
-      </w:r>
-    </w:p>
-    <w:tbl>
-      <w:tblPr>
-        <w:tblStyle w:val="Tabellenraster"/>
-        <w:tblW w:w="9356" w:type="dxa"/>
-        <w:tblBorders>
-          <w:top w:val="none" w:sz="0" w:space="0" w:color="auto"/>
-          <w:left w:val="none" w:sz="0" w:space="0" w:color="auto"/>
-          <w:bottom w:val="none" w:sz="0" w:space="0" w:color="auto"/>
-          <w:right w:val="none" w:sz="0" w:space="0" w:color="auto"/>
-          <w:insideH w:val="none" w:sz="0" w:space="0" w:color="auto"/>
-          <w:insideV w:val="none" w:sz="0" w:space="0" w:color="auto"/>
-        </w:tblBorders>
-        <w:tblLook w:val="04A0" w:firstRow="1" w:lastRow="0" w:firstColumn="1" w:lastColumn="0" w:noHBand="0" w:noVBand="1"/>
-      </w:tblPr>
-      <w:tblGrid>
-        <w:gridCol w:w="4678"/>
-        <w:gridCol w:w="4678"/>
-      </w:tblGrid>
-      <w:tr>
-        <w:tc>
-          <w:tcPr>
+            <w:cnfStyle w:val="001000000000" w:firstRow="0" w:lastRow="0" w:firstColumn="1" w:lastColumn="0" w:oddVBand="0" w:evenVBand="0" w:oddHBand="0" w:evenHBand="0" w:firstRowFirstColumn="0" w:firstRowLastColumn="0" w:lastRowFirstColumn="0" w:lastRowLastColumn="0"/>
             <w:tcW w:w="4678" w:type="dxa"/>
           </w:tcPr>
           <w:p>
             <w:pPr>
               <w:rPr>
                 <w:rStyle w:val="Fett"/>
-              </w:rPr>
-            </w:pPr>
-            <w:r>
-              <w:rPr>
-                <w:rStyle w:val="Fett"/>
                 <w:sz w:val="28"/>
                 <w:szCs w:val="28"/>
               </w:rPr>
-              <w:t>RECHNUNG</w:t>
+            </w:pPr>
+            <w:r>
+              <w:rPr>
+                <w:b w:val="0"/>
+                <w:bCs w:val="0"/>
+              </w:rPr>
+              <w:t>Sozialversicherungsnummer AHV Klient*in</w:t>
             </w:r>
           </w:p>
         </w:tc>
         <w:tc>
           <w:tcPr>
-            <w:tcW w:w="4678" w:type="dxa"/>
+            <w:tcW w:w="4394" w:type="dxa"/>
+            <w:vAlign w:val="center"/>
           </w:tcPr>
           <w:p>
             <w:pPr>
-              <w:jc w:val="right"/>
+              <w:cnfStyle w:val="000000100000" w:firstRow="0" w:lastRow="0" w:firstColumn="0" w:lastColumn="0" w:oddVBand="0" w:evenVBand="0" w:oddHBand="1" w:evenHBand="0" w:firstRowFirstColumn="0" w:firstRowLastColumn="0" w:lastRowFirstColumn="0" w:lastRowLastColumn="0"/>
             </w:pPr>
             <w:r>
-              <w:t xml:space="preserve">Interlaken, den </w:t>
-            </w:r>
-            <w:r>
               <w:t>{{</w:t>
             </w:r>
-            <w:r>
-              <w:t>invoice_date</w:t>
-            </w:r>
-            <w:r>
-              <w:t>|date</w:t>
-            </w:r>
-            <w:r>
-              <w:t>}}</w:t>
-            </w:r>
-          </w:p>
-        </w:tc>
-      </w:tr>
-      <w:tr>
-        <w:tc>
-          <w:tcPr>
-            <w:tcW w:w="4678" w:type="dxa"/>
-          </w:tcPr>
-          <w:p>
-            <w:pPr>
-              <w:rPr>
-                <w:rStyle w:val="Fett"/>
-                <w:sz w:val="28"/>
-                <w:szCs w:val="28"/>
-              </w:rPr>
-            </w:pPr>
-          </w:p>
-        </w:tc>
-        <w:tc>
-          <w:tcPr>
-            <w:tcW w:w="4678" w:type="dxa"/>
-          </w:tcPr>
-          <w:p/>
-        </w:tc>
-      </w:tr>
-      <w:tr>
-        <w:tc>
-          <w:tcPr>
-            <w:tcW w:w="4678" w:type="dxa"/>
-          </w:tcPr>
-          <w:p>
-            <w:pPr>
-              <w:rPr>
-                <w:rStyle w:val="Fett"/>
-                <w:b w:val="0"/>
-                <w:bCs w:val="0"/>
-                <w:sz w:val="28"/>
-                <w:szCs w:val="28"/>
-              </w:rPr>
-            </w:pPr>
-            <w:r>
-              <w:rPr>
-                <w:b/>
-                <w:bCs/>
-              </w:rPr>
-              <w:t>{{</w:t>
-            </w:r>
-            <w:r>
-              <w:rPr>
-                <w:b/>
-                <w:bCs/>
-              </w:rPr>
-              <w:t>care_type</w:t>
-            </w:r>
-            <w:r>
-              <w:rPr>
-                <w:b/>
-                <w:bCs/>
-              </w:rPr>
-              <w:t>}}</w:t>
-            </w:r>
-          </w:p>
-        </w:tc>
-        <w:tc>
-          <w:tcPr>
-            <w:tcW w:w="4678" w:type="dxa"/>
-          </w:tcPr>
-          <w:p/>
-        </w:tc>
-      </w:tr>
-      <w:tr>
-        <w:tc>
-          <w:tcPr>
-            <w:tcW w:w="4678" w:type="dxa"/>
-          </w:tcPr>
-          <w:p/>
-        </w:tc>
-        <w:tc>
-          <w:tcPr>
-            <w:tcW w:w="4678" w:type="dxa"/>
-          </w:tcPr>
-          <w:p>
-            <w:pPr>
-              <w:jc w:val="right"/>
-            </w:pPr>
-          </w:p>
-        </w:tc>
-      </w:tr>
-      <w:tr>
-        <w:tc>
-          <w:tcPr>
-            <w:tcW w:w="4678" w:type="dxa"/>
-          </w:tcPr>
-          <w:p>
-            <w:pPr>
-              <w:rPr>
-                <w:rStyle w:val="Fett"/>
-                <w:sz w:val="28"/>
-                <w:szCs w:val="28"/>
-              </w:rPr>
-            </w:pPr>
-            <w:r>
-              <w:t>Leistungsbesteller*in</w:t>
-            </w:r>
-          </w:p>
-        </w:tc>
-        <w:tc>
-          <w:tcPr>
-            <w:tcW w:w="4678" w:type="dxa"/>
-          </w:tcPr>
-          <w:p>
-            <w:pPr>
-              <w:jc w:val="right"/>
-            </w:pPr>
-            <w:r>
-              <w:t>{{</w:t>
-            </w:r>
-            <w:r>
-              <w:t>service_requester</w:t>
-            </w:r>
-            <w:r>
-              <w:t>}}</w:t>
-            </w:r>
-          </w:p>
-        </w:tc>
-      </w:tr>
-      <w:tr>
-        <w:tc>
-          <w:tcPr>
-            <w:tcW w:w="4678" w:type="dxa"/>
-          </w:tcPr>
-          <w:p>
-            <w:pPr>
-              <w:rPr>
-                <w:rStyle w:val="Fett"/>
-                <w:sz w:val="28"/>
-                <w:szCs w:val="28"/>
-              </w:rPr>
-            </w:pPr>
-            <w:r>
-              <w:t>Leistungsempfänger*in</w:t>
-            </w:r>
-          </w:p>
-        </w:tc>
-        <w:tc>
-          <w:tcPr>
-            <w:tcW w:w="4678" w:type="dxa"/>
-          </w:tcPr>
-          <w:p>
-            <w:pPr>
-              <w:jc w:val="right"/>
-            </w:pPr>
-            <w:r>
-              <w:t>{{</w:t>
-            </w:r>
-            <w:r>
-              <w:t>client.name</w:t>
-            </w:r>
-            <w:r>
-              <w:t>}}</w:t>
-            </w:r>
-          </w:p>
-        </w:tc>
-      </w:tr>
-      <w:tr>
-        <w:tc>
-          <w:tcPr>
-            <w:tcW w:w="4678" w:type="dxa"/>
-          </w:tcPr>
-          <w:p>
-            <w:pPr>
-              <w:rPr>
-                <w:rStyle w:val="Fett"/>
-                <w:sz w:val="28"/>
-                <w:szCs w:val="28"/>
-              </w:rPr>
-            </w:pPr>
-            <w:r>
-              <w:t>Sozialversicherungsnummer AHV Klient*in</w:t>
-            </w:r>
-          </w:p>
-        </w:tc>
-        <w:tc>
-          <w:tcPr>
-            <w:tcW w:w="4678" w:type="dxa"/>
-          </w:tcPr>
-          <w:p>
-            <w:pPr>
-              <w:jc w:val="right"/>
-            </w:pPr>
-            <w:r>
-              <w:t>{{</w:t>
-            </w:r>
+            <w:proofErr w:type="spellStart"/>
             <w:r>
               <w:t>client.social_security_number</w:t>
             </w:r>
+            <w:proofErr w:type="spellEnd"/>
             <w:r>
               <w:t>}}</w:t>
             </w:r>
@@ -765,289 +348,251 @@
     <w:tbl>
       <w:tblPr>
         <w:tblStyle w:val="Gitternetztabelle2"/>
-        <w:tblW w:w="9308" w:type="dxa"/>
+        <w:tblW w:w="9072" w:type="dxa"/>
         <w:tblLayout w:type="fixed"/>
         <w:tblLook w:val="0420" w:firstRow="1" w:lastRow="0" w:firstColumn="0" w:lastColumn="0" w:noHBand="0" w:noVBand="1"/>
       </w:tblPr>
       <w:tblGrid>
-        <w:gridCol w:w="1481"/>
-        <w:gridCol w:w="1023"/>
-        <w:gridCol w:w="1324"/>
-        <w:gridCol w:w="1417"/>
-        <w:gridCol w:w="1418"/>
-        <w:gridCol w:w="1134"/>
-        <w:gridCol w:w="1511"/>
+        <w:gridCol w:w="1484"/>
+        <w:gridCol w:w="1307"/>
+        <w:gridCol w:w="1307"/>
+        <w:gridCol w:w="1705"/>
+        <w:gridCol w:w="1705"/>
+        <w:gridCol w:w="1564"/>
       </w:tblGrid>
       <w:tr>
         <w:trPr>
           <w:cnfStyle w:val="100000000000" w:firstRow="1" w:lastRow="0" w:firstColumn="0" w:lastColumn="0" w:oddVBand="0" w:evenVBand="0" w:oddHBand="0" w:evenHBand="0" w:firstRowFirstColumn="0" w:firstRowLastColumn="0" w:lastRowFirstColumn="0" w:lastRowLastColumn="0"/>
+          <w:tblHeader/>
         </w:trPr>
         <w:tc>
           <w:tcPr>
-            <w:tcW w:w="1481" w:type="dxa"/>
-            <w:vAlign w:val="bottom"/>
+            <w:tcW w:w="1484" w:type="dxa"/>
+            <w:vAlign w:val="center"/>
           </w:tcPr>
           <w:p>
             <w:pPr>
-              <w:jc w:val="center"/>
-              <w:rPr>
+              <w:jc w:val="right"/>
+              <w:rPr>
+                <w:b w:val="0"/>
+                <w:bCs w:val="0"/>
                 <w:sz w:val="22"/>
                 <w:szCs w:val="22"/>
               </w:rPr>
             </w:pPr>
             <w:r>
               <w:rPr>
-                <w:sz w:val="22"/>
-                <w:szCs w:val="22"/>
-              </w:rPr>
-              <w:t>Leistungs</w:t>
-            </w:r>
-            <w:r>
-              <w:rPr>
-                <w:sz w:val="22"/>
-                <w:szCs w:val="22"/>
-              </w:rPr>
-              <w:t>-</w:t>
-            </w:r>
-            <w:r>
-              <w:rPr>
+                <w:b w:val="0"/>
+                <w:bCs w:val="0"/>
+                <w:sz w:val="22"/>
+                <w:szCs w:val="22"/>
+              </w:rPr>
+              <w:t>Leistungs-</w:t>
+            </w:r>
+            <w:r>
+              <w:rPr>
+                <w:b w:val="0"/>
+                <w:bCs w:val="0"/>
                 <w:sz w:val="22"/>
                 <w:szCs w:val="22"/>
               </w:rPr>
               <w:br/>
             </w:r>
-            <w:r>
-              <w:rPr>
-                <w:sz w:val="22"/>
-                <w:szCs w:val="22"/>
-              </w:rPr>
-              <w:t>d</w:t>
-            </w:r>
-            <w:r>
-              <w:rPr>
-                <w:sz w:val="22"/>
-                <w:szCs w:val="22"/>
-              </w:rPr>
-              <w:t>atum</w:t>
-            </w:r>
+            <w:proofErr w:type="spellStart"/>
+            <w:r>
+              <w:rPr>
+                <w:b w:val="0"/>
+                <w:bCs w:val="0"/>
+                <w:sz w:val="22"/>
+                <w:szCs w:val="22"/>
+              </w:rPr>
+              <w:t>datum</w:t>
+            </w:r>
+            <w:proofErr w:type="spellEnd"/>
           </w:p>
         </w:tc>
         <w:tc>
           <w:tcPr>
-            <w:tcW w:w="1023" w:type="dxa"/>
-            <w:vAlign w:val="bottom"/>
+            <w:tcW w:w="1307" w:type="dxa"/>
+            <w:vAlign w:val="center"/>
           </w:tcPr>
           <w:p>
             <w:pPr>
-              <w:jc w:val="center"/>
-              <w:rPr>
+              <w:jc w:val="right"/>
+              <w:rPr>
+                <w:b w:val="0"/>
+                <w:bCs w:val="0"/>
                 <w:sz w:val="22"/>
                 <w:szCs w:val="22"/>
               </w:rPr>
             </w:pPr>
             <w:r>
               <w:rPr>
-                <w:sz w:val="22"/>
-                <w:szCs w:val="22"/>
-              </w:rPr>
-              <w:t>Fahrt</w:t>
-            </w:r>
-            <w:r>
-              <w:rPr>
-                <w:sz w:val="22"/>
-                <w:szCs w:val="22"/>
-              </w:rPr>
-              <w:t>-</w:t>
-            </w:r>
-            <w:r>
-              <w:rPr>
-                <w:sz w:val="22"/>
-                <w:szCs w:val="22"/>
-              </w:rPr>
-              <w:t>zeiten</w:t>
+                <w:b w:val="0"/>
+                <w:bCs w:val="0"/>
+                <w:sz w:val="22"/>
+                <w:szCs w:val="22"/>
+              </w:rPr>
+              <w:t>Fahrtzeiten</w:t>
             </w:r>
           </w:p>
         </w:tc>
         <w:tc>
           <w:tcPr>
-            <w:tcW w:w="1324" w:type="dxa"/>
-            <w:vAlign w:val="bottom"/>
+            <w:tcW w:w="1307" w:type="dxa"/>
+            <w:vAlign w:val="center"/>
           </w:tcPr>
           <w:p>
             <w:pPr>
-              <w:jc w:val="center"/>
-              <w:rPr>
+              <w:jc w:val="right"/>
+              <w:rPr>
+                <w:b w:val="0"/>
+                <w:bCs w:val="0"/>
                 <w:sz w:val="22"/>
                 <w:szCs w:val="22"/>
               </w:rPr>
             </w:pPr>
             <w:r>
               <w:rPr>
-                <w:sz w:val="22"/>
-                <w:szCs w:val="22"/>
-              </w:rPr>
-              <w:t>Fa</w:t>
-            </w:r>
-            <w:r>
-              <w:rPr>
-                <w:sz w:val="22"/>
-                <w:szCs w:val="22"/>
-              </w:rPr>
-              <w:t>hr</w:t>
-            </w:r>
-            <w:r>
-              <w:rPr>
-                <w:sz w:val="22"/>
-                <w:szCs w:val="22"/>
-              </w:rPr>
-              <w:t>t</w:t>
-            </w:r>
-            <w:r>
-              <w:rPr>
-                <w:sz w:val="22"/>
-                <w:szCs w:val="22"/>
-              </w:rPr>
-              <w:t>-</w:t>
-            </w:r>
-            <w:r>
-              <w:rPr>
+                <w:b w:val="0"/>
+                <w:bCs w:val="0"/>
+                <w:sz w:val="22"/>
+                <w:szCs w:val="22"/>
+              </w:rPr>
+              <w:t xml:space="preserve">Direkter </w:t>
+            </w:r>
+            <w:r>
+              <w:rPr>
+                <w:b w:val="0"/>
+                <w:bCs w:val="0"/>
                 <w:sz w:val="22"/>
                 <w:szCs w:val="22"/>
               </w:rPr>
               <w:br/>
-            </w:r>
-            <w:r>
-              <w:rPr>
-                <w:sz w:val="22"/>
-                <w:szCs w:val="22"/>
-              </w:rPr>
-              <w:t>leistung</w:t>
-            </w:r>
-            <w:r>
-              <w:rPr>
-                <w:sz w:val="22"/>
-                <w:szCs w:val="22"/>
-              </w:rPr>
-              <w:t xml:space="preserve"> (Km)</w:t>
+              <w:t>Fallkontakt</w:t>
             </w:r>
           </w:p>
         </w:tc>
         <w:tc>
           <w:tcPr>
-            <w:tcW w:w="1417" w:type="dxa"/>
-            <w:vAlign w:val="bottom"/>
+            <w:tcW w:w="1705" w:type="dxa"/>
+            <w:vAlign w:val="center"/>
           </w:tcPr>
           <w:p>
             <w:pPr>
-              <w:jc w:val="center"/>
-              <w:rPr>
+              <w:jc w:val="right"/>
+              <w:rPr>
+                <w:b w:val="0"/>
+                <w:bCs w:val="0"/>
                 <w:sz w:val="22"/>
                 <w:szCs w:val="22"/>
               </w:rPr>
             </w:pPr>
             <w:r>
               <w:rPr>
-                <w:sz w:val="22"/>
-                <w:szCs w:val="22"/>
-              </w:rPr>
-              <w:t xml:space="preserve">Direkter </w:t>
-            </w:r>
-            <w:r>
-              <w:rPr>
+                <w:b w:val="0"/>
+                <w:bCs w:val="0"/>
+                <w:sz w:val="22"/>
+                <w:szCs w:val="22"/>
+              </w:rPr>
+              <w:t xml:space="preserve">Indirekte </w:t>
+            </w:r>
+            <w:proofErr w:type="spellStart"/>
+            <w:r>
+              <w:rPr>
+                <w:b w:val="0"/>
+                <w:bCs w:val="0"/>
+                <w:sz w:val="22"/>
+                <w:szCs w:val="22"/>
+              </w:rPr>
+              <w:t>Fallbe</w:t>
+            </w:r>
+            <w:proofErr w:type="spellEnd"/>
+            <w:r>
+              <w:rPr>
+                <w:b w:val="0"/>
+                <w:bCs w:val="0"/>
+                <w:sz w:val="22"/>
+                <w:szCs w:val="22"/>
+              </w:rPr>
+              <w:t>-</w:t>
+            </w:r>
+            <w:r>
+              <w:rPr>
+                <w:b w:val="0"/>
+                <w:bCs w:val="0"/>
                 <w:sz w:val="22"/>
                 <w:szCs w:val="22"/>
               </w:rPr>
               <w:br/>
             </w:r>
-            <w:r>
-              <w:rPr>
-                <w:sz w:val="22"/>
-                <w:szCs w:val="22"/>
-              </w:rPr>
-              <w:t>Fallkontakt</w:t>
-            </w:r>
+            <w:proofErr w:type="spellStart"/>
+            <w:r>
+              <w:rPr>
+                <w:b w:val="0"/>
+                <w:bCs w:val="0"/>
+                <w:sz w:val="22"/>
+                <w:szCs w:val="22"/>
+              </w:rPr>
+              <w:t>arbeitung</w:t>
+            </w:r>
+            <w:proofErr w:type="spellEnd"/>
           </w:p>
         </w:tc>
         <w:tc>
           <w:tcPr>
-            <w:tcW w:w="1418" w:type="dxa"/>
-            <w:vAlign w:val="bottom"/>
+            <w:tcW w:w="1705" w:type="dxa"/>
+            <w:vAlign w:val="center"/>
           </w:tcPr>
           <w:p>
             <w:pPr>
-              <w:jc w:val="center"/>
-              <w:rPr>
+              <w:jc w:val="right"/>
+              <w:rPr>
+                <w:b w:val="0"/>
+                <w:bCs w:val="0"/>
                 <w:sz w:val="22"/>
                 <w:szCs w:val="22"/>
               </w:rPr>
             </w:pPr>
             <w:r>
               <w:rPr>
-                <w:sz w:val="22"/>
-                <w:szCs w:val="22"/>
-              </w:rPr>
-              <w:t>Indirekte Fallbe</w:t>
-            </w:r>
-            <w:r>
-              <w:rPr>
-                <w:sz w:val="22"/>
-                <w:szCs w:val="22"/>
-              </w:rPr>
-              <w:t>-</w:t>
-            </w:r>
-            <w:r>
-              <w:rPr>
-                <w:sz w:val="22"/>
-                <w:szCs w:val="22"/>
-              </w:rPr>
-              <w:br/>
-            </w:r>
-            <w:r>
-              <w:rPr>
-                <w:sz w:val="22"/>
-                <w:szCs w:val="22"/>
-              </w:rPr>
-              <w:t>arbeitung</w:t>
+                <w:b w:val="0"/>
+                <w:bCs w:val="0"/>
+                <w:sz w:val="22"/>
+                <w:szCs w:val="22"/>
+              </w:rPr>
+              <w:t xml:space="preserve">Aufwand </w:t>
+            </w:r>
+            <w:r>
+              <w:rPr>
+                <w:b w:val="0"/>
+                <w:bCs w:val="0"/>
+                <w:sz w:val="22"/>
+                <w:szCs w:val="22"/>
+              </w:rPr>
+              <w:t>Gesamt</w:t>
             </w:r>
           </w:p>
         </w:tc>
         <w:tc>
           <w:tcPr>
-            <w:tcW w:w="1134" w:type="dxa"/>
-            <w:vAlign w:val="bottom"/>
+            <w:tcW w:w="1564" w:type="dxa"/>
+            <w:vAlign w:val="center"/>
           </w:tcPr>
           <w:p>
             <w:pPr>
-              <w:jc w:val="center"/>
-              <w:rPr>
+              <w:jc w:val="right"/>
+              <w:rPr>
+                <w:b w:val="0"/>
+                <w:bCs w:val="0"/>
                 <w:sz w:val="22"/>
                 <w:szCs w:val="22"/>
               </w:rPr>
             </w:pPr>
             <w:r>
               <w:rPr>
-                <w:sz w:val="22"/>
-                <w:szCs w:val="22"/>
-              </w:rPr>
-              <w:t>Stunden</w:t>
-            </w:r>
-          </w:p>
-        </w:tc>
-        <w:tc>
-          <w:tcPr>
-            <w:tcW w:w="1511" w:type="dxa"/>
-            <w:vAlign w:val="bottom"/>
-          </w:tcPr>
-          <w:p>
-            <w:pPr>
-              <w:jc w:val="center"/>
-              <w:rPr>
-                <w:sz w:val="22"/>
-                <w:szCs w:val="22"/>
-              </w:rPr>
-            </w:pPr>
-            <w:r>
-              <w:rPr>
+                <w:b w:val="0"/>
+                <w:bCs w:val="0"/>
                 <w:sz w:val="22"/>
                 <w:szCs w:val="22"/>
               </w:rPr>
@@ -1058,94 +603,72 @@
       </w:tr>
       <w:tr>
         <w:trPr>
-          <w:cnfStyle w:val="000000100000" w:firstRow="0" w:lastRow="0" w:firstColumn="0" w:lastColumn="0" w:oddVBand="0" w:evenVBand="0" w:oddHBand="1" w:evenHBand="0" w:firstRowFirstColumn="0" w:firstRowLastColumn="0" w:lastRowFirstColumn="0" w:lastRowLastColumn="0"/>
+          <w:cnfStyle w:val="100000000000" w:firstRow="1" w:lastRow="0" w:firstColumn="0" w:lastColumn="0" w:oddVBand="0" w:evenVBand="0" w:oddHBand="0" w:evenHBand="0" w:firstRowFirstColumn="0" w:firstRowLastColumn="0" w:lastRowFirstColumn="0" w:lastRowLastColumn="0"/>
+          <w:tblHeader/>
         </w:trPr>
         <w:tc>
           <w:tcPr>
-            <w:tcW w:w="1481" w:type="dxa"/>
+            <w:tcW w:w="1484" w:type="dxa"/>
+            <w:vAlign w:val="center"/>
           </w:tcPr>
           <w:p>
             <w:pPr>
               <w:jc w:val="right"/>
               <w:rPr>
+                <w:b w:val="0"/>
+                <w:bCs w:val="0"/>
                 <w:sz w:val="22"/>
                 <w:szCs w:val="22"/>
               </w:rPr>
             </w:pPr>
             <w:r>
               <w:rPr>
+                <w:b w:val="0"/>
+                <w:bCs w:val="0"/>
                 <w:sz w:val="22"/>
                 <w:szCs w:val="22"/>
                 <w:lang w:val="en-US"/>
               </w:rPr>
-              <w:t xml:space="preserve">{% for item in </w:t>
-            </w:r>
-            <w:r>
-              <w:rPr>
+              <w:t>{% for item in positions %}{{item.</w:t>
+            </w:r>
+            <w:r>
+              <w:rPr>
+                <w:rFonts w:ascii="Consolas" w:hAnsi="Consolas" w:cs="Times New Roman"/>
+                <w:b w:val="0"/>
+                <w:bCs w:val="0"/>
+                <w:color w:val="92D69E"/>
                 <w:sz w:val="22"/>
                 <w:szCs w:val="22"/>
                 <w:lang w:val="en-US"/>
               </w:rPr>
-              <w:t>p</w:t>
-            </w:r>
-            <w:r>
-              <w:rPr>
-                <w:sz w:val="22"/>
-                <w:szCs w:val="22"/>
-                <w:lang w:val="en-US"/>
-              </w:rPr>
-              <w:t>osition</w:t>
-            </w:r>
-            <w:r>
-              <w:rPr>
-                <w:sz w:val="22"/>
-                <w:szCs w:val="22"/>
-                <w:lang w:val="en-US"/>
-              </w:rPr>
-              <w:t>s</w:t>
-            </w:r>
-            <w:r>
-              <w:rPr>
-                <w:sz w:val="22"/>
-                <w:szCs w:val="22"/>
-                <w:lang w:val="en-US"/>
-              </w:rPr>
-              <w:t xml:space="preserve"> %}{{item.</w:t>
-            </w:r>
-            <w:r>
-              <w:rPr>
-                <w:rFonts w:ascii="Consolas" w:hAnsi="Consolas" w:cs="Times New Roman"/>
-                <w:color w:val="92D69E"/>
-                <w:sz w:val="22"/>
-                <w:szCs w:val="22"/>
-                <w:lang w:val="en-US"/>
-              </w:rPr>
               <w:t xml:space="preserve"> </w:t>
             </w:r>
-            <w:r>
-              <w:rPr>
-                <w:sz w:val="22"/>
-                <w:szCs w:val="22"/>
-              </w:rPr>
-              <w:t>Leistungsdatum</w:t>
-            </w:r>
-            <w:r>
-              <w:rPr>
-                <w:sz w:val="22"/>
-                <w:szCs w:val="22"/>
-              </w:rPr>
-              <w:t>|date</w:t>
-            </w:r>
+            <w:proofErr w:type="spellStart"/>
+            <w:r>
+              <w:rPr>
+                <w:b w:val="0"/>
+                <w:bCs w:val="0"/>
+                <w:sz w:val="22"/>
+                <w:szCs w:val="22"/>
+              </w:rPr>
+              <w:t>Leistungsdatum|date</w:t>
+            </w:r>
+            <w:proofErr w:type="spellEnd"/>
           </w:p>
           <w:p>
             <w:pPr>
-              <w:rPr>
+              <w:jc w:val="right"/>
+              <w:rPr>
+                <w:b w:val="0"/>
+                <w:bCs w:val="0"/>
                 <w:sz w:val="22"/>
                 <w:szCs w:val="22"/>
               </w:rPr>
             </w:pPr>
             <w:r>
               <w:rPr>
+                <w:b w:val="0"/>
+                <w:bCs w:val="0"/>
                 <w:sz w:val="22"/>
                 <w:szCs w:val="22"/>
               </w:rPr>
@@ -1155,46 +678,43 @@
         </w:tc>
         <w:tc>
           <w:tcPr>
-            <w:tcW w:w="1023" w:type="dxa"/>
+            <w:tcW w:w="1307" w:type="dxa"/>
+            <w:vAlign w:val="center"/>
           </w:tcPr>
           <w:p>
             <w:pPr>
               <w:jc w:val="right"/>
               <w:rPr>
+                <w:b w:val="0"/>
+                <w:bCs w:val="0"/>
                 <w:sz w:val="22"/>
                 <w:szCs w:val="22"/>
               </w:rPr>
             </w:pPr>
             <w:r>
               <w:rPr>
-                <w:sz w:val="22"/>
-                <w:szCs w:val="22"/>
-              </w:rPr>
-              <w:t>{{item.F</w:t>
-            </w:r>
-            <w:r>
-              <w:rPr>
-                <w:sz w:val="22"/>
-                <w:szCs w:val="22"/>
-              </w:rPr>
-              <w:t>a</w:t>
-            </w:r>
-            <w:r>
-              <w:rPr>
-                <w:sz w:val="22"/>
-                <w:szCs w:val="22"/>
-              </w:rPr>
-              <w:t>hrtzeit</w:t>
-            </w:r>
-            <w:r>
-              <w:rPr>
-                <w:sz w:val="22"/>
-                <w:szCs w:val="22"/>
-              </w:rPr>
-              <w:t>|decimal</w:t>
-            </w:r>
-            <w:r>
-              <w:rPr>
+                <w:b w:val="0"/>
+                <w:bCs w:val="0"/>
+                <w:sz w:val="22"/>
+                <w:szCs w:val="22"/>
+              </w:rPr>
+              <w:t>{{</w:t>
+            </w:r>
+            <w:proofErr w:type="spellStart"/>
+            <w:r>
+              <w:rPr>
+                <w:b w:val="0"/>
+                <w:bCs w:val="0"/>
+                <w:sz w:val="22"/>
+                <w:szCs w:val="22"/>
+              </w:rPr>
+              <w:t>item.Fahrtzeit|minutes</w:t>
+            </w:r>
+            <w:proofErr w:type="spellEnd"/>
+            <w:r>
+              <w:rPr>
+                <w:b w:val="0"/>
+                <w:bCs w:val="0"/>
                 <w:sz w:val="22"/>
                 <w:szCs w:val="22"/>
               </w:rPr>
@@ -1204,95 +724,89 @@
         </w:tc>
         <w:tc>
           <w:tcPr>
-            <w:tcW w:w="1324" w:type="dxa"/>
+            <w:tcW w:w="1307" w:type="dxa"/>
+            <w:vAlign w:val="center"/>
           </w:tcPr>
           <w:p>
             <w:pPr>
               <w:jc w:val="right"/>
               <w:rPr>
+                <w:b w:val="0"/>
+                <w:bCs w:val="0"/>
                 <w:sz w:val="22"/>
                 <w:szCs w:val="22"/>
               </w:rPr>
             </w:pPr>
             <w:r>
               <w:rPr>
-                <w:sz w:val="22"/>
-                <w:szCs w:val="22"/>
-              </w:rPr>
-              <w:t>{{item.</w:t>
-            </w:r>
-            <w:r>
-              <w:rPr>
-                <w:sz w:val="22"/>
-                <w:szCs w:val="22"/>
-              </w:rPr>
-              <w:t>F</w:t>
-            </w:r>
-            <w:r>
-              <w:rPr>
-                <w:sz w:val="22"/>
-                <w:szCs w:val="22"/>
-              </w:rPr>
-              <w:t>ahr</w:t>
-            </w:r>
-            <w:r>
-              <w:rPr>
-                <w:sz w:val="22"/>
-                <w:szCs w:val="22"/>
-              </w:rPr>
-              <w:t>t</w:t>
-            </w:r>
-            <w:r>
-              <w:rPr>
-                <w:sz w:val="22"/>
-                <w:szCs w:val="22"/>
-              </w:rPr>
-              <w:t>leistung}}</w:t>
+                <w:b w:val="0"/>
+                <w:bCs w:val="0"/>
+                <w:sz w:val="22"/>
+                <w:szCs w:val="22"/>
+              </w:rPr>
+              <w:t>{{</w:t>
+            </w:r>
+            <w:proofErr w:type="spellStart"/>
+            <w:r>
+              <w:rPr>
+                <w:b w:val="0"/>
+                <w:bCs w:val="0"/>
+                <w:sz w:val="22"/>
+                <w:szCs w:val="22"/>
+              </w:rPr>
+              <w:t>item.Direkt|minutes</w:t>
+            </w:r>
+            <w:proofErr w:type="spellEnd"/>
+            <w:r>
+              <w:rPr>
+                <w:b w:val="0"/>
+                <w:bCs w:val="0"/>
+                <w:sz w:val="22"/>
+                <w:szCs w:val="22"/>
+              </w:rPr>
+              <w:t>}}</w:t>
             </w:r>
           </w:p>
         </w:tc>
         <w:tc>
           <w:tcPr>
-            <w:tcW w:w="1417" w:type="dxa"/>
+            <w:tcW w:w="1705" w:type="dxa"/>
+            <w:vAlign w:val="center"/>
           </w:tcPr>
           <w:p>
             <w:pPr>
               <w:jc w:val="right"/>
               <w:rPr>
+                <w:b w:val="0"/>
+                <w:bCs w:val="0"/>
                 <w:sz w:val="22"/>
                 <w:szCs w:val="22"/>
               </w:rPr>
             </w:pPr>
             <w:r>
               <w:rPr>
-                <w:sz w:val="22"/>
-                <w:szCs w:val="22"/>
-              </w:rPr>
-              <w:t>{{item.</w:t>
-            </w:r>
-            <w:r>
-              <w:rPr>
-                <w:sz w:val="22"/>
-                <w:szCs w:val="22"/>
-              </w:rPr>
-              <w:t>Di</w:t>
-            </w:r>
-            <w:r>
-              <w:rPr>
-                <w:sz w:val="22"/>
-                <w:szCs w:val="22"/>
-              </w:rPr>
-              <w:t>rekt</w:t>
-            </w:r>
-            <w:r>
-              <w:rPr>
-                <w:sz w:val="22"/>
-                <w:szCs w:val="22"/>
-              </w:rPr>
-              <w:t>|decimal</w:t>
-            </w:r>
-            <w:r>
-              <w:rPr>
+                <w:b w:val="0"/>
+                <w:bCs w:val="0"/>
+                <w:sz w:val="22"/>
+                <w:szCs w:val="22"/>
+              </w:rPr>
+              <w:t>{{</w:t>
+            </w:r>
+            <w:proofErr w:type="spellStart"/>
+            <w:r>
+              <w:rPr>
+                <w:b w:val="0"/>
+                <w:bCs w:val="0"/>
+                <w:sz w:val="22"/>
+                <w:szCs w:val="22"/>
+              </w:rPr>
+              <w:t>item.Indirekt|minutes</w:t>
+            </w:r>
+            <w:proofErr w:type="spellEnd"/>
+            <w:r>
+              <w:rPr>
+                <w:b w:val="0"/>
+                <w:bCs w:val="0"/>
                 <w:sz w:val="22"/>
                 <w:szCs w:val="22"/>
               </w:rPr>
@@ -1302,124 +816,166 @@
         </w:tc>
         <w:tc>
           <w:tcPr>
-            <w:tcW w:w="1418" w:type="dxa"/>
+            <w:tcW w:w="1705" w:type="dxa"/>
+            <w:vAlign w:val="center"/>
           </w:tcPr>
           <w:p>
             <w:pPr>
               <w:jc w:val="right"/>
               <w:rPr>
+                <w:b w:val="0"/>
+                <w:bCs w:val="0"/>
                 <w:sz w:val="22"/>
                 <w:szCs w:val="22"/>
               </w:rPr>
             </w:pPr>
             <w:r>
               <w:rPr>
-                <w:sz w:val="22"/>
-                <w:szCs w:val="22"/>
-              </w:rPr>
-              <w:t>{{item.</w:t>
-            </w:r>
-            <w:r>
-              <w:rPr>
-                <w:sz w:val="22"/>
-                <w:szCs w:val="22"/>
-              </w:rPr>
-              <w:t>I</w:t>
-            </w:r>
-            <w:r>
-              <w:rPr>
-                <w:sz w:val="22"/>
-                <w:szCs w:val="22"/>
-              </w:rPr>
-              <w:t>ndirekt</w:t>
-            </w:r>
-            <w:r>
-              <w:rPr>
-                <w:sz w:val="22"/>
-                <w:szCs w:val="22"/>
-              </w:rPr>
-              <w:t>|decimal</w:t>
-            </w:r>
-            <w:r>
-              <w:rPr>
-                <w:sz w:val="22"/>
-                <w:szCs w:val="22"/>
-              </w:rPr>
-              <w:t>}</w:t>
-            </w:r>
-            <w:r>
-              <w:rPr>
-                <w:sz w:val="22"/>
-                <w:szCs w:val="22"/>
-              </w:rPr>
-              <w:t>}</w:t>
+                <w:b w:val="0"/>
+                <w:bCs w:val="0"/>
+                <w:sz w:val="22"/>
+                <w:szCs w:val="22"/>
+              </w:rPr>
+              <w:t>{{</w:t>
+            </w:r>
+            <w:proofErr w:type="spellStart"/>
+            <w:r>
+              <w:rPr>
+                <w:b w:val="0"/>
+                <w:bCs w:val="0"/>
+                <w:sz w:val="22"/>
+                <w:szCs w:val="22"/>
+              </w:rPr>
+              <w:t>item.Stunden|hhmm</w:t>
+            </w:r>
+            <w:proofErr w:type="spellEnd"/>
+            <w:r>
+              <w:rPr>
+                <w:b w:val="0"/>
+                <w:bCs w:val="0"/>
+                <w:sz w:val="22"/>
+                <w:szCs w:val="22"/>
+              </w:rPr>
+              <w:t>}}</w:t>
             </w:r>
           </w:p>
         </w:tc>
         <w:tc>
           <w:tcPr>
-            <w:tcW w:w="1134" w:type="dxa"/>
+            <w:tcW w:w="1564" w:type="dxa"/>
+            <w:vAlign w:val="center"/>
           </w:tcPr>
           <w:p>
             <w:pPr>
               <w:jc w:val="right"/>
               <w:rPr>
+                <w:b w:val="0"/>
+                <w:bCs w:val="0"/>
                 <w:sz w:val="22"/>
                 <w:szCs w:val="22"/>
               </w:rPr>
             </w:pPr>
             <w:r>
               <w:rPr>
-                <w:sz w:val="22"/>
-                <w:szCs w:val="22"/>
-              </w:rPr>
-              <w:t>{{item.</w:t>
-            </w:r>
-            <w:r>
-              <w:rPr>
-                <w:sz w:val="22"/>
-                <w:szCs w:val="22"/>
-              </w:rPr>
-              <w:t>S</w:t>
-            </w:r>
-            <w:r>
-              <w:rPr>
-                <w:sz w:val="22"/>
-                <w:szCs w:val="22"/>
-              </w:rPr>
-              <w:t>tunden</w:t>
-            </w:r>
-            <w:r>
-              <w:rPr>
-                <w:sz w:val="22"/>
-                <w:szCs w:val="22"/>
-              </w:rPr>
-              <w:t>|</w:t>
-            </w:r>
-            <w:r>
-              <w:rPr>
-                <w:sz w:val="22"/>
-                <w:szCs w:val="22"/>
-              </w:rPr>
-              <w:t>decimal</w:t>
-            </w:r>
-            <w:r>
-              <w:rPr>
+                <w:b w:val="0"/>
+                <w:bCs w:val="0"/>
+                <w:sz w:val="22"/>
+                <w:szCs w:val="22"/>
+              </w:rPr>
+              <w:t>{{</w:t>
+            </w:r>
+            <w:proofErr w:type="spellStart"/>
+            <w:r>
+              <w:rPr>
+                <w:b w:val="0"/>
+                <w:bCs w:val="0"/>
+                <w:sz w:val="22"/>
+                <w:szCs w:val="22"/>
+              </w:rPr>
+              <w:t>item.Kosten|currency</w:t>
+            </w:r>
+            <w:proofErr w:type="spellEnd"/>
+            <w:r>
+              <w:rPr>
+                <w:b w:val="0"/>
+                <w:bCs w:val="0"/>
                 <w:sz w:val="22"/>
                 <w:szCs w:val="22"/>
               </w:rPr>
               <w:t>}}</w:t>
+            </w:r>
+          </w:p>
+        </w:tc>
+      </w:tr>
+      <w:tr>
+        <w:trPr>
+          <w:cnfStyle w:val="100000000000" w:firstRow="1" w:lastRow="0" w:firstColumn="0" w:lastColumn="0" w:oddVBand="0" w:evenVBand="0" w:oddHBand="0" w:evenHBand="0" w:firstRowFirstColumn="0" w:firstRowLastColumn="0" w:lastRowFirstColumn="0" w:lastRowLastColumn="0"/>
+          <w:tblHeader/>
+        </w:trPr>
+        <w:tc>
+          <w:tcPr>
+            <w:tcW w:w="1484" w:type="dxa"/>
+            <w:vAlign w:val="center"/>
+          </w:tcPr>
+          <w:p>
+            <w:pPr>
+              <w:jc w:val="right"/>
+              <w:rPr>
+                <w:b w:val="0"/>
+                <w:bCs w:val="0"/>
+                <w:sz w:val="22"/>
+                <w:szCs w:val="22"/>
+              </w:rPr>
+            </w:pPr>
+            <w:r>
+              <w:rPr>
+                <w:b w:val="0"/>
+                <w:bCs w:val="0"/>
+                <w:sz w:val="22"/>
+                <w:szCs w:val="22"/>
+              </w:rPr>
+              <w:t xml:space="preserve">{% </w:t>
+            </w:r>
+            <w:proofErr w:type="spellStart"/>
+            <w:r>
+              <w:rPr>
+                <w:b w:val="0"/>
+                <w:bCs w:val="0"/>
+                <w:sz w:val="22"/>
+                <w:szCs w:val="22"/>
+              </w:rPr>
+              <w:t>endfor</w:t>
+            </w:r>
+            <w:proofErr w:type="spellEnd"/>
+            <w:r>
+              <w:rPr>
+                <w:b w:val="0"/>
+                <w:bCs w:val="0"/>
+                <w:sz w:val="22"/>
+                <w:szCs w:val="22"/>
+              </w:rPr>
+              <w:t xml:space="preserve"> %}</w:t>
+            </w:r>
+            <w:r>
+              <w:rPr>
+                <w:sz w:val="22"/>
+                <w:szCs w:val="22"/>
+              </w:rPr>
+              <w:t>Summe:</w:t>
             </w:r>
           </w:p>
         </w:tc>
         <w:tc>
           <w:tcPr>
-            <w:tcW w:w="1511" w:type="dxa"/>
+            <w:tcW w:w="1307" w:type="dxa"/>
+            <w:vAlign w:val="center"/>
           </w:tcPr>
           <w:p>
             <w:pPr>
               <w:jc w:val="right"/>
               <w:rPr>
+                <w:b w:val="0"/>
+                <w:bCs w:val="0"/>
                 <w:sz w:val="22"/>
                 <w:szCs w:val="22"/>
               </w:rPr>
@@ -1429,57 +985,37 @@
                 <w:sz w:val="22"/>
                 <w:szCs w:val="22"/>
               </w:rPr>
-              <w:t>{{item.</w:t>
-            </w:r>
-            <w:r>
-              <w:rPr>
-                <w:sz w:val="22"/>
-                <w:szCs w:val="22"/>
-              </w:rPr>
-              <w:t>K</w:t>
-            </w:r>
-            <w:r>
-              <w:rPr>
-                <w:sz w:val="22"/>
-                <w:szCs w:val="22"/>
-              </w:rPr>
-              <w:t>osten</w:t>
-            </w:r>
-            <w:r>
-              <w:rPr>
-                <w:sz w:val="22"/>
-                <w:szCs w:val="22"/>
-              </w:rPr>
-              <w:t>|currency</w:t>
-            </w:r>
-            <w:r>
-              <w:rPr>
-                <w:sz w:val="22"/>
-                <w:szCs w:val="22"/>
-              </w:rPr>
-              <w:t>}</w:t>
-            </w:r>
-            <w:r>
-              <w:rPr>
-                <w:sz w:val="22"/>
-                <w:szCs w:val="22"/>
-              </w:rPr>
-              <w:t>}</w:t>
+              <w:t>{{</w:t>
+            </w:r>
+            <w:proofErr w:type="spellStart"/>
+            <w:r>
+              <w:rPr>
+                <w:sz w:val="22"/>
+                <w:szCs w:val="22"/>
+              </w:rPr>
+              <w:t>summe_fahrtzeit|minutes</w:t>
+            </w:r>
+            <w:proofErr w:type="spellEnd"/>
+            <w:r>
+              <w:rPr>
+                <w:sz w:val="22"/>
+                <w:szCs w:val="22"/>
+              </w:rPr>
+              <w:t>}}</w:t>
             </w:r>
           </w:p>
         </w:tc>
-      </w:tr>
-      <w:tr>
         <w:tc>
           <w:tcPr>
-            <w:tcW w:w="1481" w:type="dxa"/>
+            <w:tcW w:w="1307" w:type="dxa"/>
+            <w:vAlign w:val="center"/>
           </w:tcPr>
           <w:p>
             <w:pPr>
               <w:jc w:val="right"/>
               <w:rPr>
-                <w:b/>
-                <w:bCs/>
+                <w:b w:val="0"/>
+                <w:bCs w:val="0"/>
                 <w:sz w:val="22"/>
                 <w:szCs w:val="22"/>
               </w:rPr>
@@ -1489,91 +1025,59 @@
                 <w:sz w:val="22"/>
                 <w:szCs w:val="22"/>
               </w:rPr>
-              <w:t>{% endfor %}</w:t>
-            </w:r>
-            <w:r>
-              <w:rPr>
-                <w:b/>
-                <w:bCs/>
-                <w:sz w:val="22"/>
-                <w:szCs w:val="22"/>
-              </w:rPr>
-              <w:t>Summe:</w:t>
+              <w:t>{{</w:t>
+            </w:r>
+            <w:proofErr w:type="spellStart"/>
+            <w:r>
+              <w:rPr>
+                <w:sz w:val="22"/>
+                <w:szCs w:val="22"/>
+              </w:rPr>
+              <w:t>summe_direkt|minutes</w:t>
+            </w:r>
+            <w:proofErr w:type="spellEnd"/>
+            <w:r>
+              <w:rPr>
+                <w:sz w:val="22"/>
+                <w:szCs w:val="22"/>
+              </w:rPr>
+              <w:t>}}</w:t>
             </w:r>
           </w:p>
         </w:tc>
         <w:tc>
           <w:tcPr>
-            <w:tcW w:w="1023" w:type="dxa"/>
+            <w:tcW w:w="1705" w:type="dxa"/>
+            <w:vAlign w:val="center"/>
           </w:tcPr>
           <w:p>
             <w:pPr>
               <w:jc w:val="right"/>
               <w:rPr>
-                <w:b/>
-                <w:bCs/>
+                <w:b w:val="0"/>
+                <w:bCs w:val="0"/>
                 <w:sz w:val="22"/>
                 <w:szCs w:val="22"/>
               </w:rPr>
             </w:pPr>
             <w:r>
               <w:rPr>
-                <w:b/>
-                <w:bCs/>
                 <w:sz w:val="22"/>
                 <w:szCs w:val="22"/>
               </w:rPr>
               <w:t>{{</w:t>
             </w:r>
-            <w:r>
-              <w:rPr>
-                <w:b/>
-                <w:bCs/>
-                <w:sz w:val="22"/>
-                <w:szCs w:val="22"/>
-              </w:rPr>
-              <w:t>s</w:t>
-            </w:r>
-            <w:r>
-              <w:rPr>
-                <w:b/>
-                <w:bCs/>
-                <w:sz w:val="22"/>
-                <w:szCs w:val="22"/>
-              </w:rPr>
-              <w:t>umme_</w:t>
-            </w:r>
-            <w:r>
-              <w:rPr>
-                <w:b/>
-                <w:bCs/>
-                <w:sz w:val="22"/>
-                <w:szCs w:val="22"/>
-              </w:rPr>
-              <w:t>f</w:t>
-            </w:r>
-            <w:r>
-              <w:rPr>
-                <w:b/>
-                <w:bCs/>
-                <w:sz w:val="22"/>
-                <w:szCs w:val="22"/>
-              </w:rPr>
-              <w:t>ahrtzeit</w:t>
-            </w:r>
-            <w:r>
-              <w:rPr>
-                <w:b/>
-                <w:bCs/>
-                <w:sz w:val="22"/>
-                <w:szCs w:val="22"/>
-              </w:rPr>
-              <w:t>|decimal</w:t>
-            </w:r>
-            <w:r>
-              <w:rPr>
-                <w:b/>
-                <w:bCs/>
+            <w:proofErr w:type="spellStart"/>
+            <w:r>
+              <w:rPr>
+                <w:sz w:val="22"/>
+                <w:szCs w:val="22"/>
+              </w:rPr>
+              <w:t>summe_indirekt|minutes</w:t>
+            </w:r>
+            <w:proofErr w:type="spellEnd"/>
+            <w:r>
+              <w:rPr>
                 <w:sz w:val="22"/>
                 <w:szCs w:val="22"/>
               </w:rPr>
@@ -1583,364 +1087,94 @@
         </w:tc>
         <w:tc>
           <w:tcPr>
-            <w:tcW w:w="1324" w:type="dxa"/>
+            <w:tcW w:w="1705" w:type="dxa"/>
+            <w:vAlign w:val="center"/>
           </w:tcPr>
           <w:p>
             <w:pPr>
               <w:jc w:val="right"/>
               <w:rPr>
-                <w:b/>
-                <w:bCs/>
+                <w:b w:val="0"/>
+                <w:bCs w:val="0"/>
                 <w:sz w:val="22"/>
                 <w:szCs w:val="22"/>
               </w:rPr>
             </w:pPr>
+            <w:r>
+              <w:rPr>
+                <w:sz w:val="22"/>
+                <w:szCs w:val="22"/>
+              </w:rPr>
+              <w:t>{{</w:t>
+            </w:r>
+            <w:proofErr w:type="spellStart"/>
+            <w:r>
+              <w:rPr>
+                <w:sz w:val="22"/>
+                <w:szCs w:val="22"/>
+              </w:rPr>
+              <w:t>summe_stunden|hhmm</w:t>
+            </w:r>
+            <w:proofErr w:type="spellEnd"/>
+            <w:r>
+              <w:rPr>
+                <w:sz w:val="22"/>
+                <w:szCs w:val="22"/>
+              </w:rPr>
+              <w:t>}}</w:t>
+            </w:r>
           </w:p>
         </w:tc>
         <w:tc>
           <w:tcPr>
-            <w:tcW w:w="1417" w:type="dxa"/>
+            <w:tcW w:w="1564" w:type="dxa"/>
+            <w:vAlign w:val="center"/>
           </w:tcPr>
           <w:p>
             <w:pPr>
               <w:jc w:val="right"/>
               <w:rPr>
-                <w:b/>
-                <w:bCs/>
+                <w:b w:val="0"/>
+                <w:bCs w:val="0"/>
                 <w:sz w:val="22"/>
                 <w:szCs w:val="22"/>
               </w:rPr>
             </w:pPr>
             <w:r>
               <w:rPr>
-                <w:b/>
-                <w:bCs/>
                 <w:sz w:val="22"/>
                 <w:szCs w:val="22"/>
               </w:rPr>
               <w:t>{{</w:t>
             </w:r>
-            <w:r>
-              <w:rPr>
-                <w:b/>
-                <w:bCs/>
-                <w:sz w:val="22"/>
-                <w:szCs w:val="22"/>
-              </w:rPr>
-              <w:t>s</w:t>
-            </w:r>
-            <w:r>
-              <w:rPr>
-                <w:b/>
-                <w:bCs/>
-                <w:sz w:val="22"/>
-                <w:szCs w:val="22"/>
-              </w:rPr>
-              <w:t>umme_</w:t>
-            </w:r>
-            <w:r>
-              <w:rPr>
-                <w:b/>
-                <w:bCs/>
-                <w:sz w:val="22"/>
-                <w:szCs w:val="22"/>
-              </w:rPr>
-              <w:t>d</w:t>
-            </w:r>
-            <w:r>
-              <w:rPr>
-                <w:b/>
-                <w:bCs/>
-                <w:sz w:val="22"/>
-                <w:szCs w:val="22"/>
-              </w:rPr>
-              <w:t>irekt</w:t>
-            </w:r>
-            <w:r>
-              <w:rPr>
-                <w:b/>
-                <w:bCs/>
-                <w:sz w:val="22"/>
-                <w:szCs w:val="22"/>
-              </w:rPr>
-              <w:t>|decimal</w:t>
-            </w:r>
-            <w:r>
-              <w:rPr>
-                <w:b/>
-                <w:bCs/>
+            <w:proofErr w:type="spellStart"/>
+            <w:r>
+              <w:rPr>
+                <w:sz w:val="22"/>
+                <w:szCs w:val="22"/>
+              </w:rPr>
+              <w:t>summe_kosten|currency</w:t>
+            </w:r>
+            <w:proofErr w:type="spellEnd"/>
+            <w:r>
+              <w:rPr>
                 <w:sz w:val="22"/>
                 <w:szCs w:val="22"/>
               </w:rPr>
               <w:t>}}</w:t>
-            </w:r>
-          </w:p>
-        </w:tc>
-        <w:tc>
-          <w:tcPr>
-            <w:tcW w:w="1418" w:type="dxa"/>
-          </w:tcPr>
-          <w:p>
-            <w:pPr>
-              <w:jc w:val="right"/>
-              <w:rPr>
-                <w:b/>
-                <w:bCs/>
-                <w:sz w:val="22"/>
-                <w:szCs w:val="22"/>
-              </w:rPr>
-            </w:pPr>
-            <w:r>
-              <w:rPr>
-                <w:b/>
-                <w:bCs/>
-                <w:sz w:val="22"/>
-                <w:szCs w:val="22"/>
-              </w:rPr>
-              <w:t>{{</w:t>
-            </w:r>
-            <w:r>
-              <w:rPr>
-                <w:b/>
-                <w:bCs/>
-                <w:sz w:val="22"/>
-                <w:szCs w:val="22"/>
-              </w:rPr>
-              <w:t>s</w:t>
-            </w:r>
-            <w:r>
-              <w:rPr>
-                <w:b/>
-                <w:bCs/>
-                <w:sz w:val="22"/>
-                <w:szCs w:val="22"/>
-              </w:rPr>
-              <w:t>umme_</w:t>
-            </w:r>
-            <w:r>
-              <w:rPr>
-                <w:b/>
-                <w:bCs/>
-                <w:sz w:val="22"/>
-                <w:szCs w:val="22"/>
-              </w:rPr>
-              <w:t>i</w:t>
-            </w:r>
-            <w:r>
-              <w:rPr>
-                <w:b/>
-                <w:bCs/>
-                <w:sz w:val="22"/>
-                <w:szCs w:val="22"/>
-              </w:rPr>
-              <w:t>ndirekt</w:t>
-            </w:r>
-            <w:r>
-              <w:rPr>
-                <w:b/>
-                <w:bCs/>
-                <w:sz w:val="22"/>
-                <w:szCs w:val="22"/>
-              </w:rPr>
-              <w:t>|decimal</w:t>
-            </w:r>
-            <w:r>
-              <w:rPr>
-                <w:b/>
-                <w:bCs/>
-                <w:sz w:val="22"/>
-                <w:szCs w:val="22"/>
-              </w:rPr>
-              <w:t>}}</w:t>
-            </w:r>
-          </w:p>
-        </w:tc>
-        <w:tc>
-          <w:tcPr>
-            <w:tcW w:w="1134" w:type="dxa"/>
-          </w:tcPr>
-          <w:p>
-            <w:pPr>
-              <w:jc w:val="right"/>
-              <w:rPr>
-                <w:b/>
-                <w:bCs/>
-                <w:sz w:val="22"/>
-                <w:szCs w:val="22"/>
-              </w:rPr>
-            </w:pPr>
-            <w:r>
-              <w:rPr>
-                <w:b/>
-                <w:bCs/>
-                <w:sz w:val="22"/>
-                <w:szCs w:val="22"/>
-              </w:rPr>
-              <w:t>{{</w:t>
-            </w:r>
-            <w:r>
-              <w:rPr>
-                <w:b/>
-                <w:bCs/>
-                <w:sz w:val="22"/>
-                <w:szCs w:val="22"/>
-              </w:rPr>
-              <w:t>s</w:t>
-            </w:r>
-            <w:r>
-              <w:rPr>
-                <w:b/>
-                <w:bCs/>
-                <w:sz w:val="22"/>
-                <w:szCs w:val="22"/>
-              </w:rPr>
-              <w:t>umme_</w:t>
-            </w:r>
-            <w:r>
-              <w:rPr>
-                <w:b/>
-                <w:bCs/>
-                <w:sz w:val="22"/>
-                <w:szCs w:val="22"/>
-              </w:rPr>
-              <w:t>s</w:t>
-            </w:r>
-            <w:r>
-              <w:rPr>
-                <w:b/>
-                <w:bCs/>
-                <w:sz w:val="22"/>
-                <w:szCs w:val="22"/>
-              </w:rPr>
-              <w:t>tunden</w:t>
-            </w:r>
-            <w:r>
-              <w:rPr>
-                <w:b/>
-                <w:bCs/>
-                <w:sz w:val="22"/>
-                <w:szCs w:val="22"/>
-              </w:rPr>
-              <w:t>|decimal</w:t>
-            </w:r>
-            <w:r>
-              <w:rPr>
-                <w:b/>
-                <w:bCs/>
-                <w:sz w:val="22"/>
-                <w:szCs w:val="22"/>
-              </w:rPr>
-              <w:t>}}</w:t>
-            </w:r>
-          </w:p>
-        </w:tc>
-        <w:tc>
-          <w:tcPr>
-            <w:tcW w:w="1511" w:type="dxa"/>
-          </w:tcPr>
-          <w:p>
-            <w:pPr>
-              <w:jc w:val="right"/>
-              <w:rPr>
-                <w:b/>
-                <w:bCs/>
-                <w:sz w:val="22"/>
-                <w:szCs w:val="22"/>
-              </w:rPr>
-            </w:pPr>
-            <w:r>
-              <w:rPr>
-                <w:b/>
-                <w:bCs/>
-                <w:sz w:val="22"/>
-                <w:szCs w:val="22"/>
-              </w:rPr>
-              <w:t>{{</w:t>
-            </w:r>
-            <w:r>
-              <w:rPr>
-                <w:b/>
-                <w:bCs/>
-                <w:sz w:val="22"/>
-                <w:szCs w:val="22"/>
-              </w:rPr>
-              <w:t>s</w:t>
-            </w:r>
-            <w:r>
-              <w:rPr>
-                <w:b/>
-                <w:bCs/>
-                <w:sz w:val="22"/>
-                <w:szCs w:val="22"/>
-              </w:rPr>
-              <w:t>umme_</w:t>
-            </w:r>
-            <w:r>
-              <w:rPr>
-                <w:b/>
-                <w:bCs/>
-                <w:sz w:val="22"/>
-                <w:szCs w:val="22"/>
-              </w:rPr>
-              <w:t>k</w:t>
-            </w:r>
-            <w:r>
-              <w:rPr>
-                <w:b/>
-                <w:bCs/>
-                <w:sz w:val="22"/>
-                <w:szCs w:val="22"/>
-              </w:rPr>
-              <w:t>osten</w:t>
-            </w:r>
-            <w:r>
-              <w:rPr>
-                <w:b/>
-                <w:bCs/>
-                <w:sz w:val="22"/>
-                <w:szCs w:val="22"/>
-              </w:rPr>
-              <w:t>|currency</w:t>
-            </w:r>
-            <w:r>
-              <w:rPr>
-                <w:b/>
-                <w:bCs/>
-                <w:sz w:val="22"/>
-                <w:szCs w:val="22"/>
-              </w:rPr>
-              <w:t>}</w:t>
-            </w:r>
-            <w:r>
-              <w:rPr>
-                <w:b/>
-                <w:bCs/>
-                <w:sz w:val="22"/>
-                <w:szCs w:val="22"/>
-              </w:rPr>
-              <w:t>}</w:t>
             </w:r>
           </w:p>
         </w:tc>
       </w:tr>
     </w:tbl>
-    <w:p/>
-    <w:p>
-      <w:r>
-        <w:t>Alle Zeitangaben sind in Stunden angegeben.</w:t>
-      </w:r>
-    </w:p>
     <w:p>
       <w:r>
         <w:br w:type="page"/>
       </w:r>
-    </w:p>
-    <w:p/>
-    <w:p/>
-    <w:p/>
-    <w:p/>
-    <w:p/>
-    <w:p>
+      <w:r>
+        <w:lastRenderedPageBreak/>
+        <w:t>Vielen herzlichen Dank, dass Sie sich für das Angebot der Wegpiraten GmbH entschieden haben. Wir bedanken uns für die gute Zusammenarbeit und das damit verbundene Vertrauen. Bitte begleichen Sie die Rechnung innerhalb von 14 Tagen unter Angabe der Rechnungsnum</w:t>
+      </w:r>
       <w:r>
         <w:rPr>
           <w:noProof/>
@@ -1948,13 +1182,13 @@
         <mc:AlternateContent>
           <mc:Choice Requires="wps">
             <w:drawing>
-              <wp:anchor distT="0" distB="0" distL="114300" distR="114300" simplePos="0" relativeHeight="251665408" behindDoc="1" locked="0" layoutInCell="1" allowOverlap="1" wp14:anchorId="7F01FDA7" wp14:editId="7AD40599">
+              <wp:anchor distT="0" distB="0" distL="114300" distR="114300" simplePos="0" relativeHeight="251665408" behindDoc="1" locked="0" layoutInCell="1" allowOverlap="1" wp14:anchorId="29D3A37E" wp14:editId="3733DBFC">
                 <wp:simplePos x="0" y="0"/>
                 <wp:positionH relativeFrom="margin">
-                  <wp:align>center</wp:align>
+                  <wp:posOffset>-868408</wp:posOffset>
                 </wp:positionH>
                 <wp:positionV relativeFrom="paragraph">
-                  <wp:posOffset>5301615</wp:posOffset>
+                  <wp:posOffset>4239895</wp:posOffset>
                 </wp:positionV>
                 <wp:extent cx="7531735" cy="3425190"/>
                 <wp:effectExtent l="0" t="0" r="0" b="3810"/>
@@ -2002,9 +1236,11 @@
                             <w:r>
                               <w:t>{</w:t>
                             </w:r>
+                            <w:proofErr w:type="spellStart"/>
                             <w:r>
                               <w:t>payment_part</w:t>
                             </w:r>
+                            <w:proofErr w:type="spellEnd"/>
                             <w:r>
                               <w:t>}</w:t>
                             </w:r>
@@ -2025,7 +1261,11 @@
           </mc:Choice>
           <mc:Fallback>
             <w:pict>
-              <v:shape w14:anchorId="7F01FDA7" id="Textfeld 2" o:spid="_x0000_s1027" type="#_x0000_t202" style="position:absolute;margin-left:0;margin-top:417.45pt;width:593.05pt;height:269.7pt;z-index:-251651072;visibility:visible;mso-wrap-style:square;mso-wrap-distance-left:9pt;mso-wrap-distance-top:0;mso-wrap-distance-right:9pt;mso-wrap-distance-bottom:0;mso-position-horizontal:center;mso-position-horizontal-relative:margin;mso-position-vertical:absolute;mso-position-vertical-relative:text;v-text-anchor:top" o:gfxdata="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" filled="f" stroked="f">
+              <v:shapetype w14:anchorId="29D3A37E" id="_x0000_t202" coordsize="21600,21600" o:spt="202" path="m,l,21600r21600,l21600,xe">
+                <v:stroke joinstyle="miter"/>
+                <v:path gradientshapeok="t" o:connecttype="rect"/>
+              </v:shapetype>
+              <v:shape id="Textfeld 2" o:spid="_x0000_s1026" type="#_x0000_t202" style="position:absolute;margin-left:-68.4pt;margin-top:333.85pt;width:593.05pt;height:269.7pt;z-index:-251651072;visibility:visible;mso-wrap-style:square;mso-wrap-distance-left:9pt;mso-wrap-distance-top:0;mso-wrap-distance-right:9pt;mso-wrap-distance-bottom:0;mso-position-horizontal:absolute;mso-position-horizontal-relative:margin;mso-position-vertical:absolute;mso-position-vertical-relative:text;v-text-anchor:top" o:gfxdata="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" filled="f" stroked="f">
                 <v:textbox>
                   <w:txbxContent>
                     <w:p>
@@ -2062,15 +1302,16 @@
         </mc:AlternateContent>
       </w:r>
       <w:r>
-        <w:t>Vielen herzlichen Dank, dass Sie sich für das Angebot der Wegpiraten GmbH entschieden haben. Wir bedanken uns für die gute Zusammenarbeit und das damit verbundene Vertrauen. Bitte begleichen Sie die Rechnung innerhalb von 14 Tagen unter Angabe der Rechnungsnummer auf das untenstehende Konto.</w:t>
+        <w:t>mer auf das untenstehende Konto.</w:t>
       </w:r>
     </w:p>
     <w:sectPr>
-      <w:headerReference w:type="default" r:id="rId7"/>
-      <w:headerReference w:type="first" r:id="rId8"/>
-      <w:footerReference w:type="first" r:id="rId9"/>
+      <w:headerReference w:type="even" r:id="rId7"/>
+      <w:headerReference w:type="default" r:id="rId8"/>
+      <w:headerReference w:type="first" r:id="rId9"/>
+      <w:footerReference w:type="first" r:id="rId10"/>
       <w:pgSz w:w="11906" w:h="16838"/>
-      <w:pgMar w:top="1417" w:right="1417" w:bottom="1134" w:left="1417" w:header="708" w:footer="708" w:gutter="0"/>
+      <w:pgMar w:top="1417" w:right="1417" w:bottom="1134" w:left="1417" w:header="708" w:footer="567" w:gutter="0"/>
       <w:cols w:space="708"/>
       <w:titlePg/>
       <w:docGrid w:linePitch="360"/>
@@ -2146,12 +1387,35 @@
             </w:rPr>
             <w:br/>
           </w:r>
+          <w:proofErr w:type="spellStart"/>
           <w:r>
             <w:rPr>
               <w:sz w:val="22"/>
               <w:szCs w:val="22"/>
             </w:rPr>
-            <w:t>Alpenstrasse 2</w:t>
+            <w:t>Hauptstra</w:t>
+          </w:r>
+          <w:r>
+            <w:rPr>
+              <w:sz w:val="22"/>
+              <w:szCs w:val="22"/>
+            </w:rPr>
+            <w:t>ss</w:t>
+          </w:r>
+          <w:r>
+            <w:rPr>
+              <w:sz w:val="22"/>
+              <w:szCs w:val="22"/>
+            </w:rPr>
+            <w:t>e</w:t>
+          </w:r>
+          <w:proofErr w:type="spellEnd"/>
+          <w:r>
+            <w:rPr>
+              <w:sz w:val="22"/>
+              <w:szCs w:val="22"/>
+            </w:rPr>
+            <w:t xml:space="preserve"> 47</w:t>
           </w:r>
           <w:r>
             <w:rPr>
@@ -2165,7 +1429,37 @@
               <w:sz w:val="22"/>
               <w:szCs w:val="22"/>
             </w:rPr>
-            <w:t xml:space="preserve">3800 Interlaken </w:t>
+            <w:t xml:space="preserve">3800 </w:t>
+          </w:r>
+          <w:r>
+            <w:rPr>
+              <w:sz w:val="22"/>
+              <w:szCs w:val="22"/>
+            </w:rPr>
+            <w:t>{{</w:t>
+          </w:r>
+          <w:proofErr w:type="spellStart"/>
+          <w:r>
+            <w:rPr>
+              <w:sz w:val="22"/>
+              <w:szCs w:val="22"/>
+            </w:rPr>
+            <w:t>provider_city</w:t>
+          </w:r>
+          <w:proofErr w:type="spellEnd"/>
+          <w:r>
+            <w:rPr>
+              <w:sz w:val="22"/>
+              <w:szCs w:val="22"/>
+            </w:rPr>
+            <w:t>}}</w:t>
+          </w:r>
+          <w:r>
+            <w:rPr>
+              <w:sz w:val="22"/>
+              <w:szCs w:val="22"/>
+            </w:rPr>
+            <w:t xml:space="preserve"> </w:t>
           </w:r>
         </w:p>
       </w:tc>
@@ -2176,6 +1470,7 @@
         <w:p>
           <w:pPr>
             <w:pStyle w:val="Fuzeile"/>
+            <w:jc w:val="center"/>
             <w:rPr>
               <w:sz w:val="22"/>
               <w:szCs w:val="22"/>
@@ -2235,6 +1530,7 @@
         <w:p>
           <w:pPr>
             <w:pStyle w:val="Fuzeile"/>
+            <w:jc w:val="right"/>
             <w:rPr>
               <w:sz w:val="22"/>
               <w:szCs w:val="22"/>
@@ -2308,9 +1604,390 @@
 
 <file path=word/header1.xml><?xml version="1.0" encoding="utf-8"?>
 <w:hdr xmlns:wpc="http://schemas.microsoft.com/office/word/2010/wordprocessingCanvas" xmlns:cx="http://schemas.microsoft.com/office/drawing/2014/chartex" xmlns:cx1="http://schemas.microsoft.com/office/drawing/2015/9/8/chartex" xmlns:cx2="http://schemas.microsoft.com/office/drawing/2015/10/21/chartex" xmlns:cx3="http://schemas.microsoft.com/office/drawing/2016/5/9/chartex" xmlns:cx4="http://schemas.microsoft.com/office/drawing/2016/5/10/chartex" xmlns:cx5="http://schemas.microsoft.com/office/drawing/2016/5/11/chartex" xmlns:cx6="http://schemas.microsoft.com/office/drawing/2016/5/12/chartex" xmlns:cx7="http://schemas.microsoft.com/office/drawing/2016/5/13/chartex" xmlns:cx8="http://schemas.microsoft.com/office/drawing/2016/5/14/chartex" xmlns:mc="http://schemas.openxmlformats.org/markup-compatibility/2006" xmlns:aink="http://schemas.microsoft.com/office/drawing/2016/ink" xmlns:am3d="http://schemas.microsoft.com/office/drawing/2017/model3d" xmlns:o="urn:schemas-microsoft-com:office:office" xmlns:oel="http://schemas.microsoft.com/office/2019/extlst" xmlns:r="http://schemas.openxmlformats.org/officeDocument/2006/relationships" xmlns:m="http://schemas.openxmlformats.org/officeDocument/2006/math" xmlns:v="urn:schemas-microsoft-com:vml" xmlns:wp14="http://schemas.microsoft.com/office/word/2010/wordprocessingDrawing" xmlns:wp="http://schemas.openxmlformats.org/drawingml/2006/wordprocessingDrawing" xmlns:w10="urn:schemas-microsoft-com:office:word" xmlns:w="http://schemas.openxmlformats.org/wordprocessingml/2006/main" xmlns:w14="http://schemas.microsoft.com/office/word/2010/wordml" xmlns:w15="http://schemas.microsoft.com/office/word/2012/wordml" xmlns:w16cex="http://schemas.microsoft.com/office/word/2018/wordml/cex" xmlns:w16cid="http://schemas.microsoft.com/office/word/2016/wordml/cid" xmlns:w16="http://schemas.microsoft.com/office/word/2018/wordml" xmlns:w16du="http://schemas.microsoft.com/office/word/2023/wordml/word16du" xmlns:w16sdtdh="http://schemas.microsoft.com/office/word/2020/wordml/sdtdatahash" xmlns:w16sdtfl="http://schemas.microsoft.com/office/word/2024/wordml/sdtformatlock" xmlns:w16se="http://schemas.microsoft.com/office/word/2015/wordml/symex" xmlns:wpg="http://schemas.microsoft.com/office/word/2010/wordprocessingGroup" xmlns:wpi="http://schemas.microsoft.com/office/word/2010/wordprocessingInk" xmlns:wne="http://schemas.microsoft.com/office/word/2006/wordml" xmlns:wps="http://schemas.microsoft.com/office/word/2010/wordprocessingShape" mc:Ignorable="w14 w15 w16se w16cid w16 w16cex w16sdtdh w16sdtfl w16du wp14">
+  <w:tbl>
+    <w:tblPr>
+      <w:tblStyle w:val="Tabellenraster"/>
+      <w:tblW w:w="9493" w:type="dxa"/>
+      <w:tblBorders>
+        <w:top w:val="none" w:sz="0" w:space="0" w:color="auto"/>
+        <w:left w:val="none" w:sz="0" w:space="0" w:color="auto"/>
+        <w:bottom w:val="none" w:sz="0" w:space="0" w:color="auto"/>
+        <w:right w:val="none" w:sz="0" w:space="0" w:color="auto"/>
+        <w:insideH w:val="none" w:sz="0" w:space="0" w:color="auto"/>
+        <w:insideV w:val="none" w:sz="0" w:space="0" w:color="auto"/>
+      </w:tblBorders>
+      <w:tblLook w:val="04A0" w:firstRow="1" w:lastRow="0" w:firstColumn="1" w:lastColumn="0" w:noHBand="0" w:noVBand="1"/>
+    </w:tblPr>
+    <w:tblGrid>
+      <w:gridCol w:w="5019"/>
+      <w:gridCol w:w="4889"/>
+    </w:tblGrid>
+    <w:tr>
+      <w:trPr>
+        <w:trHeight w:val="1125"/>
+      </w:trPr>
+      <w:tc>
+        <w:tcPr>
+          <w:tcW w:w="4531" w:type="dxa"/>
+        </w:tcPr>
+        <w:p>
+          <w:pPr>
+            <w:pStyle w:val="Kopfzeile"/>
+            <w:tabs>
+              <w:tab w:val="right" w:pos="10489"/>
+            </w:tabs>
+            <w:rPr>
+              <w:b/>
+              <w:bCs/>
+              <w:sz w:val="28"/>
+              <w:szCs w:val="28"/>
+            </w:rPr>
+          </w:pPr>
+          <w:r>
+            <w:rPr>
+              <w:b/>
+              <w:bCs/>
+              <w:sz w:val="36"/>
+              <w:szCs w:val="36"/>
+            </w:rPr>
+            <w:t>Rechnung</w:t>
+          </w:r>
+          <w:r>
+            <w:tab/>
+          </w:r>
+          <w:r>
+            <w:rPr>
+              <w:b/>
+              <w:bCs/>
+              <w:noProof/>
+              <w:sz w:val="36"/>
+              <w:szCs w:val="36"/>
+            </w:rPr>
+            <w:drawing>
+              <wp:inline distT="0" distB="0" distL="0" distR="0" wp14:anchorId="70F01CCD" wp14:editId="468DE86C">
+                <wp:extent cx="2215047" cy="1885063"/>
+                <wp:effectExtent l="0" t="0" r="0" b="1270"/>
+                <wp:docPr id="2027294060" name="Grafik 2027294060"/>
+                <wp:cNvGraphicFramePr>
+                  <a:graphicFrameLocks xmlns:a="http://schemas.openxmlformats.org/drawingml/2006/main" noChangeAspect="1"/>
+                </wp:cNvGraphicFramePr>
+                <a:graphic xmlns:a="http://schemas.openxmlformats.org/drawingml/2006/main">
+                  <a:graphicData uri="http://schemas.openxmlformats.org/drawingml/2006/picture">
+                    <pic:pic xmlns:pic="http://schemas.openxmlformats.org/drawingml/2006/picture">
+                      <pic:nvPicPr>
+                        <pic:cNvPr id="0" name="Picture 3"/>
+                        <pic:cNvPicPr>
+                          <a:picLocks noChangeAspect="1" noChangeArrowheads="1"/>
+                        </pic:cNvPicPr>
+                      </pic:nvPicPr>
+                      <pic:blipFill>
+                        <a:blip cstate="print">
+                          <a:extLst>
+                            <a:ext uri="{28A0092B-C50C-407E-A947-70E740481C1C}">
+                              <a14:useLocalDpi xmlns:a14="http://schemas.microsoft.com/office/drawing/2010/main" val="0"/>
+                            </a:ext>
+                          </a:extLst>
+                        </a:blip>
+                        <a:srcRect/>
+                        <a:stretch>
+                          <a:fillRect/>
+                        </a:stretch>
+                      </pic:blipFill>
+                      <pic:spPr bwMode="auto">
+                        <a:xfrm>
+                          <a:off x="0" y="0"/>
+                          <a:ext cx="2215047" cy="1885063"/>
+                        </a:xfrm>
+                        <a:prstGeom prst="rect">
+                          <a:avLst/>
+                        </a:prstGeom>
+                        <a:noFill/>
+                        <a:ln>
+                          <a:noFill/>
+                        </a:ln>
+                      </pic:spPr>
+                    </pic:pic>
+                  </a:graphicData>
+                </a:graphic>
+              </wp:inline>
+            </w:drawing>
+          </w:r>
+        </w:p>
+      </w:tc>
+      <w:tc>
+        <w:tcPr>
+          <w:tcW w:w="4962" w:type="dxa"/>
+        </w:tcPr>
+        <w:p>
+          <w:pPr>
+            <w:rPr>
+              <w:rFonts w:eastAsiaTheme="minorHAnsi" w:cstheme="minorBidi"/>
+              <w:kern w:val="2"/>
+              <w:sz w:val="22"/>
+              <w:szCs w:val="22"/>
+              <w:lang w:eastAsia="en-US"/>
+              <w14:ligatures w14:val="standardContextual"/>
+            </w:rPr>
+          </w:pPr>
+        </w:p>
+      </w:tc>
+    </w:tr>
+    <w:tr>
+      <w:tc>
+        <w:tcPr>
+          <w:tcW w:w="4531" w:type="dxa"/>
+        </w:tcPr>
+        <w:p>
+          <w:pPr>
+            <w:pStyle w:val="Kopfzeile"/>
+            <w:rPr>
+              <w:b/>
+              <w:bCs/>
+            </w:rPr>
+          </w:pPr>
+          <w:r>
+            <w:t>Wegpiraten GmbH</w:t>
+          </w:r>
+          <w:r>
+            <w:rPr>
+              <w:b/>
+              <w:bCs/>
+              <w:noProof/>
+              <w:sz w:val="36"/>
+              <w:szCs w:val="36"/>
+            </w:rPr>
+            <w:t xml:space="preserve"> </w:t>
+          </w:r>
+          <w:r>
+            <w:rPr>
+              <w:b/>
+              <w:bCs/>
+              <w:noProof/>
+              <w:sz w:val="36"/>
+              <w:szCs w:val="36"/>
+            </w:rPr>
+            <w:t xml:space="preserve"> </w:t>
+          </w:r>
+          <w:r>
+            <w:br/>
+          </w:r>
+          <w:r>
+            <w:t>Hauptstraße 47</w:t>
+          </w:r>
+          <w:r>
+            <w:br/>
+            <w:t xml:space="preserve">3800 </w:t>
+          </w:r>
+          <w:r>
+            <w:t>{{</w:t>
+          </w:r>
+          <w:proofErr w:type="spellStart"/>
+          <w:r>
+            <w:t>provider_city</w:t>
+          </w:r>
+          <w:proofErr w:type="spellEnd"/>
+          <w:r>
+            <w:t>}}</w:t>
+          </w:r>
+        </w:p>
+      </w:tc>
+      <w:tc>
+        <w:tcPr>
+          <w:tcW w:w="4962" w:type="dxa"/>
+        </w:tcPr>
+        <w:p>
+          <w:pPr>
+            <w:pStyle w:val="Kopfzeile"/>
+            <w:rPr>
+              <w:b/>
+              <w:bCs/>
+            </w:rPr>
+          </w:pPr>
+        </w:p>
+      </w:tc>
+    </w:tr>
+    <w:tr>
+      <w:trPr>
+        <w:trHeight w:val="1651"/>
+      </w:trPr>
+      <w:tc>
+        <w:tcPr>
+          <w:tcW w:w="4531" w:type="dxa"/>
+        </w:tcPr>
+        <w:p>
+          <w:pPr>
+            <w:pStyle w:val="Kopfzeile"/>
+            <w:jc w:val="right"/>
+            <w:rPr>
+              <w:b/>
+              <w:bCs/>
+            </w:rPr>
+          </w:pPr>
+        </w:p>
+      </w:tc>
+      <w:tc>
+        <w:tcPr>
+          <w:tcW w:w="4962" w:type="dxa"/>
+        </w:tcPr>
+        <w:p>
+          <w:pPr>
+            <w:pStyle w:val="Kopfzeile"/>
+            <w:jc w:val="right"/>
+            <w:rPr>
+              <w:b/>
+              <w:bCs/>
+            </w:rPr>
+          </w:pPr>
+        </w:p>
+        <w:tbl>
+          <w:tblPr>
+            <w:tblStyle w:val="Tabellenraster"/>
+            <w:tblpPr w:leftFromText="141" w:rightFromText="141" w:vertAnchor="text" w:horzAnchor="margin" w:tblpY="194"/>
+            <w:tblW w:w="4673" w:type="dxa"/>
+            <w:tblBorders>
+              <w:top w:val="none" w:sz="0" w:space="0" w:color="auto"/>
+              <w:left w:val="none" w:sz="0" w:space="0" w:color="auto"/>
+              <w:bottom w:val="none" w:sz="0" w:space="0" w:color="auto"/>
+              <w:right w:val="none" w:sz="0" w:space="0" w:color="auto"/>
+              <w:insideH w:val="none" w:sz="0" w:space="0" w:color="auto"/>
+              <w:insideV w:val="none" w:sz="0" w:space="0" w:color="auto"/>
+            </w:tblBorders>
+            <w:tblLook w:val="04A0" w:firstRow="1" w:lastRow="0" w:firstColumn="1" w:lastColumn="0" w:noHBand="0" w:noVBand="1"/>
+          </w:tblPr>
+          <w:tblGrid>
+            <w:gridCol w:w="1696"/>
+            <w:gridCol w:w="2977"/>
+          </w:tblGrid>
+          <w:tr>
+            <w:tc>
+              <w:tcPr>
+                <w:tcW w:w="1696" w:type="dxa"/>
+              </w:tcPr>
+              <w:p>
+                <w:pPr>
+                  <w:jc w:val="right"/>
+                </w:pPr>
+              </w:p>
+            </w:tc>
+            <w:tc>
+              <w:tcPr>
+                <w:tcW w:w="2977" w:type="dxa"/>
+              </w:tcPr>
+              <w:p>
+                <w:pPr>
+                  <w:jc w:val="right"/>
+                </w:pPr>
+                <w:r>
+                  <w:t>{{payer.name}}</w:t>
+                </w:r>
+              </w:p>
+            </w:tc>
+          </w:tr>
+          <w:tr>
+            <w:trPr>
+              <w:trHeight w:val="340"/>
+            </w:trPr>
+            <w:tc>
+              <w:tcPr>
+                <w:tcW w:w="1696" w:type="dxa"/>
+              </w:tcPr>
+              <w:p>
+                <w:pPr>
+                  <w:jc w:val="right"/>
+                </w:pPr>
+              </w:p>
+            </w:tc>
+            <w:tc>
+              <w:tcPr>
+                <w:tcW w:w="2977" w:type="dxa"/>
+              </w:tcPr>
+              <w:p>
+                <w:pPr>
+                  <w:jc w:val="right"/>
+                </w:pPr>
+                <w:r>
+                  <w:t>{{</w:t>
+                </w:r>
+                <w:proofErr w:type="spellStart"/>
+                <w:r>
+                  <w:t>payer.street</w:t>
+                </w:r>
+                <w:proofErr w:type="spellEnd"/>
+                <w:r>
+                  <w:t>}}</w:t>
+                </w:r>
+              </w:p>
+            </w:tc>
+          </w:tr>
+          <w:tr>
+            <w:tc>
+              <w:tcPr>
+                <w:tcW w:w="1696" w:type="dxa"/>
+              </w:tcPr>
+              <w:p>
+                <w:pPr>
+                  <w:jc w:val="right"/>
+                </w:pPr>
+              </w:p>
+            </w:tc>
+            <w:tc>
+              <w:tcPr>
+                <w:tcW w:w="2977" w:type="dxa"/>
+              </w:tcPr>
+              <w:p>
+                <w:pPr>
+                  <w:jc w:val="right"/>
+                </w:pPr>
+                <w:r>
+                  <w:t>{{</w:t>
+                </w:r>
+                <w:proofErr w:type="spellStart"/>
+                <w:r>
+                  <w:t>payer.zip_city</w:t>
+                </w:r>
+                <w:proofErr w:type="spellEnd"/>
+                <w:r>
+                  <w:t>}}</w:t>
+                </w:r>
+              </w:p>
+            </w:tc>
+          </w:tr>
+        </w:tbl>
+        <w:p>
+          <w:pPr>
+            <w:pStyle w:val="Kopfzeile"/>
+            <w:jc w:val="right"/>
+            <w:rPr>
+              <w:b/>
+              <w:bCs/>
+            </w:rPr>
+          </w:pPr>
+        </w:p>
+      </w:tc>
+    </w:tr>
+  </w:tbl>
   <w:p>
     <w:pPr>
       <w:pStyle w:val="Kopfzeile"/>
+    </w:pPr>
+  </w:p>
+</w:hdr>
+</file>
+
+<file path=word/header2.xml><?xml version="1.0" encoding="utf-8"?>
+<w:hdr xmlns:wpc="http://schemas.microsoft.com/office/word/2010/wordprocessingCanvas" xmlns:cx="http://schemas.microsoft.com/office/drawing/2014/chartex" xmlns:cx1="http://schemas.microsoft.com/office/drawing/2015/9/8/chartex" xmlns:cx2="http://schemas.microsoft.com/office/drawing/2015/10/21/chartex" xmlns:cx3="http://schemas.microsoft.com/office/drawing/2016/5/9/chartex" xmlns:cx4="http://schemas.microsoft.com/office/drawing/2016/5/10/chartex" xmlns:cx5="http://schemas.microsoft.com/office/drawing/2016/5/11/chartex" xmlns:cx6="http://schemas.microsoft.com/office/drawing/2016/5/12/chartex" xmlns:cx7="http://schemas.microsoft.com/office/drawing/2016/5/13/chartex" xmlns:cx8="http://schemas.microsoft.com/office/drawing/2016/5/14/chartex" xmlns:mc="http://schemas.openxmlformats.org/markup-compatibility/2006" xmlns:aink="http://schemas.microsoft.com/office/drawing/2016/ink" xmlns:am3d="http://schemas.microsoft.com/office/drawing/2017/model3d" xmlns:o="urn:schemas-microsoft-com:office:office" xmlns:oel="http://schemas.microsoft.com/office/2019/extlst" xmlns:r="http://schemas.openxmlformats.org/officeDocument/2006/relationships" xmlns:m="http://schemas.openxmlformats.org/officeDocument/2006/math" xmlns:v="urn:schemas-microsoft-com:vml" xmlns:wp14="http://schemas.microsoft.com/office/word/2010/wordprocessingDrawing" xmlns:wp="http://schemas.openxmlformats.org/drawingml/2006/wordprocessingDrawing" xmlns:w10="urn:schemas-microsoft-com:office:word" xmlns:w="http://schemas.openxmlformats.org/wordprocessingml/2006/main" xmlns:w14="http://schemas.microsoft.com/office/word/2010/wordml" xmlns:w15="http://schemas.microsoft.com/office/word/2012/wordml" xmlns:w16cex="http://schemas.microsoft.com/office/word/2018/wordml/cex" xmlns:w16cid="http://schemas.microsoft.com/office/word/2016/wordml/cid" xmlns:w16="http://schemas.microsoft.com/office/word/2018/wordml" xmlns:w16du="http://schemas.microsoft.com/office/word/2023/wordml/word16du" xmlns:w16sdtdh="http://schemas.microsoft.com/office/word/2020/wordml/sdtdatahash" xmlns:w16sdtfl="http://schemas.microsoft.com/office/word/2024/wordml/sdtformatlock" xmlns:w16se="http://schemas.microsoft.com/office/word/2015/wordml/symex" xmlns:wpg="http://schemas.microsoft.com/office/word/2010/wordprocessingGroup" xmlns:wpi="http://schemas.microsoft.com/office/word/2010/wordprocessingInk" xmlns:wne="http://schemas.microsoft.com/office/word/2006/wordml" xmlns:wps="http://schemas.microsoft.com/office/word/2010/wordprocessingShape" mc:Ignorable="w14 w15 w16se w16cid w16 w16cex w16sdtdh w16sdtfl w16du wp14">
+  <w:p>
+    <w:pPr>
+      <w:pStyle w:val="Kopfzeile"/>
+      <w:tabs>
+        <w:tab w:val="clear" w:pos="4536"/>
+        <w:tab w:val="clear" w:pos="9072"/>
+        <w:tab w:val="center" w:pos="4861"/>
+      </w:tabs>
+      <w:rPr>
+        <w:b/>
+        <w:bCs/>
+      </w:rPr>
     </w:pPr>
     <w:r>
       <w:rPr>
@@ -2321,18 +1998,18 @@
         <w:szCs w:val="36"/>
       </w:rPr>
       <w:drawing>
-        <wp:anchor distT="0" distB="0" distL="114300" distR="114300" simplePos="0" relativeHeight="251661312" behindDoc="1" locked="0" layoutInCell="1" allowOverlap="1" wp14:anchorId="0B3CFD35" wp14:editId="148090F3">
+        <wp:anchor distT="0" distB="0" distL="114300" distR="114300" simplePos="0" relativeHeight="251677696" behindDoc="0" locked="0" layoutInCell="1" allowOverlap="1" wp14:anchorId="06626136" wp14:editId="490F7DAA">
           <wp:simplePos x="0" y="0"/>
-          <wp:positionH relativeFrom="margin">
-            <wp:posOffset>3806825</wp:posOffset>
+          <wp:positionH relativeFrom="column">
+            <wp:posOffset>3691255</wp:posOffset>
           </wp:positionH>
           <wp:positionV relativeFrom="paragraph">
-            <wp:posOffset>-321310</wp:posOffset>
+            <wp:posOffset>-135255</wp:posOffset>
           </wp:positionV>
-          <wp:extent cx="2448891" cy="2084070"/>
-          <wp:effectExtent l="0" t="0" r="8890" b="0"/>
+          <wp:extent cx="2338705" cy="1990045"/>
+          <wp:effectExtent l="0" t="0" r="4445" b="0"/>
           <wp:wrapNone/>
-          <wp:docPr id="160522918" name="Grafik 160522918"/>
+          <wp:docPr id="1979063530" name="Grafik 1979063530"/>
           <wp:cNvGraphicFramePr>
             <a:graphicFrameLocks xmlns:a="http://schemas.openxmlformats.org/drawingml/2006/main" noChangeAspect="1"/>
           </wp:cNvGraphicFramePr>
@@ -2361,7 +2038,7 @@
                 <pic:spPr bwMode="auto">
                   <a:xfrm>
                     <a:off x="0" y="0"/>
-                    <a:ext cx="2448891" cy="2084070"/>
+                    <a:ext cx="2338705" cy="1990045"/>
                   </a:xfrm>
                   <a:prstGeom prst="rect">
                     <a:avLst/>
@@ -2385,10 +2062,157 @@
     </w:r>
     <w:r>
       <w:rPr>
-        <w:b/>
-        <w:bCs/>
+        <w:noProof/>
       </w:rPr>
-      <w:t>Wegpiraten GmbH</w:t>
+      <mc:AlternateContent>
+        <mc:Choice Requires="wps">
+          <w:drawing>
+            <wp:anchor distT="45720" distB="45720" distL="114300" distR="114300" simplePos="0" relativeHeight="251676672" behindDoc="0" locked="0" layoutInCell="1" allowOverlap="1" wp14:anchorId="068F1964" wp14:editId="7B12E667">
+              <wp:simplePos x="0" y="0"/>
+              <wp:positionH relativeFrom="column">
+                <wp:posOffset>3119755</wp:posOffset>
+              </wp:positionH>
+              <wp:positionV relativeFrom="paragraph">
+                <wp:posOffset>1836420</wp:posOffset>
+              </wp:positionV>
+              <wp:extent cx="2691130" cy="1404620"/>
+              <wp:effectExtent l="0" t="0" r="0" b="8255"/>
+              <wp:wrapSquare wrapText="bothSides"/>
+              <wp:docPr id="1603646135" name="Textfeld 2"/>
+              <wp:cNvGraphicFramePr>
+                <a:graphicFrameLocks xmlns:a="http://schemas.openxmlformats.org/drawingml/2006/main"/>
+              </wp:cNvGraphicFramePr>
+              <a:graphic xmlns:a="http://schemas.openxmlformats.org/drawingml/2006/main">
+                <a:graphicData uri="http://schemas.microsoft.com/office/word/2010/wordprocessingShape">
+                  <wps:wsp>
+                    <wps:cNvSpPr txBox="1">
+                      <a:spLocks noChangeArrowheads="1"/>
+                    </wps:cNvSpPr>
+                    <wps:spPr bwMode="auto">
+                      <a:xfrm>
+                        <a:off x="0" y="0"/>
+                        <a:ext cx="2691130" cy="1404620"/>
+                      </a:xfrm>
+                      <a:prstGeom prst="rect">
+                        <a:avLst/>
+                      </a:prstGeom>
+                      <a:solidFill>
+                        <a:srgbClr val="FFFFFF"/>
+                      </a:solidFill>
+                      <a:ln w="9525">
+                        <a:noFill/>
+                        <a:miter lim="800000"/>
+                        <a:headEnd/>
+                        <a:tailEnd/>
+                      </a:ln>
+                    </wps:spPr>
+                    <wps:txbx>
+                      <w:txbxContent>
+                        <w:p>
+                          <w:pPr>
+                            <w:tabs>
+                              <w:tab w:val="left" w:pos="1521"/>
+                            </w:tabs>
+                            <w:ind w:left="108"/>
+                            <w:jc w:val="right"/>
+                          </w:pPr>
+                          <w:r>
+                            <w:t>{{payer.name}}</w:t>
+                          </w:r>
+                          <w:r>
+                            <w:br/>
+                            <w:t>{{</w:t>
+                          </w:r>
+                          <w:proofErr w:type="spellStart"/>
+                          <w:r>
+                            <w:t>payer.street</w:t>
+                          </w:r>
+                          <w:proofErr w:type="spellEnd"/>
+                          <w:r>
+                            <w:t>}}</w:t>
+                          </w:r>
+                          <w:r>
+                            <w:br/>
+                            <w:t>{{</w:t>
+                          </w:r>
+                          <w:proofErr w:type="spellStart"/>
+                          <w:r>
+                            <w:t>payer.zip_city</w:t>
+                          </w:r>
+                          <w:proofErr w:type="spellEnd"/>
+                          <w:r>
+                            <w:t>}}</w:t>
+                          </w:r>
+                        </w:p>
+                      </w:txbxContent>
+                    </wps:txbx>
+                    <wps:bodyPr rot="0" vert="horz" wrap="square" lIns="91440" tIns="45720" rIns="91440" bIns="45720" anchor="t" anchorCtr="0">
+                      <a:spAutoFit/>
+                    </wps:bodyPr>
+                  </wps:wsp>
+                </a:graphicData>
+              </a:graphic>
+              <wp14:sizeRelH relativeFrom="margin">
+                <wp14:pctWidth>0</wp14:pctWidth>
+              </wp14:sizeRelH>
+              <wp14:sizeRelV relativeFrom="margin">
+                <wp14:pctHeight>20000</wp14:pctHeight>
+              </wp14:sizeRelV>
+            </wp:anchor>
+          </w:drawing>
+        </mc:Choice>
+        <mc:Fallback>
+          <w:pict>
+            <v:shapetype w14:anchorId="068F1964" id="_x0000_t202" coordsize="21600,21600" o:spt="202" path="m,l,21600r21600,l21600,xe">
+              <v:stroke joinstyle="miter"/>
+              <v:path gradientshapeok="t" o:connecttype="rect"/>
+            </v:shapetype>
+            <v:shape id="_x0000_s1027" type="#_x0000_t202" style="position:absolute;margin-left:245.65pt;margin-top:144.6pt;width:211.9pt;height:110.6pt;z-index:251676672;visibility:visible;mso-wrap-style:square;mso-width-percent:0;mso-height-percent:200;mso-wrap-distance-left:9pt;mso-wrap-distance-top:3.6pt;mso-wrap-distance-right:9pt;mso-wrap-distance-bottom:3.6pt;mso-position-horizontal:absolute;mso-position-horizontal-relative:text;mso-position-vertical:absolute;mso-position-vertical-relative:text;mso-width-percent:0;mso-height-percent:200;mso-width-relative:margin;mso-height-relative:margin;v-text-anchor:top" o:gfxdata="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" stroked="f">
+              <v:textbox style="mso-fit-shape-to-text:t">
+                <w:txbxContent>
+                  <w:p>
+                    <w:pPr>
+                      <w:tabs>
+                        <w:tab w:val="left" w:pos="1521"/>
+                      </w:tabs>
+                      <w:ind w:left="108"/>
+                      <w:jc w:val="right"/>
+                    </w:pPr>
+                    <w:r>
+                      <w:t>{{payer.name}}</w:t>
+                    </w:r>
+                    <w:r>
+                      <w:br/>
+                      <w:t>{{</w:t>
+                    </w:r>
+                    <w:proofErr w:type="spellStart"/>
+                    <w:r>
+                      <w:t>payer.street</w:t>
+                    </w:r>
+                    <w:proofErr w:type="spellEnd"/>
+                    <w:r>
+                      <w:t>}}</w:t>
+                    </w:r>
+                    <w:r>
+                      <w:br/>
+                      <w:t>{{</w:t>
+                    </w:r>
+                    <w:proofErr w:type="spellStart"/>
+                    <w:r>
+                      <w:t>payer.zip_city</w:t>
+                    </w:r>
+                    <w:proofErr w:type="spellEnd"/>
+                    <w:r>
+                      <w:t>}}</w:t>
+                    </w:r>
+                  </w:p>
+                </w:txbxContent>
+              </v:textbox>
+              <w10:wrap type="square"/>
+            </v:shape>
+          </w:pict>
+        </mc:Fallback>
+      </mc:AlternateContent>
     </w:r>
     <w:r>
       <w:rPr>
@@ -2397,36 +2221,623 @@
         <w:noProof/>
         <w:sz w:val="36"/>
         <w:szCs w:val="36"/>
+        <w14:ligatures w14:val="standardContextual"/>
       </w:rPr>
-      <w:t xml:space="preserve"> </w:t>
+      <mc:AlternateContent>
+        <mc:Choice Requires="wps">
+          <w:drawing>
+            <wp:anchor distT="0" distB="0" distL="114300" distR="114300" simplePos="0" relativeHeight="251678720" behindDoc="0" locked="0" layoutInCell="1" allowOverlap="1" wp14:anchorId="1FBEFB43" wp14:editId="0E1424DA">
+              <wp:simplePos x="0" y="0"/>
+              <wp:positionH relativeFrom="margin">
+                <wp:posOffset>-85725</wp:posOffset>
+              </wp:positionH>
+              <wp:positionV relativeFrom="paragraph">
+                <wp:posOffset>236220</wp:posOffset>
+              </wp:positionV>
+              <wp:extent cx="914400" cy="342900"/>
+              <wp:effectExtent l="0" t="0" r="0" b="0"/>
+              <wp:wrapNone/>
+              <wp:docPr id="1280797953" name="Textfeld 1"/>
+              <wp:cNvGraphicFramePr/>
+              <a:graphic xmlns:a="http://schemas.openxmlformats.org/drawingml/2006/main">
+                <a:graphicData uri="http://schemas.microsoft.com/office/word/2010/wordprocessingShape">
+                  <wps:wsp>
+                    <wps:cNvSpPr txBox="1"/>
+                    <wps:spPr>
+                      <a:xfrm>
+                        <a:off x="0" y="0"/>
+                        <a:ext cx="914400" cy="342900"/>
+                      </a:xfrm>
+                      <a:prstGeom prst="rect">
+                        <a:avLst/>
+                      </a:prstGeom>
+                      <a:solidFill>
+                        <a:schemeClr val="lt1"/>
+                      </a:solidFill>
+                      <a:ln w="6350">
+                        <a:noFill/>
+                      </a:ln>
+                    </wps:spPr>
+                    <wps:txbx>
+                      <w:txbxContent>
+                        <w:p>
+                          <w:pPr>
+                            <w:jc w:val="both"/>
+                            <w:rPr>
+                              <w:b/>
+                              <w:bCs/>
+                              <w:sz w:val="36"/>
+                              <w:szCs w:val="36"/>
+                            </w:rPr>
+                          </w:pPr>
+                          <w:r>
+                            <w:rPr>
+                              <w:b/>
+                              <w:bCs/>
+                              <w:sz w:val="36"/>
+                              <w:szCs w:val="36"/>
+                            </w:rPr>
+                            <w:t>Rechnung</w:t>
+                          </w:r>
+                        </w:p>
+                      </w:txbxContent>
+                    </wps:txbx>
+                    <wps:bodyPr rot="0" spcFirstLastPara="0" vertOverflow="overflow" horzOverflow="overflow" vert="horz" wrap="none" lIns="91440" tIns="45720" rIns="91440" bIns="45720" numCol="1" spcCol="0" rtlCol="0" fromWordArt="0" anchor="t" anchorCtr="0" forceAA="0" compatLnSpc="1">
+                      <a:prstTxWarp prst="textNoShape">
+                        <a:avLst/>
+                      </a:prstTxWarp>
+                      <a:noAutofit/>
+                    </wps:bodyPr>
+                  </wps:wsp>
+                </a:graphicData>
+              </a:graphic>
+              <wp14:sizeRelV relativeFrom="margin">
+                <wp14:pctHeight>0</wp14:pctHeight>
+              </wp14:sizeRelV>
+            </wp:anchor>
+          </w:drawing>
+        </mc:Choice>
+        <mc:Fallback>
+          <w:pict>
+            <v:shape w14:anchorId="1FBEFB43" id="Textfeld 1" o:spid="_x0000_s1028" type="#_x0000_t202" style="position:absolute;margin-left:-6.75pt;margin-top:18.6pt;width:1in;height:27pt;z-index:251678720;visibility:visible;mso-wrap-style:none;mso-height-percent:0;mso-wrap-distance-left:9pt;mso-wrap-distance-top:0;mso-wrap-distance-right:9pt;mso-wrap-distance-bottom:0;mso-position-horizontal:absolute;mso-position-horizontal-relative:margin;mso-position-vertical:absolute;mso-position-vertical-relative:text;mso-height-percent:0;mso-height-relative:margin;v-text-anchor:top" o:gfxdata="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" fillcolor="white [3201]" stroked="f" strokeweight=".5pt">
+              <v:textbox>
+                <w:txbxContent>
+                  <w:p>
+                    <w:pPr>
+                      <w:jc w:val="both"/>
+                      <w:rPr>
+                        <w:b/>
+                        <w:bCs/>
+                        <w:sz w:val="36"/>
+                        <w:szCs w:val="36"/>
+                      </w:rPr>
+                    </w:pPr>
+                    <w:r>
+                      <w:rPr>
+                        <w:b/>
+                        <w:bCs/>
+                        <w:sz w:val="36"/>
+                        <w:szCs w:val="36"/>
+                      </w:rPr>
+                      <w:t>Rechnung</w:t>
+                    </w:r>
+                  </w:p>
+                </w:txbxContent>
+              </v:textbox>
+              <w10:wrap anchorx="margin"/>
+            </v:shape>
+          </w:pict>
+        </mc:Fallback>
+      </mc:AlternateContent>
     </w:r>
     <w:r>
       <w:rPr>
         <w:b/>
         <w:bCs/>
         <w:noProof/>
-        <w:sz w:val="36"/>
-        <w:szCs w:val="36"/>
       </w:rPr>
-      <w:t xml:space="preserve"> </w:t>
+      <mc:AlternateContent>
+        <mc:Choice Requires="wps">
+          <w:drawing>
+            <wp:anchor distT="45720" distB="45720" distL="114300" distR="114300" simplePos="0" relativeHeight="251673600" behindDoc="0" locked="0" layoutInCell="1" allowOverlap="1" wp14:anchorId="0A25A335" wp14:editId="60F2D9EE">
+              <wp:simplePos x="0" y="0"/>
+              <wp:positionH relativeFrom="column">
+                <wp:posOffset>-223520</wp:posOffset>
+              </wp:positionH>
+              <wp:positionV relativeFrom="paragraph">
+                <wp:posOffset>-87630</wp:posOffset>
+              </wp:positionV>
+              <wp:extent cx="6467475" cy="2790825"/>
+              <wp:effectExtent l="0" t="0" r="0" b="0"/>
+              <wp:wrapTopAndBottom/>
+              <wp:docPr id="938427795" name="Textfeld 2"/>
+              <wp:cNvGraphicFramePr>
+                <a:graphicFrameLocks xmlns:a="http://schemas.openxmlformats.org/drawingml/2006/main"/>
+              </wp:cNvGraphicFramePr>
+              <a:graphic xmlns:a="http://schemas.openxmlformats.org/drawingml/2006/main">
+                <a:graphicData uri="http://schemas.microsoft.com/office/word/2010/wordprocessingShape">
+                  <wps:wsp>
+                    <wps:cNvSpPr txBox="1">
+                      <a:spLocks noChangeArrowheads="1"/>
+                    </wps:cNvSpPr>
+                    <wps:spPr bwMode="auto">
+                      <a:xfrm>
+                        <a:off x="0" y="0"/>
+                        <a:ext cx="6467475" cy="2790825"/>
+                      </a:xfrm>
+                      <a:prstGeom prst="rect">
+                        <a:avLst/>
+                      </a:prstGeom>
+                      <a:noFill/>
+                      <a:ln w="9525">
+                        <a:noFill/>
+                        <a:miter lim="800000"/>
+                        <a:headEnd/>
+                        <a:tailEnd/>
+                      </a:ln>
+                    </wps:spPr>
+                    <wps:txbx>
+                      <w:txbxContent>
+                        <w:p>
+                          <w:pPr>
+                            <w:rPr>
+                              <w:color w:val="FFFFFF" w:themeColor="background1"/>
+                              <w14:textFill>
+                                <w14:noFill/>
+                              </w14:textFill>
+                            </w:rPr>
+                          </w:pPr>
+                        </w:p>
+                      </w:txbxContent>
+                    </wps:txbx>
+                    <wps:bodyPr rot="0" vert="horz" wrap="square" lIns="91440" tIns="45720" rIns="91440" bIns="45720" anchor="t" anchorCtr="0">
+                      <a:noAutofit/>
+                    </wps:bodyPr>
+                  </wps:wsp>
+                </a:graphicData>
+              </a:graphic>
+              <wp14:sizeRelH relativeFrom="margin">
+                <wp14:pctWidth>0</wp14:pctWidth>
+              </wp14:sizeRelH>
+              <wp14:sizeRelV relativeFrom="margin">
+                <wp14:pctHeight>0</wp14:pctHeight>
+              </wp14:sizeRelV>
+            </wp:anchor>
+          </w:drawing>
+        </mc:Choice>
+        <mc:Fallback>
+          <w:pict>
+            <v:shape w14:anchorId="0A25A335" id="_x0000_s1028" type="#_x0000_t202" style="position:absolute;margin-left:-17.6pt;margin-top:-6.9pt;width:509.25pt;height:219.75pt;z-index:251673600;visibility:visible;mso-wrap-style:square;mso-width-percent:0;mso-height-percent:0;mso-wrap-distance-left:9pt;mso-wrap-distance-top:3.6pt;mso-wrap-distance-right:9pt;mso-wrap-distance-bottom:3.6pt;mso-position-horizontal:absolute;mso-position-horizontal-relative:text;mso-position-vertical:absolute;mso-position-vertical-relative:text;mso-width-percent:0;mso-height-percent:0;mso-width-relative:margin;mso-height-relative:margin;v-text-anchor:top" o:gfxdata="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" filled="f" stroked="f">
+              <v:textbox>
+                <w:txbxContent>
+                  <w:p>
+                    <w:pPr>
+                      <w:rPr>
+                        <w:color w:val="FFFFFF" w:themeColor="background1"/>
+                        <w14:textFill>
+                          <w14:noFill/>
+                        </w14:textFill>
+                      </w:rPr>
+                    </w:pPr>
+                  </w:p>
+                </w:txbxContent>
+              </v:textbox>
+              <w10:wrap type="topAndBottom"/>
+            </v:shape>
+          </w:pict>
+        </mc:Fallback>
+      </mc:AlternateContent>
     </w:r>
     <w:r>
-      <w:br/>
-      <w:t>Alpenstrassse 2</w:t>
+      <w:rPr>
+        <w:noProof/>
+      </w:rPr>
+      <mc:AlternateContent>
+        <mc:Choice Requires="wps">
+          <w:drawing>
+            <wp:anchor distT="45720" distB="45720" distL="114300" distR="114300" simplePos="0" relativeHeight="251675648" behindDoc="0" locked="0" layoutInCell="1" allowOverlap="1" wp14:anchorId="5F9F69B5" wp14:editId="427EB923">
+              <wp:simplePos x="0" y="0"/>
+              <wp:positionH relativeFrom="margin">
+                <wp:posOffset>-90170</wp:posOffset>
+              </wp:positionH>
+              <wp:positionV relativeFrom="paragraph">
+                <wp:posOffset>1112520</wp:posOffset>
+              </wp:positionV>
+              <wp:extent cx="2360930" cy="1404620"/>
+              <wp:effectExtent l="0" t="0" r="0" b="0"/>
+              <wp:wrapNone/>
+              <wp:docPr id="2023511782" name="Textfeld 2"/>
+              <wp:cNvGraphicFramePr>
+                <a:graphicFrameLocks xmlns:a="http://schemas.openxmlformats.org/drawingml/2006/main"/>
+              </wp:cNvGraphicFramePr>
+              <a:graphic xmlns:a="http://schemas.openxmlformats.org/drawingml/2006/main">
+                <a:graphicData uri="http://schemas.microsoft.com/office/word/2010/wordprocessingShape">
+                  <wps:wsp>
+                    <wps:cNvSpPr txBox="1">
+                      <a:spLocks noChangeArrowheads="1"/>
+                    </wps:cNvSpPr>
+                    <wps:spPr bwMode="auto">
+                      <a:xfrm>
+                        <a:off x="0" y="0"/>
+                        <a:ext cx="2360930" cy="1404620"/>
+                      </a:xfrm>
+                      <a:prstGeom prst="rect">
+                        <a:avLst/>
+                      </a:prstGeom>
+                      <a:noFill/>
+                      <a:ln w="9525">
+                        <a:noFill/>
+                        <a:miter lim="800000"/>
+                        <a:headEnd/>
+                        <a:tailEnd/>
+                      </a:ln>
+                    </wps:spPr>
+                    <wps:txbx>
+                      <w:txbxContent>
+                        <w:p>
+                          <w:pPr>
+                            <w:rPr>
+                              <w14:textOutline w14:w="9525" w14:cap="rnd" w14:cmpd="sng" w14:algn="ctr">
+                                <w14:noFill/>
+                                <w14:prstDash w14:val="solid"/>
+                                <w14:bevel/>
+                              </w14:textOutline>
+                            </w:rPr>
+                          </w:pPr>
+                          <w:r>
+                            <w:rPr>
+                              <w14:textOutline w14:w="9525" w14:cap="rnd" w14:cmpd="sng" w14:algn="ctr">
+                                <w14:noFill/>
+                                <w14:prstDash w14:val="solid"/>
+                                <w14:bevel/>
+                              </w14:textOutline>
+                            </w:rPr>
+                            <w:t>Wegpiraten GmbH</w:t>
+                          </w:r>
+                          <w:r>
+                            <w:rPr>
+                              <w14:textOutline w14:w="9525" w14:cap="rnd" w14:cmpd="sng" w14:algn="ctr">
+                                <w14:noFill/>
+                                <w14:prstDash w14:val="solid"/>
+                                <w14:bevel/>
+                              </w14:textOutline>
+                            </w:rPr>
+                            <w:br/>
+                          </w:r>
+                          <w:proofErr w:type="spellStart"/>
+                          <w:r>
+                            <w:rPr>
+                              <w14:textOutline w14:w="9525" w14:cap="rnd" w14:cmpd="sng" w14:algn="ctr">
+                                <w14:noFill/>
+                                <w14:prstDash w14:val="solid"/>
+                                <w14:bevel/>
+                              </w14:textOutline>
+                            </w:rPr>
+                            <w:t>Hauptstra</w:t>
+                          </w:r>
+                          <w:r>
+                            <w:rPr>
+                              <w14:textOutline w14:w="9525" w14:cap="rnd" w14:cmpd="sng" w14:algn="ctr">
+                                <w14:noFill/>
+                                <w14:prstDash w14:val="solid"/>
+                                <w14:bevel/>
+                              </w14:textOutline>
+                            </w:rPr>
+                            <w:t>ss</w:t>
+                          </w:r>
+                          <w:r>
+                            <w:rPr>
+                              <w14:textOutline w14:w="9525" w14:cap="rnd" w14:cmpd="sng" w14:algn="ctr">
+                                <w14:noFill/>
+                                <w14:prstDash w14:val="solid"/>
+                                <w14:bevel/>
+                              </w14:textOutline>
+                            </w:rPr>
+                            <w:t>e</w:t>
+                          </w:r>
+                          <w:proofErr w:type="spellEnd"/>
+                          <w:r>
+                            <w:rPr>
+                              <w14:textOutline w14:w="9525" w14:cap="rnd" w14:cmpd="sng" w14:algn="ctr">
+                                <w14:noFill/>
+                                <w14:prstDash w14:val="solid"/>
+                                <w14:bevel/>
+                              </w14:textOutline>
+                            </w:rPr>
+                            <w:t xml:space="preserve"> 47</w:t>
+                          </w:r>
+                          <w:r>
+                            <w:rPr>
+                              <w14:textOutline w14:w="9525" w14:cap="rnd" w14:cmpd="sng" w14:algn="ctr">
+                                <w14:noFill/>
+                                <w14:prstDash w14:val="solid"/>
+                                <w14:bevel/>
+                              </w14:textOutline>
+                            </w:rPr>
+                            <w:br/>
+                            <w:t>3800 {{</w:t>
+                          </w:r>
+                          <w:proofErr w:type="spellStart"/>
+                          <w:r>
+                            <w:rPr>
+                              <w14:textOutline w14:w="9525" w14:cap="rnd" w14:cmpd="sng" w14:algn="ctr">
+                                <w14:noFill/>
+                                <w14:prstDash w14:val="solid"/>
+                                <w14:bevel/>
+                              </w14:textOutline>
+                            </w:rPr>
+                            <w:t>provider_city</w:t>
+                          </w:r>
+                          <w:proofErr w:type="spellEnd"/>
+                          <w:r>
+                            <w:rPr>
+                              <w14:textOutline w14:w="9525" w14:cap="rnd" w14:cmpd="sng" w14:algn="ctr">
+                                <w14:noFill/>
+                                <w14:prstDash w14:val="solid"/>
+                                <w14:bevel/>
+                              </w14:textOutline>
+                            </w:rPr>
+                            <w:t>}}</w:t>
+                          </w:r>
+                        </w:p>
+                      </w:txbxContent>
+                    </wps:txbx>
+                    <wps:bodyPr rot="0" vert="horz" wrap="square" lIns="91440" tIns="45720" rIns="91440" bIns="45720" anchor="t" anchorCtr="0">
+                      <a:spAutoFit/>
+                    </wps:bodyPr>
+                  </wps:wsp>
+                </a:graphicData>
+              </a:graphic>
+              <wp14:sizeRelH relativeFrom="margin">
+                <wp14:pctWidth>40000</wp14:pctWidth>
+              </wp14:sizeRelH>
+              <wp14:sizeRelV relativeFrom="margin">
+                <wp14:pctHeight>20000</wp14:pctHeight>
+              </wp14:sizeRelV>
+            </wp:anchor>
+          </w:drawing>
+        </mc:Choice>
+        <mc:Fallback>
+          <w:pict>
+            <v:shape w14:anchorId="5F9F69B5" id="_x0000_s1030" type="#_x0000_t202" style="position:absolute;margin-left:-7.1pt;margin-top:87.6pt;width:185.9pt;height:110.6pt;z-index:251675648;visibility:visible;mso-wrap-style:square;mso-width-percent:400;mso-height-percent:200;mso-wrap-distance-left:9pt;mso-wrap-distance-top:3.6pt;mso-wrap-distance-right:9pt;mso-wrap-distance-bottom:3.6pt;mso-position-horizontal:absolute;mso-position-horizontal-relative:margin;mso-position-vertical:absolute;mso-position-vertical-relative:text;mso-width-percent:400;mso-height-percent:200;mso-width-relative:margin;mso-height-relative:margin;v-text-anchor:top" o:gfxdata="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" filled="f" stroked="f">
+              <v:textbox style="mso-fit-shape-to-text:t">
+                <w:txbxContent>
+                  <w:p>
+                    <w:pPr>
+                      <w:rPr>
+                        <w14:textOutline w14:w="9525" w14:cap="rnd" w14:cmpd="sng" w14:algn="ctr">
+                          <w14:noFill/>
+                          <w14:prstDash w14:val="solid"/>
+                          <w14:bevel/>
+                        </w14:textOutline>
+                      </w:rPr>
+                    </w:pPr>
+                    <w:r>
+                      <w:rPr>
+                        <w14:textOutline w14:w="9525" w14:cap="rnd" w14:cmpd="sng" w14:algn="ctr">
+                          <w14:noFill/>
+                          <w14:prstDash w14:val="solid"/>
+                          <w14:bevel/>
+                        </w14:textOutline>
+                      </w:rPr>
+                      <w:t>Wegpiraten GmbH</w:t>
+                    </w:r>
+                    <w:r>
+                      <w:rPr>
+                        <w14:textOutline w14:w="9525" w14:cap="rnd" w14:cmpd="sng" w14:algn="ctr">
+                          <w14:noFill/>
+                          <w14:prstDash w14:val="solid"/>
+                          <w14:bevel/>
+                        </w14:textOutline>
+                      </w:rPr>
+                      <w:br/>
+                    </w:r>
+                    <w:proofErr w:type="spellStart"/>
+                    <w:r>
+                      <w:rPr>
+                        <w14:textOutline w14:w="9525" w14:cap="rnd" w14:cmpd="sng" w14:algn="ctr">
+                          <w14:noFill/>
+                          <w14:prstDash w14:val="solid"/>
+                          <w14:bevel/>
+                        </w14:textOutline>
+                      </w:rPr>
+                      <w:t>Hauptstra</w:t>
+                    </w:r>
+                    <w:r>
+                      <w:rPr>
+                        <w14:textOutline w14:w="9525" w14:cap="rnd" w14:cmpd="sng" w14:algn="ctr">
+                          <w14:noFill/>
+                          <w14:prstDash w14:val="solid"/>
+                          <w14:bevel/>
+                        </w14:textOutline>
+                      </w:rPr>
+                      <w:t>ss</w:t>
+                    </w:r>
+                    <w:r>
+                      <w:rPr>
+                        <w14:textOutline w14:w="9525" w14:cap="rnd" w14:cmpd="sng" w14:algn="ctr">
+                          <w14:noFill/>
+                          <w14:prstDash w14:val="solid"/>
+                          <w14:bevel/>
+                        </w14:textOutline>
+                      </w:rPr>
+                      <w:t>e</w:t>
+                    </w:r>
+                    <w:proofErr w:type="spellEnd"/>
+                    <w:r>
+                      <w:rPr>
+                        <w14:textOutline w14:w="9525" w14:cap="rnd" w14:cmpd="sng" w14:algn="ctr">
+                          <w14:noFill/>
+                          <w14:prstDash w14:val="solid"/>
+                          <w14:bevel/>
+                        </w14:textOutline>
+                      </w:rPr>
+                      <w:t xml:space="preserve"> 47</w:t>
+                    </w:r>
+                    <w:r>
+                      <w:rPr>
+                        <w14:textOutline w14:w="9525" w14:cap="rnd" w14:cmpd="sng" w14:algn="ctr">
+                          <w14:noFill/>
+                          <w14:prstDash w14:val="solid"/>
+                          <w14:bevel/>
+                        </w14:textOutline>
+                      </w:rPr>
+                      <w:br/>
+                      <w:t>3800 {{</w:t>
+                    </w:r>
+                    <w:proofErr w:type="spellStart"/>
+                    <w:r>
+                      <w:rPr>
+                        <w14:textOutline w14:w="9525" w14:cap="rnd" w14:cmpd="sng" w14:algn="ctr">
+                          <w14:noFill/>
+                          <w14:prstDash w14:val="solid"/>
+                          <w14:bevel/>
+                        </w14:textOutline>
+                      </w:rPr>
+                      <w:t>provider_city</w:t>
+                    </w:r>
+                    <w:proofErr w:type="spellEnd"/>
+                    <w:r>
+                      <w:rPr>
+                        <w14:textOutline w14:w="9525" w14:cap="rnd" w14:cmpd="sng" w14:algn="ctr">
+                          <w14:noFill/>
+                          <w14:prstDash w14:val="solid"/>
+                          <w14:bevel/>
+                        </w14:textOutline>
+                      </w:rPr>
+                      <w:t>}}</w:t>
+                    </w:r>
+                  </w:p>
+                </w:txbxContent>
+              </v:textbox>
+              <w10:wrap anchorx="margin"/>
+            </v:shape>
+          </w:pict>
+        </mc:Fallback>
+      </mc:AlternateContent>
     </w:r>
     <w:r>
-      <w:br/>
-      <w:t>3800 Interlaken</w:t>
+      <w:rPr>
+        <w:b/>
+        <w:bCs/>
+        <w:noProof/>
+      </w:rPr>
+      <mc:AlternateContent>
+        <mc:Choice Requires="wps">
+          <w:drawing>
+            <wp:anchor distT="45720" distB="45720" distL="114300" distR="114300" simplePos="0" relativeHeight="251674624" behindDoc="0" locked="0" layoutInCell="1" allowOverlap="1" wp14:anchorId="02127ADF" wp14:editId="1A0077FC">
+              <wp:simplePos x="0" y="0"/>
+              <wp:positionH relativeFrom="column">
+                <wp:posOffset>-102870</wp:posOffset>
+              </wp:positionH>
+              <wp:positionV relativeFrom="paragraph">
+                <wp:posOffset>-3662045</wp:posOffset>
+              </wp:positionV>
+              <wp:extent cx="2360930" cy="1404620"/>
+              <wp:effectExtent l="0" t="0" r="22860" b="11430"/>
+              <wp:wrapSquare wrapText="bothSides"/>
+              <wp:docPr id="1270594597" name="Textfeld 2"/>
+              <wp:cNvGraphicFramePr>
+                <a:graphicFrameLocks xmlns:a="http://schemas.openxmlformats.org/drawingml/2006/main"/>
+              </wp:cNvGraphicFramePr>
+              <a:graphic xmlns:a="http://schemas.openxmlformats.org/drawingml/2006/main">
+                <a:graphicData uri="http://schemas.microsoft.com/office/word/2010/wordprocessingShape">
+                  <wps:wsp>
+                    <wps:cNvSpPr txBox="1">
+                      <a:spLocks noChangeArrowheads="1"/>
+                    </wps:cNvSpPr>
+                    <wps:spPr bwMode="auto">
+                      <a:xfrm>
+                        <a:off x="0" y="0"/>
+                        <a:ext cx="2360930" cy="1404620"/>
+                      </a:xfrm>
+                      <a:prstGeom prst="rect">
+                        <a:avLst/>
+                      </a:prstGeom>
+                      <a:solidFill>
+                        <a:srgbClr val="FFFFFF"/>
+                      </a:solidFill>
+                      <a:ln w="9525">
+                        <a:solidFill>
+                          <a:srgbClr val="000000"/>
+                        </a:solidFill>
+                        <a:miter lim="800000"/>
+                        <a:headEnd/>
+                        <a:tailEnd/>
+                      </a:ln>
+                    </wps:spPr>
+                    <wps:txbx>
+                      <w:txbxContent>
+                        <w:p>
+                          <w:r>
+                            <w:rPr>
+                              <w:b/>
+                              <w:bCs/>
+                              <w:sz w:val="36"/>
+                              <w:szCs w:val="36"/>
+                            </w:rPr>
+                            <w:t>Rechnung</w:t>
+                          </w:r>
+                        </w:p>
+                      </w:txbxContent>
+                    </wps:txbx>
+                    <wps:bodyPr rot="0" vert="horz" wrap="square" lIns="91440" tIns="45720" rIns="91440" bIns="45720" anchor="t" anchorCtr="0">
+                      <a:spAutoFit/>
+                    </wps:bodyPr>
+                  </wps:wsp>
+                </a:graphicData>
+              </a:graphic>
+              <wp14:sizeRelH relativeFrom="margin">
+                <wp14:pctWidth>40000</wp14:pctWidth>
+              </wp14:sizeRelH>
+              <wp14:sizeRelV relativeFrom="margin">
+                <wp14:pctHeight>20000</wp14:pctHeight>
+              </wp14:sizeRelV>
+            </wp:anchor>
+          </w:drawing>
+        </mc:Choice>
+        <mc:Fallback>
+          <w:pict>
+            <v:shape w14:anchorId="02127ADF" id="_x0000_s1031" type="#_x0000_t202" style="position:absolute;margin-left:-8.1pt;margin-top:-288.35pt;width:185.9pt;height:110.6pt;z-index:251674624;visibility:visible;mso-wrap-style:square;mso-width-percent:400;mso-height-percent:200;mso-wrap-distance-left:9pt;mso-wrap-distance-top:3.6pt;mso-wrap-distance-right:9pt;mso-wrap-distance-bottom:3.6pt;mso-position-horizontal:absolute;mso-position-horizontal-relative:text;mso-position-vertical:absolute;mso-position-vertical-relative:text;mso-width-percent:400;mso-height-percent:200;mso-width-relative:margin;mso-height-relative:margin;v-text-anchor:top" o:gfxdata="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">
+              <v:textbox style="mso-fit-shape-to-text:t">
+                <w:txbxContent>
+                  <w:p>
+                    <w:r>
+                      <w:rPr>
+                        <w:b/>
+                        <w:bCs/>
+                        <w:sz w:val="36"/>
+                        <w:szCs w:val="36"/>
+                      </w:rPr>
+                      <w:t>Rechnung</w:t>
+                    </w:r>
+                  </w:p>
+                </w:txbxContent>
+              </v:textbox>
+              <w10:wrap type="square"/>
+            </v:shape>
+          </w:pict>
+        </mc:Fallback>
+      </mc:AlternateContent>
     </w:r>
   </w:p>
 </w:hdr>
 </file>
 
-<file path=word/header2.xml><?xml version="1.0" encoding="utf-8"?>
+<file path=word/header3.xml><?xml version="1.0" encoding="utf-8"?>
 <w:hdr xmlns:wpc="http://schemas.microsoft.com/office/word/2010/wordprocessingCanvas" xmlns:cx="http://schemas.microsoft.com/office/drawing/2014/chartex" xmlns:cx1="http://schemas.microsoft.com/office/drawing/2015/9/8/chartex" xmlns:cx2="http://schemas.microsoft.com/office/drawing/2015/10/21/chartex" xmlns:cx3="http://schemas.microsoft.com/office/drawing/2016/5/9/chartex" xmlns:cx4="http://schemas.microsoft.com/office/drawing/2016/5/10/chartex" xmlns:cx5="http://schemas.microsoft.com/office/drawing/2016/5/11/chartex" xmlns:cx6="http://schemas.microsoft.com/office/drawing/2016/5/12/chartex" xmlns:cx7="http://schemas.microsoft.com/office/drawing/2016/5/13/chartex" xmlns:cx8="http://schemas.microsoft.com/office/drawing/2016/5/14/chartex" xmlns:mc="http://schemas.openxmlformats.org/markup-compatibility/2006" xmlns:aink="http://schemas.microsoft.com/office/drawing/2016/ink" xmlns:am3d="http://schemas.microsoft.com/office/drawing/2017/model3d" xmlns:o="urn:schemas-microsoft-com:office:office" xmlns:oel="http://schemas.microsoft.com/office/2019/extlst" xmlns:r="http://schemas.openxmlformats.org/officeDocument/2006/relationships" xmlns:m="http://schemas.openxmlformats.org/officeDocument/2006/math" xmlns:v="urn:schemas-microsoft-com:vml" xmlns:wp14="http://schemas.microsoft.com/office/word/2010/wordprocessingDrawing" xmlns:wp="http://schemas.openxmlformats.org/drawingml/2006/wordprocessingDrawing" xmlns:w10="urn:schemas-microsoft-com:office:word" xmlns:w="http://schemas.openxmlformats.org/wordprocessingml/2006/main" xmlns:w14="http://schemas.microsoft.com/office/word/2010/wordml" xmlns:w15="http://schemas.microsoft.com/office/word/2012/wordml" xmlns:w16cex="http://schemas.microsoft.com/office/word/2018/wordml/cex" xmlns:w16cid="http://schemas.microsoft.com/office/word/2016/wordml/cid" xmlns:w16="http://schemas.microsoft.com/office/word/2018/wordml" xmlns:w16du="http://schemas.microsoft.com/office/word/2023/wordml/word16du" xmlns:w16sdtdh="http://schemas.microsoft.com/office/word/2020/wordml/sdtdatahash" xmlns:w16sdtfl="http://schemas.microsoft.com/office/word/2024/wordml/sdtformatlock" xmlns:w16se="http://schemas.microsoft.com/office/word/2015/wordml/symex" xmlns:wpg="http://schemas.microsoft.com/office/word/2010/wordprocessingGroup" xmlns:wpi="http://schemas.microsoft.com/office/word/2010/wordprocessingInk" xmlns:wne="http://schemas.microsoft.com/office/word/2006/wordml" xmlns:wps="http://schemas.microsoft.com/office/word/2010/wordprocessingShape" mc:Ignorable="w14 w15 w16se w16cid w16 w16cex w16sdtdh w16sdtfl w16du wp14">
   <w:p>
     <w:pPr>
       <w:pStyle w:val="Kopfzeile"/>
+      <w:tabs>
+        <w:tab w:val="clear" w:pos="4536"/>
+        <w:tab w:val="clear" w:pos="9072"/>
+        <w:tab w:val="center" w:pos="4861"/>
+      </w:tabs>
+      <w:rPr>
+        <w:b/>
+        <w:bCs/>
+      </w:rPr>
     </w:pPr>
     <w:r>
       <w:rPr>
@@ -2437,18 +2848,18 @@
         <w:szCs w:val="36"/>
       </w:rPr>
       <w:drawing>
-        <wp:anchor distT="0" distB="0" distL="114300" distR="114300" simplePos="0" relativeHeight="251663360" behindDoc="1" locked="0" layoutInCell="1" allowOverlap="1" wp14:anchorId="3C25032B" wp14:editId="72F76275">
+        <wp:anchor distT="0" distB="0" distL="114300" distR="114300" simplePos="0" relativeHeight="251664384" behindDoc="0" locked="0" layoutInCell="1" allowOverlap="1" wp14:anchorId="2CB1C0B3" wp14:editId="4EAB81DC">
           <wp:simplePos x="0" y="0"/>
-          <wp:positionH relativeFrom="margin">
-            <wp:posOffset>3806825</wp:posOffset>
+          <wp:positionH relativeFrom="column">
+            <wp:posOffset>3748405</wp:posOffset>
           </wp:positionH>
           <wp:positionV relativeFrom="paragraph">
-            <wp:posOffset>-321310</wp:posOffset>
+            <wp:posOffset>-20955</wp:posOffset>
           </wp:positionV>
-          <wp:extent cx="2448891" cy="2084070"/>
-          <wp:effectExtent l="0" t="0" r="8890" b="0"/>
+          <wp:extent cx="2338705" cy="1990045"/>
+          <wp:effectExtent l="0" t="0" r="4445" b="0"/>
           <wp:wrapNone/>
-          <wp:docPr id="33021243" name="Grafik 33021243"/>
+          <wp:docPr id="1875572483" name="Grafik 1875572483"/>
           <wp:cNvGraphicFramePr>
             <a:graphicFrameLocks xmlns:a="http://schemas.openxmlformats.org/drawingml/2006/main" noChangeAspect="1"/>
           </wp:cNvGraphicFramePr>
@@ -2477,7 +2888,7 @@
                 <pic:spPr bwMode="auto">
                   <a:xfrm>
                     <a:off x="0" y="0"/>
-                    <a:ext cx="2448891" cy="2084070"/>
+                    <a:ext cx="2338705" cy="1990045"/>
                   </a:xfrm>
                   <a:prstGeom prst="rect">
                     <a:avLst/>
@@ -2501,10 +2912,157 @@
     </w:r>
     <w:r>
       <w:rPr>
-        <w:b/>
-        <w:bCs/>
+        <w:noProof/>
       </w:rPr>
-      <w:t>Wegpiraten GmbH</w:t>
+      <mc:AlternateContent>
+        <mc:Choice Requires="wps">
+          <w:drawing>
+            <wp:anchor distT="45720" distB="45720" distL="114300" distR="114300" simplePos="0" relativeHeight="251663360" behindDoc="0" locked="0" layoutInCell="1" allowOverlap="1" wp14:anchorId="09DEF76E" wp14:editId="3EDF2D6F">
+              <wp:simplePos x="0" y="0"/>
+              <wp:positionH relativeFrom="column">
+                <wp:posOffset>3195955</wp:posOffset>
+              </wp:positionH>
+              <wp:positionV relativeFrom="paragraph">
+                <wp:posOffset>1845945</wp:posOffset>
+              </wp:positionV>
+              <wp:extent cx="2672080" cy="1404620"/>
+              <wp:effectExtent l="0" t="0" r="0" b="8255"/>
+              <wp:wrapSquare wrapText="bothSides"/>
+              <wp:docPr id="1700783258" name="Textfeld 2"/>
+              <wp:cNvGraphicFramePr>
+                <a:graphicFrameLocks xmlns:a="http://schemas.openxmlformats.org/drawingml/2006/main"/>
+              </wp:cNvGraphicFramePr>
+              <a:graphic xmlns:a="http://schemas.openxmlformats.org/drawingml/2006/main">
+                <a:graphicData uri="http://schemas.microsoft.com/office/word/2010/wordprocessingShape">
+                  <wps:wsp>
+                    <wps:cNvSpPr txBox="1">
+                      <a:spLocks noChangeArrowheads="1"/>
+                    </wps:cNvSpPr>
+                    <wps:spPr bwMode="auto">
+                      <a:xfrm>
+                        <a:off x="0" y="0"/>
+                        <a:ext cx="2672080" cy="1404620"/>
+                      </a:xfrm>
+                      <a:prstGeom prst="rect">
+                        <a:avLst/>
+                      </a:prstGeom>
+                      <a:solidFill>
+                        <a:srgbClr val="FFFFFF"/>
+                      </a:solidFill>
+                      <a:ln w="9525">
+                        <a:noFill/>
+                        <a:miter lim="800000"/>
+                        <a:headEnd/>
+                        <a:tailEnd/>
+                      </a:ln>
+                    </wps:spPr>
+                    <wps:txbx>
+                      <w:txbxContent>
+                        <w:p>
+                          <w:pPr>
+                            <w:tabs>
+                              <w:tab w:val="left" w:pos="1521"/>
+                            </w:tabs>
+                            <w:ind w:left="108"/>
+                            <w:jc w:val="right"/>
+                          </w:pPr>
+                          <w:r>
+                            <w:t>{{payer.name}}</w:t>
+                          </w:r>
+                          <w:r>
+                            <w:br/>
+                            <w:t>{{</w:t>
+                          </w:r>
+                          <w:proofErr w:type="spellStart"/>
+                          <w:r>
+                            <w:t>payer.street</w:t>
+                          </w:r>
+                          <w:proofErr w:type="spellEnd"/>
+                          <w:r>
+                            <w:t>}}</w:t>
+                          </w:r>
+                          <w:r>
+                            <w:br/>
+                            <w:t>{{</w:t>
+                          </w:r>
+                          <w:proofErr w:type="spellStart"/>
+                          <w:r>
+                            <w:t>payer.zip_city</w:t>
+                          </w:r>
+                          <w:proofErr w:type="spellEnd"/>
+                          <w:r>
+                            <w:t>}}</w:t>
+                          </w:r>
+                        </w:p>
+                      </w:txbxContent>
+                    </wps:txbx>
+                    <wps:bodyPr rot="0" vert="horz" wrap="square" lIns="91440" tIns="45720" rIns="91440" bIns="45720" anchor="t" anchorCtr="0">
+                      <a:spAutoFit/>
+                    </wps:bodyPr>
+                  </wps:wsp>
+                </a:graphicData>
+              </a:graphic>
+              <wp14:sizeRelH relativeFrom="margin">
+                <wp14:pctWidth>0</wp14:pctWidth>
+              </wp14:sizeRelH>
+              <wp14:sizeRelV relativeFrom="margin">
+                <wp14:pctHeight>20000</wp14:pctHeight>
+              </wp14:sizeRelV>
+            </wp:anchor>
+          </w:drawing>
+        </mc:Choice>
+        <mc:Fallback>
+          <w:pict>
+            <v:shapetype w14:anchorId="09DEF76E" id="_x0000_t202" coordsize="21600,21600" o:spt="202" path="m,l,21600r21600,l21600,xe">
+              <v:stroke joinstyle="miter"/>
+              <v:path gradientshapeok="t" o:connecttype="rect"/>
+            </v:shapetype>
+            <v:shape id="_x0000_s1032" type="#_x0000_t202" style="position:absolute;margin-left:251.65pt;margin-top:145.35pt;width:210.4pt;height:110.6pt;z-index:251663360;visibility:visible;mso-wrap-style:square;mso-width-percent:0;mso-height-percent:200;mso-wrap-distance-left:9pt;mso-wrap-distance-top:3.6pt;mso-wrap-distance-right:9pt;mso-wrap-distance-bottom:3.6pt;mso-position-horizontal:absolute;mso-position-horizontal-relative:text;mso-position-vertical:absolute;mso-position-vertical-relative:text;mso-width-percent:0;mso-height-percent:200;mso-width-relative:margin;mso-height-relative:margin;v-text-anchor:top" o:gfxdata="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" stroked="f">
+              <v:textbox style="mso-fit-shape-to-text:t">
+                <w:txbxContent>
+                  <w:p>
+                    <w:pPr>
+                      <w:tabs>
+                        <w:tab w:val="left" w:pos="1521"/>
+                      </w:tabs>
+                      <w:ind w:left="108"/>
+                      <w:jc w:val="right"/>
+                    </w:pPr>
+                    <w:r>
+                      <w:t>{{payer.name}}</w:t>
+                    </w:r>
+                    <w:r>
+                      <w:br/>
+                      <w:t>{{</w:t>
+                    </w:r>
+                    <w:proofErr w:type="spellStart"/>
+                    <w:r>
+                      <w:t>payer.street</w:t>
+                    </w:r>
+                    <w:proofErr w:type="spellEnd"/>
+                    <w:r>
+                      <w:t>}}</w:t>
+                    </w:r>
+                    <w:r>
+                      <w:br/>
+                      <w:t>{{</w:t>
+                    </w:r>
+                    <w:proofErr w:type="spellStart"/>
+                    <w:r>
+                      <w:t>payer.zip_city</w:t>
+                    </w:r>
+                    <w:proofErr w:type="spellEnd"/>
+                    <w:r>
+                      <w:t>}}</w:t>
+                    </w:r>
+                  </w:p>
+                </w:txbxContent>
+              </v:textbox>
+              <w10:wrap type="square"/>
+            </v:shape>
+          </w:pict>
+        </mc:Fallback>
+      </mc:AlternateContent>
     </w:r>
     <w:r>
       <w:rPr>
@@ -2513,26 +3071,604 @@
         <w:noProof/>
         <w:sz w:val="36"/>
         <w:szCs w:val="36"/>
+        <w14:ligatures w14:val="standardContextual"/>
       </w:rPr>
-      <w:t xml:space="preserve"> </w:t>
+      <mc:AlternateContent>
+        <mc:Choice Requires="wps">
+          <w:drawing>
+            <wp:anchor distT="0" distB="0" distL="114300" distR="114300" simplePos="0" relativeHeight="251671552" behindDoc="0" locked="0" layoutInCell="1" allowOverlap="1" wp14:anchorId="5B4AD547" wp14:editId="706683C7">
+              <wp:simplePos x="0" y="0"/>
+              <wp:positionH relativeFrom="margin">
+                <wp:posOffset>-85725</wp:posOffset>
+              </wp:positionH>
+              <wp:positionV relativeFrom="paragraph">
+                <wp:posOffset>236220</wp:posOffset>
+              </wp:positionV>
+              <wp:extent cx="914400" cy="342900"/>
+              <wp:effectExtent l="0" t="0" r="0" b="0"/>
+              <wp:wrapNone/>
+              <wp:docPr id="393059412" name="Textfeld 1"/>
+              <wp:cNvGraphicFramePr/>
+              <a:graphic xmlns:a="http://schemas.openxmlformats.org/drawingml/2006/main">
+                <a:graphicData uri="http://schemas.microsoft.com/office/word/2010/wordprocessingShape">
+                  <wps:wsp>
+                    <wps:cNvSpPr txBox="1"/>
+                    <wps:spPr>
+                      <a:xfrm>
+                        <a:off x="0" y="0"/>
+                        <a:ext cx="914400" cy="342900"/>
+                      </a:xfrm>
+                      <a:prstGeom prst="rect">
+                        <a:avLst/>
+                      </a:prstGeom>
+                      <a:solidFill>
+                        <a:schemeClr val="lt1"/>
+                      </a:solidFill>
+                      <a:ln w="6350">
+                        <a:noFill/>
+                      </a:ln>
+                    </wps:spPr>
+                    <wps:txbx>
+                      <w:txbxContent>
+                        <w:p>
+                          <w:pPr>
+                            <w:jc w:val="both"/>
+                            <w:rPr>
+                              <w:b/>
+                              <w:bCs/>
+                              <w:sz w:val="36"/>
+                              <w:szCs w:val="36"/>
+                            </w:rPr>
+                          </w:pPr>
+                          <w:r>
+                            <w:rPr>
+                              <w:b/>
+                              <w:bCs/>
+                              <w:sz w:val="36"/>
+                              <w:szCs w:val="36"/>
+                            </w:rPr>
+                            <w:t>Rechnung</w:t>
+                          </w:r>
+                        </w:p>
+                      </w:txbxContent>
+                    </wps:txbx>
+                    <wps:bodyPr rot="0" spcFirstLastPara="0" vertOverflow="overflow" horzOverflow="overflow" vert="horz" wrap="none" lIns="91440" tIns="45720" rIns="91440" bIns="45720" numCol="1" spcCol="0" rtlCol="0" fromWordArt="0" anchor="t" anchorCtr="0" forceAA="0" compatLnSpc="1">
+                      <a:prstTxWarp prst="textNoShape">
+                        <a:avLst/>
+                      </a:prstTxWarp>
+                      <a:noAutofit/>
+                    </wps:bodyPr>
+                  </wps:wsp>
+                </a:graphicData>
+              </a:graphic>
+              <wp14:sizeRelV relativeFrom="margin">
+                <wp14:pctHeight>0</wp14:pctHeight>
+              </wp14:sizeRelV>
+            </wp:anchor>
+          </w:drawing>
+        </mc:Choice>
+        <mc:Fallback>
+          <w:pict>
+            <v:shape w14:anchorId="5B4AD547" id="_x0000_s1033" type="#_x0000_t202" style="position:absolute;margin-left:-6.75pt;margin-top:18.6pt;width:1in;height:27pt;z-index:251671552;visibility:visible;mso-wrap-style:none;mso-height-percent:0;mso-wrap-distance-left:9pt;mso-wrap-distance-top:0;mso-wrap-distance-right:9pt;mso-wrap-distance-bottom:0;mso-position-horizontal:absolute;mso-position-horizontal-relative:margin;mso-position-vertical:absolute;mso-position-vertical-relative:text;mso-height-percent:0;mso-height-relative:margin;v-text-anchor:top" o:gfxdata="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" fillcolor="white [3201]" stroked="f" strokeweight=".5pt">
+              <v:textbox>
+                <w:txbxContent>
+                  <w:p>
+                    <w:pPr>
+                      <w:jc w:val="both"/>
+                      <w:rPr>
+                        <w:b/>
+                        <w:bCs/>
+                        <w:sz w:val="36"/>
+                        <w:szCs w:val="36"/>
+                      </w:rPr>
+                    </w:pPr>
+                    <w:r>
+                      <w:rPr>
+                        <w:b/>
+                        <w:bCs/>
+                        <w:sz w:val="36"/>
+                        <w:szCs w:val="36"/>
+                      </w:rPr>
+                      <w:t>Rechnung</w:t>
+                    </w:r>
+                  </w:p>
+                </w:txbxContent>
+              </v:textbox>
+              <w10:wrap anchorx="margin"/>
+            </v:shape>
+          </w:pict>
+        </mc:Fallback>
+      </mc:AlternateContent>
     </w:r>
     <w:r>
       <w:rPr>
         <w:b/>
         <w:bCs/>
         <w:noProof/>
-        <w:sz w:val="36"/>
-        <w:szCs w:val="36"/>
       </w:rPr>
-      <w:t xml:space="preserve"> </w:t>
+      <mc:AlternateContent>
+        <mc:Choice Requires="wps">
+          <w:drawing>
+            <wp:anchor distT="45720" distB="45720" distL="114300" distR="114300" simplePos="0" relativeHeight="251658239" behindDoc="0" locked="0" layoutInCell="1" allowOverlap="1" wp14:anchorId="7A8B1C15" wp14:editId="38C6B210">
+              <wp:simplePos x="0" y="0"/>
+              <wp:positionH relativeFrom="column">
+                <wp:posOffset>-223520</wp:posOffset>
+              </wp:positionH>
+              <wp:positionV relativeFrom="paragraph">
+                <wp:posOffset>-87630</wp:posOffset>
+              </wp:positionV>
+              <wp:extent cx="6467475" cy="2790825"/>
+              <wp:effectExtent l="0" t="0" r="0" b="0"/>
+              <wp:wrapTopAndBottom/>
+              <wp:docPr id="1812128140" name="Textfeld 2"/>
+              <wp:cNvGraphicFramePr>
+                <a:graphicFrameLocks xmlns:a="http://schemas.openxmlformats.org/drawingml/2006/main"/>
+              </wp:cNvGraphicFramePr>
+              <a:graphic xmlns:a="http://schemas.openxmlformats.org/drawingml/2006/main">
+                <a:graphicData uri="http://schemas.microsoft.com/office/word/2010/wordprocessingShape">
+                  <wps:wsp>
+                    <wps:cNvSpPr txBox="1">
+                      <a:spLocks noChangeArrowheads="1"/>
+                    </wps:cNvSpPr>
+                    <wps:spPr bwMode="auto">
+                      <a:xfrm>
+                        <a:off x="0" y="0"/>
+                        <a:ext cx="6467475" cy="2790825"/>
+                      </a:xfrm>
+                      <a:prstGeom prst="rect">
+                        <a:avLst/>
+                      </a:prstGeom>
+                      <a:noFill/>
+                      <a:ln w="9525">
+                        <a:noFill/>
+                        <a:miter lim="800000"/>
+                        <a:headEnd/>
+                        <a:tailEnd/>
+                      </a:ln>
+                    </wps:spPr>
+                    <wps:txbx>
+                      <w:txbxContent>
+                        <w:p>
+                          <w:pPr>
+                            <w:rPr>
+                              <w:color w:val="FFFFFF" w:themeColor="background1"/>
+                              <w14:textFill>
+                                <w14:noFill/>
+                              </w14:textFill>
+                            </w:rPr>
+                          </w:pPr>
+                        </w:p>
+                      </w:txbxContent>
+                    </wps:txbx>
+                    <wps:bodyPr rot="0" vert="horz" wrap="square" lIns="91440" tIns="45720" rIns="91440" bIns="45720" anchor="t" anchorCtr="0">
+                      <a:noAutofit/>
+                    </wps:bodyPr>
+                  </wps:wsp>
+                </a:graphicData>
+              </a:graphic>
+              <wp14:sizeRelH relativeFrom="margin">
+                <wp14:pctWidth>0</wp14:pctWidth>
+              </wp14:sizeRelH>
+              <wp14:sizeRelV relativeFrom="margin">
+                <wp14:pctHeight>0</wp14:pctHeight>
+              </wp14:sizeRelV>
+            </wp:anchor>
+          </w:drawing>
+        </mc:Choice>
+        <mc:Fallback>
+          <w:pict>
+            <v:shape w14:anchorId="7A8B1C15" id="_x0000_s1033" type="#_x0000_t202" style="position:absolute;margin-left:-17.6pt;margin-top:-6.9pt;width:509.25pt;height:219.75pt;z-index:251658239;visibility:visible;mso-wrap-style:square;mso-width-percent:0;mso-height-percent:0;mso-wrap-distance-left:9pt;mso-wrap-distance-top:3.6pt;mso-wrap-distance-right:9pt;mso-wrap-distance-bottom:3.6pt;mso-position-horizontal:absolute;mso-position-horizontal-relative:text;mso-position-vertical:absolute;mso-position-vertical-relative:text;mso-width-percent:0;mso-height-percent:0;mso-width-relative:margin;mso-height-relative:margin;v-text-anchor:top" o:gfxdata="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" filled="f" stroked="f">
+              <v:textbox>
+                <w:txbxContent>
+                  <w:p>
+                    <w:pPr>
+                      <w:rPr>
+                        <w:color w:val="FFFFFF" w:themeColor="background1"/>
+                        <w14:textFill>
+                          <w14:noFill/>
+                        </w14:textFill>
+                      </w:rPr>
+                    </w:pPr>
+                  </w:p>
+                </w:txbxContent>
+              </v:textbox>
+              <w10:wrap type="topAndBottom"/>
+            </v:shape>
+          </w:pict>
+        </mc:Fallback>
+      </mc:AlternateContent>
     </w:r>
     <w:r>
-      <w:br/>
-      <w:t>Alpenstrassse 2</w:t>
+      <w:rPr>
+        <w:noProof/>
+      </w:rPr>
+      <mc:AlternateContent>
+        <mc:Choice Requires="wps">
+          <w:drawing>
+            <wp:anchor distT="45720" distB="45720" distL="114300" distR="114300" simplePos="0" relativeHeight="251661312" behindDoc="0" locked="0" layoutInCell="1" allowOverlap="1" wp14:anchorId="5E3AB54E" wp14:editId="7AF9BAD1">
+              <wp:simplePos x="0" y="0"/>
+              <wp:positionH relativeFrom="margin">
+                <wp:posOffset>-90170</wp:posOffset>
+              </wp:positionH>
+              <wp:positionV relativeFrom="paragraph">
+                <wp:posOffset>1112520</wp:posOffset>
+              </wp:positionV>
+              <wp:extent cx="2360930" cy="1404620"/>
+              <wp:effectExtent l="0" t="0" r="0" b="0"/>
+              <wp:wrapNone/>
+              <wp:docPr id="61903079" name="Textfeld 2"/>
+              <wp:cNvGraphicFramePr>
+                <a:graphicFrameLocks xmlns:a="http://schemas.openxmlformats.org/drawingml/2006/main"/>
+              </wp:cNvGraphicFramePr>
+              <a:graphic xmlns:a="http://schemas.openxmlformats.org/drawingml/2006/main">
+                <a:graphicData uri="http://schemas.microsoft.com/office/word/2010/wordprocessingShape">
+                  <wps:wsp>
+                    <wps:cNvSpPr txBox="1">
+                      <a:spLocks noChangeArrowheads="1"/>
+                    </wps:cNvSpPr>
+                    <wps:spPr bwMode="auto">
+                      <a:xfrm>
+                        <a:off x="0" y="0"/>
+                        <a:ext cx="2360930" cy="1404620"/>
+                      </a:xfrm>
+                      <a:prstGeom prst="rect">
+                        <a:avLst/>
+                      </a:prstGeom>
+                      <a:noFill/>
+                      <a:ln w="9525">
+                        <a:noFill/>
+                        <a:miter lim="800000"/>
+                        <a:headEnd/>
+                        <a:tailEnd/>
+                      </a:ln>
+                    </wps:spPr>
+                    <wps:txbx>
+                      <w:txbxContent>
+                        <w:p>
+                          <w:pPr>
+                            <w:rPr>
+                              <w14:textOutline w14:w="9525" w14:cap="rnd" w14:cmpd="sng" w14:algn="ctr">
+                                <w14:noFill/>
+                                <w14:prstDash w14:val="solid"/>
+                                <w14:bevel/>
+                              </w14:textOutline>
+                            </w:rPr>
+                          </w:pPr>
+                          <w:r>
+                            <w:rPr>
+                              <w14:textOutline w14:w="9525" w14:cap="rnd" w14:cmpd="sng" w14:algn="ctr">
+                                <w14:noFill/>
+                                <w14:prstDash w14:val="solid"/>
+                                <w14:bevel/>
+                              </w14:textOutline>
+                            </w:rPr>
+                            <w:t>Wegpiraten GmbH</w:t>
+                          </w:r>
+                          <w:r>
+                            <w:rPr>
+                              <w14:textOutline w14:w="9525" w14:cap="rnd" w14:cmpd="sng" w14:algn="ctr">
+                                <w14:noFill/>
+                                <w14:prstDash w14:val="solid"/>
+                                <w14:bevel/>
+                              </w14:textOutline>
+                            </w:rPr>
+                            <w:br/>
+                          </w:r>
+                          <w:proofErr w:type="spellStart"/>
+                          <w:r>
+                            <w:rPr>
+                              <w14:textOutline w14:w="9525" w14:cap="rnd" w14:cmpd="sng" w14:algn="ctr">
+                                <w14:noFill/>
+                                <w14:prstDash w14:val="solid"/>
+                                <w14:bevel/>
+                              </w14:textOutline>
+                            </w:rPr>
+                            <w:t>Hauptstra</w:t>
+                          </w:r>
+                          <w:r>
+                            <w:rPr>
+                              <w14:textOutline w14:w="9525" w14:cap="rnd" w14:cmpd="sng" w14:algn="ctr">
+                                <w14:noFill/>
+                                <w14:prstDash w14:val="solid"/>
+                                <w14:bevel/>
+                              </w14:textOutline>
+                            </w:rPr>
+                            <w:t>ss</w:t>
+                          </w:r>
+                          <w:r>
+                            <w:rPr>
+                              <w14:textOutline w14:w="9525" w14:cap="rnd" w14:cmpd="sng" w14:algn="ctr">
+                                <w14:noFill/>
+                                <w14:prstDash w14:val="solid"/>
+                                <w14:bevel/>
+                              </w14:textOutline>
+                            </w:rPr>
+                            <w:t>e</w:t>
+                          </w:r>
+                          <w:proofErr w:type="spellEnd"/>
+                          <w:r>
+                            <w:rPr>
+                              <w14:textOutline w14:w="9525" w14:cap="rnd" w14:cmpd="sng" w14:algn="ctr">
+                                <w14:noFill/>
+                                <w14:prstDash w14:val="solid"/>
+                                <w14:bevel/>
+                              </w14:textOutline>
+                            </w:rPr>
+                            <w:t xml:space="preserve"> 47</w:t>
+                          </w:r>
+                          <w:r>
+                            <w:rPr>
+                              <w14:textOutline w14:w="9525" w14:cap="rnd" w14:cmpd="sng" w14:algn="ctr">
+                                <w14:noFill/>
+                                <w14:prstDash w14:val="solid"/>
+                                <w14:bevel/>
+                              </w14:textOutline>
+                            </w:rPr>
+                            <w:br/>
+                            <w:t>3800 {{</w:t>
+                          </w:r>
+                          <w:proofErr w:type="spellStart"/>
+                          <w:r>
+                            <w:rPr>
+                              <w14:textOutline w14:w="9525" w14:cap="rnd" w14:cmpd="sng" w14:algn="ctr">
+                                <w14:noFill/>
+                                <w14:prstDash w14:val="solid"/>
+                                <w14:bevel/>
+                              </w14:textOutline>
+                            </w:rPr>
+                            <w:t>provider_city</w:t>
+                          </w:r>
+                          <w:proofErr w:type="spellEnd"/>
+                          <w:r>
+                            <w:rPr>
+                              <w14:textOutline w14:w="9525" w14:cap="rnd" w14:cmpd="sng" w14:algn="ctr">
+                                <w14:noFill/>
+                                <w14:prstDash w14:val="solid"/>
+                                <w14:bevel/>
+                              </w14:textOutline>
+                            </w:rPr>
+                            <w:t>}}</w:t>
+                          </w:r>
+                        </w:p>
+                      </w:txbxContent>
+                    </wps:txbx>
+                    <wps:bodyPr rot="0" vert="horz" wrap="square" lIns="91440" tIns="45720" rIns="91440" bIns="45720" anchor="t" anchorCtr="0">
+                      <a:spAutoFit/>
+                    </wps:bodyPr>
+                  </wps:wsp>
+                </a:graphicData>
+              </a:graphic>
+              <wp14:sizeRelH relativeFrom="margin">
+                <wp14:pctWidth>40000</wp14:pctWidth>
+              </wp14:sizeRelH>
+              <wp14:sizeRelV relativeFrom="margin">
+                <wp14:pctHeight>20000</wp14:pctHeight>
+              </wp14:sizeRelV>
+            </wp:anchor>
+          </w:drawing>
+        </mc:Choice>
+        <mc:Fallback>
+          <w:pict>
+            <v:shape w14:anchorId="5E3AB54E" id="_x0000_s1035" type="#_x0000_t202" style="position:absolute;margin-left:-7.1pt;margin-top:87.6pt;width:185.9pt;height:110.6pt;z-index:251661312;visibility:visible;mso-wrap-style:square;mso-width-percent:400;mso-height-percent:200;mso-wrap-distance-left:9pt;mso-wrap-distance-top:3.6pt;mso-wrap-distance-right:9pt;mso-wrap-distance-bottom:3.6pt;mso-position-horizontal:absolute;mso-position-horizontal-relative:margin;mso-position-vertical:absolute;mso-position-vertical-relative:text;mso-width-percent:400;mso-height-percent:200;mso-width-relative:margin;mso-height-relative:margin;v-text-anchor:top" o:gfxdata="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" filled="f" stroked="f">
+              <v:textbox style="mso-fit-shape-to-text:t">
+                <w:txbxContent>
+                  <w:p>
+                    <w:pPr>
+                      <w:rPr>
+                        <w14:textOutline w14:w="9525" w14:cap="rnd" w14:cmpd="sng" w14:algn="ctr">
+                          <w14:noFill/>
+                          <w14:prstDash w14:val="solid"/>
+                          <w14:bevel/>
+                        </w14:textOutline>
+                      </w:rPr>
+                    </w:pPr>
+                    <w:r>
+                      <w:rPr>
+                        <w14:textOutline w14:w="9525" w14:cap="rnd" w14:cmpd="sng" w14:algn="ctr">
+                          <w14:noFill/>
+                          <w14:prstDash w14:val="solid"/>
+                          <w14:bevel/>
+                        </w14:textOutline>
+                      </w:rPr>
+                      <w:t>Wegpiraten GmbH</w:t>
+                    </w:r>
+                    <w:r>
+                      <w:rPr>
+                        <w14:textOutline w14:w="9525" w14:cap="rnd" w14:cmpd="sng" w14:algn="ctr">
+                          <w14:noFill/>
+                          <w14:prstDash w14:val="solid"/>
+                          <w14:bevel/>
+                        </w14:textOutline>
+                      </w:rPr>
+                      <w:br/>
+                    </w:r>
+                    <w:proofErr w:type="spellStart"/>
+                    <w:r>
+                      <w:rPr>
+                        <w14:textOutline w14:w="9525" w14:cap="rnd" w14:cmpd="sng" w14:algn="ctr">
+                          <w14:noFill/>
+                          <w14:prstDash w14:val="solid"/>
+                          <w14:bevel/>
+                        </w14:textOutline>
+                      </w:rPr>
+                      <w:t>Hauptstra</w:t>
+                    </w:r>
+                    <w:r>
+                      <w:rPr>
+                        <w14:textOutline w14:w="9525" w14:cap="rnd" w14:cmpd="sng" w14:algn="ctr">
+                          <w14:noFill/>
+                          <w14:prstDash w14:val="solid"/>
+                          <w14:bevel/>
+                        </w14:textOutline>
+                      </w:rPr>
+                      <w:t>ss</w:t>
+                    </w:r>
+                    <w:r>
+                      <w:rPr>
+                        <w14:textOutline w14:w="9525" w14:cap="rnd" w14:cmpd="sng" w14:algn="ctr">
+                          <w14:noFill/>
+                          <w14:prstDash w14:val="solid"/>
+                          <w14:bevel/>
+                        </w14:textOutline>
+                      </w:rPr>
+                      <w:t>e</w:t>
+                    </w:r>
+                    <w:proofErr w:type="spellEnd"/>
+                    <w:r>
+                      <w:rPr>
+                        <w14:textOutline w14:w="9525" w14:cap="rnd" w14:cmpd="sng" w14:algn="ctr">
+                          <w14:noFill/>
+                          <w14:prstDash w14:val="solid"/>
+                          <w14:bevel/>
+                        </w14:textOutline>
+                      </w:rPr>
+                      <w:t xml:space="preserve"> 47</w:t>
+                    </w:r>
+                    <w:r>
+                      <w:rPr>
+                        <w14:textOutline w14:w="9525" w14:cap="rnd" w14:cmpd="sng" w14:algn="ctr">
+                          <w14:noFill/>
+                          <w14:prstDash w14:val="solid"/>
+                          <w14:bevel/>
+                        </w14:textOutline>
+                      </w:rPr>
+                      <w:br/>
+                      <w:t>3800 {{</w:t>
+                    </w:r>
+                    <w:proofErr w:type="spellStart"/>
+                    <w:r>
+                      <w:rPr>
+                        <w14:textOutline w14:w="9525" w14:cap="rnd" w14:cmpd="sng" w14:algn="ctr">
+                          <w14:noFill/>
+                          <w14:prstDash w14:val="solid"/>
+                          <w14:bevel/>
+                        </w14:textOutline>
+                      </w:rPr>
+                      <w:t>provider_city</w:t>
+                    </w:r>
+                    <w:proofErr w:type="spellEnd"/>
+                    <w:r>
+                      <w:rPr>
+                        <w14:textOutline w14:w="9525" w14:cap="rnd" w14:cmpd="sng" w14:algn="ctr">
+                          <w14:noFill/>
+                          <w14:prstDash w14:val="solid"/>
+                          <w14:bevel/>
+                        </w14:textOutline>
+                      </w:rPr>
+                      <w:t>}}</w:t>
+                    </w:r>
+                  </w:p>
+                </w:txbxContent>
+              </v:textbox>
+              <w10:wrap anchorx="margin"/>
+            </v:shape>
+          </w:pict>
+        </mc:Fallback>
+      </mc:AlternateContent>
     </w:r>
     <w:r>
-      <w:br/>
-      <w:t>3800 Interlaken</w:t>
+      <w:rPr>
+        <w:b/>
+        <w:bCs/>
+        <w:noProof/>
+      </w:rPr>
+      <mc:AlternateContent>
+        <mc:Choice Requires="wps">
+          <w:drawing>
+            <wp:anchor distT="45720" distB="45720" distL="114300" distR="114300" simplePos="0" relativeHeight="251659264" behindDoc="0" locked="0" layoutInCell="1" allowOverlap="1" wp14:anchorId="06F5CA7B" wp14:editId="78186FAC">
+              <wp:simplePos x="0" y="0"/>
+              <wp:positionH relativeFrom="column">
+                <wp:posOffset>-102870</wp:posOffset>
+              </wp:positionH>
+              <wp:positionV relativeFrom="paragraph">
+                <wp:posOffset>-3662045</wp:posOffset>
+              </wp:positionV>
+              <wp:extent cx="2360930" cy="1404620"/>
+              <wp:effectExtent l="0" t="0" r="22860" b="11430"/>
+              <wp:wrapSquare wrapText="bothSides"/>
+              <wp:docPr id="1389325871" name="Textfeld 2"/>
+              <wp:cNvGraphicFramePr>
+                <a:graphicFrameLocks xmlns:a="http://schemas.openxmlformats.org/drawingml/2006/main"/>
+              </wp:cNvGraphicFramePr>
+              <a:graphic xmlns:a="http://schemas.openxmlformats.org/drawingml/2006/main">
+                <a:graphicData uri="http://schemas.microsoft.com/office/word/2010/wordprocessingShape">
+                  <wps:wsp>
+                    <wps:cNvSpPr txBox="1">
+                      <a:spLocks noChangeArrowheads="1"/>
+                    </wps:cNvSpPr>
+                    <wps:spPr bwMode="auto">
+                      <a:xfrm>
+                        <a:off x="0" y="0"/>
+                        <a:ext cx="2360930" cy="1404620"/>
+                      </a:xfrm>
+                      <a:prstGeom prst="rect">
+                        <a:avLst/>
+                      </a:prstGeom>
+                      <a:solidFill>
+                        <a:srgbClr val="FFFFFF"/>
+                      </a:solidFill>
+                      <a:ln w="9525">
+                        <a:solidFill>
+                          <a:srgbClr val="000000"/>
+                        </a:solidFill>
+                        <a:miter lim="800000"/>
+                        <a:headEnd/>
+                        <a:tailEnd/>
+                      </a:ln>
+                    </wps:spPr>
+                    <wps:txbx>
+                      <w:txbxContent>
+                        <w:p>
+                          <w:r>
+                            <w:rPr>
+                              <w:b/>
+                              <w:bCs/>
+                              <w:sz w:val="36"/>
+                              <w:szCs w:val="36"/>
+                            </w:rPr>
+                            <w:t>Rechnung</w:t>
+                          </w:r>
+                        </w:p>
+                      </w:txbxContent>
+                    </wps:txbx>
+                    <wps:bodyPr rot="0" vert="horz" wrap="square" lIns="91440" tIns="45720" rIns="91440" bIns="45720" anchor="t" anchorCtr="0">
+                      <a:spAutoFit/>
+                    </wps:bodyPr>
+                  </wps:wsp>
+                </a:graphicData>
+              </a:graphic>
+              <wp14:sizeRelH relativeFrom="margin">
+                <wp14:pctWidth>40000</wp14:pctWidth>
+              </wp14:sizeRelH>
+              <wp14:sizeRelV relativeFrom="margin">
+                <wp14:pctHeight>20000</wp14:pctHeight>
+              </wp14:sizeRelV>
+            </wp:anchor>
+          </w:drawing>
+        </mc:Choice>
+        <mc:Fallback>
+          <w:pict>
+            <v:shape w14:anchorId="06F5CA7B" id="_x0000_s1036" type="#_x0000_t202" style="position:absolute;margin-left:-8.1pt;margin-top:-288.35pt;width:185.9pt;height:110.6pt;z-index:251659264;visibility:visible;mso-wrap-style:square;mso-width-percent:400;mso-height-percent:200;mso-wrap-distance-left:9pt;mso-wrap-distance-top:3.6pt;mso-wrap-distance-right:9pt;mso-wrap-distance-bottom:3.6pt;mso-position-horizontal:absolute;mso-position-horizontal-relative:text;mso-position-vertical:absolute;mso-position-vertical-relative:text;mso-width-percent:400;mso-height-percent:200;mso-width-relative:margin;mso-height-relative:margin;v-text-anchor:top" o:gfxdata="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">
+              <v:textbox style="mso-fit-shape-to-text:t">
+                <w:txbxContent>
+                  <w:p>
+                    <w:r>
+                      <w:rPr>
+                        <w:b/>
+                        <w:bCs/>
+                        <w:sz w:val="36"/>
+                        <w:szCs w:val="36"/>
+                      </w:rPr>
+                      <w:t>Rechnung</w:t>
+                    </w:r>
+                  </w:p>
+                </w:txbxContent>
+              </v:textbox>
+              <w10:wrap type="square"/>
+            </v:shape>
+          </w:pict>
+        </mc:Fallback>
+      </mc:AlternateContent>
     </w:r>
   </w:p>
 </w:hdr>
@@ -2938,7 +4074,7 @@
   <w:style w:type="paragraph" w:default="1" w:styleId="Standard">
     <w:name w:val="Normal"/>
     <w:qFormat/>
-    <w:rsid w:val="00A645CC"/>
+    <w:rsid w:val="0033791E"/>
     <w:pPr>
       <w:spacing w:after="0" w:line="240" w:lineRule="auto"/>
     </w:pPr>
@@ -3147,6 +4283,67 @@
       <w:color w:val="605E5C"/>
       <w:shd w:val="clear" w:color="auto" w:fill="E1DFDD"/>
     </w:rPr>
+  </w:style>
+  <w:style w:type="table" w:styleId="Listentabelle1hell">
+    <w:name w:val="List Table 1 Light"/>
+    <w:basedOn w:val="NormaleTabelle"/>
+    <w:uiPriority w:val="46"/>
+    <w:rsid w:val="001E4E4F"/>
+    <w:pPr>
+      <w:spacing w:after="0" w:line="240" w:lineRule="auto"/>
+    </w:pPr>
+    <w:tblPr>
+      <w:tblStyleRowBandSize w:val="1"/>
+      <w:tblStyleColBandSize w:val="1"/>
+    </w:tblPr>
+    <w:tblStylePr w:type="firstRow">
+      <w:rPr>
+        <w:b/>
+        <w:bCs/>
+      </w:rPr>
+      <w:tblPr/>
+      <w:tcPr>
+        <w:tcBorders>
+          <w:bottom w:val="single" w:sz="4" w:space="0" w:color="666666" w:themeColor="text1" w:themeTint="99"/>
+        </w:tcBorders>
+      </w:tcPr>
+    </w:tblStylePr>
+    <w:tblStylePr w:type="lastRow">
+      <w:rPr>
+        <w:b/>
+        <w:bCs/>
+      </w:rPr>
+      <w:tblPr/>
+      <w:tcPr>
+        <w:tcBorders>
+          <w:top w:val="single" w:sz="4" w:space="0" w:color="666666" w:themeColor="text1" w:themeTint="99"/>
+        </w:tcBorders>
+      </w:tcPr>
+    </w:tblStylePr>
+    <w:tblStylePr w:type="firstCol">
+      <w:rPr>
+        <w:b/>
+        <w:bCs/>
+      </w:rPr>
+    </w:tblStylePr>
+    <w:tblStylePr w:type="lastCol">
+      <w:rPr>
+        <w:b/>
+        <w:bCs/>
+      </w:rPr>
+    </w:tblStylePr>
+    <w:tblStylePr w:type="band1Vert">
+      <w:tblPr/>
+      <w:tcPr>
+        <w:shd w:val="clear" w:color="auto" w:fill="CCCCCC" w:themeFill="text1" w:themeFillTint="33"/>
+      </w:tcPr>
+    </w:tblStylePr>
+    <w:tblStylePr w:type="band1Horz">
+      <w:tblPr/>
+      <w:tcPr>
+        <w:shd w:val="clear" w:color="auto" w:fill="CCCCCC" w:themeFill="text1" w:themeFillTint="33"/>
+      </w:tcPr>
+    </w:tblStylePr>
   </w:style>
 </w:styles>
 </file>

--- a/templates/rechnungsvorlage.docx
+++ b/templates/rechnungsvorlage.docx
@@ -347,7 +347,7 @@
     <w:p/>
     <w:tbl>
       <w:tblPr>
-        <w:tblStyle w:val="Gitternetztabelle2"/>
+        <w:tblStyle w:val="Gitternetztabelle2Akzent3"/>
         <w:tblW w:w="9072" w:type="dxa"/>
         <w:tblLayout w:type="fixed"/>
         <w:tblLook w:val="0420" w:firstRow="1" w:lastRow="0" w:firstColumn="0" w:lastColumn="0" w:noHBand="0" w:noVBand="1"/>
@@ -363,7 +363,6 @@
       <w:tr>
         <w:trPr>
           <w:cnfStyle w:val="100000000000" w:firstRow="1" w:lastRow="0" w:firstColumn="0" w:lastColumn="0" w:oddVBand="0" w:evenVBand="0" w:oddHBand="0" w:evenHBand="0" w:firstRowFirstColumn="0" w:firstRowLastColumn="0" w:lastRowFirstColumn="0" w:lastRowLastColumn="0"/>
-          <w:tblHeader/>
         </w:trPr>
         <w:tc>
           <w:tcPr>
@@ -372,7 +371,7 @@
           </w:tcPr>
           <w:p>
             <w:pPr>
-              <w:jc w:val="right"/>
+              <w:jc w:val="center"/>
               <w:rPr>
                 <w:b w:val="0"/>
                 <w:bCs w:val="0"/>
@@ -418,7 +417,7 @@
           </w:tcPr>
           <w:p>
             <w:pPr>
-              <w:jc w:val="right"/>
+              <w:jc w:val="center"/>
               <w:rPr>
                 <w:b w:val="0"/>
                 <w:bCs w:val="0"/>
@@ -444,7 +443,7 @@
           </w:tcPr>
           <w:p>
             <w:pPr>
-              <w:jc w:val="right"/>
+              <w:jc w:val="center"/>
               <w:rPr>
                 <w:b w:val="0"/>
                 <w:bCs w:val="0"/>
@@ -480,7 +479,7 @@
           </w:tcPr>
           <w:p>
             <w:pPr>
-              <w:jc w:val="right"/>
+              <w:jc w:val="center"/>
               <w:rPr>
                 <w:b w:val="0"/>
                 <w:bCs w:val="0"/>
@@ -546,7 +545,7 @@
           </w:tcPr>
           <w:p>
             <w:pPr>
-              <w:jc w:val="right"/>
+              <w:jc w:val="center"/>
               <w:rPr>
                 <w:b w:val="0"/>
                 <w:bCs w:val="0"/>
@@ -581,7 +580,7 @@
           </w:tcPr>
           <w:p>
             <w:pPr>
-              <w:jc w:val="right"/>
+              <w:jc w:val="center"/>
               <w:rPr>
                 <w:b w:val="0"/>
                 <w:bCs w:val="0"/>
@@ -603,28 +602,24 @@
       </w:tr>
       <w:tr>
         <w:trPr>
-          <w:cnfStyle w:val="100000000000" w:firstRow="1" w:lastRow="0" w:firstColumn="0" w:lastColumn="0" w:oddVBand="0" w:evenVBand="0" w:oddHBand="0" w:evenHBand="0" w:firstRowFirstColumn="0" w:firstRowLastColumn="0" w:lastRowFirstColumn="0" w:lastRowLastColumn="0"/>
-          <w:tblHeader/>
+          <w:cnfStyle w:val="000000100000" w:firstRow="0" w:lastRow="0" w:firstColumn="0" w:lastColumn="0" w:oddVBand="0" w:evenVBand="0" w:oddHBand="1" w:evenHBand="0" w:firstRowFirstColumn="0" w:firstRowLastColumn="0" w:lastRowFirstColumn="0" w:lastRowLastColumn="0"/>
         </w:trPr>
         <w:tc>
           <w:tcPr>
             <w:tcW w:w="1484" w:type="dxa"/>
-            <w:vAlign w:val="center"/>
           </w:tcPr>
           <w:p>
             <w:pPr>
               <w:jc w:val="right"/>
               <w:rPr>
-                <w:b w:val="0"/>
-                <w:bCs w:val="0"/>
+                <w:b/>
+                <w:bCs/>
                 <w:sz w:val="22"/>
                 <w:szCs w:val="22"/>
               </w:rPr>
             </w:pPr>
             <w:r>
               <w:rPr>
-                <w:b w:val="0"/>
-                <w:bCs w:val="0"/>
                 <w:sz w:val="22"/>
                 <w:szCs w:val="22"/>
                 <w:lang w:val="en-US"/>
@@ -634,8 +629,6 @@
             <w:r>
               <w:rPr>
                 <w:rFonts w:ascii="Consolas" w:hAnsi="Consolas" w:cs="Times New Roman"/>
-                <w:b w:val="0"/>
-                <w:bCs w:val="0"/>
                 <w:color w:val="92D69E"/>
                 <w:sz w:val="22"/>
                 <w:szCs w:val="22"/>
@@ -646,8 +639,6 @@
             <w:proofErr w:type="spellStart"/>
             <w:r>
               <w:rPr>
-                <w:b w:val="0"/>
-                <w:bCs w:val="0"/>
                 <w:sz w:val="22"/>
                 <w:szCs w:val="22"/>
               </w:rPr>
@@ -659,16 +650,14 @@
             <w:pPr>
               <w:jc w:val="right"/>
               <w:rPr>
-                <w:b w:val="0"/>
-                <w:bCs w:val="0"/>
+                <w:b/>
+                <w:bCs/>
                 <w:sz w:val="22"/>
                 <w:szCs w:val="22"/>
               </w:rPr>
             </w:pPr>
             <w:r>
               <w:rPr>
-                <w:b w:val="0"/>
-                <w:bCs w:val="0"/>
                 <w:sz w:val="22"/>
                 <w:szCs w:val="22"/>
               </w:rPr>
@@ -679,22 +668,19 @@
         <w:tc>
           <w:tcPr>
             <w:tcW w:w="1307" w:type="dxa"/>
-            <w:vAlign w:val="center"/>
           </w:tcPr>
           <w:p>
             <w:pPr>
               <w:jc w:val="right"/>
               <w:rPr>
-                <w:b w:val="0"/>
-                <w:bCs w:val="0"/>
+                <w:b/>
+                <w:bCs/>
                 <w:sz w:val="22"/>
                 <w:szCs w:val="22"/>
               </w:rPr>
             </w:pPr>
             <w:r>
               <w:rPr>
-                <w:b w:val="0"/>
-                <w:bCs w:val="0"/>
                 <w:sz w:val="22"/>
                 <w:szCs w:val="22"/>
               </w:rPr>
@@ -703,8 +689,6 @@
             <w:proofErr w:type="spellStart"/>
             <w:r>
               <w:rPr>
-                <w:b w:val="0"/>
-                <w:bCs w:val="0"/>
                 <w:sz w:val="22"/>
                 <w:szCs w:val="22"/>
               </w:rPr>
@@ -713,8 +697,6 @@
             <w:proofErr w:type="spellEnd"/>
             <w:r>
               <w:rPr>
-                <w:b w:val="0"/>
-                <w:bCs w:val="0"/>
                 <w:sz w:val="22"/>
                 <w:szCs w:val="22"/>
               </w:rPr>
@@ -725,22 +707,19 @@
         <w:tc>
           <w:tcPr>
             <w:tcW w:w="1307" w:type="dxa"/>
-            <w:vAlign w:val="center"/>
           </w:tcPr>
           <w:p>
             <w:pPr>
               <w:jc w:val="right"/>
               <w:rPr>
-                <w:b w:val="0"/>
-                <w:bCs w:val="0"/>
+                <w:b/>
+                <w:bCs/>
                 <w:sz w:val="22"/>
                 <w:szCs w:val="22"/>
               </w:rPr>
             </w:pPr>
             <w:r>
               <w:rPr>
-                <w:b w:val="0"/>
-                <w:bCs w:val="0"/>
                 <w:sz w:val="22"/>
                 <w:szCs w:val="22"/>
               </w:rPr>
@@ -749,8 +728,6 @@
             <w:proofErr w:type="spellStart"/>
             <w:r>
               <w:rPr>
-                <w:b w:val="0"/>
-                <w:bCs w:val="0"/>
                 <w:sz w:val="22"/>
                 <w:szCs w:val="22"/>
               </w:rPr>
@@ -759,8 +736,6 @@
             <w:proofErr w:type="spellEnd"/>
             <w:r>
               <w:rPr>
-                <w:b w:val="0"/>
-                <w:bCs w:val="0"/>
                 <w:sz w:val="22"/>
                 <w:szCs w:val="22"/>
               </w:rPr>
@@ -771,22 +746,19 @@
         <w:tc>
           <w:tcPr>
             <w:tcW w:w="1705" w:type="dxa"/>
-            <w:vAlign w:val="center"/>
           </w:tcPr>
           <w:p>
             <w:pPr>
               <w:jc w:val="right"/>
               <w:rPr>
-                <w:b w:val="0"/>
-                <w:bCs w:val="0"/>
+                <w:b/>
+                <w:bCs/>
                 <w:sz w:val="22"/>
                 <w:szCs w:val="22"/>
               </w:rPr>
             </w:pPr>
             <w:r>
               <w:rPr>
-                <w:b w:val="0"/>
-                <w:bCs w:val="0"/>
                 <w:sz w:val="22"/>
                 <w:szCs w:val="22"/>
               </w:rPr>
@@ -795,8 +767,6 @@
             <w:proofErr w:type="spellStart"/>
             <w:r>
               <w:rPr>
-                <w:b w:val="0"/>
-                <w:bCs w:val="0"/>
                 <w:sz w:val="22"/>
                 <w:szCs w:val="22"/>
               </w:rPr>
@@ -805,8 +775,6 @@
             <w:proofErr w:type="spellEnd"/>
             <w:r>
               <w:rPr>
-                <w:b w:val="0"/>
-                <w:bCs w:val="0"/>
                 <w:sz w:val="22"/>
                 <w:szCs w:val="22"/>
               </w:rPr>
@@ -817,22 +785,19 @@
         <w:tc>
           <w:tcPr>
             <w:tcW w:w="1705" w:type="dxa"/>
-            <w:vAlign w:val="center"/>
           </w:tcPr>
           <w:p>
             <w:pPr>
               <w:jc w:val="right"/>
               <w:rPr>
-                <w:b w:val="0"/>
-                <w:bCs w:val="0"/>
+                <w:b/>
+                <w:bCs/>
                 <w:sz w:val="22"/>
                 <w:szCs w:val="22"/>
               </w:rPr>
             </w:pPr>
             <w:r>
               <w:rPr>
-                <w:b w:val="0"/>
-                <w:bCs w:val="0"/>
                 <w:sz w:val="22"/>
                 <w:szCs w:val="22"/>
               </w:rPr>
@@ -841,8 +806,6 @@
             <w:proofErr w:type="spellStart"/>
             <w:r>
               <w:rPr>
-                <w:b w:val="0"/>
-                <w:bCs w:val="0"/>
                 <w:sz w:val="22"/>
                 <w:szCs w:val="22"/>
               </w:rPr>
@@ -851,8 +814,6 @@
             <w:proofErr w:type="spellEnd"/>
             <w:r>
               <w:rPr>
-                <w:b w:val="0"/>
-                <w:bCs w:val="0"/>
                 <w:sz w:val="22"/>
                 <w:szCs w:val="22"/>
               </w:rPr>
@@ -863,22 +824,19 @@
         <w:tc>
           <w:tcPr>
             <w:tcW w:w="1564" w:type="dxa"/>
-            <w:vAlign w:val="center"/>
           </w:tcPr>
           <w:p>
             <w:pPr>
               <w:jc w:val="right"/>
               <w:rPr>
-                <w:b w:val="0"/>
-                <w:bCs w:val="0"/>
+                <w:b/>
+                <w:bCs/>
                 <w:sz w:val="22"/>
                 <w:szCs w:val="22"/>
               </w:rPr>
             </w:pPr>
             <w:r>
               <w:rPr>
-                <w:b w:val="0"/>
-                <w:bCs w:val="0"/>
                 <w:sz w:val="22"/>
                 <w:szCs w:val="22"/>
               </w:rPr>
@@ -887,8 +845,6 @@
             <w:proofErr w:type="spellStart"/>
             <w:r>
               <w:rPr>
-                <w:b w:val="0"/>
-                <w:bCs w:val="0"/>
                 <w:sz w:val="22"/>
                 <w:szCs w:val="22"/>
               </w:rPr>
@@ -897,67 +853,148 @@
             <w:proofErr w:type="spellEnd"/>
             <w:r>
               <w:rPr>
-                <w:b w:val="0"/>
-                <w:bCs w:val="0"/>
                 <w:sz w:val="22"/>
                 <w:szCs w:val="22"/>
               </w:rPr>
               <w:t>}}</w:t>
             </w:r>
+          </w:p>
+        </w:tc>
+      </w:tr>
+      <w:tr>
+        <w:tc>
+          <w:tcPr>
+            <w:tcW w:w="1484" w:type="dxa"/>
+          </w:tcPr>
+          <w:p>
+            <w:pPr>
+              <w:jc w:val="right"/>
+              <w:rPr>
+                <w:sz w:val="22"/>
+                <w:szCs w:val="22"/>
+                <w:lang w:val="en-US"/>
+              </w:rPr>
+            </w:pPr>
+            <w:r>
+              <w:rPr>
+                <w:sz w:val="22"/>
+                <w:szCs w:val="22"/>
+              </w:rPr>
+              <w:t xml:space="preserve">{% </w:t>
+            </w:r>
+            <w:proofErr w:type="spellStart"/>
+            <w:r>
+              <w:rPr>
+                <w:sz w:val="22"/>
+                <w:szCs w:val="22"/>
+              </w:rPr>
+              <w:t>endfor</w:t>
+            </w:r>
+            <w:proofErr w:type="spellEnd"/>
+            <w:r>
+              <w:rPr>
+                <w:sz w:val="22"/>
+                <w:szCs w:val="22"/>
+              </w:rPr>
+              <w:t xml:space="preserve"> %}</w:t>
+            </w:r>
+          </w:p>
+        </w:tc>
+        <w:tc>
+          <w:tcPr>
+            <w:tcW w:w="1307" w:type="dxa"/>
+          </w:tcPr>
+          <w:p>
+            <w:pPr>
+              <w:jc w:val="right"/>
+              <w:rPr>
+                <w:sz w:val="22"/>
+                <w:szCs w:val="22"/>
+              </w:rPr>
+            </w:pPr>
+          </w:p>
+        </w:tc>
+        <w:tc>
+          <w:tcPr>
+            <w:tcW w:w="1307" w:type="dxa"/>
+          </w:tcPr>
+          <w:p>
+            <w:pPr>
+              <w:jc w:val="right"/>
+              <w:rPr>
+                <w:sz w:val="22"/>
+                <w:szCs w:val="22"/>
+              </w:rPr>
+            </w:pPr>
+          </w:p>
+        </w:tc>
+        <w:tc>
+          <w:tcPr>
+            <w:tcW w:w="1705" w:type="dxa"/>
+          </w:tcPr>
+          <w:p>
+            <w:pPr>
+              <w:jc w:val="right"/>
+              <w:rPr>
+                <w:sz w:val="22"/>
+                <w:szCs w:val="22"/>
+              </w:rPr>
+            </w:pPr>
+          </w:p>
+        </w:tc>
+        <w:tc>
+          <w:tcPr>
+            <w:tcW w:w="1705" w:type="dxa"/>
+          </w:tcPr>
+          <w:p>
+            <w:pPr>
+              <w:jc w:val="right"/>
+              <w:rPr>
+                <w:sz w:val="22"/>
+                <w:szCs w:val="22"/>
+              </w:rPr>
+            </w:pPr>
+          </w:p>
+        </w:tc>
+        <w:tc>
+          <w:tcPr>
+            <w:tcW w:w="1564" w:type="dxa"/>
+          </w:tcPr>
+          <w:p>
+            <w:pPr>
+              <w:jc w:val="right"/>
+              <w:rPr>
+                <w:sz w:val="22"/>
+                <w:szCs w:val="22"/>
+              </w:rPr>
+            </w:pPr>
           </w:p>
         </w:tc>
       </w:tr>
       <w:tr>
         <w:trPr>
-          <w:cnfStyle w:val="100000000000" w:firstRow="1" w:lastRow="0" w:firstColumn="0" w:lastColumn="0" w:oddVBand="0" w:evenVBand="0" w:oddHBand="0" w:evenHBand="0" w:firstRowFirstColumn="0" w:firstRowLastColumn="0" w:lastRowFirstColumn="0" w:lastRowLastColumn="0"/>
-          <w:tblHeader/>
+          <w:cnfStyle w:val="000000100000" w:firstRow="0" w:lastRow="0" w:firstColumn="0" w:lastColumn="0" w:oddVBand="0" w:evenVBand="0" w:oddHBand="1" w:evenHBand="0" w:firstRowFirstColumn="0" w:firstRowLastColumn="0" w:lastRowFirstColumn="0" w:lastRowLastColumn="0"/>
+          <w:trHeight w:val="454"/>
         </w:trPr>
         <w:tc>
           <w:tcPr>
             <w:tcW w:w="1484" w:type="dxa"/>
-            <w:vAlign w:val="center"/>
+            <w:vAlign w:val="bottom"/>
           </w:tcPr>
           <w:p>
             <w:pPr>
-              <w:jc w:val="right"/>
-              <w:rPr>
-                <w:b w:val="0"/>
-                <w:bCs w:val="0"/>
+              <w:jc w:val="center"/>
+              <w:rPr>
+                <w:b/>
+                <w:bCs/>
                 <w:sz w:val="22"/>
                 <w:szCs w:val="22"/>
               </w:rPr>
             </w:pPr>
             <w:r>
               <w:rPr>
-                <w:b w:val="0"/>
-                <w:bCs w:val="0"/>
-                <w:sz w:val="22"/>
-                <w:szCs w:val="22"/>
-              </w:rPr>
-              <w:t xml:space="preserve">{% </w:t>
-            </w:r>
-            <w:proofErr w:type="spellStart"/>
-            <w:r>
-              <w:rPr>
-                <w:b w:val="0"/>
-                <w:bCs w:val="0"/>
-                <w:sz w:val="22"/>
-                <w:szCs w:val="22"/>
-              </w:rPr>
-              <w:t>endfor</w:t>
-            </w:r>
-            <w:proofErr w:type="spellEnd"/>
-            <w:r>
-              <w:rPr>
-                <w:b w:val="0"/>
-                <w:bCs w:val="0"/>
-                <w:sz w:val="22"/>
-                <w:szCs w:val="22"/>
-              </w:rPr>
-              <w:t xml:space="preserve"> %}</w:t>
-            </w:r>
-            <w:r>
-              <w:rPr>
+                <w:b/>
+                <w:bCs/>
                 <w:sz w:val="22"/>
                 <w:szCs w:val="22"/>
               </w:rPr>
@@ -968,20 +1005,22 @@
         <w:tc>
           <w:tcPr>
             <w:tcW w:w="1307" w:type="dxa"/>
-            <w:vAlign w:val="center"/>
+            <w:vAlign w:val="bottom"/>
           </w:tcPr>
           <w:p>
             <w:pPr>
               <w:jc w:val="right"/>
               <w:rPr>
-                <w:b w:val="0"/>
-                <w:bCs w:val="0"/>
+                <w:b/>
+                <w:bCs/>
                 <w:sz w:val="22"/>
                 <w:szCs w:val="22"/>
               </w:rPr>
             </w:pPr>
             <w:r>
               <w:rPr>
+                <w:b/>
+                <w:bCs/>
                 <w:sz w:val="22"/>
                 <w:szCs w:val="22"/>
               </w:rPr>
@@ -990,6 +1029,8 @@
             <w:proofErr w:type="spellStart"/>
             <w:r>
               <w:rPr>
+                <w:b/>
+                <w:bCs/>
                 <w:sz w:val="22"/>
                 <w:szCs w:val="22"/>
               </w:rPr>
@@ -998,6 +1039,8 @@
             <w:proofErr w:type="spellEnd"/>
             <w:r>
               <w:rPr>
+                <w:b/>
+                <w:bCs/>
                 <w:sz w:val="22"/>
                 <w:szCs w:val="22"/>
               </w:rPr>
@@ -1008,20 +1051,22 @@
         <w:tc>
           <w:tcPr>
             <w:tcW w:w="1307" w:type="dxa"/>
-            <w:vAlign w:val="center"/>
+            <w:vAlign w:val="bottom"/>
           </w:tcPr>
           <w:p>
             <w:pPr>
               <w:jc w:val="right"/>
               <w:rPr>
-                <w:b w:val="0"/>
-                <w:bCs w:val="0"/>
+                <w:b/>
+                <w:bCs/>
                 <w:sz w:val="22"/>
                 <w:szCs w:val="22"/>
               </w:rPr>
             </w:pPr>
             <w:r>
               <w:rPr>
+                <w:b/>
+                <w:bCs/>
                 <w:sz w:val="22"/>
                 <w:szCs w:val="22"/>
               </w:rPr>
@@ -1030,6 +1075,8 @@
             <w:proofErr w:type="spellStart"/>
             <w:r>
               <w:rPr>
+                <w:b/>
+                <w:bCs/>
                 <w:sz w:val="22"/>
                 <w:szCs w:val="22"/>
               </w:rPr>
@@ -1038,6 +1085,8 @@
             <w:proofErr w:type="spellEnd"/>
             <w:r>
               <w:rPr>
+                <w:b/>
+                <w:bCs/>
                 <w:sz w:val="22"/>
                 <w:szCs w:val="22"/>
               </w:rPr>
@@ -1048,20 +1097,22 @@
         <w:tc>
           <w:tcPr>
             <w:tcW w:w="1705" w:type="dxa"/>
-            <w:vAlign w:val="center"/>
+            <w:vAlign w:val="bottom"/>
           </w:tcPr>
           <w:p>
             <w:pPr>
               <w:jc w:val="right"/>
               <w:rPr>
-                <w:b w:val="0"/>
-                <w:bCs w:val="0"/>
+                <w:b/>
+                <w:bCs/>
                 <w:sz w:val="22"/>
                 <w:szCs w:val="22"/>
               </w:rPr>
             </w:pPr>
             <w:r>
               <w:rPr>
+                <w:b/>
+                <w:bCs/>
                 <w:sz w:val="22"/>
                 <w:szCs w:val="22"/>
               </w:rPr>
@@ -1070,6 +1121,8 @@
             <w:proofErr w:type="spellStart"/>
             <w:r>
               <w:rPr>
+                <w:b/>
+                <w:bCs/>
                 <w:sz w:val="22"/>
                 <w:szCs w:val="22"/>
               </w:rPr>
@@ -1078,6 +1131,8 @@
             <w:proofErr w:type="spellEnd"/>
             <w:r>
               <w:rPr>
+                <w:b/>
+                <w:bCs/>
                 <w:sz w:val="22"/>
                 <w:szCs w:val="22"/>
               </w:rPr>
@@ -1088,20 +1143,22 @@
         <w:tc>
           <w:tcPr>
             <w:tcW w:w="1705" w:type="dxa"/>
-            <w:vAlign w:val="center"/>
+            <w:vAlign w:val="bottom"/>
           </w:tcPr>
           <w:p>
             <w:pPr>
               <w:jc w:val="right"/>
               <w:rPr>
-                <w:b w:val="0"/>
-                <w:bCs w:val="0"/>
+                <w:b/>
+                <w:bCs/>
                 <w:sz w:val="22"/>
                 <w:szCs w:val="22"/>
               </w:rPr>
             </w:pPr>
             <w:r>
               <w:rPr>
+                <w:b/>
+                <w:bCs/>
                 <w:sz w:val="22"/>
                 <w:szCs w:val="22"/>
               </w:rPr>
@@ -1110,6 +1167,8 @@
             <w:proofErr w:type="spellStart"/>
             <w:r>
               <w:rPr>
+                <w:b/>
+                <w:bCs/>
                 <w:sz w:val="22"/>
                 <w:szCs w:val="22"/>
               </w:rPr>
@@ -1118,6 +1177,8 @@
             <w:proofErr w:type="spellEnd"/>
             <w:r>
               <w:rPr>
+                <w:b/>
+                <w:bCs/>
                 <w:sz w:val="22"/>
                 <w:szCs w:val="22"/>
               </w:rPr>
@@ -1128,20 +1189,22 @@
         <w:tc>
           <w:tcPr>
             <w:tcW w:w="1564" w:type="dxa"/>
-            <w:vAlign w:val="center"/>
+            <w:vAlign w:val="bottom"/>
           </w:tcPr>
           <w:p>
             <w:pPr>
               <w:jc w:val="right"/>
               <w:rPr>
-                <w:b w:val="0"/>
-                <w:bCs w:val="0"/>
+                <w:b/>
+                <w:bCs/>
                 <w:sz w:val="22"/>
                 <w:szCs w:val="22"/>
               </w:rPr>
             </w:pPr>
             <w:r>
               <w:rPr>
+                <w:b/>
+                <w:bCs/>
                 <w:sz w:val="22"/>
                 <w:szCs w:val="22"/>
               </w:rPr>
@@ -1150,6 +1213,8 @@
             <w:proofErr w:type="spellStart"/>
             <w:r>
               <w:rPr>
+                <w:b/>
+                <w:bCs/>
                 <w:sz w:val="22"/>
                 <w:szCs w:val="22"/>
               </w:rPr>
@@ -1158,6 +1223,8 @@
             <w:proofErr w:type="spellEnd"/>
             <w:r>
               <w:rPr>
+                <w:b/>
+                <w:bCs/>
                 <w:sz w:val="22"/>
                 <w:szCs w:val="22"/>
               </w:rPr>
@@ -1283,9 +1350,11 @@
                       <w:r>
                         <w:t>{</w:t>
                       </w:r>
+                      <w:proofErr w:type="spellStart"/>
                       <w:r>
                         <w:t>payment_part</w:t>
                       </w:r>
+                      <w:proofErr w:type="spellEnd"/>
                       <w:r>
                         <w:t>}</w:t>
                       </w:r>
@@ -1976,6 +2045,476 @@
 
 <file path=word/header2.xml><?xml version="1.0" encoding="utf-8"?>
 <w:hdr xmlns:wpc="http://schemas.microsoft.com/office/word/2010/wordprocessingCanvas" xmlns:cx="http://schemas.microsoft.com/office/drawing/2014/chartex" xmlns:cx1="http://schemas.microsoft.com/office/drawing/2015/9/8/chartex" xmlns:cx2="http://schemas.microsoft.com/office/drawing/2015/10/21/chartex" xmlns:cx3="http://schemas.microsoft.com/office/drawing/2016/5/9/chartex" xmlns:cx4="http://schemas.microsoft.com/office/drawing/2016/5/10/chartex" xmlns:cx5="http://schemas.microsoft.com/office/drawing/2016/5/11/chartex" xmlns:cx6="http://schemas.microsoft.com/office/drawing/2016/5/12/chartex" xmlns:cx7="http://schemas.microsoft.com/office/drawing/2016/5/13/chartex" xmlns:cx8="http://schemas.microsoft.com/office/drawing/2016/5/14/chartex" xmlns:mc="http://schemas.openxmlformats.org/markup-compatibility/2006" xmlns:aink="http://schemas.microsoft.com/office/drawing/2016/ink" xmlns:am3d="http://schemas.microsoft.com/office/drawing/2017/model3d" xmlns:o="urn:schemas-microsoft-com:office:office" xmlns:oel="http://schemas.microsoft.com/office/2019/extlst" xmlns:r="http://schemas.openxmlformats.org/officeDocument/2006/relationships" xmlns:m="http://schemas.openxmlformats.org/officeDocument/2006/math" xmlns:v="urn:schemas-microsoft-com:vml" xmlns:wp14="http://schemas.microsoft.com/office/word/2010/wordprocessingDrawing" xmlns:wp="http://schemas.openxmlformats.org/drawingml/2006/wordprocessingDrawing" xmlns:w10="urn:schemas-microsoft-com:office:word" xmlns:w="http://schemas.openxmlformats.org/wordprocessingml/2006/main" xmlns:w14="http://schemas.microsoft.com/office/word/2010/wordml" xmlns:w15="http://schemas.microsoft.com/office/word/2012/wordml" xmlns:w16cex="http://schemas.microsoft.com/office/word/2018/wordml/cex" xmlns:w16cid="http://schemas.microsoft.com/office/word/2016/wordml/cid" xmlns:w16="http://schemas.microsoft.com/office/word/2018/wordml" xmlns:w16du="http://schemas.microsoft.com/office/word/2023/wordml/word16du" xmlns:w16sdtdh="http://schemas.microsoft.com/office/word/2020/wordml/sdtdatahash" xmlns:w16sdtfl="http://schemas.microsoft.com/office/word/2024/wordml/sdtformatlock" xmlns:w16se="http://schemas.microsoft.com/office/word/2015/wordml/symex" xmlns:wpg="http://schemas.microsoft.com/office/word/2010/wordprocessingGroup" xmlns:wpi="http://schemas.microsoft.com/office/word/2010/wordprocessingInk" xmlns:wne="http://schemas.microsoft.com/office/word/2006/wordml" xmlns:wps="http://schemas.microsoft.com/office/word/2010/wordprocessingShape" mc:Ignorable="w14 w15 w16se w16cid w16 w16cex w16sdtdh w16sdtfl w16du wp14">
+  <w:tbl>
+    <w:tblPr>
+      <w:tblStyle w:val="Tabellenraster"/>
+      <w:tblW w:w="0" w:type="auto"/>
+      <w:tblBorders>
+        <w:top w:val="none" w:sz="0" w:space="0" w:color="auto"/>
+        <w:left w:val="none" w:sz="0" w:space="0" w:color="auto"/>
+        <w:bottom w:val="none" w:sz="0" w:space="0" w:color="auto"/>
+        <w:right w:val="none" w:sz="0" w:space="0" w:color="auto"/>
+        <w:insideH w:val="none" w:sz="0" w:space="0" w:color="auto"/>
+        <w:insideV w:val="none" w:sz="0" w:space="0" w:color="auto"/>
+      </w:tblBorders>
+      <w:tblLook w:val="04A0" w:firstRow="1" w:lastRow="0" w:firstColumn="1" w:lastColumn="0" w:noHBand="0" w:noVBand="1"/>
+    </w:tblPr>
+    <w:tblGrid>
+      <w:gridCol w:w="4531"/>
+      <w:gridCol w:w="4531"/>
+    </w:tblGrid>
+    <w:tr>
+      <w:tc>
+        <w:tcPr>
+          <w:tcW w:w="4531" w:type="dxa"/>
+        </w:tcPr>
+        <w:p>
+          <w:pPr>
+            <w:jc w:val="both"/>
+            <w:rPr>
+              <w:b/>
+              <w:bCs/>
+              <w:sz w:val="36"/>
+              <w:szCs w:val="36"/>
+            </w:rPr>
+          </w:pPr>
+          <w:r>
+            <w:rPr>
+              <w:b/>
+              <w:bCs/>
+              <w:sz w:val="36"/>
+              <w:szCs w:val="36"/>
+            </w:rPr>
+            <w:t>Rechnung</w:t>
+          </w:r>
+        </w:p>
+      </w:tc>
+      <w:tc>
+        <w:tcPr>
+          <w:tcW w:w="4531" w:type="dxa"/>
+        </w:tcPr>
+        <w:p>
+          <w:pPr>
+            <w:pStyle w:val="Kopfzeile"/>
+            <w:tabs>
+              <w:tab w:val="clear" w:pos="4536"/>
+              <w:tab w:val="clear" w:pos="9072"/>
+              <w:tab w:val="center" w:pos="4861"/>
+            </w:tabs>
+            <w:rPr>
+              <w:b/>
+              <w:bCs/>
+            </w:rPr>
+          </w:pPr>
+        </w:p>
+      </w:tc>
+    </w:tr>
+    <w:tr>
+      <w:tc>
+        <w:tcPr>
+          <w:tcW w:w="4531" w:type="dxa"/>
+        </w:tcPr>
+        <w:p>
+          <w:pPr>
+            <w:pStyle w:val="Kopfzeile"/>
+            <w:tabs>
+              <w:tab w:val="clear" w:pos="4536"/>
+              <w:tab w:val="clear" w:pos="9072"/>
+              <w:tab w:val="center" w:pos="4861"/>
+            </w:tabs>
+            <w:rPr>
+              <w:b/>
+              <w:bCs/>
+            </w:rPr>
+          </w:pPr>
+        </w:p>
+      </w:tc>
+      <w:tc>
+        <w:tcPr>
+          <w:tcW w:w="4531" w:type="dxa"/>
+        </w:tcPr>
+        <w:p>
+          <w:pPr>
+            <w:pStyle w:val="Kopfzeile"/>
+            <w:tabs>
+              <w:tab w:val="clear" w:pos="4536"/>
+              <w:tab w:val="clear" w:pos="9072"/>
+              <w:tab w:val="center" w:pos="4861"/>
+            </w:tabs>
+            <w:rPr>
+              <w:b/>
+              <w:bCs/>
+            </w:rPr>
+          </w:pPr>
+        </w:p>
+      </w:tc>
+    </w:tr>
+    <w:tr>
+      <w:trPr>
+        <w:trHeight w:val="1931"/>
+      </w:trPr>
+      <w:tc>
+        <w:tcPr>
+          <w:tcW w:w="4531" w:type="dxa"/>
+        </w:tcPr>
+        <w:p>
+          <w:pPr>
+            <w:pStyle w:val="Kopfzeile"/>
+            <w:tabs>
+              <w:tab w:val="clear" w:pos="4536"/>
+              <w:tab w:val="clear" w:pos="9072"/>
+              <w:tab w:val="center" w:pos="4861"/>
+            </w:tabs>
+            <w:rPr>
+              <w:b/>
+              <w:bCs/>
+            </w:rPr>
+          </w:pPr>
+        </w:p>
+        <w:p>
+          <w:pPr>
+            <w:pStyle w:val="Kopfzeile"/>
+            <w:tabs>
+              <w:tab w:val="clear" w:pos="4536"/>
+              <w:tab w:val="clear" w:pos="9072"/>
+              <w:tab w:val="center" w:pos="4861"/>
+            </w:tabs>
+            <w:rPr>
+              <w:b/>
+              <w:bCs/>
+            </w:rPr>
+          </w:pPr>
+        </w:p>
+        <w:p>
+          <w:pPr>
+            <w:rPr>
+              <w14:textOutline w14:w="9525" w14:cap="rnd" w14:cmpd="sng" w14:algn="ctr">
+                <w14:noFill/>
+                <w14:prstDash w14:val="solid"/>
+                <w14:bevel/>
+              </w14:textOutline>
+            </w:rPr>
+          </w:pPr>
+          <w:r>
+            <w:rPr>
+              <w14:textOutline w14:w="9525" w14:cap="rnd" w14:cmpd="sng" w14:algn="ctr">
+                <w14:noFill/>
+                <w14:prstDash w14:val="solid"/>
+                <w14:bevel/>
+              </w14:textOutline>
+            </w:rPr>
+            <w:t>Wegpiraten GmbH</w:t>
+          </w:r>
+          <w:r>
+            <w:rPr>
+              <w14:textOutline w14:w="9525" w14:cap="rnd" w14:cmpd="sng" w14:algn="ctr">
+                <w14:noFill/>
+                <w14:prstDash w14:val="solid"/>
+                <w14:bevel/>
+              </w14:textOutline>
+            </w:rPr>
+            <w:br/>
+          </w:r>
+          <w:proofErr w:type="spellStart"/>
+          <w:r>
+            <w:rPr>
+              <w14:textOutline w14:w="9525" w14:cap="rnd" w14:cmpd="sng" w14:algn="ctr">
+                <w14:noFill/>
+                <w14:prstDash w14:val="solid"/>
+                <w14:bevel/>
+              </w14:textOutline>
+            </w:rPr>
+            <w:t>Hauptstra</w:t>
+          </w:r>
+          <w:r>
+            <w:rPr>
+              <w14:textOutline w14:w="9525" w14:cap="rnd" w14:cmpd="sng" w14:algn="ctr">
+                <w14:noFill/>
+                <w14:prstDash w14:val="solid"/>
+                <w14:bevel/>
+              </w14:textOutline>
+            </w:rPr>
+            <w:t>ss</w:t>
+          </w:r>
+          <w:r>
+            <w:rPr>
+              <w14:textOutline w14:w="9525" w14:cap="rnd" w14:cmpd="sng" w14:algn="ctr">
+                <w14:noFill/>
+                <w14:prstDash w14:val="solid"/>
+                <w14:bevel/>
+              </w14:textOutline>
+            </w:rPr>
+            <w:t>e</w:t>
+          </w:r>
+          <w:proofErr w:type="spellEnd"/>
+          <w:r>
+            <w:rPr>
+              <w14:textOutline w14:w="9525" w14:cap="rnd" w14:cmpd="sng" w14:algn="ctr">
+                <w14:noFill/>
+                <w14:prstDash w14:val="solid"/>
+                <w14:bevel/>
+              </w14:textOutline>
+            </w:rPr>
+            <w:t xml:space="preserve"> 47</w:t>
+          </w:r>
+          <w:r>
+            <w:rPr>
+              <w14:textOutline w14:w="9525" w14:cap="rnd" w14:cmpd="sng" w14:algn="ctr">
+                <w14:noFill/>
+                <w14:prstDash w14:val="solid"/>
+                <w14:bevel/>
+              </w14:textOutline>
+            </w:rPr>
+            <w:br/>
+            <w:t>3800 {{</w:t>
+          </w:r>
+          <w:proofErr w:type="spellStart"/>
+          <w:r>
+            <w:rPr>
+              <w14:textOutline w14:w="9525" w14:cap="rnd" w14:cmpd="sng" w14:algn="ctr">
+                <w14:noFill/>
+                <w14:prstDash w14:val="solid"/>
+                <w14:bevel/>
+              </w14:textOutline>
+            </w:rPr>
+            <w:t>provider_city</w:t>
+          </w:r>
+          <w:proofErr w:type="spellEnd"/>
+          <w:r>
+            <w:rPr>
+              <w14:textOutline w14:w="9525" w14:cap="rnd" w14:cmpd="sng" w14:algn="ctr">
+                <w14:noFill/>
+                <w14:prstDash w14:val="solid"/>
+                <w14:bevel/>
+              </w14:textOutline>
+            </w:rPr>
+            <w:t>}}</w:t>
+          </w:r>
+        </w:p>
+        <w:p>
+          <w:pPr>
+            <w:pStyle w:val="Kopfzeile"/>
+            <w:tabs>
+              <w:tab w:val="clear" w:pos="4536"/>
+              <w:tab w:val="clear" w:pos="9072"/>
+              <w:tab w:val="center" w:pos="4861"/>
+            </w:tabs>
+            <w:rPr>
+              <w:b/>
+              <w:bCs/>
+            </w:rPr>
+          </w:pPr>
+        </w:p>
+      </w:tc>
+      <w:tc>
+        <w:tcPr>
+          <w:tcW w:w="4531" w:type="dxa"/>
+        </w:tcPr>
+        <w:p>
+          <w:pPr>
+            <w:tabs>
+              <w:tab w:val="left" w:pos="1521"/>
+            </w:tabs>
+            <w:ind w:left="108"/>
+            <w:jc w:val="right"/>
+          </w:pPr>
+          <w:r>
+            <w:rPr>
+              <w:b/>
+              <w:bCs/>
+              <w:noProof/>
+              <w:sz w:val="36"/>
+              <w:szCs w:val="36"/>
+            </w:rPr>
+            <w:drawing>
+              <wp:anchor distT="0" distB="0" distL="114300" distR="114300" simplePos="0" relativeHeight="251674623" behindDoc="0" locked="0" layoutInCell="1" allowOverlap="1" wp14:anchorId="062D0E3A" wp14:editId="35A27A24">
+                <wp:simplePos x="0" y="0"/>
+                <wp:positionH relativeFrom="column">
+                  <wp:posOffset>713105</wp:posOffset>
+                </wp:positionH>
+                <wp:positionV relativeFrom="paragraph">
+                  <wp:posOffset>-779780</wp:posOffset>
+                </wp:positionV>
+                <wp:extent cx="2340000" cy="1990800"/>
+                <wp:effectExtent l="0" t="0" r="3175" b="9525"/>
+                <wp:wrapNone/>
+                <wp:docPr id="1734441756" name="Grafik 1734441756"/>
+                <wp:cNvGraphicFramePr>
+                  <a:graphicFrameLocks xmlns:a="http://schemas.openxmlformats.org/drawingml/2006/main" noChangeAspect="1"/>
+                </wp:cNvGraphicFramePr>
+                <a:graphic xmlns:a="http://schemas.openxmlformats.org/drawingml/2006/main">
+                  <a:graphicData uri="http://schemas.openxmlformats.org/drawingml/2006/picture">
+                    <pic:pic xmlns:pic="http://schemas.openxmlformats.org/drawingml/2006/picture">
+                      <pic:nvPicPr>
+                        <pic:cNvPr id="0" name="Picture 3"/>
+                        <pic:cNvPicPr>
+                          <a:picLocks noChangeAspect="1" noChangeArrowheads="1"/>
+                        </pic:cNvPicPr>
+                      </pic:nvPicPr>
+                      <pic:blipFill>
+                        <a:blip r:embed="rId1" cstate="print">
+                          <a:extLst>
+                            <a:ext uri="{28A0092B-C50C-407E-A947-70E740481C1C}">
+                              <a14:useLocalDpi xmlns:a14="http://schemas.microsoft.com/office/drawing/2010/main" val="0"/>
+                            </a:ext>
+                          </a:extLst>
+                        </a:blip>
+                        <a:srcRect/>
+                        <a:stretch>
+                          <a:fillRect/>
+                        </a:stretch>
+                      </pic:blipFill>
+                      <pic:spPr bwMode="auto">
+                        <a:xfrm>
+                          <a:off x="0" y="0"/>
+                          <a:ext cx="2340000" cy="1990800"/>
+                        </a:xfrm>
+                        <a:prstGeom prst="rect">
+                          <a:avLst/>
+                        </a:prstGeom>
+                        <a:noFill/>
+                        <a:ln>
+                          <a:noFill/>
+                        </a:ln>
+                      </pic:spPr>
+                    </pic:pic>
+                  </a:graphicData>
+                </a:graphic>
+                <wp14:sizeRelH relativeFrom="margin">
+                  <wp14:pctWidth>0</wp14:pctWidth>
+                </wp14:sizeRelH>
+                <wp14:sizeRelV relativeFrom="margin">
+                  <wp14:pctHeight>0</wp14:pctHeight>
+                </wp14:sizeRelV>
+              </wp:anchor>
+            </w:drawing>
+          </w:r>
+        </w:p>
+        <w:p>
+          <w:pPr>
+            <w:tabs>
+              <w:tab w:val="left" w:pos="1521"/>
+            </w:tabs>
+            <w:ind w:left="108"/>
+            <w:jc w:val="right"/>
+          </w:pPr>
+        </w:p>
+        <w:p>
+          <w:pPr>
+            <w:tabs>
+              <w:tab w:val="left" w:pos="1521"/>
+            </w:tabs>
+            <w:ind w:left="108"/>
+            <w:jc w:val="right"/>
+          </w:pPr>
+        </w:p>
+        <w:p>
+          <w:pPr>
+            <w:tabs>
+              <w:tab w:val="left" w:pos="1521"/>
+            </w:tabs>
+            <w:ind w:left="108"/>
+            <w:jc w:val="right"/>
+          </w:pPr>
+        </w:p>
+        <w:p>
+          <w:pPr>
+            <w:tabs>
+              <w:tab w:val="left" w:pos="1521"/>
+            </w:tabs>
+            <w:rPr>
+              <w:b/>
+              <w:bCs/>
+            </w:rPr>
+          </w:pPr>
+        </w:p>
+      </w:tc>
+    </w:tr>
+    <w:tr>
+      <w:trPr>
+        <w:trHeight w:val="676"/>
+      </w:trPr>
+      <w:tc>
+        <w:tcPr>
+          <w:tcW w:w="4531" w:type="dxa"/>
+        </w:tcPr>
+        <w:p>
+          <w:pPr>
+            <w:pStyle w:val="Kopfzeile"/>
+            <w:tabs>
+              <w:tab w:val="clear" w:pos="4536"/>
+              <w:tab w:val="clear" w:pos="9072"/>
+              <w:tab w:val="center" w:pos="4861"/>
+            </w:tabs>
+            <w:rPr>
+              <w:b/>
+              <w:bCs/>
+            </w:rPr>
+          </w:pPr>
+        </w:p>
+      </w:tc>
+      <w:tc>
+        <w:tcPr>
+          <w:tcW w:w="4531" w:type="dxa"/>
+        </w:tcPr>
+        <w:p>
+          <w:pPr>
+            <w:tabs>
+              <w:tab w:val="left" w:pos="1521"/>
+            </w:tabs>
+            <w:ind w:left="108"/>
+            <w:jc w:val="right"/>
+          </w:pPr>
+          <w:r>
+            <w:t>{{payer.name}}</w:t>
+          </w:r>
+          <w:r>
+            <w:br/>
+            <w:t>{{</w:t>
+          </w:r>
+          <w:proofErr w:type="spellStart"/>
+          <w:r>
+            <w:t>payer.street</w:t>
+          </w:r>
+          <w:proofErr w:type="spellEnd"/>
+          <w:r>
+            <w:t>}}</w:t>
+          </w:r>
+          <w:r>
+            <w:br/>
+            <w:t>{{</w:t>
+          </w:r>
+          <w:proofErr w:type="spellStart"/>
+          <w:r>
+            <w:t>payer.zip_city</w:t>
+          </w:r>
+          <w:proofErr w:type="spellEnd"/>
+          <w:r>
+            <w:t>}}</w:t>
+          </w:r>
+        </w:p>
+        <w:p>
+          <w:pPr>
+            <w:tabs>
+              <w:tab w:val="left" w:pos="1521"/>
+            </w:tabs>
+            <w:ind w:left="108"/>
+            <w:jc w:val="right"/>
+          </w:pPr>
+        </w:p>
+      </w:tc>
+    </w:tr>
+  </w:tbl>
+  <w:p>
+    <w:pPr>
+      <w:pStyle w:val="Kopfzeile"/>
+    </w:pPr>
+  </w:p>
+</w:hdr>
+</file>
+
+<file path=word/header3.xml><?xml version="1.0" encoding="utf-8"?>
+<w:hdr xmlns:wpc="http://schemas.microsoft.com/office/word/2010/wordprocessingCanvas" xmlns:cx="http://schemas.microsoft.com/office/drawing/2014/chartex" xmlns:cx1="http://schemas.microsoft.com/office/drawing/2015/9/8/chartex" xmlns:cx2="http://schemas.microsoft.com/office/drawing/2015/10/21/chartex" xmlns:cx3="http://schemas.microsoft.com/office/drawing/2016/5/9/chartex" xmlns:cx4="http://schemas.microsoft.com/office/drawing/2016/5/10/chartex" xmlns:cx5="http://schemas.microsoft.com/office/drawing/2016/5/11/chartex" xmlns:cx6="http://schemas.microsoft.com/office/drawing/2016/5/12/chartex" xmlns:cx7="http://schemas.microsoft.com/office/drawing/2016/5/13/chartex" xmlns:cx8="http://schemas.microsoft.com/office/drawing/2016/5/14/chartex" xmlns:mc="http://schemas.openxmlformats.org/markup-compatibility/2006" xmlns:aink="http://schemas.microsoft.com/office/drawing/2016/ink" xmlns:am3d="http://schemas.microsoft.com/office/drawing/2017/model3d" xmlns:o="urn:schemas-microsoft-com:office:office" xmlns:oel="http://schemas.microsoft.com/office/2019/extlst" xmlns:r="http://schemas.openxmlformats.org/officeDocument/2006/relationships" xmlns:m="http://schemas.openxmlformats.org/officeDocument/2006/math" xmlns:v="urn:schemas-microsoft-com:vml" xmlns:wp14="http://schemas.microsoft.com/office/word/2010/wordprocessingDrawing" xmlns:wp="http://schemas.openxmlformats.org/drawingml/2006/wordprocessingDrawing" xmlns:w10="urn:schemas-microsoft-com:office:word" xmlns:w="http://schemas.openxmlformats.org/wordprocessingml/2006/main" xmlns:w14="http://schemas.microsoft.com/office/word/2010/wordml" xmlns:w15="http://schemas.microsoft.com/office/word/2012/wordml" xmlns:w16cex="http://schemas.microsoft.com/office/word/2018/wordml/cex" xmlns:w16cid="http://schemas.microsoft.com/office/word/2016/wordml/cid" xmlns:w16="http://schemas.microsoft.com/office/word/2018/wordml" xmlns:w16du="http://schemas.microsoft.com/office/word/2023/wordml/word16du" xmlns:w16sdtdh="http://schemas.microsoft.com/office/word/2020/wordml/sdtdatahash" xmlns:w16sdtfl="http://schemas.microsoft.com/office/word/2024/wordml/sdtformatlock" xmlns:w16se="http://schemas.microsoft.com/office/word/2015/wordml/symex" xmlns:wpg="http://schemas.microsoft.com/office/word/2010/wordprocessingGroup" xmlns:wpi="http://schemas.microsoft.com/office/word/2010/wordprocessingInk" xmlns:wne="http://schemas.microsoft.com/office/word/2006/wordml" xmlns:wps="http://schemas.microsoft.com/office/word/2010/wordprocessingShape" mc:Ignorable="w14 w15 w16se w16cid w16 w16cex w16sdtdh w16sdtfl w16du wp14">
   <w:p>
     <w:pPr>
       <w:pStyle w:val="Kopfzeile"/>
@@ -1985,8 +2524,7 @@
         <w:tab w:val="center" w:pos="4861"/>
       </w:tabs>
       <w:rPr>
-        <w:b/>
-        <w:bCs/>
+        <w:noProof/>
       </w:rPr>
     </w:pPr>
     <w:r>
@@ -1998,18 +2536,18 @@
         <w:szCs w:val="36"/>
       </w:rPr>
       <w:drawing>
-        <wp:anchor distT="0" distB="0" distL="114300" distR="114300" simplePos="0" relativeHeight="251677696" behindDoc="0" locked="0" layoutInCell="1" allowOverlap="1" wp14:anchorId="06626136" wp14:editId="490F7DAA">
+        <wp:anchor distT="0" distB="0" distL="114300" distR="114300" simplePos="0" relativeHeight="251672575" behindDoc="0" locked="0" layoutInCell="1" allowOverlap="1" wp14:anchorId="77288B09" wp14:editId="14BE03C0">
           <wp:simplePos x="0" y="0"/>
           <wp:positionH relativeFrom="column">
-            <wp:posOffset>3691255</wp:posOffset>
+            <wp:posOffset>3690620</wp:posOffset>
           </wp:positionH>
           <wp:positionV relativeFrom="paragraph">
-            <wp:posOffset>-135255</wp:posOffset>
+            <wp:posOffset>-136525</wp:posOffset>
           </wp:positionV>
-          <wp:extent cx="2338705" cy="1990045"/>
-          <wp:effectExtent l="0" t="0" r="4445" b="0"/>
+          <wp:extent cx="2340000" cy="1990800"/>
+          <wp:effectExtent l="0" t="0" r="3175" b="9525"/>
           <wp:wrapNone/>
-          <wp:docPr id="1979063530" name="Grafik 1979063530"/>
+          <wp:docPr id="493092139" name="Grafik 493092139"/>
           <wp:cNvGraphicFramePr>
             <a:graphicFrameLocks xmlns:a="http://schemas.openxmlformats.org/drawingml/2006/main" noChangeAspect="1"/>
           </wp:cNvGraphicFramePr>
@@ -2038,7 +2576,7 @@
                 <pic:spPr bwMode="auto">
                   <a:xfrm>
                     <a:off x="0" y="0"/>
-                    <a:ext cx="2338705" cy="1990045"/>
+                    <a:ext cx="2340000" cy="1990800"/>
                   </a:xfrm>
                   <a:prstGeom prst="rect">
                     <a:avLst/>
@@ -2060,772 +2598,396 @@
         </wp:anchor>
       </w:drawing>
     </w:r>
-    <w:r>
-      <w:rPr>
-        <w:noProof/>
-      </w:rPr>
-      <mc:AlternateContent>
-        <mc:Choice Requires="wps">
-          <w:drawing>
-            <wp:anchor distT="45720" distB="45720" distL="114300" distR="114300" simplePos="0" relativeHeight="251676672" behindDoc="0" locked="0" layoutInCell="1" allowOverlap="1" wp14:anchorId="068F1964" wp14:editId="7B12E667">
-              <wp:simplePos x="0" y="0"/>
-              <wp:positionH relativeFrom="column">
-                <wp:posOffset>3119755</wp:posOffset>
-              </wp:positionH>
-              <wp:positionV relativeFrom="paragraph">
-                <wp:posOffset>1836420</wp:posOffset>
-              </wp:positionV>
-              <wp:extent cx="2691130" cy="1404620"/>
-              <wp:effectExtent l="0" t="0" r="0" b="8255"/>
-              <wp:wrapSquare wrapText="bothSides"/>
-              <wp:docPr id="1603646135" name="Textfeld 2"/>
-              <wp:cNvGraphicFramePr>
-                <a:graphicFrameLocks xmlns:a="http://schemas.openxmlformats.org/drawingml/2006/main"/>
-              </wp:cNvGraphicFramePr>
-              <a:graphic xmlns:a="http://schemas.openxmlformats.org/drawingml/2006/main">
-                <a:graphicData uri="http://schemas.microsoft.com/office/word/2010/wordprocessingShape">
-                  <wps:wsp>
-                    <wps:cNvSpPr txBox="1">
-                      <a:spLocks noChangeArrowheads="1"/>
-                    </wps:cNvSpPr>
-                    <wps:spPr bwMode="auto">
-                      <a:xfrm>
-                        <a:off x="0" y="0"/>
-                        <a:ext cx="2691130" cy="1404620"/>
-                      </a:xfrm>
-                      <a:prstGeom prst="rect">
-                        <a:avLst/>
-                      </a:prstGeom>
-                      <a:solidFill>
-                        <a:srgbClr val="FFFFFF"/>
-                      </a:solidFill>
-                      <a:ln w="9525">
-                        <a:noFill/>
-                        <a:miter lim="800000"/>
-                        <a:headEnd/>
-                        <a:tailEnd/>
-                      </a:ln>
-                    </wps:spPr>
-                    <wps:txbx>
-                      <w:txbxContent>
-                        <w:p>
-                          <w:pPr>
-                            <w:tabs>
-                              <w:tab w:val="left" w:pos="1521"/>
-                            </w:tabs>
-                            <w:ind w:left="108"/>
-                            <w:jc w:val="right"/>
-                          </w:pPr>
-                          <w:r>
-                            <w:t>{{payer.name}}</w:t>
-                          </w:r>
-                          <w:r>
-                            <w:br/>
-                            <w:t>{{</w:t>
-                          </w:r>
-                          <w:proofErr w:type="spellStart"/>
-                          <w:r>
-                            <w:t>payer.street</w:t>
-                          </w:r>
-                          <w:proofErr w:type="spellEnd"/>
-                          <w:r>
-                            <w:t>}}</w:t>
-                          </w:r>
-                          <w:r>
-                            <w:br/>
-                            <w:t>{{</w:t>
-                          </w:r>
-                          <w:proofErr w:type="spellStart"/>
-                          <w:r>
-                            <w:t>payer.zip_city</w:t>
-                          </w:r>
-                          <w:proofErr w:type="spellEnd"/>
-                          <w:r>
-                            <w:t>}}</w:t>
-                          </w:r>
-                        </w:p>
-                      </w:txbxContent>
-                    </wps:txbx>
-                    <wps:bodyPr rot="0" vert="horz" wrap="square" lIns="91440" tIns="45720" rIns="91440" bIns="45720" anchor="t" anchorCtr="0">
-                      <a:spAutoFit/>
-                    </wps:bodyPr>
-                  </wps:wsp>
-                </a:graphicData>
-              </a:graphic>
-              <wp14:sizeRelH relativeFrom="margin">
-                <wp14:pctWidth>0</wp14:pctWidth>
-              </wp14:sizeRelH>
-              <wp14:sizeRelV relativeFrom="margin">
-                <wp14:pctHeight>20000</wp14:pctHeight>
-              </wp14:sizeRelV>
-            </wp:anchor>
-          </w:drawing>
-        </mc:Choice>
-        <mc:Fallback>
-          <w:pict>
-            <v:shapetype w14:anchorId="068F1964" id="_x0000_t202" coordsize="21600,21600" o:spt="202" path="m,l,21600r21600,l21600,xe">
-              <v:stroke joinstyle="miter"/>
-              <v:path gradientshapeok="t" o:connecttype="rect"/>
-            </v:shapetype>
-            <v:shape id="_x0000_s1027" type="#_x0000_t202" style="position:absolute;margin-left:245.65pt;margin-top:144.6pt;width:211.9pt;height:110.6pt;z-index:251676672;visibility:visible;mso-wrap-style:square;mso-width-percent:0;mso-height-percent:200;mso-wrap-distance-left:9pt;mso-wrap-distance-top:3.6pt;mso-wrap-distance-right:9pt;mso-wrap-distance-bottom:3.6pt;mso-position-horizontal:absolute;mso-position-horizontal-relative:text;mso-position-vertical:absolute;mso-position-vertical-relative:text;mso-width-percent:0;mso-height-percent:200;mso-width-relative:margin;mso-height-relative:margin;v-text-anchor:top" o:gfxdata="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" stroked="f">
-              <v:textbox style="mso-fit-shape-to-text:t">
-                <w:txbxContent>
-                  <w:p>
-                    <w:pPr>
-                      <w:tabs>
-                        <w:tab w:val="left" w:pos="1521"/>
-                      </w:tabs>
-                      <w:ind w:left="108"/>
-                      <w:jc w:val="right"/>
-                    </w:pPr>
-                    <w:r>
-                      <w:t>{{payer.name}}</w:t>
-                    </w:r>
-                    <w:r>
-                      <w:br/>
-                      <w:t>{{</w:t>
-                    </w:r>
-                    <w:proofErr w:type="spellStart"/>
-                    <w:r>
-                      <w:t>payer.street</w:t>
-                    </w:r>
-                    <w:proofErr w:type="spellEnd"/>
-                    <w:r>
-                      <w:t>}}</w:t>
-                    </w:r>
-                    <w:r>
-                      <w:br/>
-                      <w:t>{{</w:t>
-                    </w:r>
-                    <w:proofErr w:type="spellStart"/>
-                    <w:r>
-                      <w:t>payer.zip_city</w:t>
-                    </w:r>
-                    <w:proofErr w:type="spellEnd"/>
-                    <w:r>
-                      <w:t>}}</w:t>
-                    </w:r>
-                  </w:p>
-                </w:txbxContent>
-              </v:textbox>
-              <w10:wrap type="square"/>
-            </v:shape>
-          </w:pict>
-        </mc:Fallback>
-      </mc:AlternateContent>
-    </w:r>
-    <w:r>
-      <w:rPr>
-        <w:b/>
-        <w:bCs/>
-        <w:noProof/>
-        <w:sz w:val="36"/>
-        <w:szCs w:val="36"/>
-        <w14:ligatures w14:val="standardContextual"/>
-      </w:rPr>
-      <mc:AlternateContent>
-        <mc:Choice Requires="wps">
-          <w:drawing>
-            <wp:anchor distT="0" distB="0" distL="114300" distR="114300" simplePos="0" relativeHeight="251678720" behindDoc="0" locked="0" layoutInCell="1" allowOverlap="1" wp14:anchorId="1FBEFB43" wp14:editId="0E1424DA">
-              <wp:simplePos x="0" y="0"/>
-              <wp:positionH relativeFrom="margin">
-                <wp:posOffset>-85725</wp:posOffset>
-              </wp:positionH>
-              <wp:positionV relativeFrom="paragraph">
-                <wp:posOffset>236220</wp:posOffset>
-              </wp:positionV>
-              <wp:extent cx="914400" cy="342900"/>
-              <wp:effectExtent l="0" t="0" r="0" b="0"/>
-              <wp:wrapNone/>
-              <wp:docPr id="1280797953" name="Textfeld 1"/>
-              <wp:cNvGraphicFramePr/>
-              <a:graphic xmlns:a="http://schemas.openxmlformats.org/drawingml/2006/main">
-                <a:graphicData uri="http://schemas.microsoft.com/office/word/2010/wordprocessingShape">
-                  <wps:wsp>
-                    <wps:cNvSpPr txBox="1"/>
-                    <wps:spPr>
-                      <a:xfrm>
-                        <a:off x="0" y="0"/>
-                        <a:ext cx="914400" cy="342900"/>
-                      </a:xfrm>
-                      <a:prstGeom prst="rect">
-                        <a:avLst/>
-                      </a:prstGeom>
-                      <a:solidFill>
-                        <a:schemeClr val="lt1"/>
-                      </a:solidFill>
-                      <a:ln w="6350">
-                        <a:noFill/>
-                      </a:ln>
-                    </wps:spPr>
-                    <wps:txbx>
-                      <w:txbxContent>
-                        <w:p>
-                          <w:pPr>
-                            <w:jc w:val="both"/>
-                            <w:rPr>
-                              <w:b/>
-                              <w:bCs/>
-                              <w:sz w:val="36"/>
-                              <w:szCs w:val="36"/>
-                            </w:rPr>
-                          </w:pPr>
-                          <w:r>
-                            <w:rPr>
-                              <w:b/>
-                              <w:bCs/>
-                              <w:sz w:val="36"/>
-                              <w:szCs w:val="36"/>
-                            </w:rPr>
-                            <w:t>Rechnung</w:t>
-                          </w:r>
-                        </w:p>
-                      </w:txbxContent>
-                    </wps:txbx>
-                    <wps:bodyPr rot="0" spcFirstLastPara="0" vertOverflow="overflow" horzOverflow="overflow" vert="horz" wrap="none" lIns="91440" tIns="45720" rIns="91440" bIns="45720" numCol="1" spcCol="0" rtlCol="0" fromWordArt="0" anchor="t" anchorCtr="0" forceAA="0" compatLnSpc="1">
-                      <a:prstTxWarp prst="textNoShape">
-                        <a:avLst/>
-                      </a:prstTxWarp>
-                      <a:noAutofit/>
-                    </wps:bodyPr>
-                  </wps:wsp>
-                </a:graphicData>
-              </a:graphic>
-              <wp14:sizeRelV relativeFrom="margin">
-                <wp14:pctHeight>0</wp14:pctHeight>
-              </wp14:sizeRelV>
-            </wp:anchor>
-          </w:drawing>
-        </mc:Choice>
-        <mc:Fallback>
-          <w:pict>
-            <v:shape w14:anchorId="1FBEFB43" id="Textfeld 1" o:spid="_x0000_s1028" type="#_x0000_t202" style="position:absolute;margin-left:-6.75pt;margin-top:18.6pt;width:1in;height:27pt;z-index:251678720;visibility:visible;mso-wrap-style:none;mso-height-percent:0;mso-wrap-distance-left:9pt;mso-wrap-distance-top:0;mso-wrap-distance-right:9pt;mso-wrap-distance-bottom:0;mso-position-horizontal:absolute;mso-position-horizontal-relative:margin;mso-position-vertical:absolute;mso-position-vertical-relative:text;mso-height-percent:0;mso-height-relative:margin;v-text-anchor:top" o:gfxdata="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" fillcolor="white [3201]" stroked="f" strokeweight=".5pt">
-              <v:textbox>
-                <w:txbxContent>
-                  <w:p>
-                    <w:pPr>
-                      <w:jc w:val="both"/>
-                      <w:rPr>
-                        <w:b/>
-                        <w:bCs/>
-                        <w:sz w:val="36"/>
-                        <w:szCs w:val="36"/>
-                      </w:rPr>
-                    </w:pPr>
-                    <w:r>
-                      <w:rPr>
-                        <w:b/>
-                        <w:bCs/>
-                        <w:sz w:val="36"/>
-                        <w:szCs w:val="36"/>
-                      </w:rPr>
-                      <w:t>Rechnung</w:t>
-                    </w:r>
-                  </w:p>
-                </w:txbxContent>
-              </v:textbox>
-              <w10:wrap anchorx="margin"/>
-            </v:shape>
-          </w:pict>
-        </mc:Fallback>
-      </mc:AlternateContent>
-    </w:r>
-    <w:r>
-      <w:rPr>
-        <w:b/>
-        <w:bCs/>
-        <w:noProof/>
-      </w:rPr>
-      <mc:AlternateContent>
-        <mc:Choice Requires="wps">
-          <w:drawing>
-            <wp:anchor distT="45720" distB="45720" distL="114300" distR="114300" simplePos="0" relativeHeight="251673600" behindDoc="0" locked="0" layoutInCell="1" allowOverlap="1" wp14:anchorId="0A25A335" wp14:editId="60F2D9EE">
-              <wp:simplePos x="0" y="0"/>
-              <wp:positionH relativeFrom="column">
-                <wp:posOffset>-223520</wp:posOffset>
-              </wp:positionH>
-              <wp:positionV relativeFrom="paragraph">
-                <wp:posOffset>-87630</wp:posOffset>
-              </wp:positionV>
-              <wp:extent cx="6467475" cy="2790825"/>
-              <wp:effectExtent l="0" t="0" r="0" b="0"/>
-              <wp:wrapTopAndBottom/>
-              <wp:docPr id="938427795" name="Textfeld 2"/>
-              <wp:cNvGraphicFramePr>
-                <a:graphicFrameLocks xmlns:a="http://schemas.openxmlformats.org/drawingml/2006/main"/>
-              </wp:cNvGraphicFramePr>
-              <a:graphic xmlns:a="http://schemas.openxmlformats.org/drawingml/2006/main">
-                <a:graphicData uri="http://schemas.microsoft.com/office/word/2010/wordprocessingShape">
-                  <wps:wsp>
-                    <wps:cNvSpPr txBox="1">
-                      <a:spLocks noChangeArrowheads="1"/>
-                    </wps:cNvSpPr>
-                    <wps:spPr bwMode="auto">
-                      <a:xfrm>
-                        <a:off x="0" y="0"/>
-                        <a:ext cx="6467475" cy="2790825"/>
-                      </a:xfrm>
-                      <a:prstGeom prst="rect">
-                        <a:avLst/>
-                      </a:prstGeom>
-                      <a:noFill/>
-                      <a:ln w="9525">
-                        <a:noFill/>
-                        <a:miter lim="800000"/>
-                        <a:headEnd/>
-                        <a:tailEnd/>
-                      </a:ln>
-                    </wps:spPr>
-                    <wps:txbx>
-                      <w:txbxContent>
-                        <w:p>
-                          <w:pPr>
-                            <w:rPr>
-                              <w:color w:val="FFFFFF" w:themeColor="background1"/>
-                              <w14:textFill>
-                                <w14:noFill/>
-                              </w14:textFill>
-                            </w:rPr>
-                          </w:pPr>
-                        </w:p>
-                      </w:txbxContent>
-                    </wps:txbx>
-                    <wps:bodyPr rot="0" vert="horz" wrap="square" lIns="91440" tIns="45720" rIns="91440" bIns="45720" anchor="t" anchorCtr="0">
-                      <a:noAutofit/>
-                    </wps:bodyPr>
-                  </wps:wsp>
-                </a:graphicData>
-              </a:graphic>
-              <wp14:sizeRelH relativeFrom="margin">
-                <wp14:pctWidth>0</wp14:pctWidth>
-              </wp14:sizeRelH>
-              <wp14:sizeRelV relativeFrom="margin">
-                <wp14:pctHeight>0</wp14:pctHeight>
-              </wp14:sizeRelV>
-            </wp:anchor>
-          </w:drawing>
-        </mc:Choice>
-        <mc:Fallback>
-          <w:pict>
-            <v:shape w14:anchorId="0A25A335" id="_x0000_s1028" type="#_x0000_t202" style="position:absolute;margin-left:-17.6pt;margin-top:-6.9pt;width:509.25pt;height:219.75pt;z-index:251673600;visibility:visible;mso-wrap-style:square;mso-width-percent:0;mso-height-percent:0;mso-wrap-distance-left:9pt;mso-wrap-distance-top:3.6pt;mso-wrap-distance-right:9pt;mso-wrap-distance-bottom:3.6pt;mso-position-horizontal:absolute;mso-position-horizontal-relative:text;mso-position-vertical:absolute;mso-position-vertical-relative:text;mso-width-percent:0;mso-height-percent:0;mso-width-relative:margin;mso-height-relative:margin;v-text-anchor:top" o:gfxdata="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" filled="f" stroked="f">
-              <v:textbox>
-                <w:txbxContent>
-                  <w:p>
-                    <w:pPr>
-                      <w:rPr>
-                        <w:color w:val="FFFFFF" w:themeColor="background1"/>
-                        <w14:textFill>
-                          <w14:noFill/>
-                        </w14:textFill>
-                      </w:rPr>
-                    </w:pPr>
-                  </w:p>
-                </w:txbxContent>
-              </v:textbox>
-              <w10:wrap type="topAndBottom"/>
-            </v:shape>
-          </w:pict>
-        </mc:Fallback>
-      </mc:AlternateContent>
-    </w:r>
-    <w:r>
-      <w:rPr>
-        <w:noProof/>
-      </w:rPr>
-      <mc:AlternateContent>
-        <mc:Choice Requires="wps">
-          <w:drawing>
-            <wp:anchor distT="45720" distB="45720" distL="114300" distR="114300" simplePos="0" relativeHeight="251675648" behindDoc="0" locked="0" layoutInCell="1" allowOverlap="1" wp14:anchorId="5F9F69B5" wp14:editId="427EB923">
-              <wp:simplePos x="0" y="0"/>
-              <wp:positionH relativeFrom="margin">
-                <wp:posOffset>-90170</wp:posOffset>
-              </wp:positionH>
-              <wp:positionV relativeFrom="paragraph">
-                <wp:posOffset>1112520</wp:posOffset>
-              </wp:positionV>
-              <wp:extent cx="2360930" cy="1404620"/>
-              <wp:effectExtent l="0" t="0" r="0" b="0"/>
-              <wp:wrapNone/>
-              <wp:docPr id="2023511782" name="Textfeld 2"/>
-              <wp:cNvGraphicFramePr>
-                <a:graphicFrameLocks xmlns:a="http://schemas.openxmlformats.org/drawingml/2006/main"/>
-              </wp:cNvGraphicFramePr>
-              <a:graphic xmlns:a="http://schemas.openxmlformats.org/drawingml/2006/main">
-                <a:graphicData uri="http://schemas.microsoft.com/office/word/2010/wordprocessingShape">
-                  <wps:wsp>
-                    <wps:cNvSpPr txBox="1">
-                      <a:spLocks noChangeArrowheads="1"/>
-                    </wps:cNvSpPr>
-                    <wps:spPr bwMode="auto">
-                      <a:xfrm>
-                        <a:off x="0" y="0"/>
-                        <a:ext cx="2360930" cy="1404620"/>
-                      </a:xfrm>
-                      <a:prstGeom prst="rect">
-                        <a:avLst/>
-                      </a:prstGeom>
-                      <a:noFill/>
-                      <a:ln w="9525">
-                        <a:noFill/>
-                        <a:miter lim="800000"/>
-                        <a:headEnd/>
-                        <a:tailEnd/>
-                      </a:ln>
-                    </wps:spPr>
-                    <wps:txbx>
-                      <w:txbxContent>
-                        <w:p>
-                          <w:pPr>
-                            <w:rPr>
-                              <w14:textOutline w14:w="9525" w14:cap="rnd" w14:cmpd="sng" w14:algn="ctr">
-                                <w14:noFill/>
-                                <w14:prstDash w14:val="solid"/>
-                                <w14:bevel/>
-                              </w14:textOutline>
-                            </w:rPr>
-                          </w:pPr>
-                          <w:r>
-                            <w:rPr>
-                              <w14:textOutline w14:w="9525" w14:cap="rnd" w14:cmpd="sng" w14:algn="ctr">
-                                <w14:noFill/>
-                                <w14:prstDash w14:val="solid"/>
-                                <w14:bevel/>
-                              </w14:textOutline>
-                            </w:rPr>
-                            <w:t>Wegpiraten GmbH</w:t>
-                          </w:r>
-                          <w:r>
-                            <w:rPr>
-                              <w14:textOutline w14:w="9525" w14:cap="rnd" w14:cmpd="sng" w14:algn="ctr">
-                                <w14:noFill/>
-                                <w14:prstDash w14:val="solid"/>
-                                <w14:bevel/>
-                              </w14:textOutline>
-                            </w:rPr>
-                            <w:br/>
-                          </w:r>
-                          <w:proofErr w:type="spellStart"/>
-                          <w:r>
-                            <w:rPr>
-                              <w14:textOutline w14:w="9525" w14:cap="rnd" w14:cmpd="sng" w14:algn="ctr">
-                                <w14:noFill/>
-                                <w14:prstDash w14:val="solid"/>
-                                <w14:bevel/>
-                              </w14:textOutline>
-                            </w:rPr>
-                            <w:t>Hauptstra</w:t>
-                          </w:r>
-                          <w:r>
-                            <w:rPr>
-                              <w14:textOutline w14:w="9525" w14:cap="rnd" w14:cmpd="sng" w14:algn="ctr">
-                                <w14:noFill/>
-                                <w14:prstDash w14:val="solid"/>
-                                <w14:bevel/>
-                              </w14:textOutline>
-                            </w:rPr>
-                            <w:t>ss</w:t>
-                          </w:r>
-                          <w:r>
-                            <w:rPr>
-                              <w14:textOutline w14:w="9525" w14:cap="rnd" w14:cmpd="sng" w14:algn="ctr">
-                                <w14:noFill/>
-                                <w14:prstDash w14:val="solid"/>
-                                <w14:bevel/>
-                              </w14:textOutline>
-                            </w:rPr>
-                            <w:t>e</w:t>
-                          </w:r>
-                          <w:proofErr w:type="spellEnd"/>
-                          <w:r>
-                            <w:rPr>
-                              <w14:textOutline w14:w="9525" w14:cap="rnd" w14:cmpd="sng" w14:algn="ctr">
-                                <w14:noFill/>
-                                <w14:prstDash w14:val="solid"/>
-                                <w14:bevel/>
-                              </w14:textOutline>
-                            </w:rPr>
-                            <w:t xml:space="preserve"> 47</w:t>
-                          </w:r>
-                          <w:r>
-                            <w:rPr>
-                              <w14:textOutline w14:w="9525" w14:cap="rnd" w14:cmpd="sng" w14:algn="ctr">
-                                <w14:noFill/>
-                                <w14:prstDash w14:val="solid"/>
-                                <w14:bevel/>
-                              </w14:textOutline>
-                            </w:rPr>
-                            <w:br/>
-                            <w:t>3800 {{</w:t>
-                          </w:r>
-                          <w:proofErr w:type="spellStart"/>
-                          <w:r>
-                            <w:rPr>
-                              <w14:textOutline w14:w="9525" w14:cap="rnd" w14:cmpd="sng" w14:algn="ctr">
-                                <w14:noFill/>
-                                <w14:prstDash w14:val="solid"/>
-                                <w14:bevel/>
-                              </w14:textOutline>
-                            </w:rPr>
-                            <w:t>provider_city</w:t>
-                          </w:r>
-                          <w:proofErr w:type="spellEnd"/>
-                          <w:r>
-                            <w:rPr>
-                              <w14:textOutline w14:w="9525" w14:cap="rnd" w14:cmpd="sng" w14:algn="ctr">
-                                <w14:noFill/>
-                                <w14:prstDash w14:val="solid"/>
-                                <w14:bevel/>
-                              </w14:textOutline>
-                            </w:rPr>
-                            <w:t>}}</w:t>
-                          </w:r>
-                        </w:p>
-                      </w:txbxContent>
-                    </wps:txbx>
-                    <wps:bodyPr rot="0" vert="horz" wrap="square" lIns="91440" tIns="45720" rIns="91440" bIns="45720" anchor="t" anchorCtr="0">
-                      <a:spAutoFit/>
-                    </wps:bodyPr>
-                  </wps:wsp>
-                </a:graphicData>
-              </a:graphic>
-              <wp14:sizeRelH relativeFrom="margin">
-                <wp14:pctWidth>40000</wp14:pctWidth>
-              </wp14:sizeRelH>
-              <wp14:sizeRelV relativeFrom="margin">
-                <wp14:pctHeight>20000</wp14:pctHeight>
-              </wp14:sizeRelV>
-            </wp:anchor>
-          </w:drawing>
-        </mc:Choice>
-        <mc:Fallback>
-          <w:pict>
-            <v:shape w14:anchorId="5F9F69B5" id="_x0000_s1030" type="#_x0000_t202" style="position:absolute;margin-left:-7.1pt;margin-top:87.6pt;width:185.9pt;height:110.6pt;z-index:251675648;visibility:visible;mso-wrap-style:square;mso-width-percent:400;mso-height-percent:200;mso-wrap-distance-left:9pt;mso-wrap-distance-top:3.6pt;mso-wrap-distance-right:9pt;mso-wrap-distance-bottom:3.6pt;mso-position-horizontal:absolute;mso-position-horizontal-relative:margin;mso-position-vertical:absolute;mso-position-vertical-relative:text;mso-width-percent:400;mso-height-percent:200;mso-width-relative:margin;mso-height-relative:margin;v-text-anchor:top" o:gfxdata="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" filled="f" stroked="f">
-              <v:textbox style="mso-fit-shape-to-text:t">
-                <w:txbxContent>
-                  <w:p>
-                    <w:pPr>
-                      <w:rPr>
-                        <w14:textOutline w14:w="9525" w14:cap="rnd" w14:cmpd="sng" w14:algn="ctr">
-                          <w14:noFill/>
-                          <w14:prstDash w14:val="solid"/>
-                          <w14:bevel/>
-                        </w14:textOutline>
-                      </w:rPr>
-                    </w:pPr>
-                    <w:r>
-                      <w:rPr>
-                        <w14:textOutline w14:w="9525" w14:cap="rnd" w14:cmpd="sng" w14:algn="ctr">
-                          <w14:noFill/>
-                          <w14:prstDash w14:val="solid"/>
-                          <w14:bevel/>
-                        </w14:textOutline>
-                      </w:rPr>
-                      <w:t>Wegpiraten GmbH</w:t>
-                    </w:r>
-                    <w:r>
-                      <w:rPr>
-                        <w14:textOutline w14:w="9525" w14:cap="rnd" w14:cmpd="sng" w14:algn="ctr">
-                          <w14:noFill/>
-                          <w14:prstDash w14:val="solid"/>
-                          <w14:bevel/>
-                        </w14:textOutline>
-                      </w:rPr>
-                      <w:br/>
-                    </w:r>
-                    <w:proofErr w:type="spellStart"/>
-                    <w:r>
-                      <w:rPr>
-                        <w14:textOutline w14:w="9525" w14:cap="rnd" w14:cmpd="sng" w14:algn="ctr">
-                          <w14:noFill/>
-                          <w14:prstDash w14:val="solid"/>
-                          <w14:bevel/>
-                        </w14:textOutline>
-                      </w:rPr>
-                      <w:t>Hauptstra</w:t>
-                    </w:r>
-                    <w:r>
-                      <w:rPr>
-                        <w14:textOutline w14:w="9525" w14:cap="rnd" w14:cmpd="sng" w14:algn="ctr">
-                          <w14:noFill/>
-                          <w14:prstDash w14:val="solid"/>
-                          <w14:bevel/>
-                        </w14:textOutline>
-                      </w:rPr>
-                      <w:t>ss</w:t>
-                    </w:r>
-                    <w:r>
-                      <w:rPr>
-                        <w14:textOutline w14:w="9525" w14:cap="rnd" w14:cmpd="sng" w14:algn="ctr">
-                          <w14:noFill/>
-                          <w14:prstDash w14:val="solid"/>
-                          <w14:bevel/>
-                        </w14:textOutline>
-                      </w:rPr>
-                      <w:t>e</w:t>
-                    </w:r>
-                    <w:proofErr w:type="spellEnd"/>
-                    <w:r>
-                      <w:rPr>
-                        <w14:textOutline w14:w="9525" w14:cap="rnd" w14:cmpd="sng" w14:algn="ctr">
-                          <w14:noFill/>
-                          <w14:prstDash w14:val="solid"/>
-                          <w14:bevel/>
-                        </w14:textOutline>
-                      </w:rPr>
-                      <w:t xml:space="preserve"> 47</w:t>
-                    </w:r>
-                    <w:r>
-                      <w:rPr>
-                        <w14:textOutline w14:w="9525" w14:cap="rnd" w14:cmpd="sng" w14:algn="ctr">
-                          <w14:noFill/>
-                          <w14:prstDash w14:val="solid"/>
-                          <w14:bevel/>
-                        </w14:textOutline>
-                      </w:rPr>
-                      <w:br/>
-                      <w:t>3800 {{</w:t>
-                    </w:r>
-                    <w:proofErr w:type="spellStart"/>
-                    <w:r>
-                      <w:rPr>
-                        <w14:textOutline w14:w="9525" w14:cap="rnd" w14:cmpd="sng" w14:algn="ctr">
-                          <w14:noFill/>
-                          <w14:prstDash w14:val="solid"/>
-                          <w14:bevel/>
-                        </w14:textOutline>
-                      </w:rPr>
-                      <w:t>provider_city</w:t>
-                    </w:r>
-                    <w:proofErr w:type="spellEnd"/>
-                    <w:r>
-                      <w:rPr>
-                        <w14:textOutline w14:w="9525" w14:cap="rnd" w14:cmpd="sng" w14:algn="ctr">
-                          <w14:noFill/>
-                          <w14:prstDash w14:val="solid"/>
-                          <w14:bevel/>
-                        </w14:textOutline>
-                      </w:rPr>
-                      <w:t>}}</w:t>
-                    </w:r>
-                  </w:p>
-                </w:txbxContent>
-              </v:textbox>
-              <w10:wrap anchorx="margin"/>
-            </v:shape>
-          </w:pict>
-        </mc:Fallback>
-      </mc:AlternateContent>
-    </w:r>
-    <w:r>
-      <w:rPr>
-        <w:b/>
-        <w:bCs/>
-        <w:noProof/>
-      </w:rPr>
-      <mc:AlternateContent>
-        <mc:Choice Requires="wps">
-          <w:drawing>
-            <wp:anchor distT="45720" distB="45720" distL="114300" distR="114300" simplePos="0" relativeHeight="251674624" behindDoc="0" locked="0" layoutInCell="1" allowOverlap="1" wp14:anchorId="02127ADF" wp14:editId="1A0077FC">
-              <wp:simplePos x="0" y="0"/>
-              <wp:positionH relativeFrom="column">
-                <wp:posOffset>-102870</wp:posOffset>
-              </wp:positionH>
-              <wp:positionV relativeFrom="paragraph">
-                <wp:posOffset>-3662045</wp:posOffset>
-              </wp:positionV>
-              <wp:extent cx="2360930" cy="1404620"/>
-              <wp:effectExtent l="0" t="0" r="22860" b="11430"/>
-              <wp:wrapSquare wrapText="bothSides"/>
-              <wp:docPr id="1270594597" name="Textfeld 2"/>
-              <wp:cNvGraphicFramePr>
-                <a:graphicFrameLocks xmlns:a="http://schemas.openxmlformats.org/drawingml/2006/main"/>
-              </wp:cNvGraphicFramePr>
-              <a:graphic xmlns:a="http://schemas.openxmlformats.org/drawingml/2006/main">
-                <a:graphicData uri="http://schemas.microsoft.com/office/word/2010/wordprocessingShape">
-                  <wps:wsp>
-                    <wps:cNvSpPr txBox="1">
-                      <a:spLocks noChangeArrowheads="1"/>
-                    </wps:cNvSpPr>
-                    <wps:spPr bwMode="auto">
-                      <a:xfrm>
-                        <a:off x="0" y="0"/>
-                        <a:ext cx="2360930" cy="1404620"/>
-                      </a:xfrm>
-                      <a:prstGeom prst="rect">
-                        <a:avLst/>
-                      </a:prstGeom>
-                      <a:solidFill>
-                        <a:srgbClr val="FFFFFF"/>
-                      </a:solidFill>
-                      <a:ln w="9525">
-                        <a:solidFill>
-                          <a:srgbClr val="000000"/>
-                        </a:solidFill>
-                        <a:miter lim="800000"/>
-                        <a:headEnd/>
-                        <a:tailEnd/>
-                      </a:ln>
-                    </wps:spPr>
-                    <wps:txbx>
-                      <w:txbxContent>
-                        <w:p>
-                          <w:r>
-                            <w:rPr>
-                              <w:b/>
-                              <w:bCs/>
-                              <w:sz w:val="36"/>
-                              <w:szCs w:val="36"/>
-                            </w:rPr>
-                            <w:t>Rechnung</w:t>
-                          </w:r>
-                        </w:p>
-                      </w:txbxContent>
-                    </wps:txbx>
-                    <wps:bodyPr rot="0" vert="horz" wrap="square" lIns="91440" tIns="45720" rIns="91440" bIns="45720" anchor="t" anchorCtr="0">
-                      <a:spAutoFit/>
-                    </wps:bodyPr>
-                  </wps:wsp>
-                </a:graphicData>
-              </a:graphic>
-              <wp14:sizeRelH relativeFrom="margin">
-                <wp14:pctWidth>40000</wp14:pctWidth>
-              </wp14:sizeRelH>
-              <wp14:sizeRelV relativeFrom="margin">
-                <wp14:pctHeight>20000</wp14:pctHeight>
-              </wp14:sizeRelV>
-            </wp:anchor>
-          </w:drawing>
-        </mc:Choice>
-        <mc:Fallback>
-          <w:pict>
-            <v:shape w14:anchorId="02127ADF" id="_x0000_s1031" type="#_x0000_t202" style="position:absolute;margin-left:-8.1pt;margin-top:-288.35pt;width:185.9pt;height:110.6pt;z-index:251674624;visibility:visible;mso-wrap-style:square;mso-width-percent:400;mso-height-percent:200;mso-wrap-distance-left:9pt;mso-wrap-distance-top:3.6pt;mso-wrap-distance-right:9pt;mso-wrap-distance-bottom:3.6pt;mso-position-horizontal:absolute;mso-position-horizontal-relative:text;mso-position-vertical:absolute;mso-position-vertical-relative:text;mso-width-percent:400;mso-height-percent:200;mso-width-relative:margin;mso-height-relative:margin;v-text-anchor:top" o:gfxdata="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">
-              <v:textbox style="mso-fit-shape-to-text:t">
-                <w:txbxContent>
-                  <w:p>
-                    <w:r>
-                      <w:rPr>
-                        <w:b/>
-                        <w:bCs/>
-                        <w:sz w:val="36"/>
-                        <w:szCs w:val="36"/>
-                      </w:rPr>
-                      <w:t>Rechnung</w:t>
-                    </w:r>
-                  </w:p>
-                </w:txbxContent>
-              </v:textbox>
-              <w10:wrap type="square"/>
-            </v:shape>
-          </w:pict>
-        </mc:Fallback>
-      </mc:AlternateContent>
-    </w:r>
   </w:p>
-</w:hdr>
-</file>
-
-<file path=word/header3.xml><?xml version="1.0" encoding="utf-8"?>
-<w:hdr xmlns:wpc="http://schemas.microsoft.com/office/word/2010/wordprocessingCanvas" xmlns:cx="http://schemas.microsoft.com/office/drawing/2014/chartex" xmlns:cx1="http://schemas.microsoft.com/office/drawing/2015/9/8/chartex" xmlns:cx2="http://schemas.microsoft.com/office/drawing/2015/10/21/chartex" xmlns:cx3="http://schemas.microsoft.com/office/drawing/2016/5/9/chartex" xmlns:cx4="http://schemas.microsoft.com/office/drawing/2016/5/10/chartex" xmlns:cx5="http://schemas.microsoft.com/office/drawing/2016/5/11/chartex" xmlns:cx6="http://schemas.microsoft.com/office/drawing/2016/5/12/chartex" xmlns:cx7="http://schemas.microsoft.com/office/drawing/2016/5/13/chartex" xmlns:cx8="http://schemas.microsoft.com/office/drawing/2016/5/14/chartex" xmlns:mc="http://schemas.openxmlformats.org/markup-compatibility/2006" xmlns:aink="http://schemas.microsoft.com/office/drawing/2016/ink" xmlns:am3d="http://schemas.microsoft.com/office/drawing/2017/model3d" xmlns:o="urn:schemas-microsoft-com:office:office" xmlns:oel="http://schemas.microsoft.com/office/2019/extlst" xmlns:r="http://schemas.openxmlformats.org/officeDocument/2006/relationships" xmlns:m="http://schemas.openxmlformats.org/officeDocument/2006/math" xmlns:v="urn:schemas-microsoft-com:vml" xmlns:wp14="http://schemas.microsoft.com/office/word/2010/wordprocessingDrawing" xmlns:wp="http://schemas.openxmlformats.org/drawingml/2006/wordprocessingDrawing" xmlns:w10="urn:schemas-microsoft-com:office:word" xmlns:w="http://schemas.openxmlformats.org/wordprocessingml/2006/main" xmlns:w14="http://schemas.microsoft.com/office/word/2010/wordml" xmlns:w15="http://schemas.microsoft.com/office/word/2012/wordml" xmlns:w16cex="http://schemas.microsoft.com/office/word/2018/wordml/cex" xmlns:w16cid="http://schemas.microsoft.com/office/word/2016/wordml/cid" xmlns:w16="http://schemas.microsoft.com/office/word/2018/wordml" xmlns:w16du="http://schemas.microsoft.com/office/word/2023/wordml/word16du" xmlns:w16sdtdh="http://schemas.microsoft.com/office/word/2020/wordml/sdtdatahash" xmlns:w16sdtfl="http://schemas.microsoft.com/office/word/2024/wordml/sdtformatlock" xmlns:w16se="http://schemas.microsoft.com/office/word/2015/wordml/symex" xmlns:wpg="http://schemas.microsoft.com/office/word/2010/wordprocessingGroup" xmlns:wpi="http://schemas.microsoft.com/office/word/2010/wordprocessingInk" xmlns:wne="http://schemas.microsoft.com/office/word/2006/wordml" xmlns:wps="http://schemas.microsoft.com/office/word/2010/wordprocessingShape" mc:Ignorable="w14 w15 w16se w16cid w16 w16cex w16sdtdh w16sdtfl w16du wp14">
+  <w:tbl>
+    <w:tblPr>
+      <w:tblStyle w:val="Tabellenraster"/>
+      <w:tblW w:w="0" w:type="auto"/>
+      <w:tblBorders>
+        <w:top w:val="none" w:sz="0" w:space="0" w:color="auto"/>
+        <w:left w:val="none" w:sz="0" w:space="0" w:color="auto"/>
+        <w:bottom w:val="none" w:sz="0" w:space="0" w:color="auto"/>
+        <w:right w:val="none" w:sz="0" w:space="0" w:color="auto"/>
+        <w:insideH w:val="none" w:sz="0" w:space="0" w:color="auto"/>
+        <w:insideV w:val="none" w:sz="0" w:space="0" w:color="auto"/>
+      </w:tblBorders>
+      <w:tblLook w:val="04A0" w:firstRow="1" w:lastRow="0" w:firstColumn="1" w:lastColumn="0" w:noHBand="0" w:noVBand="1"/>
+    </w:tblPr>
+    <w:tblGrid>
+      <w:gridCol w:w="4531"/>
+      <w:gridCol w:w="4531"/>
+    </w:tblGrid>
+    <w:tr>
+      <w:tc>
+        <w:tcPr>
+          <w:tcW w:w="4531" w:type="dxa"/>
+        </w:tcPr>
+        <w:p>
+          <w:pPr>
+            <w:jc w:val="both"/>
+            <w:rPr>
+              <w:b/>
+              <w:bCs/>
+              <w:sz w:val="36"/>
+              <w:szCs w:val="36"/>
+            </w:rPr>
+          </w:pPr>
+          <w:r>
+            <w:rPr>
+              <w:b/>
+              <w:bCs/>
+              <w:sz w:val="36"/>
+              <w:szCs w:val="36"/>
+            </w:rPr>
+            <w:t>Rechnung</w:t>
+          </w:r>
+        </w:p>
+      </w:tc>
+      <w:tc>
+        <w:tcPr>
+          <w:tcW w:w="4531" w:type="dxa"/>
+        </w:tcPr>
+        <w:p>
+          <w:pPr>
+            <w:pStyle w:val="Kopfzeile"/>
+            <w:tabs>
+              <w:tab w:val="clear" w:pos="4536"/>
+              <w:tab w:val="clear" w:pos="9072"/>
+              <w:tab w:val="center" w:pos="4861"/>
+            </w:tabs>
+            <w:rPr>
+              <w:b/>
+              <w:bCs/>
+            </w:rPr>
+          </w:pPr>
+        </w:p>
+      </w:tc>
+    </w:tr>
+    <w:tr>
+      <w:tc>
+        <w:tcPr>
+          <w:tcW w:w="4531" w:type="dxa"/>
+        </w:tcPr>
+        <w:p>
+          <w:pPr>
+            <w:pStyle w:val="Kopfzeile"/>
+            <w:tabs>
+              <w:tab w:val="clear" w:pos="4536"/>
+              <w:tab w:val="clear" w:pos="9072"/>
+              <w:tab w:val="center" w:pos="4861"/>
+            </w:tabs>
+            <w:rPr>
+              <w:b/>
+              <w:bCs/>
+            </w:rPr>
+          </w:pPr>
+        </w:p>
+      </w:tc>
+      <w:tc>
+        <w:tcPr>
+          <w:tcW w:w="4531" w:type="dxa"/>
+        </w:tcPr>
+        <w:p>
+          <w:pPr>
+            <w:pStyle w:val="Kopfzeile"/>
+            <w:tabs>
+              <w:tab w:val="clear" w:pos="4536"/>
+              <w:tab w:val="clear" w:pos="9072"/>
+              <w:tab w:val="center" w:pos="4861"/>
+            </w:tabs>
+            <w:rPr>
+              <w:b/>
+              <w:bCs/>
+            </w:rPr>
+          </w:pPr>
+        </w:p>
+      </w:tc>
+    </w:tr>
+    <w:tr>
+      <w:trPr>
+        <w:trHeight w:val="1931"/>
+      </w:trPr>
+      <w:tc>
+        <w:tcPr>
+          <w:tcW w:w="4531" w:type="dxa"/>
+        </w:tcPr>
+        <w:p>
+          <w:pPr>
+            <w:pStyle w:val="Kopfzeile"/>
+            <w:tabs>
+              <w:tab w:val="clear" w:pos="4536"/>
+              <w:tab w:val="clear" w:pos="9072"/>
+              <w:tab w:val="center" w:pos="4861"/>
+            </w:tabs>
+            <w:rPr>
+              <w:b/>
+              <w:bCs/>
+            </w:rPr>
+          </w:pPr>
+        </w:p>
+        <w:p>
+          <w:pPr>
+            <w:pStyle w:val="Kopfzeile"/>
+            <w:tabs>
+              <w:tab w:val="clear" w:pos="4536"/>
+              <w:tab w:val="clear" w:pos="9072"/>
+              <w:tab w:val="center" w:pos="4861"/>
+            </w:tabs>
+            <w:rPr>
+              <w:b/>
+              <w:bCs/>
+            </w:rPr>
+          </w:pPr>
+        </w:p>
+        <w:p>
+          <w:pPr>
+            <w:rPr>
+              <w14:textOutline w14:w="9525" w14:cap="rnd" w14:cmpd="sng" w14:algn="ctr">
+                <w14:noFill/>
+                <w14:prstDash w14:val="solid"/>
+                <w14:bevel/>
+              </w14:textOutline>
+            </w:rPr>
+          </w:pPr>
+          <w:r>
+            <w:rPr>
+              <w14:textOutline w14:w="9525" w14:cap="rnd" w14:cmpd="sng" w14:algn="ctr">
+                <w14:noFill/>
+                <w14:prstDash w14:val="solid"/>
+                <w14:bevel/>
+              </w14:textOutline>
+            </w:rPr>
+            <w:t>Wegpiraten GmbH</w:t>
+          </w:r>
+          <w:r>
+            <w:rPr>
+              <w14:textOutline w14:w="9525" w14:cap="rnd" w14:cmpd="sng" w14:algn="ctr">
+                <w14:noFill/>
+                <w14:prstDash w14:val="solid"/>
+                <w14:bevel/>
+              </w14:textOutline>
+            </w:rPr>
+            <w:br/>
+          </w:r>
+          <w:proofErr w:type="spellStart"/>
+          <w:r>
+            <w:rPr>
+              <w14:textOutline w14:w="9525" w14:cap="rnd" w14:cmpd="sng" w14:algn="ctr">
+                <w14:noFill/>
+                <w14:prstDash w14:val="solid"/>
+                <w14:bevel/>
+              </w14:textOutline>
+            </w:rPr>
+            <w:t>Hauptstra</w:t>
+          </w:r>
+          <w:r>
+            <w:rPr>
+              <w14:textOutline w14:w="9525" w14:cap="rnd" w14:cmpd="sng" w14:algn="ctr">
+                <w14:noFill/>
+                <w14:prstDash w14:val="solid"/>
+                <w14:bevel/>
+              </w14:textOutline>
+            </w:rPr>
+            <w:t>ss</w:t>
+          </w:r>
+          <w:r>
+            <w:rPr>
+              <w14:textOutline w14:w="9525" w14:cap="rnd" w14:cmpd="sng" w14:algn="ctr">
+                <w14:noFill/>
+                <w14:prstDash w14:val="solid"/>
+                <w14:bevel/>
+              </w14:textOutline>
+            </w:rPr>
+            <w:t>e</w:t>
+          </w:r>
+          <w:proofErr w:type="spellEnd"/>
+          <w:r>
+            <w:rPr>
+              <w14:textOutline w14:w="9525" w14:cap="rnd" w14:cmpd="sng" w14:algn="ctr">
+                <w14:noFill/>
+                <w14:prstDash w14:val="solid"/>
+                <w14:bevel/>
+              </w14:textOutline>
+            </w:rPr>
+            <w:t xml:space="preserve"> 47</w:t>
+          </w:r>
+          <w:r>
+            <w:rPr>
+              <w14:textOutline w14:w="9525" w14:cap="rnd" w14:cmpd="sng" w14:algn="ctr">
+                <w14:noFill/>
+                <w14:prstDash w14:val="solid"/>
+                <w14:bevel/>
+              </w14:textOutline>
+            </w:rPr>
+            <w:br/>
+            <w:t>3800 {{</w:t>
+          </w:r>
+          <w:proofErr w:type="spellStart"/>
+          <w:r>
+            <w:rPr>
+              <w14:textOutline w14:w="9525" w14:cap="rnd" w14:cmpd="sng" w14:algn="ctr">
+                <w14:noFill/>
+                <w14:prstDash w14:val="solid"/>
+                <w14:bevel/>
+              </w14:textOutline>
+            </w:rPr>
+            <w:t>provider_city</w:t>
+          </w:r>
+          <w:proofErr w:type="spellEnd"/>
+          <w:r>
+            <w:rPr>
+              <w14:textOutline w14:w="9525" w14:cap="rnd" w14:cmpd="sng" w14:algn="ctr">
+                <w14:noFill/>
+                <w14:prstDash w14:val="solid"/>
+                <w14:bevel/>
+              </w14:textOutline>
+            </w:rPr>
+            <w:t>}}</w:t>
+          </w:r>
+        </w:p>
+        <w:p>
+          <w:pPr>
+            <w:pStyle w:val="Kopfzeile"/>
+            <w:tabs>
+              <w:tab w:val="clear" w:pos="4536"/>
+              <w:tab w:val="clear" w:pos="9072"/>
+              <w:tab w:val="center" w:pos="4861"/>
+            </w:tabs>
+            <w:rPr>
+              <w:b/>
+              <w:bCs/>
+            </w:rPr>
+          </w:pPr>
+        </w:p>
+      </w:tc>
+      <w:tc>
+        <w:tcPr>
+          <w:tcW w:w="4531" w:type="dxa"/>
+        </w:tcPr>
+        <w:p>
+          <w:pPr>
+            <w:tabs>
+              <w:tab w:val="left" w:pos="1521"/>
+            </w:tabs>
+            <w:ind w:left="108"/>
+            <w:jc w:val="right"/>
+          </w:pPr>
+        </w:p>
+        <w:p>
+          <w:pPr>
+            <w:tabs>
+              <w:tab w:val="left" w:pos="1521"/>
+            </w:tabs>
+            <w:ind w:left="108"/>
+            <w:jc w:val="right"/>
+          </w:pPr>
+        </w:p>
+        <w:p>
+          <w:pPr>
+            <w:tabs>
+              <w:tab w:val="left" w:pos="1521"/>
+            </w:tabs>
+            <w:ind w:left="108"/>
+            <w:jc w:val="right"/>
+          </w:pPr>
+        </w:p>
+        <w:p>
+          <w:pPr>
+            <w:tabs>
+              <w:tab w:val="left" w:pos="1521"/>
+            </w:tabs>
+            <w:ind w:left="108"/>
+            <w:jc w:val="right"/>
+          </w:pPr>
+        </w:p>
+        <w:p>
+          <w:pPr>
+            <w:tabs>
+              <w:tab w:val="left" w:pos="1521"/>
+            </w:tabs>
+            <w:rPr>
+              <w:b/>
+              <w:bCs/>
+            </w:rPr>
+          </w:pPr>
+        </w:p>
+      </w:tc>
+    </w:tr>
+    <w:tr>
+      <w:trPr>
+        <w:trHeight w:val="676"/>
+      </w:trPr>
+      <w:tc>
+        <w:tcPr>
+          <w:tcW w:w="4531" w:type="dxa"/>
+        </w:tcPr>
+        <w:p>
+          <w:pPr>
+            <w:pStyle w:val="Kopfzeile"/>
+            <w:tabs>
+              <w:tab w:val="clear" w:pos="4536"/>
+              <w:tab w:val="clear" w:pos="9072"/>
+              <w:tab w:val="center" w:pos="4861"/>
+            </w:tabs>
+            <w:rPr>
+              <w:b/>
+              <w:bCs/>
+            </w:rPr>
+          </w:pPr>
+        </w:p>
+      </w:tc>
+      <w:tc>
+        <w:tcPr>
+          <w:tcW w:w="4531" w:type="dxa"/>
+        </w:tcPr>
+        <w:p>
+          <w:pPr>
+            <w:tabs>
+              <w:tab w:val="left" w:pos="1521"/>
+            </w:tabs>
+            <w:ind w:left="108"/>
+            <w:jc w:val="right"/>
+          </w:pPr>
+          <w:r>
+            <w:t>{{payer.name}}</w:t>
+          </w:r>
+          <w:r>
+            <w:br/>
+            <w:t>{{</w:t>
+          </w:r>
+          <w:proofErr w:type="spellStart"/>
+          <w:r>
+            <w:t>payer.street</w:t>
+          </w:r>
+          <w:proofErr w:type="spellEnd"/>
+          <w:r>
+            <w:t>}}</w:t>
+          </w:r>
+          <w:r>
+            <w:br/>
+            <w:t>{{</w:t>
+          </w:r>
+          <w:proofErr w:type="spellStart"/>
+          <w:r>
+            <w:t>payer.zip_city</w:t>
+          </w:r>
+          <w:proofErr w:type="spellEnd"/>
+          <w:r>
+            <w:t>}}</w:t>
+          </w:r>
+        </w:p>
+        <w:p>
+          <w:pPr>
+            <w:tabs>
+              <w:tab w:val="left" w:pos="1521"/>
+            </w:tabs>
+            <w:ind w:left="108"/>
+            <w:jc w:val="right"/>
+          </w:pPr>
+        </w:p>
+      </w:tc>
+    </w:tr>
+  </w:tbl>
   <w:p>
     <w:pPr>
       <w:pStyle w:val="Kopfzeile"/>
@@ -2839,837 +3001,6 @@
         <w:bCs/>
       </w:rPr>
     </w:pPr>
-    <w:r>
-      <w:rPr>
-        <w:b/>
-        <w:bCs/>
-        <w:noProof/>
-        <w:sz w:val="36"/>
-        <w:szCs w:val="36"/>
-      </w:rPr>
-      <w:drawing>
-        <wp:anchor distT="0" distB="0" distL="114300" distR="114300" simplePos="0" relativeHeight="251664384" behindDoc="0" locked="0" layoutInCell="1" allowOverlap="1" wp14:anchorId="2CB1C0B3" wp14:editId="4EAB81DC">
-          <wp:simplePos x="0" y="0"/>
-          <wp:positionH relativeFrom="column">
-            <wp:posOffset>3748405</wp:posOffset>
-          </wp:positionH>
-          <wp:positionV relativeFrom="paragraph">
-            <wp:posOffset>-20955</wp:posOffset>
-          </wp:positionV>
-          <wp:extent cx="2338705" cy="1990045"/>
-          <wp:effectExtent l="0" t="0" r="4445" b="0"/>
-          <wp:wrapNone/>
-          <wp:docPr id="1875572483" name="Grafik 1875572483"/>
-          <wp:cNvGraphicFramePr>
-            <a:graphicFrameLocks xmlns:a="http://schemas.openxmlformats.org/drawingml/2006/main" noChangeAspect="1"/>
-          </wp:cNvGraphicFramePr>
-          <a:graphic xmlns:a="http://schemas.openxmlformats.org/drawingml/2006/main">
-            <a:graphicData uri="http://schemas.openxmlformats.org/drawingml/2006/picture">
-              <pic:pic xmlns:pic="http://schemas.openxmlformats.org/drawingml/2006/picture">
-                <pic:nvPicPr>
-                  <pic:cNvPr id="0" name="Picture 3"/>
-                  <pic:cNvPicPr>
-                    <a:picLocks noChangeAspect="1" noChangeArrowheads="1"/>
-                  </pic:cNvPicPr>
-                </pic:nvPicPr>
-                <pic:blipFill>
-                  <a:blip r:embed="rId1" cstate="print">
-                    <a:extLst>
-                      <a:ext uri="{28A0092B-C50C-407E-A947-70E740481C1C}">
-                        <a14:useLocalDpi xmlns:a14="http://schemas.microsoft.com/office/drawing/2010/main" val="0"/>
-                      </a:ext>
-                    </a:extLst>
-                  </a:blip>
-                  <a:srcRect/>
-                  <a:stretch>
-                    <a:fillRect/>
-                  </a:stretch>
-                </pic:blipFill>
-                <pic:spPr bwMode="auto">
-                  <a:xfrm>
-                    <a:off x="0" y="0"/>
-                    <a:ext cx="2338705" cy="1990045"/>
-                  </a:xfrm>
-                  <a:prstGeom prst="rect">
-                    <a:avLst/>
-                  </a:prstGeom>
-                  <a:noFill/>
-                  <a:ln>
-                    <a:noFill/>
-                  </a:ln>
-                </pic:spPr>
-              </pic:pic>
-            </a:graphicData>
-          </a:graphic>
-          <wp14:sizeRelH relativeFrom="margin">
-            <wp14:pctWidth>0</wp14:pctWidth>
-          </wp14:sizeRelH>
-          <wp14:sizeRelV relativeFrom="margin">
-            <wp14:pctHeight>0</wp14:pctHeight>
-          </wp14:sizeRelV>
-        </wp:anchor>
-      </w:drawing>
-    </w:r>
-    <w:r>
-      <w:rPr>
-        <w:noProof/>
-      </w:rPr>
-      <mc:AlternateContent>
-        <mc:Choice Requires="wps">
-          <w:drawing>
-            <wp:anchor distT="45720" distB="45720" distL="114300" distR="114300" simplePos="0" relativeHeight="251663360" behindDoc="0" locked="0" layoutInCell="1" allowOverlap="1" wp14:anchorId="09DEF76E" wp14:editId="3EDF2D6F">
-              <wp:simplePos x="0" y="0"/>
-              <wp:positionH relativeFrom="column">
-                <wp:posOffset>3195955</wp:posOffset>
-              </wp:positionH>
-              <wp:positionV relativeFrom="paragraph">
-                <wp:posOffset>1845945</wp:posOffset>
-              </wp:positionV>
-              <wp:extent cx="2672080" cy="1404620"/>
-              <wp:effectExtent l="0" t="0" r="0" b="8255"/>
-              <wp:wrapSquare wrapText="bothSides"/>
-              <wp:docPr id="1700783258" name="Textfeld 2"/>
-              <wp:cNvGraphicFramePr>
-                <a:graphicFrameLocks xmlns:a="http://schemas.openxmlformats.org/drawingml/2006/main"/>
-              </wp:cNvGraphicFramePr>
-              <a:graphic xmlns:a="http://schemas.openxmlformats.org/drawingml/2006/main">
-                <a:graphicData uri="http://schemas.microsoft.com/office/word/2010/wordprocessingShape">
-                  <wps:wsp>
-                    <wps:cNvSpPr txBox="1">
-                      <a:spLocks noChangeArrowheads="1"/>
-                    </wps:cNvSpPr>
-                    <wps:spPr bwMode="auto">
-                      <a:xfrm>
-                        <a:off x="0" y="0"/>
-                        <a:ext cx="2672080" cy="1404620"/>
-                      </a:xfrm>
-                      <a:prstGeom prst="rect">
-                        <a:avLst/>
-                      </a:prstGeom>
-                      <a:solidFill>
-                        <a:srgbClr val="FFFFFF"/>
-                      </a:solidFill>
-                      <a:ln w="9525">
-                        <a:noFill/>
-                        <a:miter lim="800000"/>
-                        <a:headEnd/>
-                        <a:tailEnd/>
-                      </a:ln>
-                    </wps:spPr>
-                    <wps:txbx>
-                      <w:txbxContent>
-                        <w:p>
-                          <w:pPr>
-                            <w:tabs>
-                              <w:tab w:val="left" w:pos="1521"/>
-                            </w:tabs>
-                            <w:ind w:left="108"/>
-                            <w:jc w:val="right"/>
-                          </w:pPr>
-                          <w:r>
-                            <w:t>{{payer.name}}</w:t>
-                          </w:r>
-                          <w:r>
-                            <w:br/>
-                            <w:t>{{</w:t>
-                          </w:r>
-                          <w:proofErr w:type="spellStart"/>
-                          <w:r>
-                            <w:t>payer.street</w:t>
-                          </w:r>
-                          <w:proofErr w:type="spellEnd"/>
-                          <w:r>
-                            <w:t>}}</w:t>
-                          </w:r>
-                          <w:r>
-                            <w:br/>
-                            <w:t>{{</w:t>
-                          </w:r>
-                          <w:proofErr w:type="spellStart"/>
-                          <w:r>
-                            <w:t>payer.zip_city</w:t>
-                          </w:r>
-                          <w:proofErr w:type="spellEnd"/>
-                          <w:r>
-                            <w:t>}}</w:t>
-                          </w:r>
-                        </w:p>
-                      </w:txbxContent>
-                    </wps:txbx>
-                    <wps:bodyPr rot="0" vert="horz" wrap="square" lIns="91440" tIns="45720" rIns="91440" bIns="45720" anchor="t" anchorCtr="0">
-                      <a:spAutoFit/>
-                    </wps:bodyPr>
-                  </wps:wsp>
-                </a:graphicData>
-              </a:graphic>
-              <wp14:sizeRelH relativeFrom="margin">
-                <wp14:pctWidth>0</wp14:pctWidth>
-              </wp14:sizeRelH>
-              <wp14:sizeRelV relativeFrom="margin">
-                <wp14:pctHeight>20000</wp14:pctHeight>
-              </wp14:sizeRelV>
-            </wp:anchor>
-          </w:drawing>
-        </mc:Choice>
-        <mc:Fallback>
-          <w:pict>
-            <v:shapetype w14:anchorId="09DEF76E" id="_x0000_t202" coordsize="21600,21600" o:spt="202" path="m,l,21600r21600,l21600,xe">
-              <v:stroke joinstyle="miter"/>
-              <v:path gradientshapeok="t" o:connecttype="rect"/>
-            </v:shapetype>
-            <v:shape id="_x0000_s1032" type="#_x0000_t202" style="position:absolute;margin-left:251.65pt;margin-top:145.35pt;width:210.4pt;height:110.6pt;z-index:251663360;visibility:visible;mso-wrap-style:square;mso-width-percent:0;mso-height-percent:200;mso-wrap-distance-left:9pt;mso-wrap-distance-top:3.6pt;mso-wrap-distance-right:9pt;mso-wrap-distance-bottom:3.6pt;mso-position-horizontal:absolute;mso-position-horizontal-relative:text;mso-position-vertical:absolute;mso-position-vertical-relative:text;mso-width-percent:0;mso-height-percent:200;mso-width-relative:margin;mso-height-relative:margin;v-text-anchor:top" o:gfxdata="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" stroked="f">
-              <v:textbox style="mso-fit-shape-to-text:t">
-                <w:txbxContent>
-                  <w:p>
-                    <w:pPr>
-                      <w:tabs>
-                        <w:tab w:val="left" w:pos="1521"/>
-                      </w:tabs>
-                      <w:ind w:left="108"/>
-                      <w:jc w:val="right"/>
-                    </w:pPr>
-                    <w:r>
-                      <w:t>{{payer.name}}</w:t>
-                    </w:r>
-                    <w:r>
-                      <w:br/>
-                      <w:t>{{</w:t>
-                    </w:r>
-                    <w:proofErr w:type="spellStart"/>
-                    <w:r>
-                      <w:t>payer.street</w:t>
-                    </w:r>
-                    <w:proofErr w:type="spellEnd"/>
-                    <w:r>
-                      <w:t>}}</w:t>
-                    </w:r>
-                    <w:r>
-                      <w:br/>
-                      <w:t>{{</w:t>
-                    </w:r>
-                    <w:proofErr w:type="spellStart"/>
-                    <w:r>
-                      <w:t>payer.zip_city</w:t>
-                    </w:r>
-                    <w:proofErr w:type="spellEnd"/>
-                    <w:r>
-                      <w:t>}}</w:t>
-                    </w:r>
-                  </w:p>
-                </w:txbxContent>
-              </v:textbox>
-              <w10:wrap type="square"/>
-            </v:shape>
-          </w:pict>
-        </mc:Fallback>
-      </mc:AlternateContent>
-    </w:r>
-    <w:r>
-      <w:rPr>
-        <w:b/>
-        <w:bCs/>
-        <w:noProof/>
-        <w:sz w:val="36"/>
-        <w:szCs w:val="36"/>
-        <w14:ligatures w14:val="standardContextual"/>
-      </w:rPr>
-      <mc:AlternateContent>
-        <mc:Choice Requires="wps">
-          <w:drawing>
-            <wp:anchor distT="0" distB="0" distL="114300" distR="114300" simplePos="0" relativeHeight="251671552" behindDoc="0" locked="0" layoutInCell="1" allowOverlap="1" wp14:anchorId="5B4AD547" wp14:editId="706683C7">
-              <wp:simplePos x="0" y="0"/>
-              <wp:positionH relativeFrom="margin">
-                <wp:posOffset>-85725</wp:posOffset>
-              </wp:positionH>
-              <wp:positionV relativeFrom="paragraph">
-                <wp:posOffset>236220</wp:posOffset>
-              </wp:positionV>
-              <wp:extent cx="914400" cy="342900"/>
-              <wp:effectExtent l="0" t="0" r="0" b="0"/>
-              <wp:wrapNone/>
-              <wp:docPr id="393059412" name="Textfeld 1"/>
-              <wp:cNvGraphicFramePr/>
-              <a:graphic xmlns:a="http://schemas.openxmlformats.org/drawingml/2006/main">
-                <a:graphicData uri="http://schemas.microsoft.com/office/word/2010/wordprocessingShape">
-                  <wps:wsp>
-                    <wps:cNvSpPr txBox="1"/>
-                    <wps:spPr>
-                      <a:xfrm>
-                        <a:off x="0" y="0"/>
-                        <a:ext cx="914400" cy="342900"/>
-                      </a:xfrm>
-                      <a:prstGeom prst="rect">
-                        <a:avLst/>
-                      </a:prstGeom>
-                      <a:solidFill>
-                        <a:schemeClr val="lt1"/>
-                      </a:solidFill>
-                      <a:ln w="6350">
-                        <a:noFill/>
-                      </a:ln>
-                    </wps:spPr>
-                    <wps:txbx>
-                      <w:txbxContent>
-                        <w:p>
-                          <w:pPr>
-                            <w:jc w:val="both"/>
-                            <w:rPr>
-                              <w:b/>
-                              <w:bCs/>
-                              <w:sz w:val="36"/>
-                              <w:szCs w:val="36"/>
-                            </w:rPr>
-                          </w:pPr>
-                          <w:r>
-                            <w:rPr>
-                              <w:b/>
-                              <w:bCs/>
-                              <w:sz w:val="36"/>
-                              <w:szCs w:val="36"/>
-                            </w:rPr>
-                            <w:t>Rechnung</w:t>
-                          </w:r>
-                        </w:p>
-                      </w:txbxContent>
-                    </wps:txbx>
-                    <wps:bodyPr rot="0" spcFirstLastPara="0" vertOverflow="overflow" horzOverflow="overflow" vert="horz" wrap="none" lIns="91440" tIns="45720" rIns="91440" bIns="45720" numCol="1" spcCol="0" rtlCol="0" fromWordArt="0" anchor="t" anchorCtr="0" forceAA="0" compatLnSpc="1">
-                      <a:prstTxWarp prst="textNoShape">
-                        <a:avLst/>
-                      </a:prstTxWarp>
-                      <a:noAutofit/>
-                    </wps:bodyPr>
-                  </wps:wsp>
-                </a:graphicData>
-              </a:graphic>
-              <wp14:sizeRelV relativeFrom="margin">
-                <wp14:pctHeight>0</wp14:pctHeight>
-              </wp14:sizeRelV>
-            </wp:anchor>
-          </w:drawing>
-        </mc:Choice>
-        <mc:Fallback>
-          <w:pict>
-            <v:shape w14:anchorId="5B4AD547" id="_x0000_s1033" type="#_x0000_t202" style="position:absolute;margin-left:-6.75pt;margin-top:18.6pt;width:1in;height:27pt;z-index:251671552;visibility:visible;mso-wrap-style:none;mso-height-percent:0;mso-wrap-distance-left:9pt;mso-wrap-distance-top:0;mso-wrap-distance-right:9pt;mso-wrap-distance-bottom:0;mso-position-horizontal:absolute;mso-position-horizontal-relative:margin;mso-position-vertical:absolute;mso-position-vertical-relative:text;mso-height-percent:0;mso-height-relative:margin;v-text-anchor:top" o:gfxdata="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" fillcolor="white [3201]" stroked="f" strokeweight=".5pt">
-              <v:textbox>
-                <w:txbxContent>
-                  <w:p>
-                    <w:pPr>
-                      <w:jc w:val="both"/>
-                      <w:rPr>
-                        <w:b/>
-                        <w:bCs/>
-                        <w:sz w:val="36"/>
-                        <w:szCs w:val="36"/>
-                      </w:rPr>
-                    </w:pPr>
-                    <w:r>
-                      <w:rPr>
-                        <w:b/>
-                        <w:bCs/>
-                        <w:sz w:val="36"/>
-                        <w:szCs w:val="36"/>
-                      </w:rPr>
-                      <w:t>Rechnung</w:t>
-                    </w:r>
-                  </w:p>
-                </w:txbxContent>
-              </v:textbox>
-              <w10:wrap anchorx="margin"/>
-            </v:shape>
-          </w:pict>
-        </mc:Fallback>
-      </mc:AlternateContent>
-    </w:r>
-    <w:r>
-      <w:rPr>
-        <w:b/>
-        <w:bCs/>
-        <w:noProof/>
-      </w:rPr>
-      <mc:AlternateContent>
-        <mc:Choice Requires="wps">
-          <w:drawing>
-            <wp:anchor distT="45720" distB="45720" distL="114300" distR="114300" simplePos="0" relativeHeight="251658239" behindDoc="0" locked="0" layoutInCell="1" allowOverlap="1" wp14:anchorId="7A8B1C15" wp14:editId="38C6B210">
-              <wp:simplePos x="0" y="0"/>
-              <wp:positionH relativeFrom="column">
-                <wp:posOffset>-223520</wp:posOffset>
-              </wp:positionH>
-              <wp:positionV relativeFrom="paragraph">
-                <wp:posOffset>-87630</wp:posOffset>
-              </wp:positionV>
-              <wp:extent cx="6467475" cy="2790825"/>
-              <wp:effectExtent l="0" t="0" r="0" b="0"/>
-              <wp:wrapTopAndBottom/>
-              <wp:docPr id="1812128140" name="Textfeld 2"/>
-              <wp:cNvGraphicFramePr>
-                <a:graphicFrameLocks xmlns:a="http://schemas.openxmlformats.org/drawingml/2006/main"/>
-              </wp:cNvGraphicFramePr>
-              <a:graphic xmlns:a="http://schemas.openxmlformats.org/drawingml/2006/main">
-                <a:graphicData uri="http://schemas.microsoft.com/office/word/2010/wordprocessingShape">
-                  <wps:wsp>
-                    <wps:cNvSpPr txBox="1">
-                      <a:spLocks noChangeArrowheads="1"/>
-                    </wps:cNvSpPr>
-                    <wps:spPr bwMode="auto">
-                      <a:xfrm>
-                        <a:off x="0" y="0"/>
-                        <a:ext cx="6467475" cy="2790825"/>
-                      </a:xfrm>
-                      <a:prstGeom prst="rect">
-                        <a:avLst/>
-                      </a:prstGeom>
-                      <a:noFill/>
-                      <a:ln w="9525">
-                        <a:noFill/>
-                        <a:miter lim="800000"/>
-                        <a:headEnd/>
-                        <a:tailEnd/>
-                      </a:ln>
-                    </wps:spPr>
-                    <wps:txbx>
-                      <w:txbxContent>
-                        <w:p>
-                          <w:pPr>
-                            <w:rPr>
-                              <w:color w:val="FFFFFF" w:themeColor="background1"/>
-                              <w14:textFill>
-                                <w14:noFill/>
-                              </w14:textFill>
-                            </w:rPr>
-                          </w:pPr>
-                        </w:p>
-                      </w:txbxContent>
-                    </wps:txbx>
-                    <wps:bodyPr rot="0" vert="horz" wrap="square" lIns="91440" tIns="45720" rIns="91440" bIns="45720" anchor="t" anchorCtr="0">
-                      <a:noAutofit/>
-                    </wps:bodyPr>
-                  </wps:wsp>
-                </a:graphicData>
-              </a:graphic>
-              <wp14:sizeRelH relativeFrom="margin">
-                <wp14:pctWidth>0</wp14:pctWidth>
-              </wp14:sizeRelH>
-              <wp14:sizeRelV relativeFrom="margin">
-                <wp14:pctHeight>0</wp14:pctHeight>
-              </wp14:sizeRelV>
-            </wp:anchor>
-          </w:drawing>
-        </mc:Choice>
-        <mc:Fallback>
-          <w:pict>
-            <v:shape w14:anchorId="7A8B1C15" id="_x0000_s1033" type="#_x0000_t202" style="position:absolute;margin-left:-17.6pt;margin-top:-6.9pt;width:509.25pt;height:219.75pt;z-index:251658239;visibility:visible;mso-wrap-style:square;mso-width-percent:0;mso-height-percent:0;mso-wrap-distance-left:9pt;mso-wrap-distance-top:3.6pt;mso-wrap-distance-right:9pt;mso-wrap-distance-bottom:3.6pt;mso-position-horizontal:absolute;mso-position-horizontal-relative:text;mso-position-vertical:absolute;mso-position-vertical-relative:text;mso-width-percent:0;mso-height-percent:0;mso-width-relative:margin;mso-height-relative:margin;v-text-anchor:top" o:gfxdata="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" filled="f" stroked="f">
-              <v:textbox>
-                <w:txbxContent>
-                  <w:p>
-                    <w:pPr>
-                      <w:rPr>
-                        <w:color w:val="FFFFFF" w:themeColor="background1"/>
-                        <w14:textFill>
-                          <w14:noFill/>
-                        </w14:textFill>
-                      </w:rPr>
-                    </w:pPr>
-                  </w:p>
-                </w:txbxContent>
-              </v:textbox>
-              <w10:wrap type="topAndBottom"/>
-            </v:shape>
-          </w:pict>
-        </mc:Fallback>
-      </mc:AlternateContent>
-    </w:r>
-    <w:r>
-      <w:rPr>
-        <w:noProof/>
-      </w:rPr>
-      <mc:AlternateContent>
-        <mc:Choice Requires="wps">
-          <w:drawing>
-            <wp:anchor distT="45720" distB="45720" distL="114300" distR="114300" simplePos="0" relativeHeight="251661312" behindDoc="0" locked="0" layoutInCell="1" allowOverlap="1" wp14:anchorId="5E3AB54E" wp14:editId="7AF9BAD1">
-              <wp:simplePos x="0" y="0"/>
-              <wp:positionH relativeFrom="margin">
-                <wp:posOffset>-90170</wp:posOffset>
-              </wp:positionH>
-              <wp:positionV relativeFrom="paragraph">
-                <wp:posOffset>1112520</wp:posOffset>
-              </wp:positionV>
-              <wp:extent cx="2360930" cy="1404620"/>
-              <wp:effectExtent l="0" t="0" r="0" b="0"/>
-              <wp:wrapNone/>
-              <wp:docPr id="61903079" name="Textfeld 2"/>
-              <wp:cNvGraphicFramePr>
-                <a:graphicFrameLocks xmlns:a="http://schemas.openxmlformats.org/drawingml/2006/main"/>
-              </wp:cNvGraphicFramePr>
-              <a:graphic xmlns:a="http://schemas.openxmlformats.org/drawingml/2006/main">
-                <a:graphicData uri="http://schemas.microsoft.com/office/word/2010/wordprocessingShape">
-                  <wps:wsp>
-                    <wps:cNvSpPr txBox="1">
-                      <a:spLocks noChangeArrowheads="1"/>
-                    </wps:cNvSpPr>
-                    <wps:spPr bwMode="auto">
-                      <a:xfrm>
-                        <a:off x="0" y="0"/>
-                        <a:ext cx="2360930" cy="1404620"/>
-                      </a:xfrm>
-                      <a:prstGeom prst="rect">
-                        <a:avLst/>
-                      </a:prstGeom>
-                      <a:noFill/>
-                      <a:ln w="9525">
-                        <a:noFill/>
-                        <a:miter lim="800000"/>
-                        <a:headEnd/>
-                        <a:tailEnd/>
-                      </a:ln>
-                    </wps:spPr>
-                    <wps:txbx>
-                      <w:txbxContent>
-                        <w:p>
-                          <w:pPr>
-                            <w:rPr>
-                              <w14:textOutline w14:w="9525" w14:cap="rnd" w14:cmpd="sng" w14:algn="ctr">
-                                <w14:noFill/>
-                                <w14:prstDash w14:val="solid"/>
-                                <w14:bevel/>
-                              </w14:textOutline>
-                            </w:rPr>
-                          </w:pPr>
-                          <w:r>
-                            <w:rPr>
-                              <w14:textOutline w14:w="9525" w14:cap="rnd" w14:cmpd="sng" w14:algn="ctr">
-                                <w14:noFill/>
-                                <w14:prstDash w14:val="solid"/>
-                                <w14:bevel/>
-                              </w14:textOutline>
-                            </w:rPr>
-                            <w:t>Wegpiraten GmbH</w:t>
-                          </w:r>
-                          <w:r>
-                            <w:rPr>
-                              <w14:textOutline w14:w="9525" w14:cap="rnd" w14:cmpd="sng" w14:algn="ctr">
-                                <w14:noFill/>
-                                <w14:prstDash w14:val="solid"/>
-                                <w14:bevel/>
-                              </w14:textOutline>
-                            </w:rPr>
-                            <w:br/>
-                          </w:r>
-                          <w:proofErr w:type="spellStart"/>
-                          <w:r>
-                            <w:rPr>
-                              <w14:textOutline w14:w="9525" w14:cap="rnd" w14:cmpd="sng" w14:algn="ctr">
-                                <w14:noFill/>
-                                <w14:prstDash w14:val="solid"/>
-                                <w14:bevel/>
-                              </w14:textOutline>
-                            </w:rPr>
-                            <w:t>Hauptstra</w:t>
-                          </w:r>
-                          <w:r>
-                            <w:rPr>
-                              <w14:textOutline w14:w="9525" w14:cap="rnd" w14:cmpd="sng" w14:algn="ctr">
-                                <w14:noFill/>
-                                <w14:prstDash w14:val="solid"/>
-                                <w14:bevel/>
-                              </w14:textOutline>
-                            </w:rPr>
-                            <w:t>ss</w:t>
-                          </w:r>
-                          <w:r>
-                            <w:rPr>
-                              <w14:textOutline w14:w="9525" w14:cap="rnd" w14:cmpd="sng" w14:algn="ctr">
-                                <w14:noFill/>
-                                <w14:prstDash w14:val="solid"/>
-                                <w14:bevel/>
-                              </w14:textOutline>
-                            </w:rPr>
-                            <w:t>e</w:t>
-                          </w:r>
-                          <w:proofErr w:type="spellEnd"/>
-                          <w:r>
-                            <w:rPr>
-                              <w14:textOutline w14:w="9525" w14:cap="rnd" w14:cmpd="sng" w14:algn="ctr">
-                                <w14:noFill/>
-                                <w14:prstDash w14:val="solid"/>
-                                <w14:bevel/>
-                              </w14:textOutline>
-                            </w:rPr>
-                            <w:t xml:space="preserve"> 47</w:t>
-                          </w:r>
-                          <w:r>
-                            <w:rPr>
-                              <w14:textOutline w14:w="9525" w14:cap="rnd" w14:cmpd="sng" w14:algn="ctr">
-                                <w14:noFill/>
-                                <w14:prstDash w14:val="solid"/>
-                                <w14:bevel/>
-                              </w14:textOutline>
-                            </w:rPr>
-                            <w:br/>
-                            <w:t>3800 {{</w:t>
-                          </w:r>
-                          <w:proofErr w:type="spellStart"/>
-                          <w:r>
-                            <w:rPr>
-                              <w14:textOutline w14:w="9525" w14:cap="rnd" w14:cmpd="sng" w14:algn="ctr">
-                                <w14:noFill/>
-                                <w14:prstDash w14:val="solid"/>
-                                <w14:bevel/>
-                              </w14:textOutline>
-                            </w:rPr>
-                            <w:t>provider_city</w:t>
-                          </w:r>
-                          <w:proofErr w:type="spellEnd"/>
-                          <w:r>
-                            <w:rPr>
-                              <w14:textOutline w14:w="9525" w14:cap="rnd" w14:cmpd="sng" w14:algn="ctr">
-                                <w14:noFill/>
-                                <w14:prstDash w14:val="solid"/>
-                                <w14:bevel/>
-                              </w14:textOutline>
-                            </w:rPr>
-                            <w:t>}}</w:t>
-                          </w:r>
-                        </w:p>
-                      </w:txbxContent>
-                    </wps:txbx>
-                    <wps:bodyPr rot="0" vert="horz" wrap="square" lIns="91440" tIns="45720" rIns="91440" bIns="45720" anchor="t" anchorCtr="0">
-                      <a:spAutoFit/>
-                    </wps:bodyPr>
-                  </wps:wsp>
-                </a:graphicData>
-              </a:graphic>
-              <wp14:sizeRelH relativeFrom="margin">
-                <wp14:pctWidth>40000</wp14:pctWidth>
-              </wp14:sizeRelH>
-              <wp14:sizeRelV relativeFrom="margin">
-                <wp14:pctHeight>20000</wp14:pctHeight>
-              </wp14:sizeRelV>
-            </wp:anchor>
-          </w:drawing>
-        </mc:Choice>
-        <mc:Fallback>
-          <w:pict>
-            <v:shape w14:anchorId="5E3AB54E" id="_x0000_s1035" type="#_x0000_t202" style="position:absolute;margin-left:-7.1pt;margin-top:87.6pt;width:185.9pt;height:110.6pt;z-index:251661312;visibility:visible;mso-wrap-style:square;mso-width-percent:400;mso-height-percent:200;mso-wrap-distance-left:9pt;mso-wrap-distance-top:3.6pt;mso-wrap-distance-right:9pt;mso-wrap-distance-bottom:3.6pt;mso-position-horizontal:absolute;mso-position-horizontal-relative:margin;mso-position-vertical:absolute;mso-position-vertical-relative:text;mso-width-percent:400;mso-height-percent:200;mso-width-relative:margin;mso-height-relative:margin;v-text-anchor:top" o:gfxdata="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" filled="f" stroked="f">
-              <v:textbox style="mso-fit-shape-to-text:t">
-                <w:txbxContent>
-                  <w:p>
-                    <w:pPr>
-                      <w:rPr>
-                        <w14:textOutline w14:w="9525" w14:cap="rnd" w14:cmpd="sng" w14:algn="ctr">
-                          <w14:noFill/>
-                          <w14:prstDash w14:val="solid"/>
-                          <w14:bevel/>
-                        </w14:textOutline>
-                      </w:rPr>
-                    </w:pPr>
-                    <w:r>
-                      <w:rPr>
-                        <w14:textOutline w14:w="9525" w14:cap="rnd" w14:cmpd="sng" w14:algn="ctr">
-                          <w14:noFill/>
-                          <w14:prstDash w14:val="solid"/>
-                          <w14:bevel/>
-                        </w14:textOutline>
-                      </w:rPr>
-                      <w:t>Wegpiraten GmbH</w:t>
-                    </w:r>
-                    <w:r>
-                      <w:rPr>
-                        <w14:textOutline w14:w="9525" w14:cap="rnd" w14:cmpd="sng" w14:algn="ctr">
-                          <w14:noFill/>
-                          <w14:prstDash w14:val="solid"/>
-                          <w14:bevel/>
-                        </w14:textOutline>
-                      </w:rPr>
-                      <w:br/>
-                    </w:r>
-                    <w:proofErr w:type="spellStart"/>
-                    <w:r>
-                      <w:rPr>
-                        <w14:textOutline w14:w="9525" w14:cap="rnd" w14:cmpd="sng" w14:algn="ctr">
-                          <w14:noFill/>
-                          <w14:prstDash w14:val="solid"/>
-                          <w14:bevel/>
-                        </w14:textOutline>
-                      </w:rPr>
-                      <w:t>Hauptstra</w:t>
-                    </w:r>
-                    <w:r>
-                      <w:rPr>
-                        <w14:textOutline w14:w="9525" w14:cap="rnd" w14:cmpd="sng" w14:algn="ctr">
-                          <w14:noFill/>
-                          <w14:prstDash w14:val="solid"/>
-                          <w14:bevel/>
-                        </w14:textOutline>
-                      </w:rPr>
-                      <w:t>ss</w:t>
-                    </w:r>
-                    <w:r>
-                      <w:rPr>
-                        <w14:textOutline w14:w="9525" w14:cap="rnd" w14:cmpd="sng" w14:algn="ctr">
-                          <w14:noFill/>
-                          <w14:prstDash w14:val="solid"/>
-                          <w14:bevel/>
-                        </w14:textOutline>
-                      </w:rPr>
-                      <w:t>e</w:t>
-                    </w:r>
-                    <w:proofErr w:type="spellEnd"/>
-                    <w:r>
-                      <w:rPr>
-                        <w14:textOutline w14:w="9525" w14:cap="rnd" w14:cmpd="sng" w14:algn="ctr">
-                          <w14:noFill/>
-                          <w14:prstDash w14:val="solid"/>
-                          <w14:bevel/>
-                        </w14:textOutline>
-                      </w:rPr>
-                      <w:t xml:space="preserve"> 47</w:t>
-                    </w:r>
-                    <w:r>
-                      <w:rPr>
-                        <w14:textOutline w14:w="9525" w14:cap="rnd" w14:cmpd="sng" w14:algn="ctr">
-                          <w14:noFill/>
-                          <w14:prstDash w14:val="solid"/>
-                          <w14:bevel/>
-                        </w14:textOutline>
-                      </w:rPr>
-                      <w:br/>
-                      <w:t>3800 {{</w:t>
-                    </w:r>
-                    <w:proofErr w:type="spellStart"/>
-                    <w:r>
-                      <w:rPr>
-                        <w14:textOutline w14:w="9525" w14:cap="rnd" w14:cmpd="sng" w14:algn="ctr">
-                          <w14:noFill/>
-                          <w14:prstDash w14:val="solid"/>
-                          <w14:bevel/>
-                        </w14:textOutline>
-                      </w:rPr>
-                      <w:t>provider_city</w:t>
-                    </w:r>
-                    <w:proofErr w:type="spellEnd"/>
-                    <w:r>
-                      <w:rPr>
-                        <w14:textOutline w14:w="9525" w14:cap="rnd" w14:cmpd="sng" w14:algn="ctr">
-                          <w14:noFill/>
-                          <w14:prstDash w14:val="solid"/>
-                          <w14:bevel/>
-                        </w14:textOutline>
-                      </w:rPr>
-                      <w:t>}}</w:t>
-                    </w:r>
-                  </w:p>
-                </w:txbxContent>
-              </v:textbox>
-              <w10:wrap anchorx="margin"/>
-            </v:shape>
-          </w:pict>
-        </mc:Fallback>
-      </mc:AlternateContent>
-    </w:r>
-    <w:r>
-      <w:rPr>
-        <w:b/>
-        <w:bCs/>
-        <w:noProof/>
-      </w:rPr>
-      <mc:AlternateContent>
-        <mc:Choice Requires="wps">
-          <w:drawing>
-            <wp:anchor distT="45720" distB="45720" distL="114300" distR="114300" simplePos="0" relativeHeight="251659264" behindDoc="0" locked="0" layoutInCell="1" allowOverlap="1" wp14:anchorId="06F5CA7B" wp14:editId="78186FAC">
-              <wp:simplePos x="0" y="0"/>
-              <wp:positionH relativeFrom="column">
-                <wp:posOffset>-102870</wp:posOffset>
-              </wp:positionH>
-              <wp:positionV relativeFrom="paragraph">
-                <wp:posOffset>-3662045</wp:posOffset>
-              </wp:positionV>
-              <wp:extent cx="2360930" cy="1404620"/>
-              <wp:effectExtent l="0" t="0" r="22860" b="11430"/>
-              <wp:wrapSquare wrapText="bothSides"/>
-              <wp:docPr id="1389325871" name="Textfeld 2"/>
-              <wp:cNvGraphicFramePr>
-                <a:graphicFrameLocks xmlns:a="http://schemas.openxmlformats.org/drawingml/2006/main"/>
-              </wp:cNvGraphicFramePr>
-              <a:graphic xmlns:a="http://schemas.openxmlformats.org/drawingml/2006/main">
-                <a:graphicData uri="http://schemas.microsoft.com/office/word/2010/wordprocessingShape">
-                  <wps:wsp>
-                    <wps:cNvSpPr txBox="1">
-                      <a:spLocks noChangeArrowheads="1"/>
-                    </wps:cNvSpPr>
-                    <wps:spPr bwMode="auto">
-                      <a:xfrm>
-                        <a:off x="0" y="0"/>
-                        <a:ext cx="2360930" cy="1404620"/>
-                      </a:xfrm>
-                      <a:prstGeom prst="rect">
-                        <a:avLst/>
-                      </a:prstGeom>
-                      <a:solidFill>
-                        <a:srgbClr val="FFFFFF"/>
-                      </a:solidFill>
-                      <a:ln w="9525">
-                        <a:solidFill>
-                          <a:srgbClr val="000000"/>
-                        </a:solidFill>
-                        <a:miter lim="800000"/>
-                        <a:headEnd/>
-                        <a:tailEnd/>
-                      </a:ln>
-                    </wps:spPr>
-                    <wps:txbx>
-                      <w:txbxContent>
-                        <w:p>
-                          <w:r>
-                            <w:rPr>
-                              <w:b/>
-                              <w:bCs/>
-                              <w:sz w:val="36"/>
-                              <w:szCs w:val="36"/>
-                            </w:rPr>
-                            <w:t>Rechnung</w:t>
-                          </w:r>
-                        </w:p>
-                      </w:txbxContent>
-                    </wps:txbx>
-                    <wps:bodyPr rot="0" vert="horz" wrap="square" lIns="91440" tIns="45720" rIns="91440" bIns="45720" anchor="t" anchorCtr="0">
-                      <a:spAutoFit/>
-                    </wps:bodyPr>
-                  </wps:wsp>
-                </a:graphicData>
-              </a:graphic>
-              <wp14:sizeRelH relativeFrom="margin">
-                <wp14:pctWidth>40000</wp14:pctWidth>
-              </wp14:sizeRelH>
-              <wp14:sizeRelV relativeFrom="margin">
-                <wp14:pctHeight>20000</wp14:pctHeight>
-              </wp14:sizeRelV>
-            </wp:anchor>
-          </w:drawing>
-        </mc:Choice>
-        <mc:Fallback>
-          <w:pict>
-            <v:shape w14:anchorId="06F5CA7B" id="_x0000_s1036" type="#_x0000_t202" style="position:absolute;margin-left:-8.1pt;margin-top:-288.35pt;width:185.9pt;height:110.6pt;z-index:251659264;visibility:visible;mso-wrap-style:square;mso-width-percent:400;mso-height-percent:200;mso-wrap-distance-left:9pt;mso-wrap-distance-top:3.6pt;mso-wrap-distance-right:9pt;mso-wrap-distance-bottom:3.6pt;mso-position-horizontal:absolute;mso-position-horizontal-relative:text;mso-position-vertical:absolute;mso-position-vertical-relative:text;mso-width-percent:400;mso-height-percent:200;mso-width-relative:margin;mso-height-relative:margin;v-text-anchor:top" o:gfxdata="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">
-              <v:textbox style="mso-fit-shape-to-text:t">
-                <w:txbxContent>
-                  <w:p>
-                    <w:r>
-                      <w:rPr>
-                        <w:b/>
-                        <w:bCs/>
-                        <w:sz w:val="36"/>
-                        <w:szCs w:val="36"/>
-                      </w:rPr>
-                      <w:t>Rechnung</w:t>
-                    </w:r>
-                  </w:p>
-                </w:txbxContent>
-              </v:textbox>
-              <w10:wrap type="square"/>
-            </v:shape>
-          </w:pict>
-        </mc:Fallback>
-      </mc:AlternateContent>
-    </w:r>
   </w:p>
 </w:hdr>
 </file>
@@ -4074,7 +3405,7 @@
   <w:style w:type="paragraph" w:default="1" w:styleId="Standard">
     <w:name w:val="Normal"/>
     <w:qFormat/>
-    <w:rsid w:val="0033791E"/>
+    <w:rsid w:val="00875182"/>
     <w:pPr>
       <w:spacing w:after="0" w:line="240" w:lineRule="auto"/>
     </w:pPr>
@@ -4342,6 +3673,81 @@
       <w:tblPr/>
       <w:tcPr>
         <w:shd w:val="clear" w:color="auto" w:fill="CCCCCC" w:themeFill="text1" w:themeFillTint="33"/>
+      </w:tcPr>
+    </w:tblStylePr>
+  </w:style>
+  <w:style w:type="table" w:styleId="Gitternetztabelle2Akzent3">
+    <w:name w:val="Grid Table 2 Accent 3"/>
+    <w:basedOn w:val="NormaleTabelle"/>
+    <w:uiPriority w:val="47"/>
+    <w:rsid w:val="00952855"/>
+    <w:pPr>
+      <w:spacing w:after="0" w:line="240" w:lineRule="auto"/>
+    </w:pPr>
+    <w:tblPr>
+      <w:tblStyleRowBandSize w:val="1"/>
+      <w:tblStyleColBandSize w:val="1"/>
+      <w:tblBorders>
+        <w:top w:val="single" w:sz="2" w:space="0" w:color="C9C9C9" w:themeColor="accent3" w:themeTint="99"/>
+        <w:bottom w:val="single" w:sz="2" w:space="0" w:color="C9C9C9" w:themeColor="accent3" w:themeTint="99"/>
+        <w:insideH w:val="single" w:sz="2" w:space="0" w:color="C9C9C9" w:themeColor="accent3" w:themeTint="99"/>
+        <w:insideV w:val="single" w:sz="2" w:space="0" w:color="C9C9C9" w:themeColor="accent3" w:themeTint="99"/>
+      </w:tblBorders>
+    </w:tblPr>
+    <w:tblStylePr w:type="firstRow">
+      <w:rPr>
+        <w:b/>
+        <w:bCs/>
+      </w:rPr>
+      <w:tblPr/>
+      <w:tcPr>
+        <w:tcBorders>
+          <w:top w:val="nil"/>
+          <w:bottom w:val="single" w:sz="12" w:space="0" w:color="C9C9C9" w:themeColor="accent3" w:themeTint="99"/>
+          <w:insideH w:val="nil"/>
+          <w:insideV w:val="nil"/>
+        </w:tcBorders>
+        <w:shd w:val="clear" w:color="auto" w:fill="FFFFFF" w:themeFill="background1"/>
+      </w:tcPr>
+    </w:tblStylePr>
+    <w:tblStylePr w:type="lastRow">
+      <w:rPr>
+        <w:b/>
+        <w:bCs/>
+      </w:rPr>
+      <w:tblPr/>
+      <w:tcPr>
+        <w:tcBorders>
+          <w:top w:val="double" w:sz="2" w:space="0" w:color="C9C9C9" w:themeColor="accent3" w:themeTint="99"/>
+          <w:bottom w:val="nil"/>
+          <w:insideH w:val="nil"/>
+          <w:insideV w:val="nil"/>
+        </w:tcBorders>
+        <w:shd w:val="clear" w:color="auto" w:fill="FFFFFF" w:themeFill="background1"/>
+      </w:tcPr>
+    </w:tblStylePr>
+    <w:tblStylePr w:type="firstCol">
+      <w:rPr>
+        <w:b/>
+        <w:bCs/>
+      </w:rPr>
+    </w:tblStylePr>
+    <w:tblStylePr w:type="lastCol">
+      <w:rPr>
+        <w:b/>
+        <w:bCs/>
+      </w:rPr>
+    </w:tblStylePr>
+    <w:tblStylePr w:type="band1Vert">
+      <w:tblPr/>
+      <w:tcPr>
+        <w:shd w:val="clear" w:color="auto" w:fill="EDEDED" w:themeFill="accent3" w:themeFillTint="33"/>
+      </w:tcPr>
+    </w:tblStylePr>
+    <w:tblStylePr w:type="band1Horz">
+      <w:tblPr/>
+      <w:tcPr>
+        <w:shd w:val="clear" w:color="auto" w:fill="EDEDED" w:themeFill="accent3" w:themeFillTint="33"/>
       </w:tcPr>
     </w:tblStylePr>
   </w:style>

--- a/templates/rechnungsvorlage.docx
+++ b/templates/rechnungsvorlage.docx
@@ -186,6 +186,14 @@
       <w:tblPr>
         <w:tblStyle w:val="Listentabelle1hell"/>
         <w:tblW w:w="9072" w:type="dxa"/>
+        <w:tblBorders>
+          <w:top w:val="single" w:sz="4" w:space="0" w:color="auto"/>
+          <w:left w:val="single" w:sz="4" w:space="0" w:color="auto"/>
+          <w:bottom w:val="single" w:sz="4" w:space="0" w:color="auto"/>
+          <w:right w:val="single" w:sz="4" w:space="0" w:color="auto"/>
+          <w:insideH w:val="single" w:sz="4" w:space="0" w:color="auto"/>
+          <w:insideV w:val="single" w:sz="4" w:space="0" w:color="auto"/>
+        </w:tblBorders>
         <w:tblLook w:val="0480" w:firstRow="0" w:lastRow="0" w:firstColumn="1" w:lastColumn="0" w:noHBand="0" w:noVBand="1"/>
       </w:tblPr>
       <w:tblGrid>
@@ -349,6 +357,14 @@
       <w:tblPr>
         <w:tblStyle w:val="Gitternetztabelle2Akzent3"/>
         <w:tblW w:w="9072" w:type="dxa"/>
+        <w:tblBorders>
+          <w:top w:val="single" w:sz="4" w:space="0" w:color="auto"/>
+          <w:left w:val="single" w:sz="4" w:space="0" w:color="auto"/>
+          <w:bottom w:val="single" w:sz="4" w:space="0" w:color="auto"/>
+          <w:right w:val="single" w:sz="4" w:space="0" w:color="auto"/>
+          <w:insideH w:val="single" w:sz="4" w:space="0" w:color="auto"/>
+          <w:insideV w:val="single" w:sz="4" w:space="0" w:color="auto"/>
+        </w:tblBorders>
         <w:tblLayout w:type="fixed"/>
         <w:tblLook w:val="0420" w:firstRow="1" w:lastRow="0" w:firstColumn="0" w:lastColumn="0" w:noHBand="0" w:noVBand="1"/>
       </w:tblPr>
@@ -367,6 +383,11 @@
         <w:tc>
           <w:tcPr>
             <w:tcW w:w="1484" w:type="dxa"/>
+            <w:tcBorders>
+              <w:top w:val="none" w:sz="0" w:space="0" w:color="auto"/>
+              <w:bottom w:val="none" w:sz="0" w:space="0" w:color="auto"/>
+              <w:right w:val="none" w:sz="0" w:space="0" w:color="auto"/>
+            </w:tcBorders>
             <w:vAlign w:val="center"/>
           </w:tcPr>
           <w:p>
@@ -413,6 +434,12 @@
         <w:tc>
           <w:tcPr>
             <w:tcW w:w="1307" w:type="dxa"/>
+            <w:tcBorders>
+              <w:top w:val="none" w:sz="0" w:space="0" w:color="auto"/>
+              <w:left w:val="none" w:sz="0" w:space="0" w:color="auto"/>
+              <w:bottom w:val="none" w:sz="0" w:space="0" w:color="auto"/>
+              <w:right w:val="none" w:sz="0" w:space="0" w:color="auto"/>
+            </w:tcBorders>
             <w:vAlign w:val="center"/>
           </w:tcPr>
           <w:p>
@@ -439,6 +466,12 @@
         <w:tc>
           <w:tcPr>
             <w:tcW w:w="1307" w:type="dxa"/>
+            <w:tcBorders>
+              <w:top w:val="none" w:sz="0" w:space="0" w:color="auto"/>
+              <w:left w:val="none" w:sz="0" w:space="0" w:color="auto"/>
+              <w:bottom w:val="none" w:sz="0" w:space="0" w:color="auto"/>
+              <w:right w:val="none" w:sz="0" w:space="0" w:color="auto"/>
+            </w:tcBorders>
             <w:vAlign w:val="center"/>
           </w:tcPr>
           <w:p>
@@ -475,6 +508,12 @@
         <w:tc>
           <w:tcPr>
             <w:tcW w:w="1705" w:type="dxa"/>
+            <w:tcBorders>
+              <w:top w:val="none" w:sz="0" w:space="0" w:color="auto"/>
+              <w:left w:val="none" w:sz="0" w:space="0" w:color="auto"/>
+              <w:bottom w:val="none" w:sz="0" w:space="0" w:color="auto"/>
+              <w:right w:val="none" w:sz="0" w:space="0" w:color="auto"/>
+            </w:tcBorders>
             <w:vAlign w:val="center"/>
           </w:tcPr>
           <w:p>
@@ -541,6 +580,12 @@
         <w:tc>
           <w:tcPr>
             <w:tcW w:w="1705" w:type="dxa"/>
+            <w:tcBorders>
+              <w:top w:val="none" w:sz="0" w:space="0" w:color="auto"/>
+              <w:left w:val="none" w:sz="0" w:space="0" w:color="auto"/>
+              <w:bottom w:val="none" w:sz="0" w:space="0" w:color="auto"/>
+              <w:right w:val="none" w:sz="0" w:space="0" w:color="auto"/>
+            </w:tcBorders>
             <w:vAlign w:val="center"/>
           </w:tcPr>
           <w:p>
@@ -576,6 +621,11 @@
         <w:tc>
           <w:tcPr>
             <w:tcW w:w="1564" w:type="dxa"/>
+            <w:tcBorders>
+              <w:top w:val="none" w:sz="0" w:space="0" w:color="auto"/>
+              <w:left w:val="none" w:sz="0" w:space="0" w:color="auto"/>
+              <w:bottom w:val="none" w:sz="0" w:space="0" w:color="auto"/>
+            </w:tcBorders>
             <w:vAlign w:val="center"/>
           </w:tcPr>
           <w:p>
@@ -998,7 +1048,7 @@
                 <w:sz w:val="22"/>
                 <w:szCs w:val="22"/>
               </w:rPr>
-              <w:t>Summe:</w:t>
+              <w:t>Summe/min:</w:t>
             </w:r>
           </w:p>
         </w:tc>
@@ -1172,7 +1222,7 @@
                 <w:sz w:val="22"/>
                 <w:szCs w:val="22"/>
               </w:rPr>
-              <w:t>summe_stunden|hhmm</w:t>
+              <w:t>summe_stunden|minutes</w:t>
             </w:r>
             <w:proofErr w:type="spellEnd"/>
             <w:r>
@@ -1229,6 +1279,268 @@
                 <w:szCs w:val="22"/>
               </w:rPr>
               <w:t>}}</w:t>
+            </w:r>
+          </w:p>
+        </w:tc>
+      </w:tr>
+      <w:tr>
+        <w:trPr>
+          <w:cnfStyle w:val="000000100000" w:firstRow="0" w:lastRow="0" w:firstColumn="0" w:lastColumn="0" w:oddVBand="0" w:evenVBand="0" w:oddHBand="1" w:evenHBand="0" w:firstRowFirstColumn="0" w:firstRowLastColumn="0" w:lastRowFirstColumn="0" w:lastRowLastColumn="0"/>
+          <w:trHeight w:val="454"/>
+        </w:trPr>
+        <w:tc>
+          <w:tcPr>
+            <w:tcW w:w="1484" w:type="dxa"/>
+            <w:vAlign w:val="bottom"/>
+          </w:tcPr>
+          <w:p>
+            <w:pPr>
+              <w:jc w:val="center"/>
+              <w:rPr>
+                <w:b/>
+                <w:bCs/>
+                <w:sz w:val="22"/>
+                <w:szCs w:val="22"/>
+              </w:rPr>
+            </w:pPr>
+            <w:r>
+              <w:rPr>
+                <w:b/>
+                <w:bCs/>
+                <w:sz w:val="22"/>
+                <w:szCs w:val="22"/>
+              </w:rPr>
+              <w:t>Summe [hh:mm]:</w:t>
+            </w:r>
+          </w:p>
+        </w:tc>
+        <w:tc>
+          <w:tcPr>
+            <w:tcW w:w="1307" w:type="dxa"/>
+            <w:vAlign w:val="bottom"/>
+          </w:tcPr>
+          <w:p>
+            <w:pPr>
+              <w:jc w:val="right"/>
+              <w:rPr>
+                <w:b/>
+                <w:bCs/>
+                <w:sz w:val="22"/>
+                <w:szCs w:val="22"/>
+              </w:rPr>
+            </w:pPr>
+            <w:r>
+              <w:rPr>
+                <w:b/>
+                <w:bCs/>
+                <w:sz w:val="22"/>
+                <w:szCs w:val="22"/>
+              </w:rPr>
+              <w:t>{{</w:t>
+            </w:r>
+            <w:proofErr w:type="spellStart"/>
+            <w:r>
+              <w:rPr>
+                <w:b/>
+                <w:bCs/>
+                <w:sz w:val="22"/>
+                <w:szCs w:val="22"/>
+              </w:rPr>
+              <w:t>summe_fahrtzeit|hhmm</w:t>
+            </w:r>
+            <w:proofErr w:type="spellEnd"/>
+            <w:r>
+              <w:rPr>
+                <w:b/>
+                <w:bCs/>
+                <w:sz w:val="22"/>
+                <w:szCs w:val="22"/>
+              </w:rPr>
+              <w:t>}}</w:t>
+            </w:r>
+          </w:p>
+        </w:tc>
+        <w:tc>
+          <w:tcPr>
+            <w:tcW w:w="1307" w:type="dxa"/>
+            <w:vAlign w:val="bottom"/>
+          </w:tcPr>
+          <w:p>
+            <w:pPr>
+              <w:jc w:val="right"/>
+              <w:rPr>
+                <w:b/>
+                <w:bCs/>
+                <w:sz w:val="22"/>
+                <w:szCs w:val="22"/>
+              </w:rPr>
+            </w:pPr>
+            <w:r>
+              <w:rPr>
+                <w:b/>
+                <w:bCs/>
+                <w:sz w:val="22"/>
+                <w:szCs w:val="22"/>
+              </w:rPr>
+              <w:t>{{</w:t>
+            </w:r>
+            <w:proofErr w:type="spellStart"/>
+            <w:r>
+              <w:rPr>
+                <w:b/>
+                <w:bCs/>
+                <w:sz w:val="22"/>
+                <w:szCs w:val="22"/>
+              </w:rPr>
+              <w:t>summe_direkt|hhmm</w:t>
+            </w:r>
+            <w:proofErr w:type="spellEnd"/>
+            <w:r>
+              <w:rPr>
+                <w:b/>
+                <w:bCs/>
+                <w:sz w:val="22"/>
+                <w:szCs w:val="22"/>
+              </w:rPr>
+              <w:t>}}</w:t>
+            </w:r>
+          </w:p>
+        </w:tc>
+        <w:tc>
+          <w:tcPr>
+            <w:tcW w:w="1705" w:type="dxa"/>
+            <w:vAlign w:val="bottom"/>
+          </w:tcPr>
+          <w:p>
+            <w:pPr>
+              <w:jc w:val="right"/>
+              <w:rPr>
+                <w:b/>
+                <w:bCs/>
+                <w:sz w:val="22"/>
+                <w:szCs w:val="22"/>
+              </w:rPr>
+            </w:pPr>
+            <w:r>
+              <w:rPr>
+                <w:b/>
+                <w:bCs/>
+                <w:sz w:val="22"/>
+                <w:szCs w:val="22"/>
+              </w:rPr>
+              <w:t>{{</w:t>
+            </w:r>
+            <w:proofErr w:type="spellStart"/>
+            <w:r>
+              <w:rPr>
+                <w:b/>
+                <w:bCs/>
+                <w:sz w:val="22"/>
+                <w:szCs w:val="22"/>
+              </w:rPr>
+              <w:t>summe_indirekt|hhmm</w:t>
+            </w:r>
+            <w:proofErr w:type="spellEnd"/>
+            <w:r>
+              <w:rPr>
+                <w:b/>
+                <w:bCs/>
+                <w:sz w:val="22"/>
+                <w:szCs w:val="22"/>
+              </w:rPr>
+              <w:t>}}</w:t>
+            </w:r>
+          </w:p>
+        </w:tc>
+        <w:tc>
+          <w:tcPr>
+            <w:tcW w:w="1705" w:type="dxa"/>
+            <w:vAlign w:val="bottom"/>
+          </w:tcPr>
+          <w:p>
+            <w:pPr>
+              <w:jc w:val="right"/>
+              <w:rPr>
+                <w:b/>
+                <w:bCs/>
+                <w:sz w:val="22"/>
+                <w:szCs w:val="22"/>
+              </w:rPr>
+            </w:pPr>
+            <w:r>
+              <w:rPr>
+                <w:b/>
+                <w:bCs/>
+                <w:sz w:val="22"/>
+                <w:szCs w:val="22"/>
+              </w:rPr>
+              <w:t>{{</w:t>
+            </w:r>
+            <w:proofErr w:type="spellStart"/>
+            <w:r>
+              <w:rPr>
+                <w:b/>
+                <w:bCs/>
+                <w:sz w:val="22"/>
+                <w:szCs w:val="22"/>
+              </w:rPr>
+              <w:t>summe_stunden|hhmm</w:t>
+            </w:r>
+            <w:proofErr w:type="spellEnd"/>
+            <w:r>
+              <w:rPr>
+                <w:b/>
+                <w:bCs/>
+                <w:sz w:val="22"/>
+                <w:szCs w:val="22"/>
+              </w:rPr>
+              <w:t>}}</w:t>
+            </w:r>
+          </w:p>
+        </w:tc>
+        <w:tc>
+          <w:tcPr>
+            <w:tcW w:w="1564" w:type="dxa"/>
+            <w:vAlign w:val="bottom"/>
+          </w:tcPr>
+          <w:p>
+            <w:pPr>
+              <w:jc w:val="right"/>
+              <w:rPr>
+                <w:b/>
+                <w:bCs/>
+                <w:sz w:val="22"/>
+                <w:szCs w:val="22"/>
+              </w:rPr>
+            </w:pPr>
+            <w:r>
+              <w:rPr>
+                <w:b/>
+                <w:bCs/>
+                <w:sz w:val="22"/>
+                <w:szCs w:val="22"/>
+              </w:rPr>
+              <w:t/>
+            </w:r>
+            <w:proofErr w:type="spellStart"/>
+            <w:r>
+              <w:rPr>
+                <w:b/>
+                <w:bCs/>
+                <w:sz w:val="22"/>
+                <w:szCs w:val="22"/>
+              </w:rPr>
+              <w:t/>
+            </w:r>
+            <w:proofErr w:type="spellEnd"/>
+            <w:r>
+              <w:rPr>
+                <w:b/>
+                <w:bCs/>
+                <w:sz w:val="22"/>
+                <w:szCs w:val="22"/>
+              </w:rPr>
+              <w:t/>
             </w:r>
           </w:p>
         </w:tc>

--- a/templates/rechnungsvorlage.docx
+++ b/templates/rechnungsvorlage.docx
@@ -1985,6 +1985,90 @@
 
 <file path=word/header1.xml><?xml version="1.0" encoding="utf-8"?>
 <w:hdr xmlns:wpc="http://schemas.microsoft.com/office/word/2010/wordprocessingCanvas" xmlns:cx="http://schemas.microsoft.com/office/drawing/2014/chartex" xmlns:cx1="http://schemas.microsoft.com/office/drawing/2015/9/8/chartex" xmlns:cx2="http://schemas.microsoft.com/office/drawing/2015/10/21/chartex" xmlns:cx3="http://schemas.microsoft.com/office/drawing/2016/5/9/chartex" xmlns:cx4="http://schemas.microsoft.com/office/drawing/2016/5/10/chartex" xmlns:cx5="http://schemas.microsoft.com/office/drawing/2016/5/11/chartex" xmlns:cx6="http://schemas.microsoft.com/office/drawing/2016/5/12/chartex" xmlns:cx7="http://schemas.microsoft.com/office/drawing/2016/5/13/chartex" xmlns:cx8="http://schemas.microsoft.com/office/drawing/2016/5/14/chartex" xmlns:mc="http://schemas.openxmlformats.org/markup-compatibility/2006" xmlns:aink="http://schemas.microsoft.com/office/drawing/2016/ink" xmlns:am3d="http://schemas.microsoft.com/office/drawing/2017/model3d" xmlns:o="urn:schemas-microsoft-com:office:office" xmlns:oel="http://schemas.microsoft.com/office/2019/extlst" xmlns:r="http://schemas.openxmlformats.org/officeDocument/2006/relationships" xmlns:m="http://schemas.openxmlformats.org/officeDocument/2006/math" xmlns:v="urn:schemas-microsoft-com:vml" xmlns:wp14="http://schemas.microsoft.com/office/word/2010/wordprocessingDrawing" xmlns:wp="http://schemas.openxmlformats.org/drawingml/2006/wordprocessingDrawing" xmlns:w10="urn:schemas-microsoft-com:office:word" xmlns:w="http://schemas.openxmlformats.org/wordprocessingml/2006/main" xmlns:w14="http://schemas.microsoft.com/office/word/2010/wordml" xmlns:w15="http://schemas.microsoft.com/office/word/2012/wordml" xmlns:w16cex="http://schemas.microsoft.com/office/word/2018/wordml/cex" xmlns:w16cid="http://schemas.microsoft.com/office/word/2016/wordml/cid" xmlns:w16="http://schemas.microsoft.com/office/word/2018/wordml" xmlns:w16du="http://schemas.microsoft.com/office/word/2023/wordml/word16du" xmlns:w16sdtdh="http://schemas.microsoft.com/office/word/2020/wordml/sdtdatahash" xmlns:w16sdtfl="http://schemas.microsoft.com/office/word/2024/wordml/sdtformatlock" xmlns:w16se="http://schemas.microsoft.com/office/word/2015/wordml/symex" xmlns:wpg="http://schemas.microsoft.com/office/word/2010/wordprocessingGroup" xmlns:wpi="http://schemas.microsoft.com/office/word/2010/wordprocessingInk" xmlns:wne="http://schemas.microsoft.com/office/word/2006/wordml" xmlns:wps="http://schemas.microsoft.com/office/word/2010/wordprocessingShape" mc:Ignorable="w14 w15 w16se w16cid w16 w16cex w16sdtdh w16sdtfl w16du wp14">
+  <w:p>
+    <w:pPr>
+      <w:pStyle w:val="Kopfzeile"/>
+      <w:tabs>
+        <w:tab w:val="clear" w:pos="4536"/>
+        <w:tab w:val="clear" w:pos="9072"/>
+        <w:tab w:val="center" w:pos="4861"/>
+      </w:tabs>
+      <w:rPr>
+        <w:noProof/>
+      </w:rPr>
+    </w:pPr>
+    <w:r>
+      <w:rPr>
+        <w:b/>
+        <w:bCs/>
+        <w:noProof/>
+        <w:sz w:val="36"/>
+        <w:szCs w:val="36"/>
+      </w:rPr>
+      <w:drawing>
+        <wp:anchor distT="0" distB="0" distL="114300" distR="114300" simplePos="0" relativeHeight="251672575" behindDoc="0" locked="0" layoutInCell="1" allowOverlap="1" wp14:anchorId="77288B09" wp14:editId="14BE03C0">
+          <wp:simplePos x="0" y="0"/>
+          <wp:positionH relativeFrom="column">
+            <wp:posOffset>3690620</wp:posOffset>
+          </wp:positionH>
+          <wp:positionV relativeFrom="paragraph">
+            <wp:posOffset>-136525</wp:posOffset>
+          </wp:positionV>
+          <wp:extent cx="2340000" cy="1990800"/>
+          <wp:effectExtent l="0" t="0" r="3175" b="9525"/>
+          <wp:wrapNone/>
+          <wp:docPr id="493092139" name="Grafik 493092139"/>
+          <wp:cNvGraphicFramePr>
+            <a:graphicFrameLocks xmlns:a="http://schemas.openxmlformats.org/drawingml/2006/main" noChangeAspect="1"/>
+          </wp:cNvGraphicFramePr>
+          <a:graphic xmlns:a="http://schemas.openxmlformats.org/drawingml/2006/main">
+            <a:graphicData uri="http://schemas.openxmlformats.org/drawingml/2006/picture">
+              <pic:pic xmlns:pic="http://schemas.openxmlformats.org/drawingml/2006/picture">
+                <pic:nvPicPr>
+                  <pic:cNvPr id="0" name="Picture 3"/>
+                  <pic:cNvPicPr>
+                    <a:picLocks noChangeAspect="1" noChangeArrowheads="1"/>
+                  </pic:cNvPicPr>
+                </pic:nvPicPr>
+                <pic:blipFill>
+                  <a:blip r:embed="rId1" cstate="print">
+                    <a:extLst>
+                      <a:ext uri="{28A0092B-C50C-407E-A947-70E740481C1C}">
+                        <a14:useLocalDpi xmlns:a14="http://schemas.microsoft.com/office/drawing/2010/main" val="0"/>
+                      </a:ext>
+                    </a:extLst>
+                  </a:blip>
+                  <a:srcRect/>
+                  <a:stretch>
+                    <a:fillRect/>
+                  </a:stretch>
+                </pic:blipFill>
+                <pic:spPr bwMode="auto">
+                  <a:xfrm>
+                    <a:off x="0" y="0"/>
+                    <a:ext cx="2340000" cy="1990800"/>
+                  </a:xfrm>
+                  <a:prstGeom prst="rect">
+                    <a:avLst/>
+                  </a:prstGeom>
+                  <a:noFill/>
+                  <a:ln>
+                    <a:noFill/>
+                  </a:ln>
+                </pic:spPr>
+              </pic:pic>
+            </a:graphicData>
+          </a:graphic>
+          <wp14:sizeRelH relativeFrom="margin">
+            <wp14:pctWidth>0</wp14:pctWidth>
+          </wp14:sizeRelH>
+          <wp14:sizeRelV relativeFrom="margin">
+            <wp14:pctHeight>0</wp14:pctHeight>
+          </wp14:sizeRelV>
+        </wp:anchor>
+      </w:drawing>
+    </w:r>
+  </w:p>
   <w:tbl>
     <w:tblPr>
       <w:tblStyle w:val="Tabellenraster"/>
@@ -2044,54 +2128,6 @@
               <w:sz w:val="36"/>
               <w:szCs w:val="36"/>
             </w:rPr>
-            <w:drawing>
-              <wp:inline distT="0" distB="0" distL="0" distR="0" wp14:anchorId="70F01CCD" wp14:editId="468DE86C">
-                <wp:extent cx="2215047" cy="1885063"/>
-                <wp:effectExtent l="0" t="0" r="0" b="1270"/>
-                <wp:docPr id="2027294060" name="Grafik 2027294060"/>
-                <wp:cNvGraphicFramePr>
-                  <a:graphicFrameLocks xmlns:a="http://schemas.openxmlformats.org/drawingml/2006/main" noChangeAspect="1"/>
-                </wp:cNvGraphicFramePr>
-                <a:graphic xmlns:a="http://schemas.openxmlformats.org/drawingml/2006/main">
-                  <a:graphicData uri="http://schemas.openxmlformats.org/drawingml/2006/picture">
-                    <pic:pic xmlns:pic="http://schemas.openxmlformats.org/drawingml/2006/picture">
-                      <pic:nvPicPr>
-                        <pic:cNvPr id="0" name="Picture 3"/>
-                        <pic:cNvPicPr>
-                          <a:picLocks noChangeAspect="1" noChangeArrowheads="1"/>
-                        </pic:cNvPicPr>
-                      </pic:nvPicPr>
-                      <pic:blipFill>
-                        <a:blip cstate="print">
-                          <a:extLst>
-                            <a:ext uri="{28A0092B-C50C-407E-A947-70E740481C1C}">
-                              <a14:useLocalDpi xmlns:a14="http://schemas.microsoft.com/office/drawing/2010/main" val="0"/>
-                            </a:ext>
-                          </a:extLst>
-                        </a:blip>
-                        <a:srcRect/>
-                        <a:stretch>
-                          <a:fillRect/>
-                        </a:stretch>
-                      </pic:blipFill>
-                      <pic:spPr bwMode="auto">
-                        <a:xfrm>
-                          <a:off x="0" y="0"/>
-                          <a:ext cx="2215047" cy="1885063"/>
-                        </a:xfrm>
-                        <a:prstGeom prst="rect">
-                          <a:avLst/>
-                        </a:prstGeom>
-                        <a:noFill/>
-                        <a:ln>
-                          <a:noFill/>
-                        </a:ln>
-                      </pic:spPr>
-                    </pic:pic>
-                  </a:graphicData>
-                </a:graphic>
-              </wp:inline>
-            </w:drawing>
           </w:r>
         </w:p>
       </w:tc>
@@ -2357,6 +2393,90 @@
 
 <file path=word/header2.xml><?xml version="1.0" encoding="utf-8"?>
 <w:hdr xmlns:wpc="http://schemas.microsoft.com/office/word/2010/wordprocessingCanvas" xmlns:cx="http://schemas.microsoft.com/office/drawing/2014/chartex" xmlns:cx1="http://schemas.microsoft.com/office/drawing/2015/9/8/chartex" xmlns:cx2="http://schemas.microsoft.com/office/drawing/2015/10/21/chartex" xmlns:cx3="http://schemas.microsoft.com/office/drawing/2016/5/9/chartex" xmlns:cx4="http://schemas.microsoft.com/office/drawing/2016/5/10/chartex" xmlns:cx5="http://schemas.microsoft.com/office/drawing/2016/5/11/chartex" xmlns:cx6="http://schemas.microsoft.com/office/drawing/2016/5/12/chartex" xmlns:cx7="http://schemas.microsoft.com/office/drawing/2016/5/13/chartex" xmlns:cx8="http://schemas.microsoft.com/office/drawing/2016/5/14/chartex" xmlns:mc="http://schemas.openxmlformats.org/markup-compatibility/2006" xmlns:aink="http://schemas.microsoft.com/office/drawing/2016/ink" xmlns:am3d="http://schemas.microsoft.com/office/drawing/2017/model3d" xmlns:o="urn:schemas-microsoft-com:office:office" xmlns:oel="http://schemas.microsoft.com/office/2019/extlst" xmlns:r="http://schemas.openxmlformats.org/officeDocument/2006/relationships" xmlns:m="http://schemas.openxmlformats.org/officeDocument/2006/math" xmlns:v="urn:schemas-microsoft-com:vml" xmlns:wp14="http://schemas.microsoft.com/office/word/2010/wordprocessingDrawing" xmlns:wp="http://schemas.openxmlformats.org/drawingml/2006/wordprocessingDrawing" xmlns:w10="urn:schemas-microsoft-com:office:word" xmlns:w="http://schemas.openxmlformats.org/wordprocessingml/2006/main" xmlns:w14="http://schemas.microsoft.com/office/word/2010/wordml" xmlns:w15="http://schemas.microsoft.com/office/word/2012/wordml" xmlns:w16cex="http://schemas.microsoft.com/office/word/2018/wordml/cex" xmlns:w16cid="http://schemas.microsoft.com/office/word/2016/wordml/cid" xmlns:w16="http://schemas.microsoft.com/office/word/2018/wordml" xmlns:w16du="http://schemas.microsoft.com/office/word/2023/wordml/word16du" xmlns:w16sdtdh="http://schemas.microsoft.com/office/word/2020/wordml/sdtdatahash" xmlns:w16sdtfl="http://schemas.microsoft.com/office/word/2024/wordml/sdtformatlock" xmlns:w16se="http://schemas.microsoft.com/office/word/2015/wordml/symex" xmlns:wpg="http://schemas.microsoft.com/office/word/2010/wordprocessingGroup" xmlns:wpi="http://schemas.microsoft.com/office/word/2010/wordprocessingInk" xmlns:wne="http://schemas.microsoft.com/office/word/2006/wordml" xmlns:wps="http://schemas.microsoft.com/office/word/2010/wordprocessingShape" mc:Ignorable="w14 w15 w16se w16cid w16 w16cex w16sdtdh w16sdtfl w16du wp14">
+  <w:p>
+    <w:pPr>
+      <w:pStyle w:val="Kopfzeile"/>
+      <w:tabs>
+        <w:tab w:val="clear" w:pos="4536"/>
+        <w:tab w:val="clear" w:pos="9072"/>
+        <w:tab w:val="center" w:pos="4861"/>
+      </w:tabs>
+      <w:rPr>
+        <w:noProof/>
+      </w:rPr>
+    </w:pPr>
+    <w:r>
+      <w:rPr>
+        <w:b/>
+        <w:bCs/>
+        <w:noProof/>
+        <w:sz w:val="36"/>
+        <w:szCs w:val="36"/>
+      </w:rPr>
+      <w:drawing>
+        <wp:anchor distT="0" distB="0" distL="114300" distR="114300" simplePos="0" relativeHeight="251672575" behindDoc="0" locked="0" layoutInCell="1" allowOverlap="1" wp14:anchorId="77288B09" wp14:editId="14BE03C0">
+          <wp:simplePos x="0" y="0"/>
+          <wp:positionH relativeFrom="column">
+            <wp:posOffset>3690620</wp:posOffset>
+          </wp:positionH>
+          <wp:positionV relativeFrom="paragraph">
+            <wp:posOffset>-136525</wp:posOffset>
+          </wp:positionV>
+          <wp:extent cx="2340000" cy="1990800"/>
+          <wp:effectExtent l="0" t="0" r="3175" b="9525"/>
+          <wp:wrapNone/>
+          <wp:docPr id="493092139" name="Grafik 493092139"/>
+          <wp:cNvGraphicFramePr>
+            <a:graphicFrameLocks xmlns:a="http://schemas.openxmlformats.org/drawingml/2006/main" noChangeAspect="1"/>
+          </wp:cNvGraphicFramePr>
+          <a:graphic xmlns:a="http://schemas.openxmlformats.org/drawingml/2006/main">
+            <a:graphicData uri="http://schemas.openxmlformats.org/drawingml/2006/picture">
+              <pic:pic xmlns:pic="http://schemas.openxmlformats.org/drawingml/2006/picture">
+                <pic:nvPicPr>
+                  <pic:cNvPr id="0" name="Picture 3"/>
+                  <pic:cNvPicPr>
+                    <a:picLocks noChangeAspect="1" noChangeArrowheads="1"/>
+                  </pic:cNvPicPr>
+                </pic:nvPicPr>
+                <pic:blipFill>
+                  <a:blip r:embed="rId1" cstate="print">
+                    <a:extLst>
+                      <a:ext uri="{28A0092B-C50C-407E-A947-70E740481C1C}">
+                        <a14:useLocalDpi xmlns:a14="http://schemas.microsoft.com/office/drawing/2010/main" val="0"/>
+                      </a:ext>
+                    </a:extLst>
+                  </a:blip>
+                  <a:srcRect/>
+                  <a:stretch>
+                    <a:fillRect/>
+                  </a:stretch>
+                </pic:blipFill>
+                <pic:spPr bwMode="auto">
+                  <a:xfrm>
+                    <a:off x="0" y="0"/>
+                    <a:ext cx="2340000" cy="1990800"/>
+                  </a:xfrm>
+                  <a:prstGeom prst="rect">
+                    <a:avLst/>
+                  </a:prstGeom>
+                  <a:noFill/>
+                  <a:ln>
+                    <a:noFill/>
+                  </a:ln>
+                </pic:spPr>
+              </pic:pic>
+            </a:graphicData>
+          </a:graphic>
+          <wp14:sizeRelH relativeFrom="margin">
+            <wp14:pctWidth>0</wp14:pctWidth>
+          </wp14:sizeRelH>
+          <wp14:sizeRelV relativeFrom="margin">
+            <wp14:pctHeight>0</wp14:pctHeight>
+          </wp14:sizeRelV>
+        </wp:anchor>
+      </w:drawing>
+    </w:r>
+  </w:p>
   <w:tbl>
     <w:tblPr>
       <w:tblStyle w:val="Tabellenraster"/>
@@ -2638,68 +2758,6 @@
               <w:sz w:val="36"/>
               <w:szCs w:val="36"/>
             </w:rPr>
-            <w:drawing>
-              <wp:anchor distT="0" distB="0" distL="114300" distR="114300" simplePos="0" relativeHeight="251674623" behindDoc="0" locked="0" layoutInCell="1" allowOverlap="1" wp14:anchorId="062D0E3A" wp14:editId="35A27A24">
-                <wp:simplePos x="0" y="0"/>
-                <wp:positionH relativeFrom="column">
-                  <wp:posOffset>713105</wp:posOffset>
-                </wp:positionH>
-                <wp:positionV relativeFrom="paragraph">
-                  <wp:posOffset>-779780</wp:posOffset>
-                </wp:positionV>
-                <wp:extent cx="2340000" cy="1990800"/>
-                <wp:effectExtent l="0" t="0" r="3175" b="9525"/>
-                <wp:wrapNone/>
-                <wp:docPr id="1734441756" name="Grafik 1734441756"/>
-                <wp:cNvGraphicFramePr>
-                  <a:graphicFrameLocks xmlns:a="http://schemas.openxmlformats.org/drawingml/2006/main" noChangeAspect="1"/>
-                </wp:cNvGraphicFramePr>
-                <a:graphic xmlns:a="http://schemas.openxmlformats.org/drawingml/2006/main">
-                  <a:graphicData uri="http://schemas.openxmlformats.org/drawingml/2006/picture">
-                    <pic:pic xmlns:pic="http://schemas.openxmlformats.org/drawingml/2006/picture">
-                      <pic:nvPicPr>
-                        <pic:cNvPr id="0" name="Picture 3"/>
-                        <pic:cNvPicPr>
-                          <a:picLocks noChangeAspect="1" noChangeArrowheads="1"/>
-                        </pic:cNvPicPr>
-                      </pic:nvPicPr>
-                      <pic:blipFill>
-                        <a:blip r:embed="rId1" cstate="print">
-                          <a:extLst>
-                            <a:ext uri="{28A0092B-C50C-407E-A947-70E740481C1C}">
-                              <a14:useLocalDpi xmlns:a14="http://schemas.microsoft.com/office/drawing/2010/main" val="0"/>
-                            </a:ext>
-                          </a:extLst>
-                        </a:blip>
-                        <a:srcRect/>
-                        <a:stretch>
-                          <a:fillRect/>
-                        </a:stretch>
-                      </pic:blipFill>
-                      <pic:spPr bwMode="auto">
-                        <a:xfrm>
-                          <a:off x="0" y="0"/>
-                          <a:ext cx="2340000" cy="1990800"/>
-                        </a:xfrm>
-                        <a:prstGeom prst="rect">
-                          <a:avLst/>
-                        </a:prstGeom>
-                        <a:noFill/>
-                        <a:ln>
-                          <a:noFill/>
-                        </a:ln>
-                      </pic:spPr>
-                    </pic:pic>
-                  </a:graphicData>
-                </a:graphic>
-                <wp14:sizeRelH relativeFrom="margin">
-                  <wp14:pctWidth>0</wp14:pctWidth>
-                </wp14:sizeRelH>
-                <wp14:sizeRelV relativeFrom="margin">
-                  <wp14:pctHeight>0</wp14:pctHeight>
-                </wp14:sizeRelV>
-              </wp:anchor>
-            </w:drawing>
           </w:r>
         </w:p>
         <w:p>

--- a/templates/rechnungsvorlage.docx
+++ b/templates/rechnungsvorlage.docx
@@ -17,35 +17,7 @@
         <w:rPr>
           <w:lang w:val="en-US"/>
         </w:rPr>
-        <w:t>{{</w:t>
-      </w:r>
-      <w:proofErr w:type="spellStart"/>
-      <w:r>
-        <w:rPr>
-          <w:lang w:val="en-US"/>
-        </w:rPr>
-        <w:t>provider_city</w:t>
-      </w:r>
-      <w:proofErr w:type="spellEnd"/>
-      <w:r>
-        <w:rPr>
-          <w:lang w:val="en-US"/>
-        </w:rPr>
-        <w:t>}}, den {{</w:t>
-      </w:r>
-      <w:proofErr w:type="spellStart"/>
-      <w:r>
-        <w:rPr>
-          <w:lang w:val="en-US"/>
-        </w:rPr>
-        <w:t>invoice_date|date</w:t>
-      </w:r>
-      <w:proofErr w:type="spellEnd"/>
-      <w:r>
-        <w:rPr>
-          <w:lang w:val="en-US"/>
-        </w:rPr>
-        <w:t>}}</w:t>
+        <w:t>{{provider_city}}, den {{invoice_date|date}}</w:t>
       </w:r>
     </w:p>
     <w:p>
@@ -72,7 +44,6 @@
           <w:lang w:val="en-US"/>
         </w:rPr>
       </w:pPr>
-      <w:proofErr w:type="spellStart"/>
       <w:r>
         <w:rPr>
           <w:rStyle w:val="Fett"/>
@@ -82,7 +53,6 @@
         </w:rPr>
         <w:t>Rechnungsnummer</w:t>
       </w:r>
-      <w:proofErr w:type="spellEnd"/>
       <w:r>
         <w:rPr>
           <w:rStyle w:val="Fett"/>
@@ -96,21 +66,7 @@
         <w:rPr>
           <w:lang w:val="en-US"/>
         </w:rPr>
-        <w:t>{{</w:t>
-      </w:r>
-      <w:proofErr w:type="spellStart"/>
-      <w:r>
-        <w:rPr>
-          <w:lang w:val="en-US"/>
-        </w:rPr>
-        <w:t>invoice_id</w:t>
-      </w:r>
-      <w:proofErr w:type="spellEnd"/>
-      <w:r>
-        <w:rPr>
-          <w:lang w:val="en-US"/>
-        </w:rPr>
-        <w:t>}}</w:t>
+        <w:t>{{invoice_id}}</w:t>
       </w:r>
     </w:p>
     <w:p>
@@ -129,16 +85,7 @@
           <w:bCs/>
           <w:lang w:val="en-US"/>
         </w:rPr>
-        <w:t>{{</w:t>
-      </w:r>
-      <w:proofErr w:type="spellStart"/>
-      <w:r>
-        <w:rPr>
-          <w:b/>
-          <w:bCs/>
-          <w:lang w:val="en-US"/>
-        </w:rPr>
-        <w:t>service_type</w:t>
+        <w:t>{{service_type</w:t>
       </w:r>
       <w:r>
         <w:rPr>
@@ -148,7 +95,6 @@
         </w:rPr>
         <w:t>_description</w:t>
       </w:r>
-      <w:proofErr w:type="spellEnd"/>
       <w:r>
         <w:rPr>
           <w:b/>
@@ -238,11 +184,9 @@
             <w:r>
               <w:t>{{</w:t>
             </w:r>
-            <w:proofErr w:type="spellStart"/>
             <w:r>
               <w:t>service_requester</w:t>
             </w:r>
-            <w:proofErr w:type="spellEnd"/>
             <w:r>
               <w:t>}}</w:t>
             </w:r>
@@ -284,7 +228,6 @@
             <w:r>
               <w:t>{{</w:t>
             </w:r>
-            <w:proofErr w:type="spellStart"/>
             <w:r>
               <w:t>client</w:t>
             </w:r>
@@ -294,7 +237,6 @@
             <w:r>
               <w:t>name</w:t>
             </w:r>
-            <w:proofErr w:type="spellEnd"/>
             <w:r>
               <w:t>}}</w:t>
             </w:r>
@@ -339,11 +281,9 @@
             <w:r>
               <w:t>{{</w:t>
             </w:r>
-            <w:proofErr w:type="spellStart"/>
             <w:r>
               <w:t>client.social_security_number</w:t>
             </w:r>
-            <w:proofErr w:type="spellEnd"/>
             <w:r>
               <w:t>}}</w:t>
             </w:r>
@@ -417,18 +357,8 @@
                 <w:szCs w:val="22"/>
               </w:rPr>
               <w:br/>
-            </w:r>
-            <w:proofErr w:type="spellStart"/>
-            <w:r>
-              <w:rPr>
-                <w:b w:val="0"/>
-                <w:bCs w:val="0"/>
-                <w:sz w:val="22"/>
-                <w:szCs w:val="22"/>
-              </w:rPr>
               <w:t>datum</w:t>
             </w:r>
-            <w:proofErr w:type="spellEnd"/>
           </w:p>
         </w:tc>
         <w:tc>
@@ -533,9 +463,8 @@
                 <w:sz w:val="22"/>
                 <w:szCs w:val="22"/>
               </w:rPr>
-              <w:t xml:space="preserve">Indirekte </w:t>
-            </w:r>
-            <w:proofErr w:type="spellStart"/>
+              <w:t>Indirekte Fallbe-</w:t>
+            </w:r>
             <w:r>
               <w:rPr>
                 <w:b w:val="0"/>
@@ -543,38 +472,9 @@
                 <w:sz w:val="22"/>
                 <w:szCs w:val="22"/>
               </w:rPr>
-              <w:t>Fallbe</w:t>
-            </w:r>
-            <w:proofErr w:type="spellEnd"/>
-            <w:r>
-              <w:rPr>
-                <w:b w:val="0"/>
-                <w:bCs w:val="0"/>
-                <w:sz w:val="22"/>
-                <w:szCs w:val="22"/>
-              </w:rPr>
-              <w:t>-</w:t>
-            </w:r>
-            <w:r>
-              <w:rPr>
-                <w:b w:val="0"/>
-                <w:bCs w:val="0"/>
-                <w:sz w:val="22"/>
-                <w:szCs w:val="22"/>
-              </w:rPr>
               <w:br/>
-            </w:r>
-            <w:proofErr w:type="spellStart"/>
-            <w:r>
-              <w:rPr>
-                <w:b w:val="0"/>
-                <w:bCs w:val="0"/>
-                <w:sz w:val="22"/>
-                <w:szCs w:val="22"/>
-              </w:rPr>
               <w:t>arbeitung</w:t>
             </w:r>
-            <w:proofErr w:type="spellEnd"/>
           </w:p>
         </w:tc>
         <w:tc>
@@ -686,7 +586,6 @@
               </w:rPr>
               <w:t xml:space="preserve"> </w:t>
             </w:r>
-            <w:proofErr w:type="spellStart"/>
             <w:r>
               <w:rPr>
                 <w:sz w:val="22"/>
@@ -694,7 +593,6 @@
               </w:rPr>
               <w:t>Leistungsdatum|date</w:t>
             </w:r>
-            <w:proofErr w:type="spellEnd"/>
           </w:p>
           <w:p>
             <w:pPr>
@@ -734,23 +632,7 @@
                 <w:sz w:val="22"/>
                 <w:szCs w:val="22"/>
               </w:rPr>
-              <w:t>{{</w:t>
-            </w:r>
-            <w:proofErr w:type="spellStart"/>
-            <w:r>
-              <w:rPr>
-                <w:sz w:val="22"/>
-                <w:szCs w:val="22"/>
-              </w:rPr>
-              <w:t>item.Fahrtzeit|minutes</w:t>
-            </w:r>
-            <w:proofErr w:type="spellEnd"/>
-            <w:r>
-              <w:rPr>
-                <w:sz w:val="22"/>
-                <w:szCs w:val="22"/>
-              </w:rPr>
-              <w:t>}}</w:t>
+              <w:t>{{item.Fahrtzeit|minutes}}</w:t>
             </w:r>
           </w:p>
         </w:tc>
@@ -773,23 +655,7 @@
                 <w:sz w:val="22"/>
                 <w:szCs w:val="22"/>
               </w:rPr>
-              <w:t>{{</w:t>
-            </w:r>
-            <w:proofErr w:type="spellStart"/>
-            <w:r>
-              <w:rPr>
-                <w:sz w:val="22"/>
-                <w:szCs w:val="22"/>
-              </w:rPr>
-              <w:t>item.Direkt|minutes</w:t>
-            </w:r>
-            <w:proofErr w:type="spellEnd"/>
-            <w:r>
-              <w:rPr>
-                <w:sz w:val="22"/>
-                <w:szCs w:val="22"/>
-              </w:rPr>
-              <w:t>}}</w:t>
+              <w:t>{{item.Direkt|minutes}}</w:t>
             </w:r>
           </w:p>
         </w:tc>
@@ -812,23 +678,7 @@
                 <w:sz w:val="22"/>
                 <w:szCs w:val="22"/>
               </w:rPr>
-              <w:t>{{</w:t>
-            </w:r>
-            <w:proofErr w:type="spellStart"/>
-            <w:r>
-              <w:rPr>
-                <w:sz w:val="22"/>
-                <w:szCs w:val="22"/>
-              </w:rPr>
-              <w:t>item.Indirekt|minutes</w:t>
-            </w:r>
-            <w:proofErr w:type="spellEnd"/>
-            <w:r>
-              <w:rPr>
-                <w:sz w:val="22"/>
-                <w:szCs w:val="22"/>
-              </w:rPr>
-              <w:t>}}</w:t>
+              <w:t>{{item.Indirekt|minutes}}</w:t>
             </w:r>
           </w:p>
         </w:tc>
@@ -851,23 +701,7 @@
                 <w:sz w:val="22"/>
                 <w:szCs w:val="22"/>
               </w:rPr>
-              <w:t>{{</w:t>
-            </w:r>
-            <w:proofErr w:type="spellStart"/>
-            <w:r>
-              <w:rPr>
-                <w:sz w:val="22"/>
-                <w:szCs w:val="22"/>
-              </w:rPr>
-              <w:t>item.Stunden|hhmm</w:t>
-            </w:r>
-            <w:proofErr w:type="spellEnd"/>
-            <w:r>
-              <w:rPr>
-                <w:sz w:val="22"/>
-                <w:szCs w:val="22"/>
-              </w:rPr>
-              <w:t>}}</w:t>
+              <w:t>{{item.Stunden|hhmm}}</w:t>
             </w:r>
           </w:p>
         </w:tc>
@@ -890,17 +724,8 @@
                 <w:sz w:val="22"/>
                 <w:szCs w:val="22"/>
               </w:rPr>
-              <w:t>{{</w:t>
-            </w:r>
-            <w:proofErr w:type="spellStart"/>
-            <w:r>
-              <w:rPr>
-                <w:sz w:val="22"/>
-                <w:szCs w:val="22"/>
-              </w:rPr>
-              <w:t>item.Kosten|currency</w:t>
-            </w:r>
-            <w:proofErr w:type="spellEnd"/>
+              <w:t>{{item.Kosten|currency</w:t>
+            </w:r>
             <w:r>
               <w:rPr>
                 <w:sz w:val="22"/>
@@ -930,23 +755,7 @@
                 <w:sz w:val="22"/>
                 <w:szCs w:val="22"/>
               </w:rPr>
-              <w:t xml:space="preserve">{% </w:t>
-            </w:r>
-            <w:proofErr w:type="spellStart"/>
-            <w:r>
-              <w:rPr>
-                <w:sz w:val="22"/>
-                <w:szCs w:val="22"/>
-              </w:rPr>
-              <w:t>endfor</w:t>
-            </w:r>
-            <w:proofErr w:type="spellEnd"/>
-            <w:r>
-              <w:rPr>
-                <w:sz w:val="22"/>
-                <w:szCs w:val="22"/>
-              </w:rPr>
-              <w:t xml:space="preserve"> %}</w:t>
+              <w:t>{% endfor %}</w:t>
             </w:r>
           </w:p>
         </w:tc>
@@ -1074,27 +883,7 @@
                 <w:sz w:val="22"/>
                 <w:szCs w:val="22"/>
               </w:rPr>
-              <w:t>{{</w:t>
-            </w:r>
-            <w:proofErr w:type="spellStart"/>
-            <w:r>
-              <w:rPr>
-                <w:b/>
-                <w:bCs/>
-                <w:sz w:val="22"/>
-                <w:szCs w:val="22"/>
-              </w:rPr>
-              <w:t>summe_fahrtzeit|minutes</w:t>
-            </w:r>
-            <w:proofErr w:type="spellEnd"/>
-            <w:r>
-              <w:rPr>
-                <w:b/>
-                <w:bCs/>
-                <w:sz w:val="22"/>
-                <w:szCs w:val="22"/>
-              </w:rPr>
-              <w:t>}}</w:t>
+              <w:t>{{summe_fahrtzeit|minutes}}</w:t>
             </w:r>
           </w:p>
         </w:tc>
@@ -1120,27 +909,7 @@
                 <w:sz w:val="22"/>
                 <w:szCs w:val="22"/>
               </w:rPr>
-              <w:t>{{</w:t>
-            </w:r>
-            <w:proofErr w:type="spellStart"/>
-            <w:r>
-              <w:rPr>
-                <w:b/>
-                <w:bCs/>
-                <w:sz w:val="22"/>
-                <w:szCs w:val="22"/>
-              </w:rPr>
-              <w:t>summe_direkt|minutes</w:t>
-            </w:r>
-            <w:proofErr w:type="spellEnd"/>
-            <w:r>
-              <w:rPr>
-                <w:b/>
-                <w:bCs/>
-                <w:sz w:val="22"/>
-                <w:szCs w:val="22"/>
-              </w:rPr>
-              <w:t>}}</w:t>
+              <w:t>{{summe_direkt|minutes}}</w:t>
             </w:r>
           </w:p>
         </w:tc>
@@ -1166,27 +935,7 @@
                 <w:sz w:val="22"/>
                 <w:szCs w:val="22"/>
               </w:rPr>
-              <w:t>{{</w:t>
-            </w:r>
-            <w:proofErr w:type="spellStart"/>
-            <w:r>
-              <w:rPr>
-                <w:b/>
-                <w:bCs/>
-                <w:sz w:val="22"/>
-                <w:szCs w:val="22"/>
-              </w:rPr>
-              <w:t>summe_indirekt|minutes</w:t>
-            </w:r>
-            <w:proofErr w:type="spellEnd"/>
-            <w:r>
-              <w:rPr>
-                <w:b/>
-                <w:bCs/>
-                <w:sz w:val="22"/>
-                <w:szCs w:val="22"/>
-              </w:rPr>
-              <w:t>}}</w:t>
+              <w:t>{{summe_indirekt|minutes}}</w:t>
             </w:r>
           </w:p>
         </w:tc>
@@ -1212,27 +961,7 @@
                 <w:sz w:val="22"/>
                 <w:szCs w:val="22"/>
               </w:rPr>
-              <w:t>{{</w:t>
-            </w:r>
-            <w:proofErr w:type="spellStart"/>
-            <w:r>
-              <w:rPr>
-                <w:b/>
-                <w:bCs/>
-                <w:sz w:val="22"/>
-                <w:szCs w:val="22"/>
-              </w:rPr>
-              <w:t>summe_stunden|minutes</w:t>
-            </w:r>
-            <w:proofErr w:type="spellEnd"/>
-            <w:r>
-              <w:rPr>
-                <w:b/>
-                <w:bCs/>
-                <w:sz w:val="22"/>
-                <w:szCs w:val="22"/>
-              </w:rPr>
-              <w:t>}}</w:t>
+              <w:t>{{summe_stunden|minutes}}</w:t>
             </w:r>
           </w:p>
         </w:tc>
@@ -1258,34 +987,13 @@
                 <w:sz w:val="22"/>
                 <w:szCs w:val="22"/>
               </w:rPr>
-              <w:t>{{</w:t>
-            </w:r>
-            <w:proofErr w:type="spellStart"/>
-            <w:r>
-              <w:rPr>
-                <w:b/>
-                <w:bCs/>
-                <w:sz w:val="22"/>
-                <w:szCs w:val="22"/>
-              </w:rPr>
-              <w:t>summe_kosten|currency</w:t>
-            </w:r>
-            <w:proofErr w:type="spellEnd"/>
-            <w:r>
-              <w:rPr>
-                <w:b/>
-                <w:bCs/>
-                <w:sz w:val="22"/>
-                <w:szCs w:val="22"/>
-              </w:rPr>
-              <w:t>}}</w:t>
+              <w:t>{{summe_kosten|currency}}</w:t>
             </w:r>
           </w:p>
         </w:tc>
       </w:tr>
       <w:tr>
         <w:trPr>
-          <w:cnfStyle w:val="000000100000" w:firstRow="0" w:lastRow="0" w:firstColumn="0" w:lastColumn="0" w:oddVBand="0" w:evenVBand="0" w:oddHBand="1" w:evenHBand="0" w:firstRowFirstColumn="0" w:firstRowLastColumn="0" w:lastRowFirstColumn="0" w:lastRowLastColumn="0"/>
           <w:trHeight w:val="454"/>
         </w:trPr>
         <w:tc>
@@ -1336,27 +1044,7 @@
                 <w:sz w:val="22"/>
                 <w:szCs w:val="22"/>
               </w:rPr>
-              <w:t>{{</w:t>
-            </w:r>
-            <w:proofErr w:type="spellStart"/>
-            <w:r>
-              <w:rPr>
-                <w:b/>
-                <w:bCs/>
-                <w:sz w:val="22"/>
-                <w:szCs w:val="22"/>
-              </w:rPr>
-              <w:t>summe_fahrtzeit|hhmm</w:t>
-            </w:r>
-            <w:proofErr w:type="spellEnd"/>
-            <w:r>
-              <w:rPr>
-                <w:b/>
-                <w:bCs/>
-                <w:sz w:val="22"/>
-                <w:szCs w:val="22"/>
-              </w:rPr>
-              <w:t>}}</w:t>
+              <w:t>{{summe_fahrtzeit|hhmm}}</w:t>
             </w:r>
           </w:p>
         </w:tc>
@@ -1382,27 +1070,7 @@
                 <w:sz w:val="22"/>
                 <w:szCs w:val="22"/>
               </w:rPr>
-              <w:t>{{</w:t>
-            </w:r>
-            <w:proofErr w:type="spellStart"/>
-            <w:r>
-              <w:rPr>
-                <w:b/>
-                <w:bCs/>
-                <w:sz w:val="22"/>
-                <w:szCs w:val="22"/>
-              </w:rPr>
-              <w:t>summe_direkt|hhmm</w:t>
-            </w:r>
-            <w:proofErr w:type="spellEnd"/>
-            <w:r>
-              <w:rPr>
-                <w:b/>
-                <w:bCs/>
-                <w:sz w:val="22"/>
-                <w:szCs w:val="22"/>
-              </w:rPr>
-              <w:t>}}</w:t>
+              <w:t>{{summe_direkt|hhmm}}</w:t>
             </w:r>
           </w:p>
         </w:tc>
@@ -1428,27 +1096,7 @@
                 <w:sz w:val="22"/>
                 <w:szCs w:val="22"/>
               </w:rPr>
-              <w:t>{{</w:t>
-            </w:r>
-            <w:proofErr w:type="spellStart"/>
-            <w:r>
-              <w:rPr>
-                <w:b/>
-                <w:bCs/>
-                <w:sz w:val="22"/>
-                <w:szCs w:val="22"/>
-              </w:rPr>
-              <w:t>summe_indirekt|hhmm</w:t>
-            </w:r>
-            <w:proofErr w:type="spellEnd"/>
-            <w:r>
-              <w:rPr>
-                <w:b/>
-                <w:bCs/>
-                <w:sz w:val="22"/>
-                <w:szCs w:val="22"/>
-              </w:rPr>
-              <w:t>}}</w:t>
+              <w:t>{{summe_indirekt|hhmm}}</w:t>
             </w:r>
           </w:p>
         </w:tc>
@@ -1474,27 +1122,7 @@
                 <w:sz w:val="22"/>
                 <w:szCs w:val="22"/>
               </w:rPr>
-              <w:t>{{</w:t>
-            </w:r>
-            <w:proofErr w:type="spellStart"/>
-            <w:r>
-              <w:rPr>
-                <w:b/>
-                <w:bCs/>
-                <w:sz w:val="22"/>
-                <w:szCs w:val="22"/>
-              </w:rPr>
-              <w:t>summe_stunden|hhmm</w:t>
-            </w:r>
-            <w:proofErr w:type="spellEnd"/>
-            <w:r>
-              <w:rPr>
-                <w:b/>
-                <w:bCs/>
-                <w:sz w:val="22"/>
-                <w:szCs w:val="22"/>
-              </w:rPr>
-              <w:t>}}</w:t>
+              <w:t>{{summe_stunden|hhmm}}</w:t>
             </w:r>
           </w:p>
         </w:tc>
@@ -1513,35 +1141,6 @@
                 <w:szCs w:val="22"/>
               </w:rPr>
             </w:pPr>
-            <w:r>
-              <w:rPr>
-                <w:b/>
-                <w:bCs/>
-                <w:sz w:val="22"/>
-                <w:szCs w:val="22"/>
-              </w:rPr>
-              <w:t/>
-            </w:r>
-            <w:proofErr w:type="spellStart"/>
-            <w:r>
-              <w:rPr>
-                <w:b/>
-                <w:bCs/>
-                <w:sz w:val="22"/>
-                <w:szCs w:val="22"/>
-              </w:rPr>
-              <w:t/>
-            </w:r>
-            <w:proofErr w:type="spellEnd"/>
-            <w:r>
-              <w:rPr>
-                <w:b/>
-                <w:bCs/>
-                <w:sz w:val="22"/>
-                <w:szCs w:val="22"/>
-              </w:rPr>
-              <w:t/>
-            </w:r>
           </w:p>
         </w:tc>
       </w:tr>
@@ -1615,11 +1214,9 @@
                             <w:r>
                               <w:t>{</w:t>
                             </w:r>
-                            <w:proofErr w:type="spellStart"/>
                             <w:r>
                               <w:t>payment_part</w:t>
                             </w:r>
-                            <w:proofErr w:type="spellEnd"/>
                             <w:r>
                               <w:t>}</w:t>
                             </w:r>
@@ -1689,8 +1286,10 @@
     <w:sectPr>
       <w:headerReference w:type="even" r:id="rId7"/>
       <w:headerReference w:type="default" r:id="rId8"/>
-      <w:headerReference w:type="first" r:id="rId9"/>
-      <w:footerReference w:type="first" r:id="rId10"/>
+      <w:footerReference w:type="even" r:id="rId9"/>
+      <w:footerReference w:type="default" r:id="rId10"/>
+      <w:headerReference w:type="first" r:id="rId11"/>
+      <w:footerReference w:type="first" r:id="rId12"/>
       <w:pgSz w:w="11906" w:h="16838"/>
       <w:pgMar w:top="1417" w:right="1417" w:bottom="1134" w:left="1417" w:header="708" w:footer="567" w:gutter="0"/>
       <w:cols w:space="708"/>
@@ -1722,6 +1321,26 @@
 
 <file path=word/footer1.xml><?xml version="1.0" encoding="utf-8"?>
 <w:ftr xmlns:wpc="http://schemas.microsoft.com/office/word/2010/wordprocessingCanvas" xmlns:cx="http://schemas.microsoft.com/office/drawing/2014/chartex" xmlns:cx1="http://schemas.microsoft.com/office/drawing/2015/9/8/chartex" xmlns:cx2="http://schemas.microsoft.com/office/drawing/2015/10/21/chartex" xmlns:cx3="http://schemas.microsoft.com/office/drawing/2016/5/9/chartex" xmlns:cx4="http://schemas.microsoft.com/office/drawing/2016/5/10/chartex" xmlns:cx5="http://schemas.microsoft.com/office/drawing/2016/5/11/chartex" xmlns:cx6="http://schemas.microsoft.com/office/drawing/2016/5/12/chartex" xmlns:cx7="http://schemas.microsoft.com/office/drawing/2016/5/13/chartex" xmlns:cx8="http://schemas.microsoft.com/office/drawing/2016/5/14/chartex" xmlns:mc="http://schemas.openxmlformats.org/markup-compatibility/2006" xmlns:aink="http://schemas.microsoft.com/office/drawing/2016/ink" xmlns:am3d="http://schemas.microsoft.com/office/drawing/2017/model3d" xmlns:o="urn:schemas-microsoft-com:office:office" xmlns:oel="http://schemas.microsoft.com/office/2019/extlst" xmlns:r="http://schemas.openxmlformats.org/officeDocument/2006/relationships" xmlns:m="http://schemas.openxmlformats.org/officeDocument/2006/math" xmlns:v="urn:schemas-microsoft-com:vml" xmlns:wp14="http://schemas.microsoft.com/office/word/2010/wordprocessingDrawing" xmlns:wp="http://schemas.openxmlformats.org/drawingml/2006/wordprocessingDrawing" xmlns:w10="urn:schemas-microsoft-com:office:word" xmlns:w="http://schemas.openxmlformats.org/wordprocessingml/2006/main" xmlns:w14="http://schemas.microsoft.com/office/word/2010/wordml" xmlns:w15="http://schemas.microsoft.com/office/word/2012/wordml" xmlns:w16cex="http://schemas.microsoft.com/office/word/2018/wordml/cex" xmlns:w16cid="http://schemas.microsoft.com/office/word/2016/wordml/cid" xmlns:w16="http://schemas.microsoft.com/office/word/2018/wordml" xmlns:w16du="http://schemas.microsoft.com/office/word/2023/wordml/word16du" xmlns:w16sdtdh="http://schemas.microsoft.com/office/word/2020/wordml/sdtdatahash" xmlns:w16sdtfl="http://schemas.microsoft.com/office/word/2024/wordml/sdtformatlock" xmlns:w16se="http://schemas.microsoft.com/office/word/2015/wordml/symex" xmlns:wpg="http://schemas.microsoft.com/office/word/2010/wordprocessingGroup" xmlns:wpi="http://schemas.microsoft.com/office/word/2010/wordprocessingInk" xmlns:wne="http://schemas.microsoft.com/office/word/2006/wordml" xmlns:wps="http://schemas.microsoft.com/office/word/2010/wordprocessingShape" mc:Ignorable="w14 w15 w16se w16cid w16 w16cex w16sdtdh w16sdtfl w16du wp14">
+  <w:p>
+    <w:pPr>
+      <w:pStyle w:val="Fuzeile"/>
+    </w:pPr>
+  </w:p>
+</w:ftr>
+</file>
+
+<file path=word/footer2.xml><?xml version="1.0" encoding="utf-8"?>
+<w:ftr xmlns:wpc="http://schemas.microsoft.com/office/word/2010/wordprocessingCanvas" xmlns:cx="http://schemas.microsoft.com/office/drawing/2014/chartex" xmlns:cx1="http://schemas.microsoft.com/office/drawing/2015/9/8/chartex" xmlns:cx2="http://schemas.microsoft.com/office/drawing/2015/10/21/chartex" xmlns:cx3="http://schemas.microsoft.com/office/drawing/2016/5/9/chartex" xmlns:cx4="http://schemas.microsoft.com/office/drawing/2016/5/10/chartex" xmlns:cx5="http://schemas.microsoft.com/office/drawing/2016/5/11/chartex" xmlns:cx6="http://schemas.microsoft.com/office/drawing/2016/5/12/chartex" xmlns:cx7="http://schemas.microsoft.com/office/drawing/2016/5/13/chartex" xmlns:cx8="http://schemas.microsoft.com/office/drawing/2016/5/14/chartex" xmlns:mc="http://schemas.openxmlformats.org/markup-compatibility/2006" xmlns:aink="http://schemas.microsoft.com/office/drawing/2016/ink" xmlns:am3d="http://schemas.microsoft.com/office/drawing/2017/model3d" xmlns:o="urn:schemas-microsoft-com:office:office" xmlns:oel="http://schemas.microsoft.com/office/2019/extlst" xmlns:r="http://schemas.openxmlformats.org/officeDocument/2006/relationships" xmlns:m="http://schemas.openxmlformats.org/officeDocument/2006/math" xmlns:v="urn:schemas-microsoft-com:vml" xmlns:wp14="http://schemas.microsoft.com/office/word/2010/wordprocessingDrawing" xmlns:wp="http://schemas.openxmlformats.org/drawingml/2006/wordprocessingDrawing" xmlns:w10="urn:schemas-microsoft-com:office:word" xmlns:w="http://schemas.openxmlformats.org/wordprocessingml/2006/main" xmlns:w14="http://schemas.microsoft.com/office/word/2010/wordml" xmlns:w15="http://schemas.microsoft.com/office/word/2012/wordml" xmlns:w16cex="http://schemas.microsoft.com/office/word/2018/wordml/cex" xmlns:w16cid="http://schemas.microsoft.com/office/word/2016/wordml/cid" xmlns:w16="http://schemas.microsoft.com/office/word/2018/wordml" xmlns:w16du="http://schemas.microsoft.com/office/word/2023/wordml/word16du" xmlns:w16sdtdh="http://schemas.microsoft.com/office/word/2020/wordml/sdtdatahash" xmlns:w16sdtfl="http://schemas.microsoft.com/office/word/2024/wordml/sdtformatlock" xmlns:w16se="http://schemas.microsoft.com/office/word/2015/wordml/symex" xmlns:wpg="http://schemas.microsoft.com/office/word/2010/wordprocessingGroup" xmlns:wpi="http://schemas.microsoft.com/office/word/2010/wordprocessingInk" xmlns:wne="http://schemas.microsoft.com/office/word/2006/wordml" xmlns:wps="http://schemas.microsoft.com/office/word/2010/wordprocessingShape" mc:Ignorable="w14 w15 w16se w16cid w16 w16cex w16sdtdh w16sdtfl w16du wp14">
+  <w:p>
+    <w:pPr>
+      <w:pStyle w:val="Fuzeile"/>
+    </w:pPr>
+  </w:p>
+</w:ftr>
+</file>
+
+<file path=word/footer3.xml><?xml version="1.0" encoding="utf-8"?>
+<w:ftr xmlns:wpc="http://schemas.microsoft.com/office/word/2010/wordprocessingCanvas" xmlns:cx="http://schemas.microsoft.com/office/drawing/2014/chartex" xmlns:cx1="http://schemas.microsoft.com/office/drawing/2015/9/8/chartex" xmlns:cx2="http://schemas.microsoft.com/office/drawing/2015/10/21/chartex" xmlns:cx3="http://schemas.microsoft.com/office/drawing/2016/5/9/chartex" xmlns:cx4="http://schemas.microsoft.com/office/drawing/2016/5/10/chartex" xmlns:cx5="http://schemas.microsoft.com/office/drawing/2016/5/11/chartex" xmlns:cx6="http://schemas.microsoft.com/office/drawing/2016/5/12/chartex" xmlns:cx7="http://schemas.microsoft.com/office/drawing/2016/5/13/chartex" xmlns:cx8="http://schemas.microsoft.com/office/drawing/2016/5/14/chartex" xmlns:mc="http://schemas.openxmlformats.org/markup-compatibility/2006" xmlns:aink="http://schemas.microsoft.com/office/drawing/2016/ink" xmlns:am3d="http://schemas.microsoft.com/office/drawing/2017/model3d" xmlns:o="urn:schemas-microsoft-com:office:office" xmlns:oel="http://schemas.microsoft.com/office/2019/extlst" xmlns:r="http://schemas.openxmlformats.org/officeDocument/2006/relationships" xmlns:m="http://schemas.openxmlformats.org/officeDocument/2006/math" xmlns:v="urn:schemas-microsoft-com:vml" xmlns:wp14="http://schemas.microsoft.com/office/word/2010/wordprocessingDrawing" xmlns:wp="http://schemas.openxmlformats.org/drawingml/2006/wordprocessingDrawing" xmlns:w10="urn:schemas-microsoft-com:office:word" xmlns:w="http://schemas.openxmlformats.org/wordprocessingml/2006/main" xmlns:w14="http://schemas.microsoft.com/office/word/2010/wordml" xmlns:w15="http://schemas.microsoft.com/office/word/2012/wordml" xmlns:w16cex="http://schemas.microsoft.com/office/word/2018/wordml/cex" xmlns:w16cid="http://schemas.microsoft.com/office/word/2016/wordml/cid" xmlns:w16="http://schemas.microsoft.com/office/word/2018/wordml" xmlns:w16du="http://schemas.microsoft.com/office/word/2023/wordml/word16du" xmlns:w16sdtdh="http://schemas.microsoft.com/office/word/2020/wordml/sdtdatahash" xmlns:w16sdtfl="http://schemas.microsoft.com/office/word/2024/wordml/sdtformatlock" xmlns:w16se="http://schemas.microsoft.com/office/word/2015/wordml/symex" xmlns:wpg="http://schemas.microsoft.com/office/word/2010/wordprocessingGroup" xmlns:wpi="http://schemas.microsoft.com/office/word/2010/wordprocessingInk" xmlns:wne="http://schemas.microsoft.com/office/word/2006/wordml" xmlns:wps="http://schemas.microsoft.com/office/word/2010/wordprocessingShape" mc:Ignorable="w14 w15 w16se w16cid w16 w16cex w16sdtdh w16sdtfl w16du wp14">
   <w:tbl>
     <w:tblPr>
       <w:tblStyle w:val="Tabellenraster"/>
@@ -1752,12 +1371,14 @@
             <w:rPr>
               <w:sz w:val="22"/>
               <w:szCs w:val="22"/>
+              <w:lang w:val="en-US"/>
             </w:rPr>
           </w:pPr>
           <w:r>
             <w:rPr>
               <w:sz w:val="22"/>
               <w:szCs w:val="22"/>
+              <w:lang w:val="en-US"/>
             </w:rPr>
             <w:t>Wegpiraten GmbH</w:t>
           </w:r>
@@ -1765,80 +1386,79 @@
             <w:rPr>
               <w:sz w:val="22"/>
               <w:szCs w:val="22"/>
+              <w:lang w:val="en-US"/>
             </w:rPr>
             <w:br/>
           </w:r>
-          <w:proofErr w:type="spellStart"/>
           <w:r>
             <w:rPr>
               <w:sz w:val="22"/>
               <w:szCs w:val="22"/>
-            </w:rPr>
-            <w:t>Hauptstra</w:t>
+              <w:lang w:val="en-US"/>
+            </w:rPr>
+            <w:t>{{t</w:t>
           </w:r>
           <w:r>
             <w:rPr>
               <w:sz w:val="22"/>
               <w:szCs w:val="22"/>
-            </w:rPr>
-            <w:t>ss</w:t>
+              <w:lang w:val="en-US"/>
+            </w:rPr>
+            <w:t>enant_street}}</w:t>
           </w:r>
           <w:r>
             <w:rPr>
               <w:sz w:val="22"/>
               <w:szCs w:val="22"/>
-            </w:rPr>
-            <w:t>e</w:t>
-          </w:r>
-          <w:proofErr w:type="spellEnd"/>
+              <w:lang w:val="en-US"/>
+            </w:rPr>
+            <w:br/>
+          </w:r>
           <w:r>
             <w:rPr>
               <w:sz w:val="22"/>
               <w:szCs w:val="22"/>
-            </w:rPr>
-            <w:t xml:space="preserve"> 47</w:t>
+              <w:lang w:val="en-US"/>
+            </w:rPr>
+            <w:t>{{tenant_zip}}</w:t>
           </w:r>
           <w:r>
             <w:rPr>
               <w:sz w:val="22"/>
               <w:szCs w:val="22"/>
-            </w:rPr>
-            <w:br/>
+              <w:lang w:val="en-US"/>
+            </w:rPr>
+            <w:t xml:space="preserve"> </w:t>
           </w:r>
           <w:r>
             <w:rPr>
               <w:sz w:val="22"/>
               <w:szCs w:val="22"/>
-            </w:rPr>
-            <w:t xml:space="preserve">3800 </w:t>
+              <w:lang w:val="en-US"/>
+            </w:rPr>
+            <w:t>{{</w:t>
           </w:r>
           <w:r>
             <w:rPr>
               <w:sz w:val="22"/>
               <w:szCs w:val="22"/>
-            </w:rPr>
-            <w:t>{{</w:t>
-          </w:r>
-          <w:proofErr w:type="spellStart"/>
+              <w:lang w:val="en-US"/>
+            </w:rPr>
+            <w:t>tenant</w:t>
+          </w:r>
           <w:r>
             <w:rPr>
               <w:sz w:val="22"/>
               <w:szCs w:val="22"/>
-            </w:rPr>
-            <w:t>provider_city</w:t>
-          </w:r>
-          <w:proofErr w:type="spellEnd"/>
+              <w:lang w:val="en-US"/>
+            </w:rPr>
+            <w:t>_city}}</w:t>
+          </w:r>
           <w:r>
             <w:rPr>
               <w:sz w:val="22"/>
               <w:szCs w:val="22"/>
-            </w:rPr>
-            <w:t>}}</w:t>
-          </w:r>
-          <w:r>
-            <w:rPr>
-              <w:sz w:val="22"/>
-              <w:szCs w:val="22"/>
+              <w:lang w:val="en-US"/>
             </w:rPr>
             <w:t xml:space="preserve"> </w:t>
           </w:r>
@@ -1950,7 +1570,14 @@
               <w:sz w:val="22"/>
               <w:szCs w:val="22"/>
             </w:rPr>
-            <w:t>IBAN: CH07 0839 3053 8385 3915 1</w:t>
+            <w:t xml:space="preserve">IBAN: </w:t>
+          </w:r>
+          <w:r>
+            <w:rPr>
+              <w:sz w:val="22"/>
+              <w:szCs w:val="22"/>
+            </w:rPr>
+            <w:t>{{tenant_iban}}</w:t>
           </w:r>
         </w:p>
       </w:tc>
@@ -2006,7 +1633,7 @@
         <w:szCs w:val="36"/>
       </w:rPr>
       <w:drawing>
-        <wp:anchor distT="0" distB="0" distL="114300" distR="114300" simplePos="0" relativeHeight="251672575" behindDoc="0" locked="0" layoutInCell="1" allowOverlap="1" wp14:anchorId="77288B09" wp14:editId="14BE03C0">
+        <wp:anchor distT="0" distB="0" distL="114300" distR="114300" simplePos="0" relativeHeight="251656704" behindDoc="0" locked="0" layoutInCell="1" allowOverlap="1" wp14:anchorId="77288B09" wp14:editId="14BE03C0">
           <wp:simplePos x="0" y="0"/>
           <wp:positionH relativeFrom="column">
             <wp:posOffset>3690620</wp:posOffset>
@@ -2084,8 +1711,8 @@
       <w:tblLook w:val="04A0" w:firstRow="1" w:lastRow="0" w:firstColumn="1" w:lastColumn="0" w:noHBand="0" w:noVBand="1"/>
     </w:tblPr>
     <w:tblGrid>
-      <w:gridCol w:w="5019"/>
-      <w:gridCol w:w="4889"/>
+      <w:gridCol w:w="4531"/>
+      <w:gridCol w:w="4962"/>
     </w:tblGrid>
     <w:tr>
       <w:trPr>
@@ -2120,15 +1747,6 @@
           <w:r>
             <w:tab/>
           </w:r>
-          <w:r>
-            <w:rPr>
-              <w:b/>
-              <w:bCs/>
-              <w:noProof/>
-              <w:sz w:val="36"/>
-              <w:szCs w:val="36"/>
-            </w:rPr>
-          </w:r>
         </w:p>
       </w:tc>
       <w:tc>
@@ -2196,15 +1814,7 @@
             <w:t xml:space="preserve">3800 </w:t>
           </w:r>
           <w:r>
-            <w:t>{{</w:t>
-          </w:r>
-          <w:proofErr w:type="spellStart"/>
-          <w:r>
-            <w:t>provider_city</w:t>
-          </w:r>
-          <w:proofErr w:type="spellEnd"/>
-          <w:r>
-            <w:t>}}</w:t>
+            <w:t>{{provider_city}}</w:t>
           </w:r>
         </w:p>
       </w:tc>
@@ -2323,15 +1933,7 @@
                   <w:jc w:val="right"/>
                 </w:pPr>
                 <w:r>
-                  <w:t>{{</w:t>
-                </w:r>
-                <w:proofErr w:type="spellStart"/>
-                <w:r>
-                  <w:t>payer.street</w:t>
-                </w:r>
-                <w:proofErr w:type="spellEnd"/>
-                <w:r>
-                  <w:t>}}</w:t>
+                  <w:t>{{payer.street}}</w:t>
                 </w:r>
               </w:p>
             </w:tc>
@@ -2356,15 +1958,7 @@
                   <w:jc w:val="right"/>
                 </w:pPr>
                 <w:r>
-                  <w:t>{{</w:t>
-                </w:r>
-                <w:proofErr w:type="spellStart"/>
-                <w:r>
-                  <w:t>payer.zip_city</w:t>
-                </w:r>
-                <w:proofErr w:type="spellEnd"/>
-                <w:r>
-                  <w:t>}}</w:t>
+                  <w:t>{{payer.zip_city}}</w:t>
                 </w:r>
               </w:p>
             </w:tc>
@@ -2414,7 +2008,7 @@
         <w:szCs w:val="36"/>
       </w:rPr>
       <w:drawing>
-        <wp:anchor distT="0" distB="0" distL="114300" distR="114300" simplePos="0" relativeHeight="251672575" behindDoc="0" locked="0" layoutInCell="1" allowOverlap="1" wp14:anchorId="77288B09" wp14:editId="14BE03C0">
+        <wp:anchor distT="0" distB="0" distL="114300" distR="114300" simplePos="0" relativeHeight="251658752" behindDoc="0" locked="0" layoutInCell="1" allowOverlap="1" wp14:anchorId="77288B09" wp14:editId="14BE03C0">
           <wp:simplePos x="0" y="0"/>
           <wp:positionH relativeFrom="column">
             <wp:posOffset>3690620</wp:posOffset>
@@ -2425,7 +2019,7 @@
           <wp:extent cx="2340000" cy="1990800"/>
           <wp:effectExtent l="0" t="0" r="3175" b="9525"/>
           <wp:wrapNone/>
-          <wp:docPr id="493092139" name="Grafik 493092139"/>
+          <wp:docPr id="1883434486" name="Grafik 1883434486"/>
           <wp:cNvGraphicFramePr>
             <a:graphicFrameLocks xmlns:a="http://schemas.openxmlformats.org/drawingml/2006/main" noChangeAspect="1"/>
           </wp:cNvGraphicFramePr>
@@ -2620,6 +2214,7 @@
         <w:p>
           <w:pPr>
             <w:rPr>
+              <w:lang w:val="en-US"/>
               <w14:textOutline w14:w="9525" w14:cap="rnd" w14:cmpd="sng" w14:algn="ctr">
                 <w14:noFill/>
                 <w14:prstDash w14:val="solid"/>
@@ -2629,6 +2224,7 @@
           </w:pPr>
           <w:r>
             <w:rPr>
+              <w:lang w:val="en-US"/>
               <w14:textOutline w14:w="9525" w14:cap="rnd" w14:cmpd="sng" w14:algn="ctr">
                 <w14:noFill/>
                 <w14:prstDash w14:val="solid"/>
@@ -2639,6 +2235,7 @@
           </w:r>
           <w:r>
             <w:rPr>
+              <w:lang w:val="en-US"/>
               <w14:textOutline w14:w="9525" w14:cap="rnd" w14:cmpd="sng" w14:algn="ctr">
                 <w14:noFill/>
                 <w14:prstDash w14:val="solid"/>
@@ -2647,80 +2244,71 @@
             </w:rPr>
             <w:br/>
           </w:r>
-          <w:proofErr w:type="spellStart"/>
-          <w:r>
-            <w:rPr>
+          <w:r>
+            <w:rPr>
+              <w:lang w:val="en-US"/>
               <w14:textOutline w14:w="9525" w14:cap="rnd" w14:cmpd="sng" w14:algn="ctr">
                 <w14:noFill/>
                 <w14:prstDash w14:val="solid"/>
                 <w14:bevel/>
               </w14:textOutline>
             </w:rPr>
-            <w:t>Hauptstra</w:t>
-          </w:r>
-          <w:r>
-            <w:rPr>
+            <w:t>{{tenant_street}}</w:t>
+          </w:r>
+          <w:r>
+            <w:rPr>
+              <w:lang w:val="en-US"/>
               <w14:textOutline w14:w="9525" w14:cap="rnd" w14:cmpd="sng" w14:algn="ctr">
                 <w14:noFill/>
                 <w14:prstDash w14:val="solid"/>
                 <w14:bevel/>
               </w14:textOutline>
             </w:rPr>
-            <w:t>ss</w:t>
-          </w:r>
-          <w:r>
-            <w:rPr>
+            <w:br/>
+          </w:r>
+          <w:r>
+            <w:rPr>
+              <w:lang w:val="en-US"/>
               <w14:textOutline w14:w="9525" w14:cap="rnd" w14:cmpd="sng" w14:algn="ctr">
                 <w14:noFill/>
                 <w14:prstDash w14:val="solid"/>
                 <w14:bevel/>
               </w14:textOutline>
             </w:rPr>
-            <w:t>e</w:t>
-          </w:r>
-          <w:proofErr w:type="spellEnd"/>
-          <w:r>
-            <w:rPr>
+            <w:t>{{tenant_zip}}</w:t>
+          </w:r>
+          <w:r>
+            <w:rPr>
+              <w:lang w:val="en-US"/>
               <w14:textOutline w14:w="9525" w14:cap="rnd" w14:cmpd="sng" w14:algn="ctr">
                 <w14:noFill/>
                 <w14:prstDash w14:val="solid"/>
                 <w14:bevel/>
               </w14:textOutline>
             </w:rPr>
-            <w:t xml:space="preserve"> 47</w:t>
-          </w:r>
-          <w:r>
-            <w:rPr>
+            <w:t xml:space="preserve"> {{</w:t>
+          </w:r>
+          <w:r>
+            <w:rPr>
+              <w:lang w:val="en-US"/>
               <w14:textOutline w14:w="9525" w14:cap="rnd" w14:cmpd="sng" w14:algn="ctr">
                 <w14:noFill/>
                 <w14:prstDash w14:val="solid"/>
                 <w14:bevel/>
               </w14:textOutline>
             </w:rPr>
-            <w:br/>
-            <w:t>3800 {{</w:t>
-          </w:r>
-          <w:proofErr w:type="spellStart"/>
-          <w:r>
-            <w:rPr>
+            <w:t>tenant</w:t>
+          </w:r>
+          <w:r>
+            <w:rPr>
+              <w:lang w:val="en-US"/>
               <w14:textOutline w14:w="9525" w14:cap="rnd" w14:cmpd="sng" w14:algn="ctr">
                 <w14:noFill/>
                 <w14:prstDash w14:val="solid"/>
                 <w14:bevel/>
               </w14:textOutline>
             </w:rPr>
-            <w:t>provider_city</w:t>
-          </w:r>
-          <w:proofErr w:type="spellEnd"/>
-          <w:r>
-            <w:rPr>
-              <w14:textOutline w14:w="9525" w14:cap="rnd" w14:cmpd="sng" w14:algn="ctr">
-                <w14:noFill/>
-                <w14:prstDash w14:val="solid"/>
-                <w14:bevel/>
-              </w14:textOutline>
-            </w:rPr>
-            <w:t>}}</w:t>
+            <w:t>_city}}</w:t>
           </w:r>
         </w:p>
         <w:p>
@@ -2734,6 +2322,7 @@
             <w:rPr>
               <w:b/>
               <w:bCs/>
+              <w:lang w:val="en-US"/>
             </w:rPr>
           </w:pPr>
         </w:p>
@@ -2749,16 +2338,10 @@
             </w:tabs>
             <w:ind w:left="108"/>
             <w:jc w:val="right"/>
-          </w:pPr>
-          <w:r>
-            <w:rPr>
-              <w:b/>
-              <w:bCs/>
-              <w:noProof/>
-              <w:sz w:val="36"/>
-              <w:szCs w:val="36"/>
-            </w:rPr>
-          </w:r>
+            <w:rPr>
+              <w:lang w:val="en-US"/>
+            </w:rPr>
+          </w:pPr>
         </w:p>
         <w:p>
           <w:pPr>
@@ -2767,6 +2350,9 @@
             </w:tabs>
             <w:ind w:left="108"/>
             <w:jc w:val="right"/>
+            <w:rPr>
+              <w:lang w:val="en-US"/>
+            </w:rPr>
           </w:pPr>
         </w:p>
         <w:p>
@@ -2776,6 +2362,9 @@
             </w:tabs>
             <w:ind w:left="108"/>
             <w:jc w:val="right"/>
+            <w:rPr>
+              <w:lang w:val="en-US"/>
+            </w:rPr>
           </w:pPr>
         </w:p>
         <w:p>
@@ -2785,6 +2374,9 @@
             </w:tabs>
             <w:ind w:left="108"/>
             <w:jc w:val="right"/>
+            <w:rPr>
+              <w:lang w:val="en-US"/>
+            </w:rPr>
           </w:pPr>
         </w:p>
         <w:p>
@@ -2795,6 +2387,7 @@
             <w:rPr>
               <w:b/>
               <w:bCs/>
+              <w:lang w:val="en-US"/>
             </w:rPr>
           </w:pPr>
         </w:p>
@@ -2819,6 +2412,7 @@
             <w:rPr>
               <w:b/>
               <w:bCs/>
+              <w:lang w:val="en-US"/>
             </w:rPr>
           </w:pPr>
         </w:p>
@@ -2840,27 +2434,11 @@
           </w:r>
           <w:r>
             <w:br/>
-            <w:t>{{</w:t>
-          </w:r>
-          <w:proofErr w:type="spellStart"/>
-          <w:r>
-            <w:t>payer.street</w:t>
-          </w:r>
-          <w:proofErr w:type="spellEnd"/>
-          <w:r>
-            <w:t>}}</w:t>
+            <w:t>{{payer.street}}</w:t>
           </w:r>
           <w:r>
             <w:br/>
-            <w:t>{{</w:t>
-          </w:r>
-          <w:proofErr w:type="spellStart"/>
-          <w:r>
-            <w:t>payer.zip_city</w:t>
-          </w:r>
-          <w:proofErr w:type="spellEnd"/>
-          <w:r>
-            <w:t>}}</w:t>
+            <w:t>{{payer.zip_city}}</w:t>
           </w:r>
         </w:p>
         <w:p>
@@ -2906,7 +2484,7 @@
         <w:szCs w:val="36"/>
       </w:rPr>
       <w:drawing>
-        <wp:anchor distT="0" distB="0" distL="114300" distR="114300" simplePos="0" relativeHeight="251672575" behindDoc="0" locked="0" layoutInCell="1" allowOverlap="1" wp14:anchorId="77288B09" wp14:editId="14BE03C0">
+        <wp:anchor distT="0" distB="0" distL="114300" distR="114300" simplePos="0" relativeHeight="251657728" behindDoc="0" locked="0" layoutInCell="1" allowOverlap="1" wp14:anchorId="77288B09" wp14:editId="14BE03C0">
           <wp:simplePos x="0" y="0"/>
           <wp:positionH relativeFrom="column">
             <wp:posOffset>3690620</wp:posOffset>
@@ -2917,7 +2495,7 @@
           <wp:extent cx="2340000" cy="1990800"/>
           <wp:effectExtent l="0" t="0" r="3175" b="9525"/>
           <wp:wrapNone/>
-          <wp:docPr id="493092139" name="Grafik 493092139"/>
+          <wp:docPr id="1179070576" name="Grafik 1179070576"/>
           <wp:cNvGraphicFramePr>
             <a:graphicFrameLocks xmlns:a="http://schemas.openxmlformats.org/drawingml/2006/main" noChangeAspect="1"/>
           </wp:cNvGraphicFramePr>
@@ -3139,7 +2717,6 @@
             </w:rPr>
             <w:br/>
           </w:r>
-          <w:proofErr w:type="spellStart"/>
           <w:r>
             <w:rPr>
               <w14:textOutline w14:w="9525" w14:cap="rnd" w14:cmpd="sng" w14:algn="ctr">
@@ -3148,7 +2725,7 @@
                 <w14:bevel/>
               </w14:textOutline>
             </w:rPr>
-            <w:t>Hauptstra</w:t>
+            <w:t xml:space="preserve">{{tenant_street}} </w:t>
           </w:r>
           <w:r>
             <w:rPr>
@@ -3158,7 +2735,7 @@
                 <w14:bevel/>
               </w14:textOutline>
             </w:rPr>
-            <w:t>ss</w:t>
+            <w:br/>
           </w:r>
           <w:r>
             <w:rPr>
@@ -3168,9 +2745,8 @@
                 <w14:bevel/>
               </w14:textOutline>
             </w:rPr>
-            <w:t>e</w:t>
-          </w:r>
-          <w:proofErr w:type="spellEnd"/>
+            <w:t>{{tenant_zip}}</w:t>
+          </w:r>
           <w:r>
             <w:rPr>
               <w14:textOutline w14:w="9525" w14:cap="rnd" w14:cmpd="sng" w14:algn="ctr">
@@ -3179,7 +2755,7 @@
                 <w14:bevel/>
               </w14:textOutline>
             </w:rPr>
-            <w:t xml:space="preserve"> 47</w:t>
+            <w:t xml:space="preserve"> {{</w:t>
           </w:r>
           <w:r>
             <w:rPr>
@@ -3189,10 +2765,8 @@
                 <w14:bevel/>
               </w14:textOutline>
             </w:rPr>
-            <w:br/>
-            <w:t>3800 {{</w:t>
-          </w:r>
-          <w:proofErr w:type="spellStart"/>
+            <w:t>tenant</w:t>
+          </w:r>
           <w:r>
             <w:rPr>
               <w14:textOutline w14:w="9525" w14:cap="rnd" w14:cmpd="sng" w14:algn="ctr">
@@ -3201,18 +2775,7 @@
                 <w14:bevel/>
               </w14:textOutline>
             </w:rPr>
-            <w:t>provider_city</w:t>
-          </w:r>
-          <w:proofErr w:type="spellEnd"/>
-          <w:r>
-            <w:rPr>
-              <w14:textOutline w14:w="9525" w14:cap="rnd" w14:cmpd="sng" w14:algn="ctr">
-                <w14:noFill/>
-                <w14:prstDash w14:val="solid"/>
-                <w14:bevel/>
-              </w14:textOutline>
-            </w:rPr>
-            <w:t>}}</w:t>
+            <w:t>_city}}</w:t>
           </w:r>
         </w:p>
         <w:p>
@@ -3323,27 +2886,11 @@
           </w:r>
           <w:r>
             <w:br/>
-            <w:t>{{</w:t>
-          </w:r>
-          <w:proofErr w:type="spellStart"/>
-          <w:r>
-            <w:t>payer.street</w:t>
-          </w:r>
-          <w:proofErr w:type="spellEnd"/>
-          <w:r>
-            <w:t>}}</w:t>
+            <w:t>{{payer.street}}</w:t>
           </w:r>
           <w:r>
             <w:br/>
-            <w:t>{{</w:t>
-          </w:r>
-          <w:proofErr w:type="spellStart"/>
-          <w:r>
-            <w:t>payer.zip_city</w:t>
-          </w:r>
-          <w:proofErr w:type="spellEnd"/>
-          <w:r>
-            <w:t>}}</w:t>
+            <w:t>{{payer.zip_city}}</w:t>
           </w:r>
         </w:p>
         <w:p>

--- a/templates/rechnungsvorlage.docx
+++ b/templates/rechnungsvorlage.docx
@@ -17,7 +17,35 @@
         <w:rPr>
           <w:lang w:val="en-US"/>
         </w:rPr>
-        <w:t>{{provider_city}}, den {{invoice_date|date}}</w:t>
+        <w:t>{{</w:t>
+      </w:r>
+      <w:proofErr w:type="spellStart"/>
+      <w:r>
+        <w:rPr>
+          <w:lang w:val="en-US"/>
+        </w:rPr>
+        <w:t>provider_city</w:t>
+      </w:r>
+      <w:proofErr w:type="spellEnd"/>
+      <w:r>
+        <w:rPr>
+          <w:lang w:val="en-US"/>
+        </w:rPr>
+        <w:t>}}, den {{</w:t>
+      </w:r>
+      <w:proofErr w:type="spellStart"/>
+      <w:r>
+        <w:rPr>
+          <w:lang w:val="en-US"/>
+        </w:rPr>
+        <w:t>invoice_date|date</w:t>
+      </w:r>
+      <w:proofErr w:type="spellEnd"/>
+      <w:r>
+        <w:rPr>
+          <w:lang w:val="en-US"/>
+        </w:rPr>
+        <w:t>}}</w:t>
       </w:r>
     </w:p>
     <w:p>
@@ -44,6 +72,7 @@
           <w:lang w:val="en-US"/>
         </w:rPr>
       </w:pPr>
+      <w:proofErr w:type="spellStart"/>
       <w:r>
         <w:rPr>
           <w:rStyle w:val="Fett"/>
@@ -53,6 +82,7 @@
         </w:rPr>
         <w:t>Rechnungsnummer</w:t>
       </w:r>
+      <w:proofErr w:type="spellEnd"/>
       <w:r>
         <w:rPr>
           <w:rStyle w:val="Fett"/>
@@ -66,7 +96,21 @@
         <w:rPr>
           <w:lang w:val="en-US"/>
         </w:rPr>
-        <w:t>{{invoice_id}}</w:t>
+        <w:t>{{</w:t>
+      </w:r>
+      <w:proofErr w:type="spellStart"/>
+      <w:r>
+        <w:rPr>
+          <w:lang w:val="en-US"/>
+        </w:rPr>
+        <w:t>invoice_id</w:t>
+      </w:r>
+      <w:proofErr w:type="spellEnd"/>
+      <w:r>
+        <w:rPr>
+          <w:lang w:val="en-US"/>
+        </w:rPr>
+        <w:t>}}</w:t>
       </w:r>
     </w:p>
     <w:p>
@@ -85,7 +129,16 @@
           <w:bCs/>
           <w:lang w:val="en-US"/>
         </w:rPr>
-        <w:t>{{service_type</w:t>
+        <w:t>{{</w:t>
+      </w:r>
+      <w:proofErr w:type="spellStart"/>
+      <w:r>
+        <w:rPr>
+          <w:b/>
+          <w:bCs/>
+          <w:lang w:val="en-US"/>
+        </w:rPr>
+        <w:t>service_type</w:t>
       </w:r>
       <w:r>
         <w:rPr>
@@ -95,6 +148,7 @@
         </w:rPr>
         <w:t>_description</w:t>
       </w:r>
+      <w:proofErr w:type="spellEnd"/>
       <w:r>
         <w:rPr>
           <w:b/>
@@ -114,11 +168,73 @@
           <w:lang w:val="en-US"/>
         </w:rPr>
       </w:pPr>
+      <w:proofErr w:type="spellStart"/>
       <w:r>
         <w:rPr>
           <w:lang w:val="en-US"/>
         </w:rPr>
-        <w:t>Zeitraum der Leistungserbringung: {{start_inv_period|date}} –{{end_inv_period|date}}</w:t>
+        <w:t>Zeitraum</w:t>
+      </w:r>
+      <w:proofErr w:type="spellEnd"/>
+      <w:r>
+        <w:rPr>
+          <w:lang w:val="en-US"/>
+        </w:rPr>
+        <w:t xml:space="preserve"> der </w:t>
+      </w:r>
+      <w:proofErr w:type="spellStart"/>
+      <w:r>
+        <w:rPr>
+          <w:lang w:val="en-US"/>
+        </w:rPr>
+        <w:t>Leistungserbringung</w:t>
+      </w:r>
+      <w:proofErr w:type="spellEnd"/>
+      <w:r>
+        <w:rPr>
+          <w:lang w:val="en-US"/>
+        </w:rPr>
+        <w:t>: {{</w:t>
+      </w:r>
+      <w:proofErr w:type="spellStart"/>
+      <w:r>
+        <w:rPr>
+          <w:lang w:val="en-US"/>
+        </w:rPr>
+        <w:t>start_inv_period|date</w:t>
+      </w:r>
+      <w:proofErr w:type="spellEnd"/>
+      <w:r>
+        <w:rPr>
+          <w:lang w:val="en-US"/>
+        </w:rPr>
+        <w:t>}} –</w:t>
+      </w:r>
+      <w:r>
+        <w:rPr>
+          <w:lang w:val="en-US"/>
+        </w:rPr>
+        <w:t xml:space="preserve"> </w:t>
+      </w:r>
+      <w:r>
+        <w:rPr>
+          <w:lang w:val="en-US"/>
+        </w:rPr>
+        <w:t>{{</w:t>
+      </w:r>
+      <w:proofErr w:type="spellStart"/>
+      <w:r>
+        <w:rPr>
+          <w:lang w:val="en-US"/>
+        </w:rPr>
+        <w:t>end_inv_period|date</w:t>
+      </w:r>
+      <w:proofErr w:type="spellEnd"/>
+      <w:r>
+        <w:rPr>
+          <w:lang w:val="en-US"/>
+        </w:rPr>
+        <w:t>}}</w:t>
       </w:r>
     </w:p>
     <w:p>
@@ -130,17 +246,9 @@
     </w:p>
     <w:tbl>
       <w:tblPr>
-        <w:tblStyle w:val="Listentabelle1hell"/>
+        <w:tblStyle w:val="Listentabelle1hellAkzent3"/>
         <w:tblW w:w="9072" w:type="dxa"/>
-        <w:tblBorders>
-          <w:top w:val="single" w:sz="4" w:space="0" w:color="auto"/>
-          <w:left w:val="single" w:sz="4" w:space="0" w:color="auto"/>
-          <w:bottom w:val="single" w:sz="4" w:space="0" w:color="auto"/>
-          <w:right w:val="single" w:sz="4" w:space="0" w:color="auto"/>
-          <w:insideH w:val="single" w:sz="4" w:space="0" w:color="auto"/>
-          <w:insideV w:val="single" w:sz="4" w:space="0" w:color="auto"/>
-        </w:tblBorders>
-        <w:tblLook w:val="0480" w:firstRow="0" w:lastRow="0" w:firstColumn="1" w:lastColumn="0" w:noHBand="0" w:noVBand="1"/>
+        <w:tblLook w:val="04A0" w:firstRow="1" w:lastRow="0" w:firstColumn="1" w:lastColumn="0" w:noHBand="0" w:noVBand="1"/>
       </w:tblPr>
       <w:tblGrid>
         <w:gridCol w:w="4678"/>
@@ -148,7 +256,7 @@
       </w:tblGrid>
       <w:tr>
         <w:trPr>
-          <w:cnfStyle w:val="000000100000" w:firstRow="0" w:lastRow="0" w:firstColumn="0" w:lastColumn="0" w:oddVBand="0" w:evenVBand="0" w:oddHBand="1" w:evenHBand="0" w:firstRowFirstColumn="0" w:firstRowLastColumn="0" w:lastRowFirstColumn="0" w:lastRowLastColumn="0"/>
+          <w:cnfStyle w:val="100000000000" w:firstRow="1" w:lastRow="0" w:firstColumn="0" w:lastColumn="0" w:oddVBand="0" w:evenVBand="0" w:oddHBand="0" w:evenHBand="0" w:firstRowFirstColumn="0" w:firstRowLastColumn="0" w:lastRowFirstColumn="0" w:lastRowLastColumn="0"/>
         </w:trPr>
         <w:tc>
           <w:tcPr>
@@ -175,68 +283,20 @@
         <w:tc>
           <w:tcPr>
             <w:tcW w:w="4394" w:type="dxa"/>
-            <w:vAlign w:val="center"/>
           </w:tcPr>
           <w:p>
             <w:pPr>
-              <w:cnfStyle w:val="000000100000" w:firstRow="0" w:lastRow="0" w:firstColumn="0" w:lastColumn="0" w:oddVBand="0" w:evenVBand="0" w:oddHBand="1" w:evenHBand="0" w:firstRowFirstColumn="0" w:firstRowLastColumn="0" w:lastRowFirstColumn="0" w:lastRowLastColumn="0"/>
+              <w:jc w:val="center"/>
+              <w:cnfStyle w:val="100000000000" w:firstRow="1" w:lastRow="0" w:firstColumn="0" w:lastColumn="0" w:oddVBand="0" w:evenVBand="0" w:oddHBand="0" w:evenHBand="0" w:firstRowFirstColumn="0" w:firstRowLastColumn="0" w:lastRowFirstColumn="0" w:lastRowLastColumn="0"/>
             </w:pPr>
             <w:r>
               <w:t>{{</w:t>
             </w:r>
+            <w:proofErr w:type="spellStart"/>
             <w:r>
               <w:t>service_requester</w:t>
             </w:r>
-            <w:r>
-              <w:t>}}</w:t>
-            </w:r>
-          </w:p>
-        </w:tc>
-      </w:tr>
-      <w:tr>
-        <w:tc>
-          <w:tcPr>
-            <w:cnfStyle w:val="001000000000" w:firstRow="0" w:lastRow="0" w:firstColumn="1" w:lastColumn="0" w:oddVBand="0" w:evenVBand="0" w:oddHBand="0" w:evenHBand="0" w:firstRowFirstColumn="0" w:firstRowLastColumn="0" w:lastRowFirstColumn="0" w:lastRowLastColumn="0"/>
-            <w:tcW w:w="4678" w:type="dxa"/>
-          </w:tcPr>
-          <w:p>
-            <w:pPr>
-              <w:rPr>
-                <w:rStyle w:val="Fett"/>
-                <w:sz w:val="28"/>
-                <w:szCs w:val="28"/>
-              </w:rPr>
-            </w:pPr>
-            <w:r>
-              <w:rPr>
-                <w:b w:val="0"/>
-                <w:bCs w:val="0"/>
-              </w:rPr>
-              <w:t>Leistungsempfänger*in</w:t>
-            </w:r>
-          </w:p>
-        </w:tc>
-        <w:tc>
-          <w:tcPr>
-            <w:tcW w:w="4394" w:type="dxa"/>
-            <w:vAlign w:val="center"/>
-          </w:tcPr>
-          <w:p>
-            <w:pPr>
-              <w:cnfStyle w:val="000000000000" w:firstRow="0" w:lastRow="0" w:firstColumn="0" w:lastColumn="0" w:oddVBand="0" w:evenVBand="0" w:oddHBand="0" w:evenHBand="0" w:firstRowFirstColumn="0" w:firstRowLastColumn="0" w:lastRowFirstColumn="0" w:lastRowLastColumn="0"/>
-            </w:pPr>
-            <w:r>
-              <w:t>{{</w:t>
-            </w:r>
-            <w:r>
-              <w:t>client</w:t>
-            </w:r>
-            <w:r>
-              <w:t>_</w:t>
-            </w:r>
-            <w:r>
-              <w:t>name</w:t>
-            </w:r>
+            <w:proofErr w:type="spellEnd"/>
             <w:r>
               <w:t>}}</w:t>
             </w:r>
@@ -265,25 +325,79 @@
                 <w:b w:val="0"/>
                 <w:bCs w:val="0"/>
               </w:rPr>
-              <w:t>Sozialversicherungsnummer AHV Klient*in</w:t>
+              <w:t>Leistungsempfänger*in</w:t>
             </w:r>
           </w:p>
         </w:tc>
         <w:tc>
           <w:tcPr>
             <w:tcW w:w="4394" w:type="dxa"/>
-            <w:vAlign w:val="center"/>
           </w:tcPr>
           <w:p>
             <w:pPr>
+              <w:jc w:val="center"/>
               <w:cnfStyle w:val="000000100000" w:firstRow="0" w:lastRow="0" w:firstColumn="0" w:lastColumn="0" w:oddVBand="0" w:evenVBand="0" w:oddHBand="1" w:evenHBand="0" w:firstRowFirstColumn="0" w:firstRowLastColumn="0" w:lastRowFirstColumn="0" w:lastRowLastColumn="0"/>
             </w:pPr>
             <w:r>
               <w:t>{{</w:t>
             </w:r>
+            <w:proofErr w:type="spellStart"/>
+            <w:r>
+              <w:t>client</w:t>
+            </w:r>
+            <w:r>
+              <w:t>_</w:t>
+            </w:r>
+            <w:r>
+              <w:t>name</w:t>
+            </w:r>
+            <w:proofErr w:type="spellEnd"/>
+            <w:r>
+              <w:t>}}</w:t>
+            </w:r>
+          </w:p>
+        </w:tc>
+      </w:tr>
+      <w:tr>
+        <w:tc>
+          <w:tcPr>
+            <w:cnfStyle w:val="001000000000" w:firstRow="0" w:lastRow="0" w:firstColumn="1" w:lastColumn="0" w:oddVBand="0" w:evenVBand="0" w:oddHBand="0" w:evenHBand="0" w:firstRowFirstColumn="0" w:firstRowLastColumn="0" w:lastRowFirstColumn="0" w:lastRowLastColumn="0"/>
+            <w:tcW w:w="4678" w:type="dxa"/>
+          </w:tcPr>
+          <w:p>
+            <w:pPr>
+              <w:rPr>
+                <w:rStyle w:val="Fett"/>
+                <w:sz w:val="28"/>
+                <w:szCs w:val="28"/>
+              </w:rPr>
+            </w:pPr>
+            <w:r>
+              <w:rPr>
+                <w:b w:val="0"/>
+                <w:bCs w:val="0"/>
+              </w:rPr>
+              <w:t>Sozialversicherungsnummer AHV Klient*in</w:t>
+            </w:r>
+          </w:p>
+        </w:tc>
+        <w:tc>
+          <w:tcPr>
+            <w:tcW w:w="4394" w:type="dxa"/>
+          </w:tcPr>
+          <w:p>
+            <w:pPr>
+              <w:jc w:val="center"/>
+              <w:cnfStyle w:val="000000000000" w:firstRow="0" w:lastRow="0" w:firstColumn="0" w:lastColumn="0" w:oddVBand="0" w:evenVBand="0" w:oddHBand="0" w:evenHBand="0" w:firstRowFirstColumn="0" w:firstRowLastColumn="0" w:lastRowFirstColumn="0" w:lastRowLastColumn="0"/>
+            </w:pPr>
+            <w:r>
+              <w:t>{{</w:t>
+            </w:r>
+            <w:proofErr w:type="spellStart"/>
             <w:r>
               <w:t>client.social_security_number</w:t>
             </w:r>
+            <w:proofErr w:type="spellEnd"/>
             <w:r>
               <w:t>}}</w:t>
             </w:r>
@@ -347,7 +461,7 @@
                 <w:sz w:val="22"/>
                 <w:szCs w:val="22"/>
               </w:rPr>
-              <w:t>Leistungs-</w:t>
+              <w:t>D</w:t>
             </w:r>
             <w:r>
               <w:rPr>
@@ -356,8 +470,7 @@
                 <w:sz w:val="22"/>
                 <w:szCs w:val="22"/>
               </w:rPr>
-              <w:br/>
-              <w:t>datum</w:t>
+              <w:t>atum</w:t>
             </w:r>
           </w:p>
         </w:tc>
@@ -463,7 +576,7 @@
                 <w:sz w:val="22"/>
                 <w:szCs w:val="22"/>
               </w:rPr>
-              <w:t>Indirekte Fallbe-</w:t>
+              <w:t xml:space="preserve">Indirekte </w:t>
             </w:r>
             <w:r>
               <w:rPr>
@@ -473,7 +586,15 @@
                 <w:szCs w:val="22"/>
               </w:rPr>
               <w:br/>
-              <w:t>arbeitung</w:t>
+            </w:r>
+            <w:r>
+              <w:rPr>
+                <w:b w:val="0"/>
+                <w:bCs w:val="0"/>
+                <w:sz w:val="22"/>
+                <w:szCs w:val="22"/>
+              </w:rPr>
+              <w:t>Fallbearbeitung</w:t>
             </w:r>
           </w:p>
         </w:tc>
@@ -514,6 +635,15 @@
                 <w:sz w:val="22"/>
                 <w:szCs w:val="22"/>
               </w:rPr>
+              <w:br/>
+            </w:r>
+            <w:r>
+              <w:rPr>
+                <w:b w:val="0"/>
+                <w:bCs w:val="0"/>
+                <w:sz w:val="22"/>
+                <w:szCs w:val="22"/>
+              </w:rPr>
               <w:t>Gesamt</w:t>
             </w:r>
           </w:p>
@@ -586,6 +716,7 @@
               </w:rPr>
               <w:t xml:space="preserve"> </w:t>
             </w:r>
+            <w:proofErr w:type="spellStart"/>
             <w:r>
               <w:rPr>
                 <w:sz w:val="22"/>
@@ -593,6 +724,7 @@
               </w:rPr>
               <w:t>Leistungsdatum|date</w:t>
             </w:r>
+            <w:proofErr w:type="spellEnd"/>
           </w:p>
           <w:p>
             <w:pPr>
@@ -632,7 +764,23 @@
                 <w:sz w:val="22"/>
                 <w:szCs w:val="22"/>
               </w:rPr>
-              <w:t>{{item.Fahrtzeit|minutes}}</w:t>
+              <w:t>{{</w:t>
+            </w:r>
+            <w:proofErr w:type="spellStart"/>
+            <w:r>
+              <w:rPr>
+                <w:sz w:val="22"/>
+                <w:szCs w:val="22"/>
+              </w:rPr>
+              <w:t>item.Fahrtzeit|minutes</w:t>
+            </w:r>
+            <w:proofErr w:type="spellEnd"/>
+            <w:r>
+              <w:rPr>
+                <w:sz w:val="22"/>
+                <w:szCs w:val="22"/>
+              </w:rPr>
+              <w:t>}}</w:t>
             </w:r>
           </w:p>
         </w:tc>
@@ -655,7 +803,23 @@
                 <w:sz w:val="22"/>
                 <w:szCs w:val="22"/>
               </w:rPr>
-              <w:t>{{item.Direkt|minutes}}</w:t>
+              <w:t>{{</w:t>
+            </w:r>
+            <w:proofErr w:type="spellStart"/>
+            <w:r>
+              <w:rPr>
+                <w:sz w:val="22"/>
+                <w:szCs w:val="22"/>
+              </w:rPr>
+              <w:t>item.Direkt|minutes</w:t>
+            </w:r>
+            <w:proofErr w:type="spellEnd"/>
+            <w:r>
+              <w:rPr>
+                <w:sz w:val="22"/>
+                <w:szCs w:val="22"/>
+              </w:rPr>
+              <w:t>}}</w:t>
             </w:r>
           </w:p>
         </w:tc>
@@ -678,7 +842,23 @@
                 <w:sz w:val="22"/>
                 <w:szCs w:val="22"/>
               </w:rPr>
-              <w:t>{{item.Indirekt|minutes}}</w:t>
+              <w:t>{{</w:t>
+            </w:r>
+            <w:proofErr w:type="spellStart"/>
+            <w:r>
+              <w:rPr>
+                <w:sz w:val="22"/>
+                <w:szCs w:val="22"/>
+              </w:rPr>
+              <w:t>item.Indirekt|minutes</w:t>
+            </w:r>
+            <w:proofErr w:type="spellEnd"/>
+            <w:r>
+              <w:rPr>
+                <w:sz w:val="22"/>
+                <w:szCs w:val="22"/>
+              </w:rPr>
+              <w:t>}}</w:t>
             </w:r>
           </w:p>
         </w:tc>
@@ -701,7 +881,23 @@
                 <w:sz w:val="22"/>
                 <w:szCs w:val="22"/>
               </w:rPr>
-              <w:t>{{item.Stunden|hhmm}}</w:t>
+              <w:t>{{</w:t>
+            </w:r>
+            <w:proofErr w:type="spellStart"/>
+            <w:r>
+              <w:rPr>
+                <w:sz w:val="22"/>
+                <w:szCs w:val="22"/>
+              </w:rPr>
+              <w:t>item.Stunden|hhmm</w:t>
+            </w:r>
+            <w:proofErr w:type="spellEnd"/>
+            <w:r>
+              <w:rPr>
+                <w:sz w:val="22"/>
+                <w:szCs w:val="22"/>
+              </w:rPr>
+              <w:t>}}</w:t>
             </w:r>
           </w:p>
         </w:tc>
@@ -724,8 +920,17 @@
                 <w:sz w:val="22"/>
                 <w:szCs w:val="22"/>
               </w:rPr>
-              <w:t>{{item.Kosten|currency</w:t>
-            </w:r>
+              <w:t>{{</w:t>
+            </w:r>
+            <w:proofErr w:type="spellStart"/>
+            <w:r>
+              <w:rPr>
+                <w:sz w:val="22"/>
+                <w:szCs w:val="22"/>
+              </w:rPr>
+              <w:t>item.Kosten|currency</w:t>
+            </w:r>
+            <w:proofErr w:type="spellEnd"/>
             <w:r>
               <w:rPr>
                 <w:sz w:val="22"/>
@@ -755,7 +960,23 @@
                 <w:sz w:val="22"/>
                 <w:szCs w:val="22"/>
               </w:rPr>
-              <w:t>{% endfor %}</w:t>
+              <w:t xml:space="preserve">{% </w:t>
+            </w:r>
+            <w:proofErr w:type="spellStart"/>
+            <w:r>
+              <w:rPr>
+                <w:sz w:val="22"/>
+                <w:szCs w:val="22"/>
+              </w:rPr>
+              <w:t>endfor</w:t>
+            </w:r>
+            <w:proofErr w:type="spellEnd"/>
+            <w:r>
+              <w:rPr>
+                <w:sz w:val="22"/>
+                <w:szCs w:val="22"/>
+              </w:rPr>
+              <w:t xml:space="preserve"> %}</w:t>
             </w:r>
           </w:p>
         </w:tc>
@@ -857,7 +1078,25 @@
                 <w:sz w:val="22"/>
                 <w:szCs w:val="22"/>
               </w:rPr>
-              <w:t>Summe/min:</w:t>
+              <w:t>Summe/</w:t>
+            </w:r>
+            <w:r>
+              <w:rPr>
+                <w:b/>
+                <w:bCs/>
+                <w:sz w:val="22"/>
+                <w:szCs w:val="22"/>
+              </w:rPr>
+              <w:t>M</w:t>
+            </w:r>
+            <w:r>
+              <w:rPr>
+                <w:b/>
+                <w:bCs/>
+                <w:sz w:val="22"/>
+                <w:szCs w:val="22"/>
+              </w:rPr>
+              <w:t>in:</w:t>
             </w:r>
           </w:p>
         </w:tc>
@@ -883,7 +1122,27 @@
                 <w:sz w:val="22"/>
                 <w:szCs w:val="22"/>
               </w:rPr>
-              <w:t>{{summe_fahrtzeit|minutes}}</w:t>
+              <w:t>{{</w:t>
+            </w:r>
+            <w:proofErr w:type="spellStart"/>
+            <w:r>
+              <w:rPr>
+                <w:b/>
+                <w:bCs/>
+                <w:sz w:val="22"/>
+                <w:szCs w:val="22"/>
+              </w:rPr>
+              <w:t>summe_fahrtzeit|minutes</w:t>
+            </w:r>
+            <w:proofErr w:type="spellEnd"/>
+            <w:r>
+              <w:rPr>
+                <w:b/>
+                <w:bCs/>
+                <w:sz w:val="22"/>
+                <w:szCs w:val="22"/>
+              </w:rPr>
+              <w:t>}}</w:t>
             </w:r>
           </w:p>
         </w:tc>
@@ -909,7 +1168,27 @@
                 <w:sz w:val="22"/>
                 <w:szCs w:val="22"/>
               </w:rPr>
-              <w:t>{{summe_direkt|minutes}}</w:t>
+              <w:t>{{</w:t>
+            </w:r>
+            <w:proofErr w:type="spellStart"/>
+            <w:r>
+              <w:rPr>
+                <w:b/>
+                <w:bCs/>
+                <w:sz w:val="22"/>
+                <w:szCs w:val="22"/>
+              </w:rPr>
+              <w:t>summe_direkt|minutes</w:t>
+            </w:r>
+            <w:proofErr w:type="spellEnd"/>
+            <w:r>
+              <w:rPr>
+                <w:b/>
+                <w:bCs/>
+                <w:sz w:val="22"/>
+                <w:szCs w:val="22"/>
+              </w:rPr>
+              <w:t>}}</w:t>
             </w:r>
           </w:p>
         </w:tc>
@@ -935,7 +1214,27 @@
                 <w:sz w:val="22"/>
                 <w:szCs w:val="22"/>
               </w:rPr>
-              <w:t>{{summe_indirekt|minutes}}</w:t>
+              <w:t>{{</w:t>
+            </w:r>
+            <w:proofErr w:type="spellStart"/>
+            <w:r>
+              <w:rPr>
+                <w:b/>
+                <w:bCs/>
+                <w:sz w:val="22"/>
+                <w:szCs w:val="22"/>
+              </w:rPr>
+              <w:t>summe_indirekt|minutes</w:t>
+            </w:r>
+            <w:proofErr w:type="spellEnd"/>
+            <w:r>
+              <w:rPr>
+                <w:b/>
+                <w:bCs/>
+                <w:sz w:val="22"/>
+                <w:szCs w:val="22"/>
+              </w:rPr>
+              <w:t>}}</w:t>
             </w:r>
           </w:p>
         </w:tc>
@@ -961,7 +1260,27 @@
                 <w:sz w:val="22"/>
                 <w:szCs w:val="22"/>
               </w:rPr>
-              <w:t>{{summe_stunden|minutes}}</w:t>
+              <w:t>{{</w:t>
+            </w:r>
+            <w:proofErr w:type="spellStart"/>
+            <w:r>
+              <w:rPr>
+                <w:b/>
+                <w:bCs/>
+                <w:sz w:val="22"/>
+                <w:szCs w:val="22"/>
+              </w:rPr>
+              <w:t>summe_stunden|minutes</w:t>
+            </w:r>
+            <w:proofErr w:type="spellEnd"/>
+            <w:r>
+              <w:rPr>
+                <w:b/>
+                <w:bCs/>
+                <w:sz w:val="22"/>
+                <w:szCs w:val="22"/>
+              </w:rPr>
+              <w:t>}}</w:t>
             </w:r>
           </w:p>
         </w:tc>
@@ -980,15 +1299,6 @@
                 <w:szCs w:val="22"/>
               </w:rPr>
             </w:pPr>
-            <w:r>
-              <w:rPr>
-                <w:b/>
-                <w:bCs/>
-                <w:sz w:val="22"/>
-                <w:szCs w:val="22"/>
-              </w:rPr>
-              <w:t>{{summe_kosten|currency}}</w:t>
-            </w:r>
           </w:p>
         </w:tc>
       </w:tr>
@@ -1018,7 +1328,25 @@
                 <w:sz w:val="22"/>
                 <w:szCs w:val="22"/>
               </w:rPr>
-              <w:t>Summe [hh:mm]:</w:t>
+              <w:t>Summe</w:t>
+            </w:r>
+            <w:r>
+              <w:rPr>
+                <w:b/>
+                <w:bCs/>
+                <w:sz w:val="22"/>
+                <w:szCs w:val="22"/>
+              </w:rPr>
+              <w:t>/Std</w:t>
+            </w:r>
+            <w:r>
+              <w:rPr>
+                <w:b/>
+                <w:bCs/>
+                <w:sz w:val="22"/>
+                <w:szCs w:val="22"/>
+              </w:rPr>
+              <w:t>:</w:t>
             </w:r>
           </w:p>
         </w:tc>
@@ -1044,7 +1372,27 @@
                 <w:sz w:val="22"/>
                 <w:szCs w:val="22"/>
               </w:rPr>
-              <w:t>{{summe_fahrtzeit|hhmm}}</w:t>
+              <w:t>{{</w:t>
+            </w:r>
+            <w:proofErr w:type="spellStart"/>
+            <w:r>
+              <w:rPr>
+                <w:b/>
+                <w:bCs/>
+                <w:sz w:val="22"/>
+                <w:szCs w:val="22"/>
+              </w:rPr>
+              <w:t>summe_fahrtzeit|hhmm</w:t>
+            </w:r>
+            <w:proofErr w:type="spellEnd"/>
+            <w:r>
+              <w:rPr>
+                <w:b/>
+                <w:bCs/>
+                <w:sz w:val="22"/>
+                <w:szCs w:val="22"/>
+              </w:rPr>
+              <w:t>}}</w:t>
             </w:r>
           </w:p>
         </w:tc>
@@ -1070,7 +1418,27 @@
                 <w:sz w:val="22"/>
                 <w:szCs w:val="22"/>
               </w:rPr>
-              <w:t>{{summe_direkt|hhmm}}</w:t>
+              <w:t>{{</w:t>
+            </w:r>
+            <w:proofErr w:type="spellStart"/>
+            <w:r>
+              <w:rPr>
+                <w:b/>
+                <w:bCs/>
+                <w:sz w:val="22"/>
+                <w:szCs w:val="22"/>
+              </w:rPr>
+              <w:t>summe_direkt|hhmm</w:t>
+            </w:r>
+            <w:proofErr w:type="spellEnd"/>
+            <w:r>
+              <w:rPr>
+                <w:b/>
+                <w:bCs/>
+                <w:sz w:val="22"/>
+                <w:szCs w:val="22"/>
+              </w:rPr>
+              <w:t>}}</w:t>
             </w:r>
           </w:p>
         </w:tc>
@@ -1096,7 +1464,27 @@
                 <w:sz w:val="22"/>
                 <w:szCs w:val="22"/>
               </w:rPr>
-              <w:t>{{summe_indirekt|hhmm}}</w:t>
+              <w:t>{{</w:t>
+            </w:r>
+            <w:proofErr w:type="spellStart"/>
+            <w:r>
+              <w:rPr>
+                <w:b/>
+                <w:bCs/>
+                <w:sz w:val="22"/>
+                <w:szCs w:val="22"/>
+              </w:rPr>
+              <w:t>summe_indirekt|hhmm</w:t>
+            </w:r>
+            <w:proofErr w:type="spellEnd"/>
+            <w:r>
+              <w:rPr>
+                <w:b/>
+                <w:bCs/>
+                <w:sz w:val="22"/>
+                <w:szCs w:val="22"/>
+              </w:rPr>
+              <w:t>}}</w:t>
             </w:r>
           </w:p>
         </w:tc>
@@ -1122,7 +1510,27 @@
                 <w:sz w:val="22"/>
                 <w:szCs w:val="22"/>
               </w:rPr>
-              <w:t>{{summe_stunden|hhmm}}</w:t>
+              <w:t>{{</w:t>
+            </w:r>
+            <w:proofErr w:type="spellStart"/>
+            <w:r>
+              <w:rPr>
+                <w:b/>
+                <w:bCs/>
+                <w:sz w:val="22"/>
+                <w:szCs w:val="22"/>
+              </w:rPr>
+              <w:t>summe_stunden|hhmm</w:t>
+            </w:r>
+            <w:proofErr w:type="spellEnd"/>
+            <w:r>
+              <w:rPr>
+                <w:b/>
+                <w:bCs/>
+                <w:sz w:val="22"/>
+                <w:szCs w:val="22"/>
+              </w:rPr>
+              <w:t>}}</w:t>
             </w:r>
           </w:p>
         </w:tc>
@@ -1141,6 +1549,35 @@
                 <w:szCs w:val="22"/>
               </w:rPr>
             </w:pPr>
+            <w:r>
+              <w:rPr>
+                <w:b/>
+                <w:bCs/>
+                <w:sz w:val="22"/>
+                <w:szCs w:val="22"/>
+              </w:rPr>
+              <w:t>{{</w:t>
+            </w:r>
+            <w:proofErr w:type="spellStart"/>
+            <w:r>
+              <w:rPr>
+                <w:b/>
+                <w:bCs/>
+                <w:sz w:val="22"/>
+                <w:szCs w:val="22"/>
+              </w:rPr>
+              <w:t>summe_kosten|currency</w:t>
+            </w:r>
+            <w:proofErr w:type="spellEnd"/>
+            <w:r>
+              <w:rPr>
+                <w:b/>
+                <w:bCs/>
+                <w:sz w:val="22"/>
+                <w:szCs w:val="22"/>
+              </w:rPr>
+              <w:t>}}</w:t>
+            </w:r>
           </w:p>
         </w:tc>
       </w:tr>
@@ -1214,9 +1651,11 @@
                             <w:r>
                               <w:t>{</w:t>
                             </w:r>
+                            <w:proofErr w:type="spellStart"/>
                             <w:r>
                               <w:t>payment_part</w:t>
                             </w:r>
+                            <w:proofErr w:type="spellEnd"/>
                             <w:r>
                               <w:t>}</w:t>
                             </w:r>
@@ -1374,21 +1813,23 @@
               <w:lang w:val="en-US"/>
             </w:rPr>
           </w:pPr>
+          <w:proofErr w:type="spellStart"/>
           <w:r>
             <w:rPr>
               <w:sz w:val="22"/>
               <w:szCs w:val="22"/>
               <w:lang w:val="en-US"/>
             </w:rPr>
-            <w:t>Wegpiraten GmbH</w:t>
-          </w:r>
+            <w:t>Wegpiraten</w:t>
+          </w:r>
+          <w:proofErr w:type="spellEnd"/>
           <w:r>
             <w:rPr>
               <w:sz w:val="22"/>
               <w:szCs w:val="22"/>
               <w:lang w:val="en-US"/>
             </w:rPr>
-            <w:br/>
+            <w:t xml:space="preserve"> GmbH</w:t>
           </w:r>
           <w:r>
             <w:rPr>
@@ -1396,7 +1837,7 @@
               <w:szCs w:val="22"/>
               <w:lang w:val="en-US"/>
             </w:rPr>
-            <w:t>{{t</w:t>
+            <w:br/>
           </w:r>
           <w:r>
             <w:rPr>
@@ -1404,15 +1845,16 @@
               <w:szCs w:val="22"/>
               <w:lang w:val="en-US"/>
             </w:rPr>
-            <w:t>enant_street}}</w:t>
-          </w:r>
+            <w:t>{{</w:t>
+          </w:r>
+          <w:proofErr w:type="spellStart"/>
           <w:r>
             <w:rPr>
               <w:sz w:val="22"/>
               <w:szCs w:val="22"/>
               <w:lang w:val="en-US"/>
             </w:rPr>
-            <w:br/>
+            <w:t>t</w:t>
           </w:r>
           <w:r>
             <w:rPr>
@@ -1420,15 +1862,16 @@
               <w:szCs w:val="22"/>
               <w:lang w:val="en-US"/>
             </w:rPr>
-            <w:t>{{tenant_zip}}</w:t>
-          </w:r>
+            <w:t>enant_street</w:t>
+          </w:r>
+          <w:proofErr w:type="spellEnd"/>
           <w:r>
             <w:rPr>
               <w:sz w:val="22"/>
               <w:szCs w:val="22"/>
               <w:lang w:val="en-US"/>
             </w:rPr>
-            <w:t xml:space="preserve"> </w:t>
+            <w:t>}}</w:t>
           </w:r>
           <w:r>
             <w:rPr>
@@ -1436,7 +1879,7 @@
               <w:szCs w:val="22"/>
               <w:lang w:val="en-US"/>
             </w:rPr>
-            <w:t>{{</w:t>
+            <w:br/>
           </w:r>
           <w:r>
             <w:rPr>
@@ -1444,15 +1887,67 @@
               <w:szCs w:val="22"/>
               <w:lang w:val="en-US"/>
             </w:rPr>
-            <w:t>tenant</w:t>
-          </w:r>
+            <w:t>{{</w:t>
+          </w:r>
+          <w:proofErr w:type="spellStart"/>
           <w:r>
             <w:rPr>
               <w:sz w:val="22"/>
               <w:szCs w:val="22"/>
               <w:lang w:val="en-US"/>
             </w:rPr>
-            <w:t>_city}}</w:t>
+            <w:t>tenant_zip</w:t>
+          </w:r>
+          <w:proofErr w:type="spellEnd"/>
+          <w:r>
+            <w:rPr>
+              <w:sz w:val="22"/>
+              <w:szCs w:val="22"/>
+              <w:lang w:val="en-US"/>
+            </w:rPr>
+            <w:t>}}</w:t>
+          </w:r>
+          <w:r>
+            <w:rPr>
+              <w:sz w:val="22"/>
+              <w:szCs w:val="22"/>
+              <w:lang w:val="en-US"/>
+            </w:rPr>
+            <w:t xml:space="preserve"> </w:t>
+          </w:r>
+          <w:r>
+            <w:rPr>
+              <w:sz w:val="22"/>
+              <w:szCs w:val="22"/>
+              <w:lang w:val="en-US"/>
+            </w:rPr>
+            <w:t>{{</w:t>
+          </w:r>
+          <w:proofErr w:type="spellStart"/>
+          <w:r>
+            <w:rPr>
+              <w:sz w:val="22"/>
+              <w:szCs w:val="22"/>
+              <w:lang w:val="en-US"/>
+            </w:rPr>
+            <w:t>tenant</w:t>
+          </w:r>
+          <w:r>
+            <w:rPr>
+              <w:sz w:val="22"/>
+              <w:szCs w:val="22"/>
+              <w:lang w:val="en-US"/>
+            </w:rPr>
+            <w:t>_city</w:t>
+          </w:r>
+          <w:proofErr w:type="spellEnd"/>
+          <w:r>
+            <w:rPr>
+              <w:sz w:val="22"/>
+              <w:szCs w:val="22"/>
+              <w:lang w:val="en-US"/>
+            </w:rPr>
+            <w:t>}}</w:t>
           </w:r>
           <w:r>
             <w:rPr>
@@ -1577,7 +2072,23 @@
               <w:sz w:val="22"/>
               <w:szCs w:val="22"/>
             </w:rPr>
-            <w:t>{{tenant_iban}}</w:t>
+            <w:t>{{</w:t>
+          </w:r>
+          <w:proofErr w:type="spellStart"/>
+          <w:r>
+            <w:rPr>
+              <w:sz w:val="22"/>
+              <w:szCs w:val="22"/>
+            </w:rPr>
+            <w:t>tenant_iban</w:t>
+          </w:r>
+          <w:proofErr w:type="spellEnd"/>
+          <w:r>
+            <w:rPr>
+              <w:sz w:val="22"/>
+              <w:szCs w:val="22"/>
+            </w:rPr>
+            <w:t>}}</w:t>
           </w:r>
         </w:p>
       </w:tc>
@@ -1814,7 +2325,15 @@
             <w:t xml:space="preserve">3800 </w:t>
           </w:r>
           <w:r>
-            <w:t>{{provider_city}}</w:t>
+            <w:t>{{</w:t>
+          </w:r>
+          <w:proofErr w:type="spellStart"/>
+          <w:r>
+            <w:t>provider_city</w:t>
+          </w:r>
+          <w:proofErr w:type="spellEnd"/>
+          <w:r>
+            <w:t>}}</w:t>
           </w:r>
         </w:p>
       </w:tc>
@@ -1933,7 +2452,15 @@
                   <w:jc w:val="right"/>
                 </w:pPr>
                 <w:r>
-                  <w:t>{{payer.street}}</w:t>
+                  <w:t>{{</w:t>
+                </w:r>
+                <w:proofErr w:type="spellStart"/>
+                <w:r>
+                  <w:t>payer.street</w:t>
+                </w:r>
+                <w:proofErr w:type="spellEnd"/>
+                <w:r>
+                  <w:t>}}</w:t>
                 </w:r>
               </w:p>
             </w:tc>
@@ -1958,7 +2485,15 @@
                   <w:jc w:val="right"/>
                 </w:pPr>
                 <w:r>
-                  <w:t>{{payer.zip_city}}</w:t>
+                  <w:t>{{</w:t>
+                </w:r>
+                <w:proofErr w:type="spellStart"/>
+                <w:r>
+                  <w:t>payer.zip_city</w:t>
+                </w:r>
+                <w:proofErr w:type="spellEnd"/>
+                <w:r>
+                  <w:t>}}</w:t>
                 </w:r>
               </w:p>
             </w:tc>
@@ -2214,7 +2749,6 @@
         <w:p>
           <w:pPr>
             <w:rPr>
-              <w:lang w:val="en-US"/>
               <w14:textOutline w14:w="9525" w14:cap="rnd" w14:cmpd="sng" w14:algn="ctr">
                 <w14:noFill/>
                 <w14:prstDash w14:val="solid"/>
@@ -2224,7 +2758,6 @@
           </w:pPr>
           <w:r>
             <w:rPr>
-              <w:lang w:val="en-US"/>
               <w14:textOutline w14:w="9525" w14:cap="rnd" w14:cmpd="sng" w14:algn="ctr">
                 <w14:noFill/>
                 <w14:prstDash w14:val="solid"/>
@@ -2235,7 +2768,6 @@
           </w:r>
           <w:r>
             <w:rPr>
-              <w:lang w:val="en-US"/>
               <w14:textOutline w14:w="9525" w14:cap="rnd" w14:cmpd="sng" w14:algn="ctr">
                 <w14:noFill/>
                 <w14:prstDash w14:val="solid"/>
@@ -2246,7 +2778,6 @@
           </w:r>
           <w:r>
             <w:rPr>
-              <w:lang w:val="en-US"/>
               <w14:textOutline w14:w="9525" w14:cap="rnd" w14:cmpd="sng" w14:algn="ctr">
                 <w14:noFill/>
                 <w14:prstDash w14:val="solid"/>
@@ -2257,7 +2788,6 @@
           </w:r>
           <w:r>
             <w:rPr>
-              <w:lang w:val="en-US"/>
               <w14:textOutline w14:w="9525" w14:cap="rnd" w14:cmpd="sng" w14:algn="ctr">
                 <w14:noFill/>
                 <w14:prstDash w14:val="solid"/>
@@ -2268,7 +2798,6 @@
           </w:r>
           <w:r>
             <w:rPr>
-              <w:lang w:val="en-US"/>
               <w14:textOutline w14:w="9525" w14:cap="rnd" w14:cmpd="sng" w14:algn="ctr">
                 <w14:noFill/>
                 <w14:prstDash w14:val="solid"/>
@@ -2279,7 +2808,6 @@
           </w:r>
           <w:r>
             <w:rPr>
-              <w:lang w:val="en-US"/>
               <w14:textOutline w14:w="9525" w14:cap="rnd" w14:cmpd="sng" w14:algn="ctr">
                 <w14:noFill/>
                 <w14:prstDash w14:val="solid"/>
@@ -2290,7 +2818,6 @@
           </w:r>
           <w:r>
             <w:rPr>
-              <w:lang w:val="en-US"/>
               <w14:textOutline w14:w="9525" w14:cap="rnd" w14:cmpd="sng" w14:algn="ctr">
                 <w14:noFill/>
                 <w14:prstDash w14:val="solid"/>
@@ -2301,7 +2828,6 @@
           </w:r>
           <w:r>
             <w:rPr>
-              <w:lang w:val="en-US"/>
               <w14:textOutline w14:w="9525" w14:cap="rnd" w14:cmpd="sng" w14:algn="ctr">
                 <w14:noFill/>
                 <w14:prstDash w14:val="solid"/>
@@ -2322,7 +2848,6 @@
             <w:rPr>
               <w:b/>
               <w:bCs/>
-              <w:lang w:val="en-US"/>
             </w:rPr>
           </w:pPr>
         </w:p>
@@ -2338,9 +2863,6 @@
             </w:tabs>
             <w:ind w:left="108"/>
             <w:jc w:val="right"/>
-            <w:rPr>
-              <w:lang w:val="en-US"/>
-            </w:rPr>
           </w:pPr>
         </w:p>
         <w:p>
@@ -2350,9 +2872,6 @@
             </w:tabs>
             <w:ind w:left="108"/>
             <w:jc w:val="right"/>
-            <w:rPr>
-              <w:lang w:val="en-US"/>
-            </w:rPr>
           </w:pPr>
         </w:p>
         <w:p>
@@ -2362,9 +2881,6 @@
             </w:tabs>
             <w:ind w:left="108"/>
             <w:jc w:val="right"/>
-            <w:rPr>
-              <w:lang w:val="en-US"/>
-            </w:rPr>
           </w:pPr>
         </w:p>
         <w:p>
@@ -2374,9 +2890,6 @@
             </w:tabs>
             <w:ind w:left="108"/>
             <w:jc w:val="right"/>
-            <w:rPr>
-              <w:lang w:val="en-US"/>
-            </w:rPr>
           </w:pPr>
         </w:p>
         <w:p>
@@ -2387,7 +2900,6 @@
             <w:rPr>
               <w:b/>
               <w:bCs/>
-              <w:lang w:val="en-US"/>
             </w:rPr>
           </w:pPr>
         </w:p>
@@ -2412,7 +2924,6 @@
             <w:rPr>
               <w:b/>
               <w:bCs/>
-              <w:lang w:val="en-US"/>
             </w:rPr>
           </w:pPr>
         </w:p>
@@ -2434,11 +2945,27 @@
           </w:r>
           <w:r>
             <w:br/>
-            <w:t>{{payer.street}}</w:t>
+            <w:t>{{</w:t>
+          </w:r>
+          <w:proofErr w:type="spellStart"/>
+          <w:r>
+            <w:t>payer.street</w:t>
+          </w:r>
+          <w:proofErr w:type="spellEnd"/>
+          <w:r>
+            <w:t>}}</w:t>
           </w:r>
           <w:r>
             <w:br/>
-            <w:t>{{payer.zip_city}}</w:t>
+            <w:t>{{</w:t>
+          </w:r>
+          <w:proofErr w:type="spellStart"/>
+          <w:r>
+            <w:t>payer.zip_city</w:t>
+          </w:r>
+          <w:proofErr w:type="spellEnd"/>
+          <w:r>
+            <w:t>}}</w:t>
           </w:r>
         </w:p>
         <w:p>
@@ -2725,8 +3252,9 @@
                 <w14:bevel/>
               </w14:textOutline>
             </w:rPr>
-            <w:t xml:space="preserve">{{tenant_street}} </w:t>
-          </w:r>
+            <w:t>{{</w:t>
+          </w:r>
+          <w:proofErr w:type="spellStart"/>
           <w:r>
             <w:rPr>
               <w14:textOutline w14:w="9525" w14:cap="rnd" w14:cmpd="sng" w14:algn="ctr">
@@ -2735,8 +3263,9 @@
                 <w14:bevel/>
               </w14:textOutline>
             </w:rPr>
-            <w:br/>
-          </w:r>
+            <w:t>tenant_street</w:t>
+          </w:r>
+          <w:proofErr w:type="spellEnd"/>
           <w:r>
             <w:rPr>
               <w14:textOutline w14:w="9525" w14:cap="rnd" w14:cmpd="sng" w14:algn="ctr">
@@ -2745,7 +3274,7 @@
                 <w14:bevel/>
               </w14:textOutline>
             </w:rPr>
-            <w:t>{{tenant_zip}}</w:t>
+            <w:t xml:space="preserve">}} </w:t>
           </w:r>
           <w:r>
             <w:rPr>
@@ -2755,7 +3284,7 @@
                 <w14:bevel/>
               </w14:textOutline>
             </w:rPr>
-            <w:t xml:space="preserve"> {{</w:t>
+            <w:br/>
           </w:r>
           <w:r>
             <w:rPr>
@@ -2765,8 +3294,9 @@
                 <w14:bevel/>
               </w14:textOutline>
             </w:rPr>
-            <w:t>tenant</w:t>
-          </w:r>
+            <w:t>{{</w:t>
+          </w:r>
+          <w:proofErr w:type="spellStart"/>
           <w:r>
             <w:rPr>
               <w14:textOutline w14:w="9525" w14:cap="rnd" w14:cmpd="sng" w14:algn="ctr">
@@ -2775,7 +3305,60 @@
                 <w14:bevel/>
               </w14:textOutline>
             </w:rPr>
-            <w:t>_city}}</w:t>
+            <w:t>tenant_zip</w:t>
+          </w:r>
+          <w:proofErr w:type="spellEnd"/>
+          <w:r>
+            <w:rPr>
+              <w14:textOutline w14:w="9525" w14:cap="rnd" w14:cmpd="sng" w14:algn="ctr">
+                <w14:noFill/>
+                <w14:prstDash w14:val="solid"/>
+                <w14:bevel/>
+              </w14:textOutline>
+            </w:rPr>
+            <w:t>}}</w:t>
+          </w:r>
+          <w:r>
+            <w:rPr>
+              <w14:textOutline w14:w="9525" w14:cap="rnd" w14:cmpd="sng" w14:algn="ctr">
+                <w14:noFill/>
+                <w14:prstDash w14:val="solid"/>
+                <w14:bevel/>
+              </w14:textOutline>
+            </w:rPr>
+            <w:t xml:space="preserve"> {{</w:t>
+          </w:r>
+          <w:proofErr w:type="spellStart"/>
+          <w:r>
+            <w:rPr>
+              <w14:textOutline w14:w="9525" w14:cap="rnd" w14:cmpd="sng" w14:algn="ctr">
+                <w14:noFill/>
+                <w14:prstDash w14:val="solid"/>
+                <w14:bevel/>
+              </w14:textOutline>
+            </w:rPr>
+            <w:t>tenant</w:t>
+          </w:r>
+          <w:r>
+            <w:rPr>
+              <w14:textOutline w14:w="9525" w14:cap="rnd" w14:cmpd="sng" w14:algn="ctr">
+                <w14:noFill/>
+                <w14:prstDash w14:val="solid"/>
+                <w14:bevel/>
+              </w14:textOutline>
+            </w:rPr>
+            <w:t>_city</w:t>
+          </w:r>
+          <w:proofErr w:type="spellEnd"/>
+          <w:r>
+            <w:rPr>
+              <w14:textOutline w14:w="9525" w14:cap="rnd" w14:cmpd="sng" w14:algn="ctr">
+                <w14:noFill/>
+                <w14:prstDash w14:val="solid"/>
+                <w14:bevel/>
+              </w14:textOutline>
+            </w:rPr>
+            <w:t>}}</w:t>
           </w:r>
         </w:p>
         <w:p>
@@ -2886,11 +3469,27 @@
           </w:r>
           <w:r>
             <w:br/>
-            <w:t>{{payer.street}}</w:t>
+            <w:t>{{</w:t>
+          </w:r>
+          <w:proofErr w:type="spellStart"/>
+          <w:r>
+            <w:t>payer.street</w:t>
+          </w:r>
+          <w:proofErr w:type="spellEnd"/>
+          <w:r>
+            <w:t>}}</w:t>
           </w:r>
           <w:r>
             <w:br/>
-            <w:t>{{payer.zip_city}}</w:t>
+            <w:t>{{</w:t>
+          </w:r>
+          <w:proofErr w:type="spellStart"/>
+          <w:r>
+            <w:t>payer.zip_city</w:t>
+          </w:r>
+          <w:proofErr w:type="spellEnd"/>
+          <w:r>
+            <w:t>}}</w:t>
           </w:r>
         </w:p>
         <w:p>
@@ -3668,6 +4267,67 @@
       </w:tcPr>
     </w:tblStylePr>
   </w:style>
+  <w:style w:type="table" w:styleId="Listentabelle1hellAkzent3">
+    <w:name w:val="List Table 1 Light Accent 3"/>
+    <w:basedOn w:val="NormaleTabelle"/>
+    <w:uiPriority w:val="46"/>
+    <w:rsid w:val="00FC6135"/>
+    <w:pPr>
+      <w:spacing w:after="0" w:line="240" w:lineRule="auto"/>
+    </w:pPr>
+    <w:tblPr>
+      <w:tblStyleRowBandSize w:val="1"/>
+      <w:tblStyleColBandSize w:val="1"/>
+    </w:tblPr>
+    <w:tblStylePr w:type="firstRow">
+      <w:rPr>
+        <w:b/>
+        <w:bCs/>
+      </w:rPr>
+      <w:tblPr/>
+      <w:tcPr>
+        <w:tcBorders>
+          <w:bottom w:val="single" w:sz="4" w:space="0" w:color="C9C9C9" w:themeColor="accent3" w:themeTint="99"/>
+        </w:tcBorders>
+      </w:tcPr>
+    </w:tblStylePr>
+    <w:tblStylePr w:type="lastRow">
+      <w:rPr>
+        <w:b/>
+        <w:bCs/>
+      </w:rPr>
+      <w:tblPr/>
+      <w:tcPr>
+        <w:tcBorders>
+          <w:top w:val="single" w:sz="4" w:space="0" w:color="C9C9C9" w:themeColor="accent3" w:themeTint="99"/>
+        </w:tcBorders>
+      </w:tcPr>
+    </w:tblStylePr>
+    <w:tblStylePr w:type="firstCol">
+      <w:rPr>
+        <w:b/>
+        <w:bCs/>
+      </w:rPr>
+    </w:tblStylePr>
+    <w:tblStylePr w:type="lastCol">
+      <w:rPr>
+        <w:b/>
+        <w:bCs/>
+      </w:rPr>
+    </w:tblStylePr>
+    <w:tblStylePr w:type="band1Vert">
+      <w:tblPr/>
+      <w:tcPr>
+        <w:shd w:val="clear" w:color="auto" w:fill="EDEDED" w:themeFill="accent3" w:themeFillTint="33"/>
+      </w:tcPr>
+    </w:tblStylePr>
+    <w:tblStylePr w:type="band1Horz">
+      <w:tblPr/>
+      <w:tcPr>
+        <w:shd w:val="clear" w:color="auto" w:fill="EDEDED" w:themeFill="accent3" w:themeFillTint="33"/>
+      </w:tcPr>
+    </w:tblStylePr>
+  </w:style>
 </w:styles>
 </file>
 

--- a/templates/rechnungsvorlage.docx
+++ b/templates/rechnungsvorlage.docx
@@ -248,6 +248,12 @@
       <w:tblPr>
         <w:tblStyle w:val="Listentabelle1hellAkzent3"/>
         <w:tblW w:w="9072" w:type="dxa"/>
+        <w:tblBorders>
+          <w:top w:val="single" w:sz="4" w:space="0" w:color="auto"/>
+          <w:left w:val="single" w:sz="4" w:space="0" w:color="auto"/>
+          <w:bottom w:val="single" w:sz="4" w:space="0" w:color="auto"/>
+          <w:right w:val="single" w:sz="4" w:space="0" w:color="auto"/>
+        </w:tblBorders>
         <w:tblLook w:val="04A0" w:firstRow="1" w:lastRow="0" w:firstColumn="1" w:lastColumn="0" w:noHBand="0" w:noVBand="1"/>
       </w:tblPr>
       <w:tblGrid>
@@ -262,6 +268,9 @@
           <w:tcPr>
             <w:cnfStyle w:val="001000000000" w:firstRow="0" w:lastRow="0" w:firstColumn="1" w:lastColumn="0" w:oddVBand="0" w:evenVBand="0" w:oddHBand="0" w:evenHBand="0" w:firstRowFirstColumn="0" w:firstRowLastColumn="0" w:lastRowFirstColumn="0" w:lastRowLastColumn="0"/>
             <w:tcW w:w="4678" w:type="dxa"/>
+            <w:tcBorders>
+              <w:bottom w:val="none" w:sz="0" w:space="0" w:color="auto"/>
+            </w:tcBorders>
           </w:tcPr>
           <w:p>
             <w:pPr>
@@ -283,21 +292,40 @@
         <w:tc>
           <w:tcPr>
             <w:tcW w:w="4394" w:type="dxa"/>
+            <w:tcBorders>
+              <w:bottom w:val="none" w:sz="0" w:space="0" w:color="auto"/>
+            </w:tcBorders>
           </w:tcPr>
           <w:p>
             <w:pPr>
               <w:jc w:val="center"/>
               <w:cnfStyle w:val="100000000000" w:firstRow="1" w:lastRow="0" w:firstColumn="0" w:lastColumn="0" w:oddVBand="0" w:evenVBand="0" w:oddHBand="0" w:evenHBand="0" w:firstRowFirstColumn="0" w:firstRowLastColumn="0" w:lastRowFirstColumn="0" w:lastRowLastColumn="0"/>
+              <w:rPr>
+                <w:b w:val="0"/>
+                <w:bCs w:val="0"/>
+              </w:rPr>
             </w:pPr>
             <w:r>
+              <w:rPr>
+                <w:b w:val="0"/>
+                <w:bCs w:val="0"/>
+              </w:rPr>
               <w:t>{{</w:t>
             </w:r>
             <w:proofErr w:type="spellStart"/>
             <w:r>
+              <w:rPr>
+                <w:b w:val="0"/>
+                <w:bCs w:val="0"/>
+              </w:rPr>
               <w:t>service_requester</w:t>
             </w:r>
             <w:proofErr w:type="spellEnd"/>
             <w:r>
+              <w:rPr>
+                <w:b w:val="0"/>
+                <w:bCs w:val="0"/>
+              </w:rPr>
               <w:t>}}</w:t>
             </w:r>
           </w:p>

--- a/templates/rechnungsvorlage.docx
+++ b/templates/rechnungsvorlage.docx
@@ -17,35 +17,7 @@
         <w:rPr>
           <w:lang w:val="en-US"/>
         </w:rPr>
-        <w:t>{{</w:t>
-      </w:r>
-      <w:proofErr w:type="spellStart"/>
-      <w:r>
-        <w:rPr>
-          <w:lang w:val="en-US"/>
-        </w:rPr>
-        <w:t>provider_city</w:t>
-      </w:r>
-      <w:proofErr w:type="spellEnd"/>
-      <w:r>
-        <w:rPr>
-          <w:lang w:val="en-US"/>
-        </w:rPr>
-        <w:t>}}, den {{</w:t>
-      </w:r>
-      <w:proofErr w:type="spellStart"/>
-      <w:r>
-        <w:rPr>
-          <w:lang w:val="en-US"/>
-        </w:rPr>
-        <w:t>invoice_date|date</w:t>
-      </w:r>
-      <w:proofErr w:type="spellEnd"/>
-      <w:r>
-        <w:rPr>
-          <w:lang w:val="en-US"/>
-        </w:rPr>
-        <w:t>}}</w:t>
+        <w:t>{{provider_city}}, den {{invoice_date|date}}</w:t>
       </w:r>
     </w:p>
     <w:p>
@@ -72,7 +44,6 @@
           <w:lang w:val="en-US"/>
         </w:rPr>
       </w:pPr>
-      <w:proofErr w:type="spellStart"/>
       <w:r>
         <w:rPr>
           <w:rStyle w:val="Fett"/>
@@ -82,7 +53,6 @@
         </w:rPr>
         <w:t>Rechnungsnummer</w:t>
       </w:r>
-      <w:proofErr w:type="spellEnd"/>
       <w:r>
         <w:rPr>
           <w:rStyle w:val="Fett"/>
@@ -96,21 +66,7 @@
         <w:rPr>
           <w:lang w:val="en-US"/>
         </w:rPr>
-        <w:t>{{</w:t>
-      </w:r>
-      <w:proofErr w:type="spellStart"/>
-      <w:r>
-        <w:rPr>
-          <w:lang w:val="en-US"/>
-        </w:rPr>
-        <w:t>invoice_id</w:t>
-      </w:r>
-      <w:proofErr w:type="spellEnd"/>
-      <w:r>
-        <w:rPr>
-          <w:lang w:val="en-US"/>
-        </w:rPr>
-        <w:t>}}</w:t>
+        <w:t>{{invoice_id}}</w:t>
       </w:r>
     </w:p>
     <w:p>
@@ -129,16 +85,7 @@
           <w:bCs/>
           <w:lang w:val="en-US"/>
         </w:rPr>
-        <w:t>{{</w:t>
-      </w:r>
-      <w:proofErr w:type="spellStart"/>
-      <w:r>
-        <w:rPr>
-          <w:b/>
-          <w:bCs/>
-          <w:lang w:val="en-US"/>
-        </w:rPr>
-        <w:t>service_type</w:t>
+        <w:t>{{service_type</w:t>
       </w:r>
       <w:r>
         <w:rPr>
@@ -148,7 +95,6 @@
         </w:rPr>
         <w:t>_description</w:t>
       </w:r>
-      <w:proofErr w:type="spellEnd"/>
       <w:r>
         <w:rPr>
           <w:b/>
@@ -168,47 +114,11 @@
           <w:lang w:val="en-US"/>
         </w:rPr>
       </w:pPr>
-      <w:proofErr w:type="spellStart"/>
       <w:r>
         <w:rPr>
           <w:lang w:val="en-US"/>
         </w:rPr>
-        <w:t>Zeitraum</w:t>
-      </w:r>
-      <w:proofErr w:type="spellEnd"/>
-      <w:r>
-        <w:rPr>
-          <w:lang w:val="en-US"/>
-        </w:rPr>
-        <w:t xml:space="preserve"> der </w:t>
-      </w:r>
-      <w:proofErr w:type="spellStart"/>
-      <w:r>
-        <w:rPr>
-          <w:lang w:val="en-US"/>
-        </w:rPr>
-        <w:t>Leistungserbringung</w:t>
-      </w:r>
-      <w:proofErr w:type="spellEnd"/>
-      <w:r>
-        <w:rPr>
-          <w:lang w:val="en-US"/>
-        </w:rPr>
-        <w:t>: {{</w:t>
-      </w:r>
-      <w:proofErr w:type="spellStart"/>
-      <w:r>
-        <w:rPr>
-          <w:lang w:val="en-US"/>
-        </w:rPr>
-        <w:t>start_inv_period|date</w:t>
-      </w:r>
-      <w:proofErr w:type="spellEnd"/>
-      <w:r>
-        <w:rPr>
-          <w:lang w:val="en-US"/>
-        </w:rPr>
-        <w:t>}} –</w:t>
+        <w:t>Zeitraum der Leistungserbringung: {{start_inv_period|date}} –</w:t>
       </w:r>
       <w:r>
         <w:rPr>
@@ -220,21 +130,7 @@
         <w:rPr>
           <w:lang w:val="en-US"/>
         </w:rPr>
-        <w:t>{{</w:t>
-      </w:r>
-      <w:proofErr w:type="spellStart"/>
-      <w:r>
-        <w:rPr>
-          <w:lang w:val="en-US"/>
-        </w:rPr>
-        <w:t>end_inv_period|date</w:t>
-      </w:r>
-      <w:proofErr w:type="spellEnd"/>
-      <w:r>
-        <w:rPr>
-          <w:lang w:val="en-US"/>
-        </w:rPr>
-        <w:t>}}</w:t>
+        <w:t>{{end_inv_period|date}}</w:t>
       </w:r>
     </w:p>
     <w:p>
@@ -253,6 +149,8 @@
           <w:left w:val="single" w:sz="4" w:space="0" w:color="auto"/>
           <w:bottom w:val="single" w:sz="4" w:space="0" w:color="auto"/>
           <w:right w:val="single" w:sz="4" w:space="0" w:color="auto"/>
+          <w:insideH w:val="single" w:sz="4" w:space="0" w:color="auto"/>
+          <w:insideV w:val="single" w:sz="4" w:space="0" w:color="auto"/>
         </w:tblBorders>
         <w:tblLook w:val="04A0" w:firstRow="1" w:lastRow="0" w:firstColumn="1" w:lastColumn="0" w:noHBand="0" w:noVBand="1"/>
       </w:tblPr>
@@ -312,7 +210,6 @@
               </w:rPr>
               <w:t>{{</w:t>
             </w:r>
-            <w:proofErr w:type="spellStart"/>
             <w:r>
               <w:rPr>
                 <w:b w:val="0"/>
@@ -320,7 +217,6 @@
               </w:rPr>
               <w:t>service_requester</w:t>
             </w:r>
-            <w:proofErr w:type="spellEnd"/>
             <w:r>
               <w:rPr>
                 <w:b w:val="0"/>
@@ -369,7 +265,6 @@
             <w:r>
               <w:t>{{</w:t>
             </w:r>
-            <w:proofErr w:type="spellStart"/>
             <w:r>
               <w:t>client</w:t>
             </w:r>
@@ -379,7 +274,6 @@
             <w:r>
               <w:t>name</w:t>
             </w:r>
-            <w:proofErr w:type="spellEnd"/>
             <w:r>
               <w:t>}}</w:t>
             </w:r>
@@ -421,11 +315,9 @@
             <w:r>
               <w:t>{{</w:t>
             </w:r>
-            <w:proofErr w:type="spellStart"/>
             <w:r>
               <w:t>client.social_security_number</w:t>
             </w:r>
-            <w:proofErr w:type="spellEnd"/>
             <w:r>
               <w:t>}}</w:t>
             </w:r>
@@ -433,7 +325,6 @@
         </w:tc>
       </w:tr>
     </w:tbl>
-    <w:p/>
     <w:p/>
     <w:tbl>
       <w:tblPr>
@@ -530,7 +421,7 @@
                 <w:sz w:val="22"/>
                 <w:szCs w:val="22"/>
               </w:rPr>
-              <w:t>Fahrtzeiten</w:t>
+              <w:t>Fahrzeiten</w:t>
             </w:r>
           </w:p>
         </w:tc>
@@ -744,7 +635,6 @@
               </w:rPr>
               <w:t xml:space="preserve"> </w:t>
             </w:r>
-            <w:proofErr w:type="spellStart"/>
             <w:r>
               <w:rPr>
                 <w:sz w:val="22"/>
@@ -752,7 +642,6 @@
               </w:rPr>
               <w:t>Leistungsdatum|date</w:t>
             </w:r>
-            <w:proofErr w:type="spellEnd"/>
           </w:p>
           <w:p>
             <w:pPr>
@@ -792,23 +681,7 @@
                 <w:sz w:val="22"/>
                 <w:szCs w:val="22"/>
               </w:rPr>
-              <w:t>{{</w:t>
-            </w:r>
-            <w:proofErr w:type="spellStart"/>
-            <w:r>
-              <w:rPr>
-                <w:sz w:val="22"/>
-                <w:szCs w:val="22"/>
-              </w:rPr>
-              <w:t>item.Fahrtzeit|minutes</w:t>
-            </w:r>
-            <w:proofErr w:type="spellEnd"/>
-            <w:r>
-              <w:rPr>
-                <w:sz w:val="22"/>
-                <w:szCs w:val="22"/>
-              </w:rPr>
-              <w:t>}}</w:t>
+              <w:t>{{item.Fahrtzeit|minutes}}</w:t>
             </w:r>
           </w:p>
         </w:tc>
@@ -831,23 +704,7 @@
                 <w:sz w:val="22"/>
                 <w:szCs w:val="22"/>
               </w:rPr>
-              <w:t>{{</w:t>
-            </w:r>
-            <w:proofErr w:type="spellStart"/>
-            <w:r>
-              <w:rPr>
-                <w:sz w:val="22"/>
-                <w:szCs w:val="22"/>
-              </w:rPr>
-              <w:t>item.Direkt|minutes</w:t>
-            </w:r>
-            <w:proofErr w:type="spellEnd"/>
-            <w:r>
-              <w:rPr>
-                <w:sz w:val="22"/>
-                <w:szCs w:val="22"/>
-              </w:rPr>
-              <w:t>}}</w:t>
+              <w:t>{{item.Direkt|minutes}}</w:t>
             </w:r>
           </w:p>
         </w:tc>
@@ -870,23 +727,7 @@
                 <w:sz w:val="22"/>
                 <w:szCs w:val="22"/>
               </w:rPr>
-              <w:t>{{</w:t>
-            </w:r>
-            <w:proofErr w:type="spellStart"/>
-            <w:r>
-              <w:rPr>
-                <w:sz w:val="22"/>
-                <w:szCs w:val="22"/>
-              </w:rPr>
-              <w:t>item.Indirekt|minutes</w:t>
-            </w:r>
-            <w:proofErr w:type="spellEnd"/>
-            <w:r>
-              <w:rPr>
-                <w:sz w:val="22"/>
-                <w:szCs w:val="22"/>
-              </w:rPr>
-              <w:t>}}</w:t>
+              <w:t>{{item.Indirekt|minutes}}</w:t>
             </w:r>
           </w:p>
         </w:tc>
@@ -909,23 +750,7 @@
                 <w:sz w:val="22"/>
                 <w:szCs w:val="22"/>
               </w:rPr>
-              <w:t>{{</w:t>
-            </w:r>
-            <w:proofErr w:type="spellStart"/>
-            <w:r>
-              <w:rPr>
-                <w:sz w:val="22"/>
-                <w:szCs w:val="22"/>
-              </w:rPr>
-              <w:t>item.Stunden|hhmm</w:t>
-            </w:r>
-            <w:proofErr w:type="spellEnd"/>
-            <w:r>
-              <w:rPr>
-                <w:sz w:val="22"/>
-                <w:szCs w:val="22"/>
-              </w:rPr>
-              <w:t>}}</w:t>
+              <w:t>{{item.Stunden|hhmm}}</w:t>
             </w:r>
           </w:p>
         </w:tc>
@@ -948,17 +773,8 @@
                 <w:sz w:val="22"/>
                 <w:szCs w:val="22"/>
               </w:rPr>
-              <w:t>{{</w:t>
-            </w:r>
-            <w:proofErr w:type="spellStart"/>
-            <w:r>
-              <w:rPr>
-                <w:sz w:val="22"/>
-                <w:szCs w:val="22"/>
-              </w:rPr>
-              <w:t>item.Kosten|currency</w:t>
-            </w:r>
-            <w:proofErr w:type="spellEnd"/>
+              <w:t>{{item.Kosten|currency</w:t>
+            </w:r>
             <w:r>
               <w:rPr>
                 <w:sz w:val="22"/>
@@ -988,23 +804,7 @@
                 <w:sz w:val="22"/>
                 <w:szCs w:val="22"/>
               </w:rPr>
-              <w:t xml:space="preserve">{% </w:t>
-            </w:r>
-            <w:proofErr w:type="spellStart"/>
-            <w:r>
-              <w:rPr>
-                <w:sz w:val="22"/>
-                <w:szCs w:val="22"/>
-              </w:rPr>
-              <w:t>endfor</w:t>
-            </w:r>
-            <w:proofErr w:type="spellEnd"/>
-            <w:r>
-              <w:rPr>
-                <w:sz w:val="22"/>
-                <w:szCs w:val="22"/>
-              </w:rPr>
-              <w:t xml:space="preserve"> %}</w:t>
+              <w:t>{% endfor %}</w:t>
             </w:r>
           </w:p>
         </w:tc>
@@ -1150,27 +950,7 @@
                 <w:sz w:val="22"/>
                 <w:szCs w:val="22"/>
               </w:rPr>
-              <w:t>{{</w:t>
-            </w:r>
-            <w:proofErr w:type="spellStart"/>
-            <w:r>
-              <w:rPr>
-                <w:b/>
-                <w:bCs/>
-                <w:sz w:val="22"/>
-                <w:szCs w:val="22"/>
-              </w:rPr>
-              <w:t>summe_fahrtzeit|minutes</w:t>
-            </w:r>
-            <w:proofErr w:type="spellEnd"/>
-            <w:r>
-              <w:rPr>
-                <w:b/>
-                <w:bCs/>
-                <w:sz w:val="22"/>
-                <w:szCs w:val="22"/>
-              </w:rPr>
-              <w:t>}}</w:t>
+              <w:t>{{summe_fahrtzeit|minutes}}</w:t>
             </w:r>
           </w:p>
         </w:tc>
@@ -1196,27 +976,7 @@
                 <w:sz w:val="22"/>
                 <w:szCs w:val="22"/>
               </w:rPr>
-              <w:t>{{</w:t>
-            </w:r>
-            <w:proofErr w:type="spellStart"/>
-            <w:r>
-              <w:rPr>
-                <w:b/>
-                <w:bCs/>
-                <w:sz w:val="22"/>
-                <w:szCs w:val="22"/>
-              </w:rPr>
-              <w:t>summe_direkt|minutes</w:t>
-            </w:r>
-            <w:proofErr w:type="spellEnd"/>
-            <w:r>
-              <w:rPr>
-                <w:b/>
-                <w:bCs/>
-                <w:sz w:val="22"/>
-                <w:szCs w:val="22"/>
-              </w:rPr>
-              <w:t>}}</w:t>
+              <w:t>{{summe_direkt|minutes}}</w:t>
             </w:r>
           </w:p>
         </w:tc>
@@ -1242,27 +1002,7 @@
                 <w:sz w:val="22"/>
                 <w:szCs w:val="22"/>
               </w:rPr>
-              <w:t>{{</w:t>
-            </w:r>
-            <w:proofErr w:type="spellStart"/>
-            <w:r>
-              <w:rPr>
-                <w:b/>
-                <w:bCs/>
-                <w:sz w:val="22"/>
-                <w:szCs w:val="22"/>
-              </w:rPr>
-              <w:t>summe_indirekt|minutes</w:t>
-            </w:r>
-            <w:proofErr w:type="spellEnd"/>
-            <w:r>
-              <w:rPr>
-                <w:b/>
-                <w:bCs/>
-                <w:sz w:val="22"/>
-                <w:szCs w:val="22"/>
-              </w:rPr>
-              <w:t>}}</w:t>
+              <w:t>{{summe_indirekt|minutes}}</w:t>
             </w:r>
           </w:p>
         </w:tc>
@@ -1288,27 +1028,7 @@
                 <w:sz w:val="22"/>
                 <w:szCs w:val="22"/>
               </w:rPr>
-              <w:t>{{</w:t>
-            </w:r>
-            <w:proofErr w:type="spellStart"/>
-            <w:r>
-              <w:rPr>
-                <w:b/>
-                <w:bCs/>
-                <w:sz w:val="22"/>
-                <w:szCs w:val="22"/>
-              </w:rPr>
-              <w:t>summe_stunden|minutes</w:t>
-            </w:r>
-            <w:proofErr w:type="spellEnd"/>
-            <w:r>
-              <w:rPr>
-                <w:b/>
-                <w:bCs/>
-                <w:sz w:val="22"/>
-                <w:szCs w:val="22"/>
-              </w:rPr>
-              <w:t>}}</w:t>
+              <w:t>{{summe_stunden|minutes}}</w:t>
             </w:r>
           </w:p>
         </w:tc>
@@ -1400,27 +1120,7 @@
                 <w:sz w:val="22"/>
                 <w:szCs w:val="22"/>
               </w:rPr>
-              <w:t>{{</w:t>
-            </w:r>
-            <w:proofErr w:type="spellStart"/>
-            <w:r>
-              <w:rPr>
-                <w:b/>
-                <w:bCs/>
-                <w:sz w:val="22"/>
-                <w:szCs w:val="22"/>
-              </w:rPr>
-              <w:t>summe_fahrtzeit|hhmm</w:t>
-            </w:r>
-            <w:proofErr w:type="spellEnd"/>
-            <w:r>
-              <w:rPr>
-                <w:b/>
-                <w:bCs/>
-                <w:sz w:val="22"/>
-                <w:szCs w:val="22"/>
-              </w:rPr>
-              <w:t>}}</w:t>
+              <w:t>{{summe_fahrtzeit|hhmm}}</w:t>
             </w:r>
           </w:p>
         </w:tc>
@@ -1446,27 +1146,7 @@
                 <w:sz w:val="22"/>
                 <w:szCs w:val="22"/>
               </w:rPr>
-              <w:t>{{</w:t>
-            </w:r>
-            <w:proofErr w:type="spellStart"/>
-            <w:r>
-              <w:rPr>
-                <w:b/>
-                <w:bCs/>
-                <w:sz w:val="22"/>
-                <w:szCs w:val="22"/>
-              </w:rPr>
-              <w:t>summe_direkt|hhmm</w:t>
-            </w:r>
-            <w:proofErr w:type="spellEnd"/>
-            <w:r>
-              <w:rPr>
-                <w:b/>
-                <w:bCs/>
-                <w:sz w:val="22"/>
-                <w:szCs w:val="22"/>
-              </w:rPr>
-              <w:t>}}</w:t>
+              <w:t>{{summe_direkt|hhmm}}</w:t>
             </w:r>
           </w:p>
         </w:tc>
@@ -1492,27 +1172,7 @@
                 <w:sz w:val="22"/>
                 <w:szCs w:val="22"/>
               </w:rPr>
-              <w:t>{{</w:t>
-            </w:r>
-            <w:proofErr w:type="spellStart"/>
-            <w:r>
-              <w:rPr>
-                <w:b/>
-                <w:bCs/>
-                <w:sz w:val="22"/>
-                <w:szCs w:val="22"/>
-              </w:rPr>
-              <w:t>summe_indirekt|hhmm</w:t>
-            </w:r>
-            <w:proofErr w:type="spellEnd"/>
-            <w:r>
-              <w:rPr>
-                <w:b/>
-                <w:bCs/>
-                <w:sz w:val="22"/>
-                <w:szCs w:val="22"/>
-              </w:rPr>
-              <w:t>}}</w:t>
+              <w:t>{{summe_indirekt|hhmm}}</w:t>
             </w:r>
           </w:p>
         </w:tc>
@@ -1538,27 +1198,7 @@
                 <w:sz w:val="22"/>
                 <w:szCs w:val="22"/>
               </w:rPr>
-              <w:t>{{</w:t>
-            </w:r>
-            <w:proofErr w:type="spellStart"/>
-            <w:r>
-              <w:rPr>
-                <w:b/>
-                <w:bCs/>
-                <w:sz w:val="22"/>
-                <w:szCs w:val="22"/>
-              </w:rPr>
-              <w:t>summe_stunden|hhmm</w:t>
-            </w:r>
-            <w:proofErr w:type="spellEnd"/>
-            <w:r>
-              <w:rPr>
-                <w:b/>
-                <w:bCs/>
-                <w:sz w:val="22"/>
-                <w:szCs w:val="22"/>
-              </w:rPr>
-              <w:t>}}</w:t>
+              <w:t>{{summe_stunden|hhmm}}</w:t>
             </w:r>
           </w:p>
         </w:tc>
@@ -1584,27 +1224,7 @@
                 <w:sz w:val="22"/>
                 <w:szCs w:val="22"/>
               </w:rPr>
-              <w:t>{{</w:t>
-            </w:r>
-            <w:proofErr w:type="spellStart"/>
-            <w:r>
-              <w:rPr>
-                <w:b/>
-                <w:bCs/>
-                <w:sz w:val="22"/>
-                <w:szCs w:val="22"/>
-              </w:rPr>
-              <w:t>summe_kosten|currency</w:t>
-            </w:r>
-            <w:proofErr w:type="spellEnd"/>
-            <w:r>
-              <w:rPr>
-                <w:b/>
-                <w:bCs/>
-                <w:sz w:val="22"/>
-                <w:szCs w:val="22"/>
-              </w:rPr>
-              <w:t>}}</w:t>
+              <w:t>{{summe_kosten|currency}}</w:t>
             </w:r>
           </w:p>
         </w:tc>
@@ -1679,11 +1299,9 @@
                             <w:r>
                               <w:t>{</w:t>
                             </w:r>
-                            <w:proofErr w:type="spellStart"/>
                             <w:r>
                               <w:t>payment_part</w:t>
                             </w:r>
-                            <w:proofErr w:type="spellEnd"/>
                             <w:r>
                               <w:t>}</w:t>
                             </w:r>
@@ -1841,23 +1459,21 @@
               <w:lang w:val="en-US"/>
             </w:rPr>
           </w:pPr>
-          <w:proofErr w:type="spellStart"/>
           <w:r>
             <w:rPr>
               <w:sz w:val="22"/>
               <w:szCs w:val="22"/>
               <w:lang w:val="en-US"/>
             </w:rPr>
-            <w:t>Wegpiraten</w:t>
-          </w:r>
-          <w:proofErr w:type="spellEnd"/>
+            <w:t>Wegpiraten GmbH</w:t>
+          </w:r>
           <w:r>
             <w:rPr>
               <w:sz w:val="22"/>
               <w:szCs w:val="22"/>
               <w:lang w:val="en-US"/>
             </w:rPr>
-            <w:t xml:space="preserve"> GmbH</w:t>
+            <w:br/>
           </w:r>
           <w:r>
             <w:rPr>
@@ -1865,7 +1481,7 @@
               <w:szCs w:val="22"/>
               <w:lang w:val="en-US"/>
             </w:rPr>
-            <w:br/>
+            <w:t>{{t</w:t>
           </w:r>
           <w:r>
             <w:rPr>
@@ -1873,16 +1489,15 @@
               <w:szCs w:val="22"/>
               <w:lang w:val="en-US"/>
             </w:rPr>
-            <w:t>{{</w:t>
-          </w:r>
-          <w:proofErr w:type="spellStart"/>
+            <w:t>enant_street}}</w:t>
+          </w:r>
           <w:r>
             <w:rPr>
               <w:sz w:val="22"/>
               <w:szCs w:val="22"/>
               <w:lang w:val="en-US"/>
             </w:rPr>
-            <w:t>t</w:t>
+            <w:br/>
           </w:r>
           <w:r>
             <w:rPr>
@@ -1890,16 +1505,15 @@
               <w:szCs w:val="22"/>
               <w:lang w:val="en-US"/>
             </w:rPr>
-            <w:t>enant_street</w:t>
-          </w:r>
-          <w:proofErr w:type="spellEnd"/>
+            <w:t>{{tenant_zip}}</w:t>
+          </w:r>
           <w:r>
             <w:rPr>
               <w:sz w:val="22"/>
               <w:szCs w:val="22"/>
               <w:lang w:val="en-US"/>
             </w:rPr>
-            <w:t>}}</w:t>
+            <w:t xml:space="preserve"> </w:t>
           </w:r>
           <w:r>
             <w:rPr>
@@ -1907,7 +1521,7 @@
               <w:szCs w:val="22"/>
               <w:lang w:val="en-US"/>
             </w:rPr>
-            <w:br/>
+            <w:t>{{</w:t>
           </w:r>
           <w:r>
             <w:rPr>
@@ -1915,67 +1529,15 @@
               <w:szCs w:val="22"/>
               <w:lang w:val="en-US"/>
             </w:rPr>
-            <w:t>{{</w:t>
-          </w:r>
-          <w:proofErr w:type="spellStart"/>
+            <w:t>tenant</w:t>
+          </w:r>
           <w:r>
             <w:rPr>
               <w:sz w:val="22"/>
               <w:szCs w:val="22"/>
               <w:lang w:val="en-US"/>
             </w:rPr>
-            <w:t>tenant_zip</w:t>
-          </w:r>
-          <w:proofErr w:type="spellEnd"/>
-          <w:r>
-            <w:rPr>
-              <w:sz w:val="22"/>
-              <w:szCs w:val="22"/>
-              <w:lang w:val="en-US"/>
-            </w:rPr>
-            <w:t>}}</w:t>
-          </w:r>
-          <w:r>
-            <w:rPr>
-              <w:sz w:val="22"/>
-              <w:szCs w:val="22"/>
-              <w:lang w:val="en-US"/>
-            </w:rPr>
-            <w:t xml:space="preserve"> </w:t>
-          </w:r>
-          <w:r>
-            <w:rPr>
-              <w:sz w:val="22"/>
-              <w:szCs w:val="22"/>
-              <w:lang w:val="en-US"/>
-            </w:rPr>
-            <w:t>{{</w:t>
-          </w:r>
-          <w:proofErr w:type="spellStart"/>
-          <w:r>
-            <w:rPr>
-              <w:sz w:val="22"/>
-              <w:szCs w:val="22"/>
-              <w:lang w:val="en-US"/>
-            </w:rPr>
-            <w:t>tenant</w:t>
-          </w:r>
-          <w:r>
-            <w:rPr>
-              <w:sz w:val="22"/>
-              <w:szCs w:val="22"/>
-              <w:lang w:val="en-US"/>
-            </w:rPr>
-            <w:t>_city</w:t>
-          </w:r>
-          <w:proofErr w:type="spellEnd"/>
-          <w:r>
-            <w:rPr>
-              <w:sz w:val="22"/>
-              <w:szCs w:val="22"/>
-              <w:lang w:val="en-US"/>
-            </w:rPr>
-            <w:t>}}</w:t>
+            <w:t>_city}}</w:t>
           </w:r>
           <w:r>
             <w:rPr>
@@ -2100,23 +1662,7 @@
               <w:sz w:val="22"/>
               <w:szCs w:val="22"/>
             </w:rPr>
-            <w:t>{{</w:t>
-          </w:r>
-          <w:proofErr w:type="spellStart"/>
-          <w:r>
-            <w:rPr>
-              <w:sz w:val="22"/>
-              <w:szCs w:val="22"/>
-            </w:rPr>
-            <w:t>tenant_iban</w:t>
-          </w:r>
-          <w:proofErr w:type="spellEnd"/>
-          <w:r>
-            <w:rPr>
-              <w:sz w:val="22"/>
-              <w:szCs w:val="22"/>
-            </w:rPr>
-            <w:t>}}</w:t>
+            <w:t>{{tenant_iban}}</w:t>
           </w:r>
         </w:p>
       </w:tc>
@@ -2353,15 +1899,7 @@
             <w:t xml:space="preserve">3800 </w:t>
           </w:r>
           <w:r>
-            <w:t>{{</w:t>
-          </w:r>
-          <w:proofErr w:type="spellStart"/>
-          <w:r>
-            <w:t>provider_city</w:t>
-          </w:r>
-          <w:proofErr w:type="spellEnd"/>
-          <w:r>
-            <w:t>}}</w:t>
+            <w:t>{{provider_city}}</w:t>
           </w:r>
         </w:p>
       </w:tc>
@@ -2480,15 +2018,7 @@
                   <w:jc w:val="right"/>
                 </w:pPr>
                 <w:r>
-                  <w:t>{{</w:t>
-                </w:r>
-                <w:proofErr w:type="spellStart"/>
-                <w:r>
-                  <w:t>payer.street</w:t>
-                </w:r>
-                <w:proofErr w:type="spellEnd"/>
-                <w:r>
-                  <w:t>}}</w:t>
+                  <w:t>{{payer.street}}</w:t>
                 </w:r>
               </w:p>
             </w:tc>
@@ -2513,15 +2043,7 @@
                   <w:jc w:val="right"/>
                 </w:pPr>
                 <w:r>
-                  <w:t>{{</w:t>
-                </w:r>
-                <w:proofErr w:type="spellStart"/>
-                <w:r>
-                  <w:t>payer.zip_city</w:t>
-                </w:r>
-                <w:proofErr w:type="spellEnd"/>
-                <w:r>
-                  <w:t>}}</w:t>
+                  <w:t>{{payer.zip_city}}</w:t>
                 </w:r>
               </w:p>
             </w:tc>
@@ -2973,27 +2495,11 @@
           </w:r>
           <w:r>
             <w:br/>
-            <w:t>{{</w:t>
-          </w:r>
-          <w:proofErr w:type="spellStart"/>
-          <w:r>
-            <w:t>payer.street</w:t>
-          </w:r>
-          <w:proofErr w:type="spellEnd"/>
-          <w:r>
-            <w:t>}}</w:t>
+            <w:t>{{payer.street}}</w:t>
           </w:r>
           <w:r>
             <w:br/>
-            <w:t>{{</w:t>
-          </w:r>
-          <w:proofErr w:type="spellStart"/>
-          <w:r>
-            <w:t>payer.zip_city</w:t>
-          </w:r>
-          <w:proofErr w:type="spellEnd"/>
-          <w:r>
-            <w:t>}}</w:t>
+            <w:t>{{payer.zip_city}}</w:t>
           </w:r>
         </w:p>
         <w:p>
@@ -3280,9 +2786,8 @@
                 <w14:bevel/>
               </w14:textOutline>
             </w:rPr>
-            <w:t>{{</w:t>
-          </w:r>
-          <w:proofErr w:type="spellStart"/>
+            <w:t xml:space="preserve">{{tenant_street}} </w:t>
+          </w:r>
           <w:r>
             <w:rPr>
               <w14:textOutline w14:w="9525" w14:cap="rnd" w14:cmpd="sng" w14:algn="ctr">
@@ -3291,9 +2796,8 @@
                 <w14:bevel/>
               </w14:textOutline>
             </w:rPr>
-            <w:t>tenant_street</w:t>
-          </w:r>
-          <w:proofErr w:type="spellEnd"/>
+            <w:br/>
+          </w:r>
           <w:r>
             <w:rPr>
               <w14:textOutline w14:w="9525" w14:cap="rnd" w14:cmpd="sng" w14:algn="ctr">
@@ -3302,7 +2806,7 @@
                 <w14:bevel/>
               </w14:textOutline>
             </w:rPr>
-            <w:t xml:space="preserve">}} </w:t>
+            <w:t>{{tenant_zip}}</w:t>
           </w:r>
           <w:r>
             <w:rPr>
@@ -3312,7 +2816,7 @@
                 <w14:bevel/>
               </w14:textOutline>
             </w:rPr>
-            <w:br/>
+            <w:t xml:space="preserve"> {{</w:t>
           </w:r>
           <w:r>
             <w:rPr>
@@ -3322,9 +2826,8 @@
                 <w14:bevel/>
               </w14:textOutline>
             </w:rPr>
-            <w:t>{{</w:t>
-          </w:r>
-          <w:proofErr w:type="spellStart"/>
+            <w:t>tenant</w:t>
+          </w:r>
           <w:r>
             <w:rPr>
               <w14:textOutline w14:w="9525" w14:cap="rnd" w14:cmpd="sng" w14:algn="ctr">
@@ -3333,60 +2836,7 @@
                 <w14:bevel/>
               </w14:textOutline>
             </w:rPr>
-            <w:t>tenant_zip</w:t>
-          </w:r>
-          <w:proofErr w:type="spellEnd"/>
-          <w:r>
-            <w:rPr>
-              <w14:textOutline w14:w="9525" w14:cap="rnd" w14:cmpd="sng" w14:algn="ctr">
-                <w14:noFill/>
-                <w14:prstDash w14:val="solid"/>
-                <w14:bevel/>
-              </w14:textOutline>
-            </w:rPr>
-            <w:t>}}</w:t>
-          </w:r>
-          <w:r>
-            <w:rPr>
-              <w14:textOutline w14:w="9525" w14:cap="rnd" w14:cmpd="sng" w14:algn="ctr">
-                <w14:noFill/>
-                <w14:prstDash w14:val="solid"/>
-                <w14:bevel/>
-              </w14:textOutline>
-            </w:rPr>
-            <w:t xml:space="preserve"> {{</w:t>
-          </w:r>
-          <w:proofErr w:type="spellStart"/>
-          <w:r>
-            <w:rPr>
-              <w14:textOutline w14:w="9525" w14:cap="rnd" w14:cmpd="sng" w14:algn="ctr">
-                <w14:noFill/>
-                <w14:prstDash w14:val="solid"/>
-                <w14:bevel/>
-              </w14:textOutline>
-            </w:rPr>
-            <w:t>tenant</w:t>
-          </w:r>
-          <w:r>
-            <w:rPr>
-              <w14:textOutline w14:w="9525" w14:cap="rnd" w14:cmpd="sng" w14:algn="ctr">
-                <w14:noFill/>
-                <w14:prstDash w14:val="solid"/>
-                <w14:bevel/>
-              </w14:textOutline>
-            </w:rPr>
-            <w:t>_city</w:t>
-          </w:r>
-          <w:proofErr w:type="spellEnd"/>
-          <w:r>
-            <w:rPr>
-              <w14:textOutline w14:w="9525" w14:cap="rnd" w14:cmpd="sng" w14:algn="ctr">
-                <w14:noFill/>
-                <w14:prstDash w14:val="solid"/>
-                <w14:bevel/>
-              </w14:textOutline>
-            </w:rPr>
-            <w:t>}}</w:t>
+            <w:t>_city}}</w:t>
           </w:r>
         </w:p>
         <w:p>
@@ -3497,27 +2947,11 @@
           </w:r>
           <w:r>
             <w:br/>
-            <w:t>{{</w:t>
-          </w:r>
-          <w:proofErr w:type="spellStart"/>
-          <w:r>
-            <w:t>payer.street</w:t>
-          </w:r>
-          <w:proofErr w:type="spellEnd"/>
-          <w:r>
-            <w:t>}}</w:t>
+            <w:t>{{payer.street}}</w:t>
           </w:r>
           <w:r>
             <w:br/>
-            <w:t>{{</w:t>
-          </w:r>
-          <w:proofErr w:type="spellStart"/>
-          <w:r>
-            <w:t>payer.zip_city</w:t>
-          </w:r>
-          <w:proofErr w:type="spellEnd"/>
-          <w:r>
-            <w:t>}}</w:t>
+            <w:t>{{payer.zip_city}}</w:t>
           </w:r>
         </w:p>
         <w:p>

--- a/templates/rechnungsvorlage.docx
+++ b/templates/rechnungsvorlage.docx
@@ -17,7 +17,35 @@
         <w:rPr>
           <w:lang w:val="en-US"/>
         </w:rPr>
-        <w:t>{{provider_city}}, den {{invoice_date|date}}</w:t>
+        <w:t>{{</w:t>
+      </w:r>
+      <w:proofErr w:type="spellStart"/>
+      <w:r>
+        <w:rPr>
+          <w:lang w:val="en-US"/>
+        </w:rPr>
+        <w:t>provider_city</w:t>
+      </w:r>
+      <w:proofErr w:type="spellEnd"/>
+      <w:r>
+        <w:rPr>
+          <w:lang w:val="en-US"/>
+        </w:rPr>
+        <w:t>}}, den {{</w:t>
+      </w:r>
+      <w:proofErr w:type="spellStart"/>
+      <w:r>
+        <w:rPr>
+          <w:lang w:val="en-US"/>
+        </w:rPr>
+        <w:t>invoice_date|date</w:t>
+      </w:r>
+      <w:proofErr w:type="spellEnd"/>
+      <w:r>
+        <w:rPr>
+          <w:lang w:val="en-US"/>
+        </w:rPr>
+        <w:t>}}</w:t>
       </w:r>
     </w:p>
     <w:p>
@@ -44,6 +72,7 @@
           <w:lang w:val="en-US"/>
         </w:rPr>
       </w:pPr>
+      <w:proofErr w:type="spellStart"/>
       <w:r>
         <w:rPr>
           <w:rStyle w:val="Fett"/>
@@ -53,6 +82,7 @@
         </w:rPr>
         <w:t>Rechnungsnummer</w:t>
       </w:r>
+      <w:proofErr w:type="spellEnd"/>
       <w:r>
         <w:rPr>
           <w:rStyle w:val="Fett"/>
@@ -66,7 +96,21 @@
         <w:rPr>
           <w:lang w:val="en-US"/>
         </w:rPr>
-        <w:t>{{invoice_id}}</w:t>
+        <w:t>{{</w:t>
+      </w:r>
+      <w:proofErr w:type="spellStart"/>
+      <w:r>
+        <w:rPr>
+          <w:lang w:val="en-US"/>
+        </w:rPr>
+        <w:t>invoice_id</w:t>
+      </w:r>
+      <w:proofErr w:type="spellEnd"/>
+      <w:r>
+        <w:rPr>
+          <w:lang w:val="en-US"/>
+        </w:rPr>
+        <w:t>}}</w:t>
       </w:r>
     </w:p>
     <w:p>
@@ -85,7 +129,16 @@
           <w:bCs/>
           <w:lang w:val="en-US"/>
         </w:rPr>
-        <w:t>{{service_type</w:t>
+        <w:t>{{</w:t>
+      </w:r>
+      <w:proofErr w:type="spellStart"/>
+      <w:r>
+        <w:rPr>
+          <w:b/>
+          <w:bCs/>
+          <w:lang w:val="en-US"/>
+        </w:rPr>
+        <w:t>service_type</w:t>
       </w:r>
       <w:r>
         <w:rPr>
@@ -95,6 +148,7 @@
         </w:rPr>
         <w:t>_description</w:t>
       </w:r>
+      <w:proofErr w:type="spellEnd"/>
       <w:r>
         <w:rPr>
           <w:b/>
@@ -114,11 +168,47 @@
           <w:lang w:val="en-US"/>
         </w:rPr>
       </w:pPr>
+      <w:proofErr w:type="spellStart"/>
       <w:r>
         <w:rPr>
           <w:lang w:val="en-US"/>
         </w:rPr>
-        <w:t>Zeitraum der Leistungserbringung: {{start_inv_period|date}} –</w:t>
+        <w:t>Zeitraum</w:t>
+      </w:r>
+      <w:proofErr w:type="spellEnd"/>
+      <w:r>
+        <w:rPr>
+          <w:lang w:val="en-US"/>
+        </w:rPr>
+        <w:t xml:space="preserve"> der </w:t>
+      </w:r>
+      <w:proofErr w:type="spellStart"/>
+      <w:r>
+        <w:rPr>
+          <w:lang w:val="en-US"/>
+        </w:rPr>
+        <w:t>Leistungserbringung</w:t>
+      </w:r>
+      <w:proofErr w:type="spellEnd"/>
+      <w:r>
+        <w:rPr>
+          <w:lang w:val="en-US"/>
+        </w:rPr>
+        <w:t>: {{</w:t>
+      </w:r>
+      <w:proofErr w:type="spellStart"/>
+      <w:r>
+        <w:rPr>
+          <w:lang w:val="en-US"/>
+        </w:rPr>
+        <w:t>start_inv_period|date</w:t>
+      </w:r>
+      <w:proofErr w:type="spellEnd"/>
+      <w:r>
+        <w:rPr>
+          <w:lang w:val="en-US"/>
+        </w:rPr>
+        <w:t>}} –</w:t>
       </w:r>
       <w:r>
         <w:rPr>
@@ -130,7 +220,21 @@
         <w:rPr>
           <w:lang w:val="en-US"/>
         </w:rPr>
-        <w:t>{{end_inv_period|date}}</w:t>
+        <w:t>{{</w:t>
+      </w:r>
+      <w:proofErr w:type="spellStart"/>
+      <w:r>
+        <w:rPr>
+          <w:lang w:val="en-US"/>
+        </w:rPr>
+        <w:t>end_inv_period|date</w:t>
+      </w:r>
+      <w:proofErr w:type="spellEnd"/>
+      <w:r>
+        <w:rPr>
+          <w:lang w:val="en-US"/>
+        </w:rPr>
+        <w:t>}}</w:t>
       </w:r>
     </w:p>
     <w:p>
@@ -210,6 +314,7 @@
               </w:rPr>
               <w:t>{{</w:t>
             </w:r>
+            <w:proofErr w:type="spellStart"/>
             <w:r>
               <w:rPr>
                 <w:b w:val="0"/>
@@ -217,6 +322,7 @@
               </w:rPr>
               <w:t>service_requester</w:t>
             </w:r>
+            <w:proofErr w:type="spellEnd"/>
             <w:r>
               <w:rPr>
                 <w:b w:val="0"/>
@@ -265,6 +371,7 @@
             <w:r>
               <w:t>{{</w:t>
             </w:r>
+            <w:proofErr w:type="spellStart"/>
             <w:r>
               <w:t>client</w:t>
             </w:r>
@@ -274,6 +381,7 @@
             <w:r>
               <w:t>name</w:t>
             </w:r>
+            <w:proofErr w:type="spellEnd"/>
             <w:r>
               <w:t>}}</w:t>
             </w:r>
@@ -315,9 +423,11 @@
             <w:r>
               <w:t>{{</w:t>
             </w:r>
+            <w:proofErr w:type="spellStart"/>
             <w:r>
               <w:t>client.social_security_number</w:t>
             </w:r>
+            <w:proofErr w:type="spellEnd"/>
             <w:r>
               <w:t>}}</w:t>
             </w:r>
@@ -339,7 +449,7 @@
           <w:insideV w:val="single" w:sz="4" w:space="0" w:color="auto"/>
         </w:tblBorders>
         <w:tblLayout w:type="fixed"/>
-        <w:tblLook w:val="0420" w:firstRow="1" w:lastRow="0" w:firstColumn="0" w:lastColumn="0" w:noHBand="0" w:noVBand="1"/>
+        <w:tblLook w:val="0400" w:firstRow="0" w:lastRow="0" w:firstColumn="0" w:lastColumn="0" w:noHBand="0" w:noVBand="1"/>
       </w:tblPr>
       <w:tblGrid>
         <w:gridCol w:w="1484"/>
@@ -351,32 +461,25 @@
       </w:tblGrid>
       <w:tr>
         <w:trPr>
-          <w:cnfStyle w:val="100000000000" w:firstRow="1" w:lastRow="0" w:firstColumn="0" w:lastColumn="0" w:oddVBand="0" w:evenVBand="0" w:oddHBand="0" w:evenHBand="0" w:firstRowFirstColumn="0" w:firstRowLastColumn="0" w:lastRowFirstColumn="0" w:lastRowLastColumn="0"/>
+          <w:cnfStyle w:val="000000100000" w:firstRow="0" w:lastRow="0" w:firstColumn="0" w:lastColumn="0" w:oddVBand="0" w:evenVBand="0" w:oddHBand="1" w:evenHBand="0" w:firstRowFirstColumn="0" w:firstRowLastColumn="0" w:lastRowFirstColumn="0" w:lastRowLastColumn="0"/>
         </w:trPr>
         <w:tc>
           <w:tcPr>
             <w:tcW w:w="1484" w:type="dxa"/>
-            <w:tcBorders>
-              <w:top w:val="none" w:sz="0" w:space="0" w:color="auto"/>
-              <w:bottom w:val="none" w:sz="0" w:space="0" w:color="auto"/>
-              <w:right w:val="none" w:sz="0" w:space="0" w:color="auto"/>
-            </w:tcBorders>
             <w:vAlign w:val="center"/>
           </w:tcPr>
           <w:p>
             <w:pPr>
               <w:jc w:val="center"/>
               <w:rPr>
-                <w:b w:val="0"/>
-                <w:bCs w:val="0"/>
+                <w:b/>
+                <w:bCs/>
                 <w:sz w:val="22"/>
                 <w:szCs w:val="22"/>
               </w:rPr>
             </w:pPr>
             <w:r>
               <w:rPr>
-                <w:b w:val="0"/>
-                <w:bCs w:val="0"/>
                 <w:sz w:val="22"/>
                 <w:szCs w:val="22"/>
               </w:rPr>
@@ -384,8 +487,6 @@
             </w:r>
             <w:r>
               <w:rPr>
-                <w:b w:val="0"/>
-                <w:bCs w:val="0"/>
                 <w:sz w:val="22"/>
                 <w:szCs w:val="22"/>
               </w:rPr>
@@ -396,28 +497,20 @@
         <w:tc>
           <w:tcPr>
             <w:tcW w:w="1307" w:type="dxa"/>
-            <w:tcBorders>
-              <w:top w:val="none" w:sz="0" w:space="0" w:color="auto"/>
-              <w:left w:val="none" w:sz="0" w:space="0" w:color="auto"/>
-              <w:bottom w:val="none" w:sz="0" w:space="0" w:color="auto"/>
-              <w:right w:val="none" w:sz="0" w:space="0" w:color="auto"/>
-            </w:tcBorders>
             <w:vAlign w:val="center"/>
           </w:tcPr>
           <w:p>
             <w:pPr>
               <w:jc w:val="center"/>
               <w:rPr>
-                <w:b w:val="0"/>
-                <w:bCs w:val="0"/>
+                <w:b/>
+                <w:bCs/>
                 <w:sz w:val="22"/>
                 <w:szCs w:val="22"/>
               </w:rPr>
             </w:pPr>
             <w:r>
               <w:rPr>
-                <w:b w:val="0"/>
-                <w:bCs w:val="0"/>
                 <w:sz w:val="22"/>
                 <w:szCs w:val="22"/>
               </w:rPr>
@@ -428,28 +521,20 @@
         <w:tc>
           <w:tcPr>
             <w:tcW w:w="1307" w:type="dxa"/>
-            <w:tcBorders>
-              <w:top w:val="none" w:sz="0" w:space="0" w:color="auto"/>
-              <w:left w:val="none" w:sz="0" w:space="0" w:color="auto"/>
-              <w:bottom w:val="none" w:sz="0" w:space="0" w:color="auto"/>
-              <w:right w:val="none" w:sz="0" w:space="0" w:color="auto"/>
-            </w:tcBorders>
             <w:vAlign w:val="center"/>
           </w:tcPr>
           <w:p>
             <w:pPr>
               <w:jc w:val="center"/>
               <w:rPr>
-                <w:b w:val="0"/>
-                <w:bCs w:val="0"/>
+                <w:b/>
+                <w:bCs/>
                 <w:sz w:val="22"/>
                 <w:szCs w:val="22"/>
               </w:rPr>
             </w:pPr>
             <w:r>
               <w:rPr>
-                <w:b w:val="0"/>
-                <w:bCs w:val="0"/>
                 <w:sz w:val="22"/>
                 <w:szCs w:val="22"/>
               </w:rPr>
@@ -457,8 +542,6 @@
             </w:r>
             <w:r>
               <w:rPr>
-                <w:b w:val="0"/>
-                <w:bCs w:val="0"/>
                 <w:sz w:val="22"/>
                 <w:szCs w:val="22"/>
               </w:rPr>
@@ -470,28 +553,20 @@
         <w:tc>
           <w:tcPr>
             <w:tcW w:w="1705" w:type="dxa"/>
-            <w:tcBorders>
-              <w:top w:val="none" w:sz="0" w:space="0" w:color="auto"/>
-              <w:left w:val="none" w:sz="0" w:space="0" w:color="auto"/>
-              <w:bottom w:val="none" w:sz="0" w:space="0" w:color="auto"/>
-              <w:right w:val="none" w:sz="0" w:space="0" w:color="auto"/>
-            </w:tcBorders>
             <w:vAlign w:val="center"/>
           </w:tcPr>
           <w:p>
             <w:pPr>
               <w:jc w:val="center"/>
               <w:rPr>
-                <w:b w:val="0"/>
-                <w:bCs w:val="0"/>
+                <w:b/>
+                <w:bCs/>
                 <w:sz w:val="22"/>
                 <w:szCs w:val="22"/>
               </w:rPr>
             </w:pPr>
             <w:r>
               <w:rPr>
-                <w:b w:val="0"/>
-                <w:bCs w:val="0"/>
                 <w:sz w:val="22"/>
                 <w:szCs w:val="22"/>
               </w:rPr>
@@ -499,8 +574,6 @@
             </w:r>
             <w:r>
               <w:rPr>
-                <w:b w:val="0"/>
-                <w:bCs w:val="0"/>
                 <w:sz w:val="22"/>
                 <w:szCs w:val="22"/>
               </w:rPr>
@@ -508,8 +581,6 @@
             </w:r>
             <w:r>
               <w:rPr>
-                <w:b w:val="0"/>
-                <w:bCs w:val="0"/>
                 <w:sz w:val="22"/>
                 <w:szCs w:val="22"/>
               </w:rPr>
@@ -520,28 +591,20 @@
         <w:tc>
           <w:tcPr>
             <w:tcW w:w="1705" w:type="dxa"/>
-            <w:tcBorders>
-              <w:top w:val="none" w:sz="0" w:space="0" w:color="auto"/>
-              <w:left w:val="none" w:sz="0" w:space="0" w:color="auto"/>
-              <w:bottom w:val="none" w:sz="0" w:space="0" w:color="auto"/>
-              <w:right w:val="none" w:sz="0" w:space="0" w:color="auto"/>
-            </w:tcBorders>
             <w:vAlign w:val="center"/>
           </w:tcPr>
           <w:p>
             <w:pPr>
               <w:jc w:val="center"/>
               <w:rPr>
-                <w:b w:val="0"/>
-                <w:bCs w:val="0"/>
+                <w:b/>
+                <w:bCs/>
                 <w:sz w:val="22"/>
                 <w:szCs w:val="22"/>
               </w:rPr>
             </w:pPr>
             <w:r>
               <w:rPr>
-                <w:b w:val="0"/>
-                <w:bCs w:val="0"/>
                 <w:sz w:val="22"/>
                 <w:szCs w:val="22"/>
               </w:rPr>
@@ -549,8 +612,6 @@
             </w:r>
             <w:r>
               <w:rPr>
-                <w:b w:val="0"/>
-                <w:bCs w:val="0"/>
                 <w:sz w:val="22"/>
                 <w:szCs w:val="22"/>
               </w:rPr>
@@ -558,8 +619,6 @@
             </w:r>
             <w:r>
               <w:rPr>
-                <w:b w:val="0"/>
-                <w:bCs w:val="0"/>
                 <w:sz w:val="22"/>
                 <w:szCs w:val="22"/>
               </w:rPr>
@@ -570,31 +629,282 @@
         <w:tc>
           <w:tcPr>
             <w:tcW w:w="1564" w:type="dxa"/>
-            <w:tcBorders>
-              <w:top w:val="none" w:sz="0" w:space="0" w:color="auto"/>
-              <w:left w:val="none" w:sz="0" w:space="0" w:color="auto"/>
-              <w:bottom w:val="none" w:sz="0" w:space="0" w:color="auto"/>
-            </w:tcBorders>
             <w:vAlign w:val="center"/>
           </w:tcPr>
           <w:p>
             <w:pPr>
               <w:jc w:val="center"/>
               <w:rPr>
-                <w:b w:val="0"/>
-                <w:bCs w:val="0"/>
+                <w:b/>
+                <w:bCs/>
                 <w:sz w:val="22"/>
                 <w:szCs w:val="22"/>
               </w:rPr>
             </w:pPr>
             <w:r>
               <w:rPr>
-                <w:b w:val="0"/>
-                <w:bCs w:val="0"/>
                 <w:sz w:val="22"/>
                 <w:szCs w:val="22"/>
               </w:rPr>
               <w:t>Betrag</w:t>
+            </w:r>
+          </w:p>
+        </w:tc>
+      </w:tr>
+      <w:tr>
+        <w:tc>
+          <w:tcPr>
+            <w:tcW w:w="1484" w:type="dxa"/>
+          </w:tcPr>
+          <w:p>
+            <w:pPr>
+              <w:jc w:val="right"/>
+              <w:rPr>
+                <w:b/>
+                <w:bCs/>
+                <w:sz w:val="22"/>
+                <w:szCs w:val="22"/>
+              </w:rPr>
+            </w:pPr>
+            <w:r>
+              <w:rPr>
+                <w:sz w:val="22"/>
+                <w:szCs w:val="22"/>
+                <w:lang w:val="en-US"/>
+              </w:rPr>
+              <w:t>{% for item in positions %}{{item.</w:t>
+            </w:r>
+            <w:r>
+              <w:rPr>
+                <w:rFonts w:ascii="Consolas" w:hAnsi="Consolas" w:cs="Times New Roman"/>
+                <w:color w:val="92D69E"/>
+                <w:sz w:val="22"/>
+                <w:szCs w:val="22"/>
+                <w:lang w:val="en-US"/>
+              </w:rPr>
+              <w:t xml:space="preserve"> </w:t>
+            </w:r>
+            <w:proofErr w:type="spellStart"/>
+            <w:r>
+              <w:rPr>
+                <w:sz w:val="22"/>
+                <w:szCs w:val="22"/>
+              </w:rPr>
+              <w:t>Leistungsdatum|date</w:t>
+            </w:r>
+            <w:proofErr w:type="spellEnd"/>
+          </w:p>
+          <w:p>
+            <w:pPr>
+              <w:jc w:val="right"/>
+              <w:rPr>
+                <w:b/>
+                <w:bCs/>
+                <w:sz w:val="22"/>
+                <w:szCs w:val="22"/>
+              </w:rPr>
+            </w:pPr>
+            <w:r>
+              <w:rPr>
+                <w:sz w:val="22"/>
+                <w:szCs w:val="22"/>
+              </w:rPr>
+              <w:t>}}</w:t>
+            </w:r>
+          </w:p>
+        </w:tc>
+        <w:tc>
+          <w:tcPr>
+            <w:tcW w:w="1307" w:type="dxa"/>
+          </w:tcPr>
+          <w:p>
+            <w:pPr>
+              <w:jc w:val="right"/>
+              <w:rPr>
+                <w:b/>
+                <w:bCs/>
+                <w:sz w:val="22"/>
+                <w:szCs w:val="22"/>
+              </w:rPr>
+            </w:pPr>
+            <w:r>
+              <w:rPr>
+                <w:sz w:val="22"/>
+                <w:szCs w:val="22"/>
+              </w:rPr>
+              <w:t>{{</w:t>
+            </w:r>
+            <w:proofErr w:type="spellStart"/>
+            <w:r>
+              <w:rPr>
+                <w:sz w:val="22"/>
+                <w:szCs w:val="22"/>
+              </w:rPr>
+              <w:t>item.Fahrtzeit|minutes</w:t>
+            </w:r>
+            <w:proofErr w:type="spellEnd"/>
+            <w:r>
+              <w:rPr>
+                <w:sz w:val="22"/>
+                <w:szCs w:val="22"/>
+              </w:rPr>
+              <w:t>}}</w:t>
+            </w:r>
+          </w:p>
+        </w:tc>
+        <w:tc>
+          <w:tcPr>
+            <w:tcW w:w="1307" w:type="dxa"/>
+          </w:tcPr>
+          <w:p>
+            <w:pPr>
+              <w:jc w:val="right"/>
+              <w:rPr>
+                <w:b/>
+                <w:bCs/>
+                <w:sz w:val="22"/>
+                <w:szCs w:val="22"/>
+              </w:rPr>
+            </w:pPr>
+            <w:r>
+              <w:rPr>
+                <w:sz w:val="22"/>
+                <w:szCs w:val="22"/>
+              </w:rPr>
+              <w:t>{{</w:t>
+            </w:r>
+            <w:proofErr w:type="spellStart"/>
+            <w:r>
+              <w:rPr>
+                <w:sz w:val="22"/>
+                <w:szCs w:val="22"/>
+              </w:rPr>
+              <w:t>item.Direkt|minutes</w:t>
+            </w:r>
+            <w:proofErr w:type="spellEnd"/>
+            <w:r>
+              <w:rPr>
+                <w:sz w:val="22"/>
+                <w:szCs w:val="22"/>
+              </w:rPr>
+              <w:t>}}</w:t>
+            </w:r>
+          </w:p>
+        </w:tc>
+        <w:tc>
+          <w:tcPr>
+            <w:tcW w:w="1705" w:type="dxa"/>
+          </w:tcPr>
+          <w:p>
+            <w:pPr>
+              <w:jc w:val="right"/>
+              <w:rPr>
+                <w:b/>
+                <w:bCs/>
+                <w:sz w:val="22"/>
+                <w:szCs w:val="22"/>
+              </w:rPr>
+            </w:pPr>
+            <w:r>
+              <w:rPr>
+                <w:sz w:val="22"/>
+                <w:szCs w:val="22"/>
+              </w:rPr>
+              <w:t>{{</w:t>
+            </w:r>
+            <w:proofErr w:type="spellStart"/>
+            <w:r>
+              <w:rPr>
+                <w:sz w:val="22"/>
+                <w:szCs w:val="22"/>
+              </w:rPr>
+              <w:t>item.Indirekt|minutes</w:t>
+            </w:r>
+            <w:proofErr w:type="spellEnd"/>
+            <w:r>
+              <w:rPr>
+                <w:sz w:val="22"/>
+                <w:szCs w:val="22"/>
+              </w:rPr>
+              <w:t>}}</w:t>
+            </w:r>
+          </w:p>
+        </w:tc>
+        <w:tc>
+          <w:tcPr>
+            <w:tcW w:w="1705" w:type="dxa"/>
+          </w:tcPr>
+          <w:p>
+            <w:pPr>
+              <w:jc w:val="right"/>
+              <w:rPr>
+                <w:b/>
+                <w:bCs/>
+                <w:sz w:val="22"/>
+                <w:szCs w:val="22"/>
+              </w:rPr>
+            </w:pPr>
+            <w:r>
+              <w:rPr>
+                <w:sz w:val="22"/>
+                <w:szCs w:val="22"/>
+              </w:rPr>
+              <w:t>{{</w:t>
+            </w:r>
+            <w:proofErr w:type="spellStart"/>
+            <w:r>
+              <w:rPr>
+                <w:sz w:val="22"/>
+                <w:szCs w:val="22"/>
+              </w:rPr>
+              <w:t>item.Stunden|hhmm</w:t>
+            </w:r>
+            <w:proofErr w:type="spellEnd"/>
+            <w:r>
+              <w:rPr>
+                <w:sz w:val="22"/>
+                <w:szCs w:val="22"/>
+              </w:rPr>
+              <w:t>}}</w:t>
+            </w:r>
+          </w:p>
+        </w:tc>
+        <w:tc>
+          <w:tcPr>
+            <w:tcW w:w="1564" w:type="dxa"/>
+          </w:tcPr>
+          <w:p>
+            <w:pPr>
+              <w:jc w:val="right"/>
+              <w:rPr>
+                <w:b/>
+                <w:bCs/>
+                <w:sz w:val="22"/>
+                <w:szCs w:val="22"/>
+              </w:rPr>
+            </w:pPr>
+            <w:r>
+              <w:rPr>
+                <w:sz w:val="22"/>
+                <w:szCs w:val="22"/>
+              </w:rPr>
+              <w:t>{{</w:t>
+            </w:r>
+            <w:proofErr w:type="spellStart"/>
+            <w:r>
+              <w:rPr>
+                <w:sz w:val="22"/>
+                <w:szCs w:val="22"/>
+              </w:rPr>
+              <w:t>item.Kosten|currency</w:t>
+            </w:r>
+            <w:proofErr w:type="spellEnd"/>
+            <w:r>
+              <w:rPr>
+                <w:sz w:val="22"/>
+                <w:szCs w:val="22"/>
+              </w:rPr>
+              <w:t>}}</w:t>
             </w:r>
           </w:p>
         </w:tc>
@@ -611,200 +921,33 @@
             <w:pPr>
               <w:jc w:val="right"/>
               <w:rPr>
-                <w:b/>
-                <w:bCs/>
-                <w:sz w:val="22"/>
-                <w:szCs w:val="22"/>
+                <w:sz w:val="22"/>
+                <w:szCs w:val="22"/>
+                <w:lang w:val="en-US"/>
               </w:rPr>
             </w:pPr>
             <w:r>
               <w:rPr>
                 <w:sz w:val="22"/>
                 <w:szCs w:val="22"/>
-                <w:lang w:val="en-US"/>
-              </w:rPr>
-              <w:t>{% for item in positions %}{{item.</w:t>
-            </w:r>
-            <w:r>
-              <w:rPr>
-                <w:rFonts w:ascii="Consolas" w:hAnsi="Consolas" w:cs="Times New Roman"/>
-                <w:color w:val="92D69E"/>
-                <w:sz w:val="22"/>
-                <w:szCs w:val="22"/>
-                <w:lang w:val="en-US"/>
-              </w:rPr>
-              <w:t xml:space="preserve"> </w:t>
-            </w:r>
-            <w:r>
-              <w:rPr>
-                <w:sz w:val="22"/>
-                <w:szCs w:val="22"/>
-              </w:rPr>
-              <w:t>Leistungsdatum|date</w:t>
-            </w:r>
-          </w:p>
-          <w:p>
-            <w:pPr>
-              <w:jc w:val="right"/>
-              <w:rPr>
-                <w:b/>
-                <w:bCs/>
-                <w:sz w:val="22"/>
-                <w:szCs w:val="22"/>
-              </w:rPr>
-            </w:pPr>
-            <w:r>
-              <w:rPr>
-                <w:sz w:val="22"/>
-                <w:szCs w:val="22"/>
-              </w:rPr>
-              <w:t>}}</w:t>
-            </w:r>
-          </w:p>
-        </w:tc>
-        <w:tc>
-          <w:tcPr>
-            <w:tcW w:w="1307" w:type="dxa"/>
-          </w:tcPr>
-          <w:p>
-            <w:pPr>
-              <w:jc w:val="right"/>
-              <w:rPr>
-                <w:b/>
-                <w:bCs/>
-                <w:sz w:val="22"/>
-                <w:szCs w:val="22"/>
-              </w:rPr>
-            </w:pPr>
-            <w:r>
-              <w:rPr>
-                <w:sz w:val="22"/>
-                <w:szCs w:val="22"/>
-              </w:rPr>
-              <w:t>{{item.Fahrtzeit|minutes}}</w:t>
-            </w:r>
-          </w:p>
-        </w:tc>
-        <w:tc>
-          <w:tcPr>
-            <w:tcW w:w="1307" w:type="dxa"/>
-          </w:tcPr>
-          <w:p>
-            <w:pPr>
-              <w:jc w:val="right"/>
-              <w:rPr>
-                <w:b/>
-                <w:bCs/>
-                <w:sz w:val="22"/>
-                <w:szCs w:val="22"/>
-              </w:rPr>
-            </w:pPr>
-            <w:r>
-              <w:rPr>
-                <w:sz w:val="22"/>
-                <w:szCs w:val="22"/>
-              </w:rPr>
-              <w:t>{{item.Direkt|minutes}}</w:t>
-            </w:r>
-          </w:p>
-        </w:tc>
-        <w:tc>
-          <w:tcPr>
-            <w:tcW w:w="1705" w:type="dxa"/>
-          </w:tcPr>
-          <w:p>
-            <w:pPr>
-              <w:jc w:val="right"/>
-              <w:rPr>
-                <w:b/>
-                <w:bCs/>
-                <w:sz w:val="22"/>
-                <w:szCs w:val="22"/>
-              </w:rPr>
-            </w:pPr>
-            <w:r>
-              <w:rPr>
-                <w:sz w:val="22"/>
-                <w:szCs w:val="22"/>
-              </w:rPr>
-              <w:t>{{item.Indirekt|minutes}}</w:t>
-            </w:r>
-          </w:p>
-        </w:tc>
-        <w:tc>
-          <w:tcPr>
-            <w:tcW w:w="1705" w:type="dxa"/>
-          </w:tcPr>
-          <w:p>
-            <w:pPr>
-              <w:jc w:val="right"/>
-              <w:rPr>
-                <w:b/>
-                <w:bCs/>
-                <w:sz w:val="22"/>
-                <w:szCs w:val="22"/>
-              </w:rPr>
-            </w:pPr>
-            <w:r>
-              <w:rPr>
-                <w:sz w:val="22"/>
-                <w:szCs w:val="22"/>
-              </w:rPr>
-              <w:t>{{item.Stunden|hhmm}}</w:t>
-            </w:r>
-          </w:p>
-        </w:tc>
-        <w:tc>
-          <w:tcPr>
-            <w:tcW w:w="1564" w:type="dxa"/>
-          </w:tcPr>
-          <w:p>
-            <w:pPr>
-              <w:jc w:val="right"/>
-              <w:rPr>
-                <w:b/>
-                <w:bCs/>
-                <w:sz w:val="22"/>
-                <w:szCs w:val="22"/>
-              </w:rPr>
-            </w:pPr>
-            <w:r>
-              <w:rPr>
-                <w:sz w:val="22"/>
-                <w:szCs w:val="22"/>
-              </w:rPr>
-              <w:t>{{item.Kosten|currency</w:t>
-            </w:r>
-            <w:r>
-              <w:rPr>
-                <w:sz w:val="22"/>
-                <w:szCs w:val="22"/>
-              </w:rPr>
-              <w:t>}}</w:t>
-            </w:r>
-          </w:p>
-        </w:tc>
-      </w:tr>
-      <w:tr>
-        <w:tc>
-          <w:tcPr>
-            <w:tcW w:w="1484" w:type="dxa"/>
-          </w:tcPr>
-          <w:p>
-            <w:pPr>
-              <w:jc w:val="right"/>
-              <w:rPr>
-                <w:sz w:val="22"/>
-                <w:szCs w:val="22"/>
-                <w:lang w:val="en-US"/>
-              </w:rPr>
-            </w:pPr>
-            <w:r>
-              <w:rPr>
-                <w:sz w:val="22"/>
-                <w:szCs w:val="22"/>
-              </w:rPr>
-              <w:t>{% endfor %}</w:t>
+              </w:rPr>
+              <w:t xml:space="preserve">{% </w:t>
+            </w:r>
+            <w:proofErr w:type="spellStart"/>
+            <w:r>
+              <w:rPr>
+                <w:sz w:val="22"/>
+                <w:szCs w:val="22"/>
+              </w:rPr>
+              <w:t>endfor</w:t>
+            </w:r>
+            <w:proofErr w:type="spellEnd"/>
+            <w:r>
+              <w:rPr>
+                <w:sz w:val="22"/>
+                <w:szCs w:val="22"/>
+              </w:rPr>
+              <w:t xml:space="preserve"> %}</w:t>
             </w:r>
           </w:p>
         </w:tc>
@@ -872,6 +1015,256 @@
             <w:pPr>
               <w:jc w:val="right"/>
               <w:rPr>
+                <w:sz w:val="22"/>
+                <w:szCs w:val="22"/>
+              </w:rPr>
+            </w:pPr>
+          </w:p>
+        </w:tc>
+      </w:tr>
+      <w:tr>
+        <w:trPr>
+          <w:trHeight w:val="454"/>
+        </w:trPr>
+        <w:tc>
+          <w:tcPr>
+            <w:tcW w:w="1484" w:type="dxa"/>
+            <w:vAlign w:val="bottom"/>
+          </w:tcPr>
+          <w:p>
+            <w:pPr>
+              <w:jc w:val="center"/>
+              <w:rPr>
+                <w:b/>
+                <w:bCs/>
+                <w:sz w:val="22"/>
+                <w:szCs w:val="22"/>
+              </w:rPr>
+            </w:pPr>
+            <w:r>
+              <w:rPr>
+                <w:b/>
+                <w:bCs/>
+                <w:sz w:val="22"/>
+                <w:szCs w:val="22"/>
+              </w:rPr>
+              <w:t>Summe/</w:t>
+            </w:r>
+            <w:r>
+              <w:rPr>
+                <w:b/>
+                <w:bCs/>
+                <w:sz w:val="22"/>
+                <w:szCs w:val="22"/>
+              </w:rPr>
+              <w:t>M</w:t>
+            </w:r>
+            <w:r>
+              <w:rPr>
+                <w:b/>
+                <w:bCs/>
+                <w:sz w:val="22"/>
+                <w:szCs w:val="22"/>
+              </w:rPr>
+              <w:t>in:</w:t>
+            </w:r>
+          </w:p>
+        </w:tc>
+        <w:tc>
+          <w:tcPr>
+            <w:tcW w:w="1307" w:type="dxa"/>
+            <w:vAlign w:val="bottom"/>
+          </w:tcPr>
+          <w:p>
+            <w:pPr>
+              <w:jc w:val="right"/>
+              <w:rPr>
+                <w:b/>
+                <w:bCs/>
+                <w:sz w:val="22"/>
+                <w:szCs w:val="22"/>
+              </w:rPr>
+            </w:pPr>
+            <w:r>
+              <w:rPr>
+                <w:b/>
+                <w:bCs/>
+                <w:sz w:val="22"/>
+                <w:szCs w:val="22"/>
+              </w:rPr>
+              <w:t>{{</w:t>
+            </w:r>
+            <w:proofErr w:type="spellStart"/>
+            <w:r>
+              <w:rPr>
+                <w:b/>
+                <w:bCs/>
+                <w:sz w:val="22"/>
+                <w:szCs w:val="22"/>
+              </w:rPr>
+              <w:t>summe_fahrtzeit|minutes</w:t>
+            </w:r>
+            <w:proofErr w:type="spellEnd"/>
+            <w:r>
+              <w:rPr>
+                <w:b/>
+                <w:bCs/>
+                <w:sz w:val="22"/>
+                <w:szCs w:val="22"/>
+              </w:rPr>
+              <w:t>}}</w:t>
+            </w:r>
+          </w:p>
+        </w:tc>
+        <w:tc>
+          <w:tcPr>
+            <w:tcW w:w="1307" w:type="dxa"/>
+            <w:vAlign w:val="bottom"/>
+          </w:tcPr>
+          <w:p>
+            <w:pPr>
+              <w:jc w:val="right"/>
+              <w:rPr>
+                <w:b/>
+                <w:bCs/>
+                <w:sz w:val="22"/>
+                <w:szCs w:val="22"/>
+              </w:rPr>
+            </w:pPr>
+            <w:r>
+              <w:rPr>
+                <w:b/>
+                <w:bCs/>
+                <w:sz w:val="22"/>
+                <w:szCs w:val="22"/>
+              </w:rPr>
+              <w:t>{{</w:t>
+            </w:r>
+            <w:proofErr w:type="spellStart"/>
+            <w:r>
+              <w:rPr>
+                <w:b/>
+                <w:bCs/>
+                <w:sz w:val="22"/>
+                <w:szCs w:val="22"/>
+              </w:rPr>
+              <w:t>summe_direkt|minutes</w:t>
+            </w:r>
+            <w:proofErr w:type="spellEnd"/>
+            <w:r>
+              <w:rPr>
+                <w:b/>
+                <w:bCs/>
+                <w:sz w:val="22"/>
+                <w:szCs w:val="22"/>
+              </w:rPr>
+              <w:t>}}</w:t>
+            </w:r>
+          </w:p>
+        </w:tc>
+        <w:tc>
+          <w:tcPr>
+            <w:tcW w:w="1705" w:type="dxa"/>
+            <w:vAlign w:val="bottom"/>
+          </w:tcPr>
+          <w:p>
+            <w:pPr>
+              <w:jc w:val="right"/>
+              <w:rPr>
+                <w:b/>
+                <w:bCs/>
+                <w:sz w:val="22"/>
+                <w:szCs w:val="22"/>
+              </w:rPr>
+            </w:pPr>
+            <w:r>
+              <w:rPr>
+                <w:b/>
+                <w:bCs/>
+                <w:sz w:val="22"/>
+                <w:szCs w:val="22"/>
+              </w:rPr>
+              <w:t>{{</w:t>
+            </w:r>
+            <w:proofErr w:type="spellStart"/>
+            <w:r>
+              <w:rPr>
+                <w:b/>
+                <w:bCs/>
+                <w:sz w:val="22"/>
+                <w:szCs w:val="22"/>
+              </w:rPr>
+              <w:t>summe_indirekt|minutes</w:t>
+            </w:r>
+            <w:proofErr w:type="spellEnd"/>
+            <w:r>
+              <w:rPr>
+                <w:b/>
+                <w:bCs/>
+                <w:sz w:val="22"/>
+                <w:szCs w:val="22"/>
+              </w:rPr>
+              <w:t>}}</w:t>
+            </w:r>
+          </w:p>
+        </w:tc>
+        <w:tc>
+          <w:tcPr>
+            <w:tcW w:w="1705" w:type="dxa"/>
+            <w:vAlign w:val="bottom"/>
+          </w:tcPr>
+          <w:p>
+            <w:pPr>
+              <w:jc w:val="right"/>
+              <w:rPr>
+                <w:b/>
+                <w:bCs/>
+                <w:sz w:val="22"/>
+                <w:szCs w:val="22"/>
+              </w:rPr>
+            </w:pPr>
+            <w:r>
+              <w:rPr>
+                <w:b/>
+                <w:bCs/>
+                <w:sz w:val="22"/>
+                <w:szCs w:val="22"/>
+              </w:rPr>
+              <w:t>{{</w:t>
+            </w:r>
+            <w:proofErr w:type="spellStart"/>
+            <w:r>
+              <w:rPr>
+                <w:b/>
+                <w:bCs/>
+                <w:sz w:val="22"/>
+                <w:szCs w:val="22"/>
+              </w:rPr>
+              <w:t>summe_stunden|minutes</w:t>
+            </w:r>
+            <w:proofErr w:type="spellEnd"/>
+            <w:r>
+              <w:rPr>
+                <w:b/>
+                <w:bCs/>
+                <w:sz w:val="22"/>
+                <w:szCs w:val="22"/>
+              </w:rPr>
+              <w:t>}}</w:t>
+            </w:r>
+          </w:p>
+        </w:tc>
+        <w:tc>
+          <w:tcPr>
+            <w:tcW w:w="1564" w:type="dxa"/>
+            <w:vAlign w:val="bottom"/>
+          </w:tcPr>
+          <w:p>
+            <w:pPr>
+              <w:jc w:val="right"/>
+              <w:rPr>
+                <w:b/>
+                <w:bCs/>
                 <w:sz w:val="22"/>
                 <w:szCs w:val="22"/>
               </w:rPr>
@@ -906,25 +1299,25 @@
                 <w:sz w:val="22"/>
                 <w:szCs w:val="22"/>
               </w:rPr>
-              <w:t>Summe/</w:t>
-            </w:r>
-            <w:r>
-              <w:rPr>
-                <w:b/>
-                <w:bCs/>
-                <w:sz w:val="22"/>
-                <w:szCs w:val="22"/>
-              </w:rPr>
-              <w:t>M</w:t>
-            </w:r>
-            <w:r>
-              <w:rPr>
-                <w:b/>
-                <w:bCs/>
-                <w:sz w:val="22"/>
-                <w:szCs w:val="22"/>
-              </w:rPr>
-              <w:t>in:</w:t>
+              <w:t>Summe</w:t>
+            </w:r>
+            <w:r>
+              <w:rPr>
+                <w:b/>
+                <w:bCs/>
+                <w:sz w:val="22"/>
+                <w:szCs w:val="22"/>
+              </w:rPr>
+              <w:t>/Std</w:t>
+            </w:r>
+            <w:r>
+              <w:rPr>
+                <w:b/>
+                <w:bCs/>
+                <w:sz w:val="22"/>
+                <w:szCs w:val="22"/>
+              </w:rPr>
+              <w:t>:</w:t>
             </w:r>
           </w:p>
         </w:tc>
@@ -950,7 +1343,27 @@
                 <w:sz w:val="22"/>
                 <w:szCs w:val="22"/>
               </w:rPr>
-              <w:t>{{summe_fahrtzeit|minutes}}</w:t>
+              <w:t>{{</w:t>
+            </w:r>
+            <w:proofErr w:type="spellStart"/>
+            <w:r>
+              <w:rPr>
+                <w:b/>
+                <w:bCs/>
+                <w:sz w:val="22"/>
+                <w:szCs w:val="22"/>
+              </w:rPr>
+              <w:t>summe_fahrtzeit|hhmm</w:t>
+            </w:r>
+            <w:proofErr w:type="spellEnd"/>
+            <w:r>
+              <w:rPr>
+                <w:b/>
+                <w:bCs/>
+                <w:sz w:val="22"/>
+                <w:szCs w:val="22"/>
+              </w:rPr>
+              <w:t>}}</w:t>
             </w:r>
           </w:p>
         </w:tc>
@@ -976,7 +1389,27 @@
                 <w:sz w:val="22"/>
                 <w:szCs w:val="22"/>
               </w:rPr>
-              <w:t>{{summe_direkt|minutes}}</w:t>
+              <w:t>{{</w:t>
+            </w:r>
+            <w:proofErr w:type="spellStart"/>
+            <w:r>
+              <w:rPr>
+                <w:b/>
+                <w:bCs/>
+                <w:sz w:val="22"/>
+                <w:szCs w:val="22"/>
+              </w:rPr>
+              <w:t>summe_direkt|hhmm</w:t>
+            </w:r>
+            <w:proofErr w:type="spellEnd"/>
+            <w:r>
+              <w:rPr>
+                <w:b/>
+                <w:bCs/>
+                <w:sz w:val="22"/>
+                <w:szCs w:val="22"/>
+              </w:rPr>
+              <w:t>}}</w:t>
             </w:r>
           </w:p>
         </w:tc>
@@ -1002,7 +1435,27 @@
                 <w:sz w:val="22"/>
                 <w:szCs w:val="22"/>
               </w:rPr>
-              <w:t>{{summe_indirekt|minutes}}</w:t>
+              <w:t>{{</w:t>
+            </w:r>
+            <w:proofErr w:type="spellStart"/>
+            <w:r>
+              <w:rPr>
+                <w:b/>
+                <w:bCs/>
+                <w:sz w:val="22"/>
+                <w:szCs w:val="22"/>
+              </w:rPr>
+              <w:t>summe_indirekt|hhmm</w:t>
+            </w:r>
+            <w:proofErr w:type="spellEnd"/>
+            <w:r>
+              <w:rPr>
+                <w:b/>
+                <w:bCs/>
+                <w:sz w:val="22"/>
+                <w:szCs w:val="22"/>
+              </w:rPr>
+              <w:t>}}</w:t>
             </w:r>
           </w:p>
         </w:tc>
@@ -1028,7 +1481,27 @@
                 <w:sz w:val="22"/>
                 <w:szCs w:val="22"/>
               </w:rPr>
-              <w:t>{{summe_stunden|minutes}}</w:t>
+              <w:t>{{</w:t>
+            </w:r>
+            <w:proofErr w:type="spellStart"/>
+            <w:r>
+              <w:rPr>
+                <w:b/>
+                <w:bCs/>
+                <w:sz w:val="22"/>
+                <w:szCs w:val="22"/>
+              </w:rPr>
+              <w:t>summe_stunden|hhmm</w:t>
+            </w:r>
+            <w:proofErr w:type="spellEnd"/>
+            <w:r>
+              <w:rPr>
+                <w:b/>
+                <w:bCs/>
+                <w:sz w:val="22"/>
+                <w:szCs w:val="22"/>
+              </w:rPr>
+              <w:t>}}</w:t>
             </w:r>
           </w:p>
         </w:tc>
@@ -1047,189 +1520,48 @@
                 <w:szCs w:val="22"/>
               </w:rPr>
             </w:pPr>
-          </w:p>
-        </w:tc>
-      </w:tr>
-      <w:tr>
-        <w:trPr>
-          <w:trHeight w:val="454"/>
-        </w:trPr>
-        <w:tc>
-          <w:tcPr>
-            <w:tcW w:w="1484" w:type="dxa"/>
-            <w:vAlign w:val="bottom"/>
-          </w:tcPr>
-          <w:p>
-            <w:pPr>
-              <w:jc w:val="center"/>
-              <w:rPr>
-                <w:b/>
-                <w:bCs/>
-                <w:sz w:val="22"/>
-                <w:szCs w:val="22"/>
-              </w:rPr>
-            </w:pPr>
-            <w:r>
-              <w:rPr>
-                <w:b/>
-                <w:bCs/>
-                <w:sz w:val="22"/>
-                <w:szCs w:val="22"/>
-              </w:rPr>
-              <w:t>Summe</w:t>
-            </w:r>
-            <w:r>
-              <w:rPr>
-                <w:b/>
-                <w:bCs/>
-                <w:sz w:val="22"/>
-                <w:szCs w:val="22"/>
-              </w:rPr>
-              <w:t>/Std</w:t>
-            </w:r>
-            <w:r>
-              <w:rPr>
-                <w:b/>
-                <w:bCs/>
-                <w:sz w:val="22"/>
-                <w:szCs w:val="22"/>
-              </w:rPr>
-              <w:t>:</w:t>
-            </w:r>
-          </w:p>
-        </w:tc>
-        <w:tc>
-          <w:tcPr>
-            <w:tcW w:w="1307" w:type="dxa"/>
-            <w:vAlign w:val="bottom"/>
-          </w:tcPr>
-          <w:p>
-            <w:pPr>
-              <w:jc w:val="right"/>
-              <w:rPr>
-                <w:b/>
-                <w:bCs/>
-                <w:sz w:val="22"/>
-                <w:szCs w:val="22"/>
-              </w:rPr>
-            </w:pPr>
-            <w:r>
-              <w:rPr>
-                <w:b/>
-                <w:bCs/>
-                <w:sz w:val="22"/>
-                <w:szCs w:val="22"/>
-              </w:rPr>
-              <w:t>{{summe_fahrtzeit|hhmm}}</w:t>
-            </w:r>
-          </w:p>
-        </w:tc>
-        <w:tc>
-          <w:tcPr>
-            <w:tcW w:w="1307" w:type="dxa"/>
-            <w:vAlign w:val="bottom"/>
-          </w:tcPr>
-          <w:p>
-            <w:pPr>
-              <w:jc w:val="right"/>
-              <w:rPr>
-                <w:b/>
-                <w:bCs/>
-                <w:sz w:val="22"/>
-                <w:szCs w:val="22"/>
-              </w:rPr>
-            </w:pPr>
-            <w:r>
-              <w:rPr>
-                <w:b/>
-                <w:bCs/>
-                <w:sz w:val="22"/>
-                <w:szCs w:val="22"/>
-              </w:rPr>
-              <w:t>{{summe_direkt|hhmm}}</w:t>
-            </w:r>
-          </w:p>
-        </w:tc>
-        <w:tc>
-          <w:tcPr>
-            <w:tcW w:w="1705" w:type="dxa"/>
-            <w:vAlign w:val="bottom"/>
-          </w:tcPr>
-          <w:p>
-            <w:pPr>
-              <w:jc w:val="right"/>
-              <w:rPr>
-                <w:b/>
-                <w:bCs/>
-                <w:sz w:val="22"/>
-                <w:szCs w:val="22"/>
-              </w:rPr>
-            </w:pPr>
-            <w:r>
-              <w:rPr>
-                <w:b/>
-                <w:bCs/>
-                <w:sz w:val="22"/>
-                <w:szCs w:val="22"/>
-              </w:rPr>
-              <w:t>{{summe_indirekt|hhmm}}</w:t>
-            </w:r>
-          </w:p>
-        </w:tc>
-        <w:tc>
-          <w:tcPr>
-            <w:tcW w:w="1705" w:type="dxa"/>
-            <w:vAlign w:val="bottom"/>
-          </w:tcPr>
-          <w:p>
-            <w:pPr>
-              <w:jc w:val="right"/>
-              <w:rPr>
-                <w:b/>
-                <w:bCs/>
-                <w:sz w:val="22"/>
-                <w:szCs w:val="22"/>
-              </w:rPr>
-            </w:pPr>
-            <w:r>
-              <w:rPr>
-                <w:b/>
-                <w:bCs/>
-                <w:sz w:val="22"/>
-                <w:szCs w:val="22"/>
-              </w:rPr>
-              <w:t>{{summe_stunden|hhmm}}</w:t>
-            </w:r>
-          </w:p>
-        </w:tc>
-        <w:tc>
-          <w:tcPr>
-            <w:tcW w:w="1564" w:type="dxa"/>
-            <w:vAlign w:val="bottom"/>
-          </w:tcPr>
-          <w:p>
-            <w:pPr>
-              <w:jc w:val="right"/>
-              <w:rPr>
-                <w:b/>
-                <w:bCs/>
-                <w:sz w:val="22"/>
-                <w:szCs w:val="22"/>
-              </w:rPr>
-            </w:pPr>
-            <w:r>
-              <w:rPr>
-                <w:b/>
-                <w:bCs/>
-                <w:sz w:val="22"/>
-                <w:szCs w:val="22"/>
-              </w:rPr>
-              <w:t>{{summe_kosten|currency}}</w:t>
+            <w:r>
+              <w:rPr>
+                <w:b/>
+                <w:bCs/>
+                <w:sz w:val="22"/>
+                <w:szCs w:val="22"/>
+              </w:rPr>
+              <w:t>{{</w:t>
+            </w:r>
+            <w:proofErr w:type="spellStart"/>
+            <w:r>
+              <w:rPr>
+                <w:b/>
+                <w:bCs/>
+                <w:sz w:val="22"/>
+                <w:szCs w:val="22"/>
+              </w:rPr>
+              <w:t>summe_kosten|currency</w:t>
+            </w:r>
+            <w:proofErr w:type="spellEnd"/>
+            <w:r>
+              <w:rPr>
+                <w:b/>
+                <w:bCs/>
+                <w:sz w:val="22"/>
+                <w:szCs w:val="22"/>
+              </w:rPr>
+              <w:t>}}</w:t>
             </w:r>
           </w:p>
         </w:tc>
       </w:tr>
     </w:tbl>
+    <w:p/>
+    <w:p/>
+    <w:p/>
+    <w:p/>
+    <w:p/>
+    <w:p/>
+    <w:p/>
+    <w:p/>
+    <w:p/>
     <w:p>
       <w:r>
         <w:br w:type="page"/>
@@ -1299,9 +1631,11 @@
                             <w:r>
                               <w:t>{</w:t>
                             </w:r>
+                            <w:proofErr w:type="spellStart"/>
                             <w:r>
                               <w:t>payment_part</w:t>
                             </w:r>
+                            <w:proofErr w:type="spellEnd"/>
                             <w:r>
                               <w:t>}</w:t>
                             </w:r>
@@ -1459,21 +1793,23 @@
               <w:lang w:val="en-US"/>
             </w:rPr>
           </w:pPr>
+          <w:proofErr w:type="spellStart"/>
           <w:r>
             <w:rPr>
               <w:sz w:val="22"/>
               <w:szCs w:val="22"/>
               <w:lang w:val="en-US"/>
             </w:rPr>
-            <w:t>Wegpiraten GmbH</w:t>
-          </w:r>
+            <w:t>Wegpiraten</w:t>
+          </w:r>
+          <w:proofErr w:type="spellEnd"/>
           <w:r>
             <w:rPr>
               <w:sz w:val="22"/>
               <w:szCs w:val="22"/>
               <w:lang w:val="en-US"/>
             </w:rPr>
-            <w:br/>
+            <w:t xml:space="preserve"> GmbH</w:t>
           </w:r>
           <w:r>
             <w:rPr>
@@ -1481,7 +1817,7 @@
               <w:szCs w:val="22"/>
               <w:lang w:val="en-US"/>
             </w:rPr>
-            <w:t>{{t</w:t>
+            <w:br/>
           </w:r>
           <w:r>
             <w:rPr>
@@ -1489,15 +1825,16 @@
               <w:szCs w:val="22"/>
               <w:lang w:val="en-US"/>
             </w:rPr>
-            <w:t>enant_street}}</w:t>
-          </w:r>
+            <w:t>{{</w:t>
+          </w:r>
+          <w:proofErr w:type="spellStart"/>
           <w:r>
             <w:rPr>
               <w:sz w:val="22"/>
               <w:szCs w:val="22"/>
               <w:lang w:val="en-US"/>
             </w:rPr>
-            <w:br/>
+            <w:t>t</w:t>
           </w:r>
           <w:r>
             <w:rPr>
@@ -1505,15 +1842,16 @@
               <w:szCs w:val="22"/>
               <w:lang w:val="en-US"/>
             </w:rPr>
-            <w:t>{{tenant_zip}}</w:t>
-          </w:r>
+            <w:t>enant_street</w:t>
+          </w:r>
+          <w:proofErr w:type="spellEnd"/>
           <w:r>
             <w:rPr>
               <w:sz w:val="22"/>
               <w:szCs w:val="22"/>
               <w:lang w:val="en-US"/>
             </w:rPr>
-            <w:t xml:space="preserve"> </w:t>
+            <w:t>}}</w:t>
           </w:r>
           <w:r>
             <w:rPr>
@@ -1521,7 +1859,7 @@
               <w:szCs w:val="22"/>
               <w:lang w:val="en-US"/>
             </w:rPr>
-            <w:t>{{</w:t>
+            <w:br/>
           </w:r>
           <w:r>
             <w:rPr>
@@ -1529,15 +1867,67 @@
               <w:szCs w:val="22"/>
               <w:lang w:val="en-US"/>
             </w:rPr>
-            <w:t>tenant</w:t>
-          </w:r>
+            <w:t>{{</w:t>
+          </w:r>
+          <w:proofErr w:type="spellStart"/>
           <w:r>
             <w:rPr>
               <w:sz w:val="22"/>
               <w:szCs w:val="22"/>
               <w:lang w:val="en-US"/>
             </w:rPr>
-            <w:t>_city}}</w:t>
+            <w:t>tenant_zip</w:t>
+          </w:r>
+          <w:proofErr w:type="spellEnd"/>
+          <w:r>
+            <w:rPr>
+              <w:sz w:val="22"/>
+              <w:szCs w:val="22"/>
+              <w:lang w:val="en-US"/>
+            </w:rPr>
+            <w:t>}}</w:t>
+          </w:r>
+          <w:r>
+            <w:rPr>
+              <w:sz w:val="22"/>
+              <w:szCs w:val="22"/>
+              <w:lang w:val="en-US"/>
+            </w:rPr>
+            <w:t xml:space="preserve"> </w:t>
+          </w:r>
+          <w:r>
+            <w:rPr>
+              <w:sz w:val="22"/>
+              <w:szCs w:val="22"/>
+              <w:lang w:val="en-US"/>
+            </w:rPr>
+            <w:t>{{</w:t>
+          </w:r>
+          <w:proofErr w:type="spellStart"/>
+          <w:r>
+            <w:rPr>
+              <w:sz w:val="22"/>
+              <w:szCs w:val="22"/>
+              <w:lang w:val="en-US"/>
+            </w:rPr>
+            <w:t>tenant</w:t>
+          </w:r>
+          <w:r>
+            <w:rPr>
+              <w:sz w:val="22"/>
+              <w:szCs w:val="22"/>
+              <w:lang w:val="en-US"/>
+            </w:rPr>
+            <w:t>_city</w:t>
+          </w:r>
+          <w:proofErr w:type="spellEnd"/>
+          <w:r>
+            <w:rPr>
+              <w:sz w:val="22"/>
+              <w:szCs w:val="22"/>
+              <w:lang w:val="en-US"/>
+            </w:rPr>
+            <w:t>}}</w:t>
           </w:r>
           <w:r>
             <w:rPr>
@@ -1581,14 +1971,23 @@
               <w:sz w:val="22"/>
               <w:szCs w:val="22"/>
             </w:rPr>
-            <w:t xml:space="preserve">E-Mail: </w:t>
+            <w:t>E-Mail</w:t>
+          </w:r>
+          <w:r>
+            <w:rPr>
+              <w:sz w:val="22"/>
+              <w:szCs w:val="22"/>
+            </w:rPr>
+            <w:t xml:space="preserve">: </w:t>
           </w:r>
           <w:hyperlink r:id="rId1" w:history="1">
             <w:r>
               <w:rPr>
                 <w:rStyle w:val="Hyperlink"/>
-                <w:sz w:val="22"/>
-                <w:szCs w:val="22"/>
+                <w:color w:val="auto"/>
+                <w:sz w:val="22"/>
+                <w:szCs w:val="22"/>
+                <w:u w:val="none"/>
               </w:rPr>
               <w:t>info@wegpiraten.ch</w:t>
             </w:r>
@@ -1662,7 +2061,23 @@
               <w:sz w:val="22"/>
               <w:szCs w:val="22"/>
             </w:rPr>
-            <w:t>{{tenant_iban}}</w:t>
+            <w:t>{{</w:t>
+          </w:r>
+          <w:proofErr w:type="spellStart"/>
+          <w:r>
+            <w:rPr>
+              <w:sz w:val="22"/>
+              <w:szCs w:val="22"/>
+            </w:rPr>
+            <w:t>tenant_iban</w:t>
+          </w:r>
+          <w:proofErr w:type="spellEnd"/>
+          <w:r>
+            <w:rPr>
+              <w:sz w:val="22"/>
+              <w:szCs w:val="22"/>
+            </w:rPr>
+            <w:t>}}</w:t>
           </w:r>
         </w:p>
       </w:tc>
@@ -1899,7 +2314,15 @@
             <w:t xml:space="preserve">3800 </w:t>
           </w:r>
           <w:r>
-            <w:t>{{provider_city}}</w:t>
+            <w:t>{{</w:t>
+          </w:r>
+          <w:proofErr w:type="spellStart"/>
+          <w:r>
+            <w:t>provider_city</w:t>
+          </w:r>
+          <w:proofErr w:type="spellEnd"/>
+          <w:r>
+            <w:t>}}</w:t>
           </w:r>
         </w:p>
       </w:tc>
@@ -2018,7 +2441,15 @@
                   <w:jc w:val="right"/>
                 </w:pPr>
                 <w:r>
-                  <w:t>{{payer.street}}</w:t>
+                  <w:t>{{</w:t>
+                </w:r>
+                <w:proofErr w:type="spellStart"/>
+                <w:r>
+                  <w:t>payer.street</w:t>
+                </w:r>
+                <w:proofErr w:type="spellEnd"/>
+                <w:r>
+                  <w:t>}}</w:t>
                 </w:r>
               </w:p>
             </w:tc>
@@ -2043,7 +2474,15 @@
                   <w:jc w:val="right"/>
                 </w:pPr>
                 <w:r>
-                  <w:t>{{payer.zip_city}}</w:t>
+                  <w:t>{{</w:t>
+                </w:r>
+                <w:proofErr w:type="spellStart"/>
+                <w:r>
+                  <w:t>payer.zip_city</w:t>
+                </w:r>
+                <w:proofErr w:type="spellEnd"/>
+                <w:r>
+                  <w:t>}}</w:t>
                 </w:r>
               </w:p>
             </w:tc>
@@ -2334,8 +2773,9 @@
                 <w14:bevel/>
               </w14:textOutline>
             </w:rPr>
-            <w:t>{{tenant_street}}</w:t>
-          </w:r>
+            <w:t>{{</w:t>
+          </w:r>
+          <w:proofErr w:type="spellStart"/>
           <w:r>
             <w:rPr>
               <w14:textOutline w14:w="9525" w14:cap="rnd" w14:cmpd="sng" w14:algn="ctr">
@@ -2344,8 +2784,9 @@
                 <w14:bevel/>
               </w14:textOutline>
             </w:rPr>
-            <w:br/>
-          </w:r>
+            <w:t>tenant_street</w:t>
+          </w:r>
+          <w:proofErr w:type="spellEnd"/>
           <w:r>
             <w:rPr>
               <w14:textOutline w14:w="9525" w14:cap="rnd" w14:cmpd="sng" w14:algn="ctr">
@@ -2354,7 +2795,7 @@
                 <w14:bevel/>
               </w14:textOutline>
             </w:rPr>
-            <w:t>{{tenant_zip}}</w:t>
+            <w:t>}}</w:t>
           </w:r>
           <w:r>
             <w:rPr>
@@ -2364,7 +2805,7 @@
                 <w14:bevel/>
               </w14:textOutline>
             </w:rPr>
-            <w:t xml:space="preserve"> {{</w:t>
+            <w:br/>
           </w:r>
           <w:r>
             <w:rPr>
@@ -2374,8 +2815,9 @@
                 <w14:bevel/>
               </w14:textOutline>
             </w:rPr>
-            <w:t>tenant</w:t>
-          </w:r>
+            <w:t>{{</w:t>
+          </w:r>
+          <w:proofErr w:type="spellStart"/>
           <w:r>
             <w:rPr>
               <w14:textOutline w14:w="9525" w14:cap="rnd" w14:cmpd="sng" w14:algn="ctr">
@@ -2384,7 +2826,60 @@
                 <w14:bevel/>
               </w14:textOutline>
             </w:rPr>
-            <w:t>_city}}</w:t>
+            <w:t>tenant_zip</w:t>
+          </w:r>
+          <w:proofErr w:type="spellEnd"/>
+          <w:r>
+            <w:rPr>
+              <w14:textOutline w14:w="9525" w14:cap="rnd" w14:cmpd="sng" w14:algn="ctr">
+                <w14:noFill/>
+                <w14:prstDash w14:val="solid"/>
+                <w14:bevel/>
+              </w14:textOutline>
+            </w:rPr>
+            <w:t>}}</w:t>
+          </w:r>
+          <w:r>
+            <w:rPr>
+              <w14:textOutline w14:w="9525" w14:cap="rnd" w14:cmpd="sng" w14:algn="ctr">
+                <w14:noFill/>
+                <w14:prstDash w14:val="solid"/>
+                <w14:bevel/>
+              </w14:textOutline>
+            </w:rPr>
+            <w:t xml:space="preserve"> {{</w:t>
+          </w:r>
+          <w:proofErr w:type="spellStart"/>
+          <w:r>
+            <w:rPr>
+              <w14:textOutline w14:w="9525" w14:cap="rnd" w14:cmpd="sng" w14:algn="ctr">
+                <w14:noFill/>
+                <w14:prstDash w14:val="solid"/>
+                <w14:bevel/>
+              </w14:textOutline>
+            </w:rPr>
+            <w:t>tenant</w:t>
+          </w:r>
+          <w:r>
+            <w:rPr>
+              <w14:textOutline w14:w="9525" w14:cap="rnd" w14:cmpd="sng" w14:algn="ctr">
+                <w14:noFill/>
+                <w14:prstDash w14:val="solid"/>
+                <w14:bevel/>
+              </w14:textOutline>
+            </w:rPr>
+            <w:t>_city</w:t>
+          </w:r>
+          <w:proofErr w:type="spellEnd"/>
+          <w:r>
+            <w:rPr>
+              <w14:textOutline w14:w="9525" w14:cap="rnd" w14:cmpd="sng" w14:algn="ctr">
+                <w14:noFill/>
+                <w14:prstDash w14:val="solid"/>
+                <w14:bevel/>
+              </w14:textOutline>
+            </w:rPr>
+            <w:t>}}</w:t>
           </w:r>
         </w:p>
         <w:p>
@@ -2495,11 +2990,27 @@
           </w:r>
           <w:r>
             <w:br/>
-            <w:t>{{payer.street}}</w:t>
+            <w:t>{{</w:t>
+          </w:r>
+          <w:proofErr w:type="spellStart"/>
+          <w:r>
+            <w:t>payer.street</w:t>
+          </w:r>
+          <w:proofErr w:type="spellEnd"/>
+          <w:r>
+            <w:t>}}</w:t>
           </w:r>
           <w:r>
             <w:br/>
-            <w:t>{{payer.zip_city}}</w:t>
+            <w:t>{{</w:t>
+          </w:r>
+          <w:proofErr w:type="spellStart"/>
+          <w:r>
+            <w:t>payer.zip_city</w:t>
+          </w:r>
+          <w:proofErr w:type="spellEnd"/>
+          <w:r>
+            <w:t>}}</w:t>
           </w:r>
         </w:p>
         <w:p>
@@ -2786,8 +3297,9 @@
                 <w14:bevel/>
               </w14:textOutline>
             </w:rPr>
-            <w:t xml:space="preserve">{{tenant_street}} </w:t>
-          </w:r>
+            <w:t>{{</w:t>
+          </w:r>
+          <w:proofErr w:type="spellStart"/>
           <w:r>
             <w:rPr>
               <w14:textOutline w14:w="9525" w14:cap="rnd" w14:cmpd="sng" w14:algn="ctr">
@@ -2796,8 +3308,9 @@
                 <w14:bevel/>
               </w14:textOutline>
             </w:rPr>
-            <w:br/>
-          </w:r>
+            <w:t>tenant_street</w:t>
+          </w:r>
+          <w:proofErr w:type="spellEnd"/>
           <w:r>
             <w:rPr>
               <w14:textOutline w14:w="9525" w14:cap="rnd" w14:cmpd="sng" w14:algn="ctr">
@@ -2806,7 +3319,7 @@
                 <w14:bevel/>
               </w14:textOutline>
             </w:rPr>
-            <w:t>{{tenant_zip}}</w:t>
+            <w:t xml:space="preserve">}} </w:t>
           </w:r>
           <w:r>
             <w:rPr>
@@ -2816,7 +3329,7 @@
                 <w14:bevel/>
               </w14:textOutline>
             </w:rPr>
-            <w:t xml:space="preserve"> {{</w:t>
+            <w:br/>
           </w:r>
           <w:r>
             <w:rPr>
@@ -2826,8 +3339,9 @@
                 <w14:bevel/>
               </w14:textOutline>
             </w:rPr>
-            <w:t>tenant</w:t>
-          </w:r>
+            <w:t>{{</w:t>
+          </w:r>
+          <w:proofErr w:type="spellStart"/>
           <w:r>
             <w:rPr>
               <w14:textOutline w14:w="9525" w14:cap="rnd" w14:cmpd="sng" w14:algn="ctr">
@@ -2836,7 +3350,60 @@
                 <w14:bevel/>
               </w14:textOutline>
             </w:rPr>
-            <w:t>_city}}</w:t>
+            <w:t>tenant_zip</w:t>
+          </w:r>
+          <w:proofErr w:type="spellEnd"/>
+          <w:r>
+            <w:rPr>
+              <w14:textOutline w14:w="9525" w14:cap="rnd" w14:cmpd="sng" w14:algn="ctr">
+                <w14:noFill/>
+                <w14:prstDash w14:val="solid"/>
+                <w14:bevel/>
+              </w14:textOutline>
+            </w:rPr>
+            <w:t>}}</w:t>
+          </w:r>
+          <w:r>
+            <w:rPr>
+              <w14:textOutline w14:w="9525" w14:cap="rnd" w14:cmpd="sng" w14:algn="ctr">
+                <w14:noFill/>
+                <w14:prstDash w14:val="solid"/>
+                <w14:bevel/>
+              </w14:textOutline>
+            </w:rPr>
+            <w:t xml:space="preserve"> {{</w:t>
+          </w:r>
+          <w:proofErr w:type="spellStart"/>
+          <w:r>
+            <w:rPr>
+              <w14:textOutline w14:w="9525" w14:cap="rnd" w14:cmpd="sng" w14:algn="ctr">
+                <w14:noFill/>
+                <w14:prstDash w14:val="solid"/>
+                <w14:bevel/>
+              </w14:textOutline>
+            </w:rPr>
+            <w:t>tenant</w:t>
+          </w:r>
+          <w:r>
+            <w:rPr>
+              <w14:textOutline w14:w="9525" w14:cap="rnd" w14:cmpd="sng" w14:algn="ctr">
+                <w14:noFill/>
+                <w14:prstDash w14:val="solid"/>
+                <w14:bevel/>
+              </w14:textOutline>
+            </w:rPr>
+            <w:t>_city</w:t>
+          </w:r>
+          <w:proofErr w:type="spellEnd"/>
+          <w:r>
+            <w:rPr>
+              <w14:textOutline w14:w="9525" w14:cap="rnd" w14:cmpd="sng" w14:algn="ctr">
+                <w14:noFill/>
+                <w14:prstDash w14:val="solid"/>
+                <w14:bevel/>
+              </w14:textOutline>
+            </w:rPr>
+            <w:t>}}</w:t>
           </w:r>
         </w:p>
         <w:p>
@@ -2947,11 +3514,27 @@
           </w:r>
           <w:r>
             <w:br/>
-            <w:t>{{payer.street}}</w:t>
+            <w:t>{{</w:t>
+          </w:r>
+          <w:proofErr w:type="spellStart"/>
+          <w:r>
+            <w:t>payer.street</w:t>
+          </w:r>
+          <w:proofErr w:type="spellEnd"/>
+          <w:r>
+            <w:t>}}</w:t>
           </w:r>
           <w:r>
             <w:br/>
-            <w:t>{{payer.zip_city}}</w:t>
+            <w:t>{{</w:t>
+          </w:r>
+          <w:proofErr w:type="spellStart"/>
+          <w:r>
+            <w:t>payer.zip_city</w:t>
+          </w:r>
+          <w:proofErr w:type="spellEnd"/>
+          <w:r>
+            <w:t>}}</w:t>
           </w:r>
         </w:p>
         <w:p>

--- a/templates/rechnungsvorlage.docx
+++ b/templates/rechnungsvorlage.docx
@@ -19,33 +19,17 @@
         </w:rPr>
         <w:t>{{</w:t>
       </w:r>
-      <w:proofErr w:type="spellStart"/>
       <w:r>
         <w:rPr>
           <w:lang w:val="en-US"/>
         </w:rPr>
-        <w:t>provider_city</w:t>
+        <w:t>tenant</w:t>
       </w:r>
-      <w:proofErr w:type="spellEnd"/>
       <w:r>
         <w:rPr>
           <w:lang w:val="en-US"/>
         </w:rPr>
-        <w:t>}}, den {{</w:t>
-      </w:r>
-      <w:proofErr w:type="spellStart"/>
-      <w:r>
-        <w:rPr>
-          <w:lang w:val="en-US"/>
-        </w:rPr>
-        <w:t>invoice_date|date</w:t>
-      </w:r>
-      <w:proofErr w:type="spellEnd"/>
-      <w:r>
-        <w:rPr>
-          <w:lang w:val="en-US"/>
-        </w:rPr>
-        <w:t>}}</w:t>
+        <w:t>_city}}, den {{invoice_date|date}}</w:t>
       </w:r>
     </w:p>
     <w:p>
@@ -72,7 +56,6 @@
           <w:lang w:val="en-US"/>
         </w:rPr>
       </w:pPr>
-      <w:proofErr w:type="spellStart"/>
       <w:r>
         <w:rPr>
           <w:rStyle w:val="Fett"/>
@@ -82,7 +65,6 @@
         </w:rPr>
         <w:t>Rechnungsnummer</w:t>
       </w:r>
-      <w:proofErr w:type="spellEnd"/>
       <w:r>
         <w:rPr>
           <w:rStyle w:val="Fett"/>
@@ -96,21 +78,7 @@
         <w:rPr>
           <w:lang w:val="en-US"/>
         </w:rPr>
-        <w:t>{{</w:t>
-      </w:r>
-      <w:proofErr w:type="spellStart"/>
-      <w:r>
-        <w:rPr>
-          <w:lang w:val="en-US"/>
-        </w:rPr>
-        <w:t>invoice_id</w:t>
-      </w:r>
-      <w:proofErr w:type="spellEnd"/>
-      <w:r>
-        <w:rPr>
-          <w:lang w:val="en-US"/>
-        </w:rPr>
-        <w:t>}}</w:t>
+        <w:t>{{invoice_id}}</w:t>
       </w:r>
     </w:p>
     <w:p>
@@ -129,16 +97,7 @@
           <w:bCs/>
           <w:lang w:val="en-US"/>
         </w:rPr>
-        <w:t>{{</w:t>
-      </w:r>
-      <w:proofErr w:type="spellStart"/>
-      <w:r>
-        <w:rPr>
-          <w:b/>
-          <w:bCs/>
-          <w:lang w:val="en-US"/>
-        </w:rPr>
-        <w:t>service_type</w:t>
+        <w:t>{{service_type</w:t>
       </w:r>
       <w:r>
         <w:rPr>
@@ -148,7 +107,6 @@
         </w:rPr>
         <w:t>_description</w:t>
       </w:r>
-      <w:proofErr w:type="spellEnd"/>
       <w:r>
         <w:rPr>
           <w:b/>
@@ -168,47 +126,11 @@
           <w:lang w:val="en-US"/>
         </w:rPr>
       </w:pPr>
-      <w:proofErr w:type="spellStart"/>
       <w:r>
         <w:rPr>
           <w:lang w:val="en-US"/>
         </w:rPr>
-        <w:t>Zeitraum</w:t>
-      </w:r>
-      <w:proofErr w:type="spellEnd"/>
-      <w:r>
-        <w:rPr>
-          <w:lang w:val="en-US"/>
-        </w:rPr>
-        <w:t xml:space="preserve"> der </w:t>
-      </w:r>
-      <w:proofErr w:type="spellStart"/>
-      <w:r>
-        <w:rPr>
-          <w:lang w:val="en-US"/>
-        </w:rPr>
-        <w:t>Leistungserbringung</w:t>
-      </w:r>
-      <w:proofErr w:type="spellEnd"/>
-      <w:r>
-        <w:rPr>
-          <w:lang w:val="en-US"/>
-        </w:rPr>
-        <w:t>: {{</w:t>
-      </w:r>
-      <w:proofErr w:type="spellStart"/>
-      <w:r>
-        <w:rPr>
-          <w:lang w:val="en-US"/>
-        </w:rPr>
-        <w:t>start_inv_period|date</w:t>
-      </w:r>
-      <w:proofErr w:type="spellEnd"/>
-      <w:r>
-        <w:rPr>
-          <w:lang w:val="en-US"/>
-        </w:rPr>
-        <w:t>}} –</w:t>
+        <w:t>Zeitraum der Leistungserbringung: {{start_inv_period|date}} –</w:t>
       </w:r>
       <w:r>
         <w:rPr>
@@ -220,21 +142,7 @@
         <w:rPr>
           <w:lang w:val="en-US"/>
         </w:rPr>
-        <w:t>{{</w:t>
-      </w:r>
-      <w:proofErr w:type="spellStart"/>
-      <w:r>
-        <w:rPr>
-          <w:lang w:val="en-US"/>
-        </w:rPr>
-        <w:t>end_inv_period|date</w:t>
-      </w:r>
-      <w:proofErr w:type="spellEnd"/>
-      <w:r>
-        <w:rPr>
-          <w:lang w:val="en-US"/>
-        </w:rPr>
-        <w:t>}}</w:t>
+        <w:t>{{end_inv_period|date}}</w:t>
       </w:r>
     </w:p>
     <w:p>
@@ -314,7 +222,6 @@
               </w:rPr>
               <w:t>{{</w:t>
             </w:r>
-            <w:proofErr w:type="spellStart"/>
             <w:r>
               <w:rPr>
                 <w:b w:val="0"/>
@@ -322,7 +229,6 @@
               </w:rPr>
               <w:t>service_requester</w:t>
             </w:r>
-            <w:proofErr w:type="spellEnd"/>
             <w:r>
               <w:rPr>
                 <w:b w:val="0"/>
@@ -371,7 +277,6 @@
             <w:r>
               <w:t>{{</w:t>
             </w:r>
-            <w:proofErr w:type="spellStart"/>
             <w:r>
               <w:t>client</w:t>
             </w:r>
@@ -381,7 +286,6 @@
             <w:r>
               <w:t>name</w:t>
             </w:r>
-            <w:proofErr w:type="spellEnd"/>
             <w:r>
               <w:t>}}</w:t>
             </w:r>
@@ -423,11 +327,9 @@
             <w:r>
               <w:t>{{</w:t>
             </w:r>
-            <w:proofErr w:type="spellStart"/>
             <w:r>
               <w:t>client.social_security_number</w:t>
             </w:r>
-            <w:proofErr w:type="spellEnd"/>
             <w:r>
               <w:t>}}</w:t>
             </w:r>
@@ -684,7 +586,6 @@
               </w:rPr>
               <w:t xml:space="preserve"> </w:t>
             </w:r>
-            <w:proofErr w:type="spellStart"/>
             <w:r>
               <w:rPr>
                 <w:sz w:val="22"/>
@@ -692,7 +593,6 @@
               </w:rPr>
               <w:t>Leistungsdatum|date</w:t>
             </w:r>
-            <w:proofErr w:type="spellEnd"/>
           </w:p>
           <w:p>
             <w:pPr>
@@ -732,23 +632,7 @@
                 <w:sz w:val="22"/>
                 <w:szCs w:val="22"/>
               </w:rPr>
-              <w:t>{{</w:t>
-            </w:r>
-            <w:proofErr w:type="spellStart"/>
-            <w:r>
-              <w:rPr>
-                <w:sz w:val="22"/>
-                <w:szCs w:val="22"/>
-              </w:rPr>
-              <w:t>item.Fahrtzeit|minutes</w:t>
-            </w:r>
-            <w:proofErr w:type="spellEnd"/>
-            <w:r>
-              <w:rPr>
-                <w:sz w:val="22"/>
-                <w:szCs w:val="22"/>
-              </w:rPr>
-              <w:t>}}</w:t>
+              <w:t>{{item.Fahrtzeit|minutes}}</w:t>
             </w:r>
           </w:p>
         </w:tc>
@@ -771,23 +655,7 @@
                 <w:sz w:val="22"/>
                 <w:szCs w:val="22"/>
               </w:rPr>
-              <w:t>{{</w:t>
-            </w:r>
-            <w:proofErr w:type="spellStart"/>
-            <w:r>
-              <w:rPr>
-                <w:sz w:val="22"/>
-                <w:szCs w:val="22"/>
-              </w:rPr>
-              <w:t>item.Direkt|minutes</w:t>
-            </w:r>
-            <w:proofErr w:type="spellEnd"/>
-            <w:r>
-              <w:rPr>
-                <w:sz w:val="22"/>
-                <w:szCs w:val="22"/>
-              </w:rPr>
-              <w:t>}}</w:t>
+              <w:t>{{item.Direkt|minutes}}</w:t>
             </w:r>
           </w:p>
         </w:tc>
@@ -810,23 +678,7 @@
                 <w:sz w:val="22"/>
                 <w:szCs w:val="22"/>
               </w:rPr>
-              <w:t>{{</w:t>
-            </w:r>
-            <w:proofErr w:type="spellStart"/>
-            <w:r>
-              <w:rPr>
-                <w:sz w:val="22"/>
-                <w:szCs w:val="22"/>
-              </w:rPr>
-              <w:t>item.Indirekt|minutes</w:t>
-            </w:r>
-            <w:proofErr w:type="spellEnd"/>
-            <w:r>
-              <w:rPr>
-                <w:sz w:val="22"/>
-                <w:szCs w:val="22"/>
-              </w:rPr>
-              <w:t>}}</w:t>
+              <w:t>{{item.Indirekt|minutes}}</w:t>
             </w:r>
           </w:p>
         </w:tc>
@@ -849,23 +701,7 @@
                 <w:sz w:val="22"/>
                 <w:szCs w:val="22"/>
               </w:rPr>
-              <w:t>{{</w:t>
-            </w:r>
-            <w:proofErr w:type="spellStart"/>
-            <w:r>
-              <w:rPr>
-                <w:sz w:val="22"/>
-                <w:szCs w:val="22"/>
-              </w:rPr>
-              <w:t>item.Stunden|hhmm</w:t>
-            </w:r>
-            <w:proofErr w:type="spellEnd"/>
-            <w:r>
-              <w:rPr>
-                <w:sz w:val="22"/>
-                <w:szCs w:val="22"/>
-              </w:rPr>
-              <w:t>}}</w:t>
+              <w:t>{{item.Stunden|hhmm}}</w:t>
             </w:r>
           </w:p>
         </w:tc>
@@ -888,17 +724,8 @@
                 <w:sz w:val="22"/>
                 <w:szCs w:val="22"/>
               </w:rPr>
-              <w:t>{{</w:t>
-            </w:r>
-            <w:proofErr w:type="spellStart"/>
-            <w:r>
-              <w:rPr>
-                <w:sz w:val="22"/>
-                <w:szCs w:val="22"/>
-              </w:rPr>
-              <w:t>item.Kosten|currency</w:t>
-            </w:r>
-            <w:proofErr w:type="spellEnd"/>
+              <w:t>{{item.Kosten|currency</w:t>
+            </w:r>
             <w:r>
               <w:rPr>
                 <w:sz w:val="22"/>
@@ -931,23 +758,7 @@
                 <w:sz w:val="22"/>
                 <w:szCs w:val="22"/>
               </w:rPr>
-              <w:t xml:space="preserve">{% </w:t>
-            </w:r>
-            <w:proofErr w:type="spellStart"/>
-            <w:r>
-              <w:rPr>
-                <w:sz w:val="22"/>
-                <w:szCs w:val="22"/>
-              </w:rPr>
-              <w:t>endfor</w:t>
-            </w:r>
-            <w:proofErr w:type="spellEnd"/>
-            <w:r>
-              <w:rPr>
-                <w:sz w:val="22"/>
-                <w:szCs w:val="22"/>
-              </w:rPr>
-              <w:t xml:space="preserve"> %}</w:t>
+              <w:t>{% endfor %}</w:t>
             </w:r>
           </w:p>
         </w:tc>
@@ -1092,27 +903,7 @@
                 <w:sz w:val="22"/>
                 <w:szCs w:val="22"/>
               </w:rPr>
-              <w:t>{{</w:t>
-            </w:r>
-            <w:proofErr w:type="spellStart"/>
-            <w:r>
-              <w:rPr>
-                <w:b/>
-                <w:bCs/>
-                <w:sz w:val="22"/>
-                <w:szCs w:val="22"/>
-              </w:rPr>
-              <w:t>summe_fahrtzeit|minutes</w:t>
-            </w:r>
-            <w:proofErr w:type="spellEnd"/>
-            <w:r>
-              <w:rPr>
-                <w:b/>
-                <w:bCs/>
-                <w:sz w:val="22"/>
-                <w:szCs w:val="22"/>
-              </w:rPr>
-              <w:t>}}</w:t>
+              <w:t>{{summe_fahrtzeit|minutes}}</w:t>
             </w:r>
           </w:p>
         </w:tc>
@@ -1138,27 +929,7 @@
                 <w:sz w:val="22"/>
                 <w:szCs w:val="22"/>
               </w:rPr>
-              <w:t>{{</w:t>
-            </w:r>
-            <w:proofErr w:type="spellStart"/>
-            <w:r>
-              <w:rPr>
-                <w:b/>
-                <w:bCs/>
-                <w:sz w:val="22"/>
-                <w:szCs w:val="22"/>
-              </w:rPr>
-              <w:t>summe_direkt|minutes</w:t>
-            </w:r>
-            <w:proofErr w:type="spellEnd"/>
-            <w:r>
-              <w:rPr>
-                <w:b/>
-                <w:bCs/>
-                <w:sz w:val="22"/>
-                <w:szCs w:val="22"/>
-              </w:rPr>
-              <w:t>}}</w:t>
+              <w:t>{{summe_direkt|minutes}}</w:t>
             </w:r>
           </w:p>
         </w:tc>
@@ -1184,27 +955,7 @@
                 <w:sz w:val="22"/>
                 <w:szCs w:val="22"/>
               </w:rPr>
-              <w:t>{{</w:t>
-            </w:r>
-            <w:proofErr w:type="spellStart"/>
-            <w:r>
-              <w:rPr>
-                <w:b/>
-                <w:bCs/>
-                <w:sz w:val="22"/>
-                <w:szCs w:val="22"/>
-              </w:rPr>
-              <w:t>summe_indirekt|minutes</w:t>
-            </w:r>
-            <w:proofErr w:type="spellEnd"/>
-            <w:r>
-              <w:rPr>
-                <w:b/>
-                <w:bCs/>
-                <w:sz w:val="22"/>
-                <w:szCs w:val="22"/>
-              </w:rPr>
-              <w:t>}}</w:t>
+              <w:t>{{summe_indirekt|minutes}}</w:t>
             </w:r>
           </w:p>
         </w:tc>
@@ -1230,27 +981,7 @@
                 <w:sz w:val="22"/>
                 <w:szCs w:val="22"/>
               </w:rPr>
-              <w:t>{{</w:t>
-            </w:r>
-            <w:proofErr w:type="spellStart"/>
-            <w:r>
-              <w:rPr>
-                <w:b/>
-                <w:bCs/>
-                <w:sz w:val="22"/>
-                <w:szCs w:val="22"/>
-              </w:rPr>
-              <w:t>summe_stunden|minutes</w:t>
-            </w:r>
-            <w:proofErr w:type="spellEnd"/>
-            <w:r>
-              <w:rPr>
-                <w:b/>
-                <w:bCs/>
-                <w:sz w:val="22"/>
-                <w:szCs w:val="22"/>
-              </w:rPr>
-              <w:t>}}</w:t>
+              <w:t>{{summe_stunden|minutes}}</w:t>
             </w:r>
           </w:p>
         </w:tc>
@@ -1343,27 +1074,7 @@
                 <w:sz w:val="22"/>
                 <w:szCs w:val="22"/>
               </w:rPr>
-              <w:t>{{</w:t>
-            </w:r>
-            <w:proofErr w:type="spellStart"/>
-            <w:r>
-              <w:rPr>
-                <w:b/>
-                <w:bCs/>
-                <w:sz w:val="22"/>
-                <w:szCs w:val="22"/>
-              </w:rPr>
-              <w:t>summe_fahrtzeit|hhmm</w:t>
-            </w:r>
-            <w:proofErr w:type="spellEnd"/>
-            <w:r>
-              <w:rPr>
-                <w:b/>
-                <w:bCs/>
-                <w:sz w:val="22"/>
-                <w:szCs w:val="22"/>
-              </w:rPr>
-              <w:t>}}</w:t>
+              <w:t>{{summe_fahrtzeit|hhmm}}</w:t>
             </w:r>
           </w:p>
         </w:tc>
@@ -1389,27 +1100,7 @@
                 <w:sz w:val="22"/>
                 <w:szCs w:val="22"/>
               </w:rPr>
-              <w:t>{{</w:t>
-            </w:r>
-            <w:proofErr w:type="spellStart"/>
-            <w:r>
-              <w:rPr>
-                <w:b/>
-                <w:bCs/>
-                <w:sz w:val="22"/>
-                <w:szCs w:val="22"/>
-              </w:rPr>
-              <w:t>summe_direkt|hhmm</w:t>
-            </w:r>
-            <w:proofErr w:type="spellEnd"/>
-            <w:r>
-              <w:rPr>
-                <w:b/>
-                <w:bCs/>
-                <w:sz w:val="22"/>
-                <w:szCs w:val="22"/>
-              </w:rPr>
-              <w:t>}}</w:t>
+              <w:t>{{summe_direkt|hhmm}}</w:t>
             </w:r>
           </w:p>
         </w:tc>
@@ -1435,27 +1126,7 @@
                 <w:sz w:val="22"/>
                 <w:szCs w:val="22"/>
               </w:rPr>
-              <w:t>{{</w:t>
-            </w:r>
-            <w:proofErr w:type="spellStart"/>
-            <w:r>
-              <w:rPr>
-                <w:b/>
-                <w:bCs/>
-                <w:sz w:val="22"/>
-                <w:szCs w:val="22"/>
-              </w:rPr>
-              <w:t>summe_indirekt|hhmm</w:t>
-            </w:r>
-            <w:proofErr w:type="spellEnd"/>
-            <w:r>
-              <w:rPr>
-                <w:b/>
-                <w:bCs/>
-                <w:sz w:val="22"/>
-                <w:szCs w:val="22"/>
-              </w:rPr>
-              <w:t>}}</w:t>
+              <w:t>{{summe_indirekt|hhmm}}</w:t>
             </w:r>
           </w:p>
         </w:tc>
@@ -1481,27 +1152,7 @@
                 <w:sz w:val="22"/>
                 <w:szCs w:val="22"/>
               </w:rPr>
-              <w:t>{{</w:t>
-            </w:r>
-            <w:proofErr w:type="spellStart"/>
-            <w:r>
-              <w:rPr>
-                <w:b/>
-                <w:bCs/>
-                <w:sz w:val="22"/>
-                <w:szCs w:val="22"/>
-              </w:rPr>
-              <w:t>summe_stunden|hhmm</w:t>
-            </w:r>
-            <w:proofErr w:type="spellEnd"/>
-            <w:r>
-              <w:rPr>
-                <w:b/>
-                <w:bCs/>
-                <w:sz w:val="22"/>
-                <w:szCs w:val="22"/>
-              </w:rPr>
-              <w:t>}}</w:t>
+              <w:t>{{summe_stunden|hhmm}}</w:t>
             </w:r>
           </w:p>
         </w:tc>
@@ -1527,27 +1178,7 @@
                 <w:sz w:val="22"/>
                 <w:szCs w:val="22"/>
               </w:rPr>
-              <w:t>{{</w:t>
-            </w:r>
-            <w:proofErr w:type="spellStart"/>
-            <w:r>
-              <w:rPr>
-                <w:b/>
-                <w:bCs/>
-                <w:sz w:val="22"/>
-                <w:szCs w:val="22"/>
-              </w:rPr>
-              <w:t>summe_kosten|currency</w:t>
-            </w:r>
-            <w:proofErr w:type="spellEnd"/>
-            <w:r>
-              <w:rPr>
-                <w:b/>
-                <w:bCs/>
-                <w:sz w:val="22"/>
-                <w:szCs w:val="22"/>
-              </w:rPr>
-              <w:t>}}</w:t>
+              <w:t>{{summe_kosten|currency}}</w:t>
             </w:r>
           </w:p>
         </w:tc>
@@ -1631,11 +1262,9 @@
                             <w:r>
                               <w:t>{</w:t>
                             </w:r>
-                            <w:proofErr w:type="spellStart"/>
                             <w:r>
                               <w:t>payment_part</w:t>
                             </w:r>
-                            <w:proofErr w:type="spellEnd"/>
                             <w:r>
                               <w:t>}</w:t>
                             </w:r>
@@ -1793,23 +1422,21 @@
               <w:lang w:val="en-US"/>
             </w:rPr>
           </w:pPr>
-          <w:proofErr w:type="spellStart"/>
           <w:r>
             <w:rPr>
               <w:sz w:val="22"/>
               <w:szCs w:val="22"/>
               <w:lang w:val="en-US"/>
             </w:rPr>
-            <w:t>Wegpiraten</w:t>
-          </w:r>
-          <w:proofErr w:type="spellEnd"/>
+            <w:t>Wegpiraten GmbH</w:t>
+          </w:r>
           <w:r>
             <w:rPr>
               <w:sz w:val="22"/>
               <w:szCs w:val="22"/>
               <w:lang w:val="en-US"/>
             </w:rPr>
-            <w:t xml:space="preserve"> GmbH</w:t>
+            <w:br/>
           </w:r>
           <w:r>
             <w:rPr>
@@ -1817,7 +1444,7 @@
               <w:szCs w:val="22"/>
               <w:lang w:val="en-US"/>
             </w:rPr>
-            <w:br/>
+            <w:t>{{t</w:t>
           </w:r>
           <w:r>
             <w:rPr>
@@ -1825,16 +1452,15 @@
               <w:szCs w:val="22"/>
               <w:lang w:val="en-US"/>
             </w:rPr>
-            <w:t>{{</w:t>
-          </w:r>
-          <w:proofErr w:type="spellStart"/>
+            <w:t>enant_street}}</w:t>
+          </w:r>
           <w:r>
             <w:rPr>
               <w:sz w:val="22"/>
               <w:szCs w:val="22"/>
               <w:lang w:val="en-US"/>
             </w:rPr>
-            <w:t>t</w:t>
+            <w:br/>
           </w:r>
           <w:r>
             <w:rPr>
@@ -1842,16 +1468,15 @@
               <w:szCs w:val="22"/>
               <w:lang w:val="en-US"/>
             </w:rPr>
-            <w:t>enant_street</w:t>
-          </w:r>
-          <w:proofErr w:type="spellEnd"/>
+            <w:t>{{tenant_zip}}</w:t>
+          </w:r>
           <w:r>
             <w:rPr>
               <w:sz w:val="22"/>
               <w:szCs w:val="22"/>
               <w:lang w:val="en-US"/>
             </w:rPr>
-            <w:t>}}</w:t>
+            <w:t xml:space="preserve"> </w:t>
           </w:r>
           <w:r>
             <w:rPr>
@@ -1859,7 +1484,7 @@
               <w:szCs w:val="22"/>
               <w:lang w:val="en-US"/>
             </w:rPr>
-            <w:br/>
+            <w:t>{{</w:t>
           </w:r>
           <w:r>
             <w:rPr>
@@ -1867,67 +1492,15 @@
               <w:szCs w:val="22"/>
               <w:lang w:val="en-US"/>
             </w:rPr>
-            <w:t>{{</w:t>
-          </w:r>
-          <w:proofErr w:type="spellStart"/>
+            <w:t>tenant</w:t>
+          </w:r>
           <w:r>
             <w:rPr>
               <w:sz w:val="22"/>
               <w:szCs w:val="22"/>
               <w:lang w:val="en-US"/>
             </w:rPr>
-            <w:t>tenant_zip</w:t>
-          </w:r>
-          <w:proofErr w:type="spellEnd"/>
-          <w:r>
-            <w:rPr>
-              <w:sz w:val="22"/>
-              <w:szCs w:val="22"/>
-              <w:lang w:val="en-US"/>
-            </w:rPr>
-            <w:t>}}</w:t>
-          </w:r>
-          <w:r>
-            <w:rPr>
-              <w:sz w:val="22"/>
-              <w:szCs w:val="22"/>
-              <w:lang w:val="en-US"/>
-            </w:rPr>
-            <w:t xml:space="preserve"> </w:t>
-          </w:r>
-          <w:r>
-            <w:rPr>
-              <w:sz w:val="22"/>
-              <w:szCs w:val="22"/>
-              <w:lang w:val="en-US"/>
-            </w:rPr>
-            <w:t>{{</w:t>
-          </w:r>
-          <w:proofErr w:type="spellStart"/>
-          <w:r>
-            <w:rPr>
-              <w:sz w:val="22"/>
-              <w:szCs w:val="22"/>
-              <w:lang w:val="en-US"/>
-            </w:rPr>
-            <w:t>tenant</w:t>
-          </w:r>
-          <w:r>
-            <w:rPr>
-              <w:sz w:val="22"/>
-              <w:szCs w:val="22"/>
-              <w:lang w:val="en-US"/>
-            </w:rPr>
-            <w:t>_city</w:t>
-          </w:r>
-          <w:proofErr w:type="spellEnd"/>
-          <w:r>
-            <w:rPr>
-              <w:sz w:val="22"/>
-              <w:szCs w:val="22"/>
-              <w:lang w:val="en-US"/>
-            </w:rPr>
-            <w:t>}}</w:t>
+            <w:t>_city}}</w:t>
           </w:r>
           <w:r>
             <w:rPr>
@@ -2061,23 +1634,7 @@
               <w:sz w:val="22"/>
               <w:szCs w:val="22"/>
             </w:rPr>
-            <w:t>{{</w:t>
-          </w:r>
-          <w:proofErr w:type="spellStart"/>
-          <w:r>
-            <w:rPr>
-              <w:sz w:val="22"/>
-              <w:szCs w:val="22"/>
-            </w:rPr>
-            <w:t>tenant_iban</w:t>
-          </w:r>
-          <w:proofErr w:type="spellEnd"/>
-          <w:r>
-            <w:rPr>
-              <w:sz w:val="22"/>
-              <w:szCs w:val="22"/>
-            </w:rPr>
-            <w:t>}}</w:t>
+            <w:t>{{tenant_iban}}</w:t>
           </w:r>
         </w:p>
       </w:tc>
@@ -2314,15 +1871,7 @@
             <w:t xml:space="preserve">3800 </w:t>
           </w:r>
           <w:r>
-            <w:t>{{</w:t>
-          </w:r>
-          <w:proofErr w:type="spellStart"/>
-          <w:r>
-            <w:t>provider_city</w:t>
-          </w:r>
-          <w:proofErr w:type="spellEnd"/>
-          <w:r>
-            <w:t>}}</w:t>
+            <w:t>{{provider_city}}</w:t>
           </w:r>
         </w:p>
       </w:tc>
@@ -2441,15 +1990,7 @@
                   <w:jc w:val="right"/>
                 </w:pPr>
                 <w:r>
-                  <w:t>{{</w:t>
-                </w:r>
-                <w:proofErr w:type="spellStart"/>
-                <w:r>
-                  <w:t>payer.street</w:t>
-                </w:r>
-                <w:proofErr w:type="spellEnd"/>
-                <w:r>
-                  <w:t>}}</w:t>
+                  <w:t>{{payer.street}}</w:t>
                 </w:r>
               </w:p>
             </w:tc>
@@ -2474,15 +2015,7 @@
                   <w:jc w:val="right"/>
                 </w:pPr>
                 <w:r>
-                  <w:t>{{</w:t>
-                </w:r>
-                <w:proofErr w:type="spellStart"/>
-                <w:r>
-                  <w:t>payer.zip_city</w:t>
-                </w:r>
-                <w:proofErr w:type="spellEnd"/>
-                <w:r>
-                  <w:t>}}</w:t>
+                  <w:t>{{payer.zip_city}}</w:t>
                 </w:r>
               </w:p>
             </w:tc>
@@ -2773,9 +2306,8 @@
                 <w14:bevel/>
               </w14:textOutline>
             </w:rPr>
-            <w:t>{{</w:t>
-          </w:r>
-          <w:proofErr w:type="spellStart"/>
+            <w:t>{{tenant_street}}</w:t>
+          </w:r>
           <w:r>
             <w:rPr>
               <w14:textOutline w14:w="9525" w14:cap="rnd" w14:cmpd="sng" w14:algn="ctr">
@@ -2784,9 +2316,8 @@
                 <w14:bevel/>
               </w14:textOutline>
             </w:rPr>
-            <w:t>tenant_street</w:t>
-          </w:r>
-          <w:proofErr w:type="spellEnd"/>
+            <w:br/>
+          </w:r>
           <w:r>
             <w:rPr>
               <w14:textOutline w14:w="9525" w14:cap="rnd" w14:cmpd="sng" w14:algn="ctr">
@@ -2795,7 +2326,7 @@
                 <w14:bevel/>
               </w14:textOutline>
             </w:rPr>
-            <w:t>}}</w:t>
+            <w:t>{{tenant_zip}}</w:t>
           </w:r>
           <w:r>
             <w:rPr>
@@ -2805,7 +2336,7 @@
                 <w14:bevel/>
               </w14:textOutline>
             </w:rPr>
-            <w:br/>
+            <w:t xml:space="preserve"> {{</w:t>
           </w:r>
           <w:r>
             <w:rPr>
@@ -2815,9 +2346,8 @@
                 <w14:bevel/>
               </w14:textOutline>
             </w:rPr>
-            <w:t>{{</w:t>
-          </w:r>
-          <w:proofErr w:type="spellStart"/>
+            <w:t>tenant</w:t>
+          </w:r>
           <w:r>
             <w:rPr>
               <w14:textOutline w14:w="9525" w14:cap="rnd" w14:cmpd="sng" w14:algn="ctr">
@@ -2826,60 +2356,7 @@
                 <w14:bevel/>
               </w14:textOutline>
             </w:rPr>
-            <w:t>tenant_zip</w:t>
-          </w:r>
-          <w:proofErr w:type="spellEnd"/>
-          <w:r>
-            <w:rPr>
-              <w14:textOutline w14:w="9525" w14:cap="rnd" w14:cmpd="sng" w14:algn="ctr">
-                <w14:noFill/>
-                <w14:prstDash w14:val="solid"/>
-                <w14:bevel/>
-              </w14:textOutline>
-            </w:rPr>
-            <w:t>}}</w:t>
-          </w:r>
-          <w:r>
-            <w:rPr>
-              <w14:textOutline w14:w="9525" w14:cap="rnd" w14:cmpd="sng" w14:algn="ctr">
-                <w14:noFill/>
-                <w14:prstDash w14:val="solid"/>
-                <w14:bevel/>
-              </w14:textOutline>
-            </w:rPr>
-            <w:t xml:space="preserve"> {{</w:t>
-          </w:r>
-          <w:proofErr w:type="spellStart"/>
-          <w:r>
-            <w:rPr>
-              <w14:textOutline w14:w="9525" w14:cap="rnd" w14:cmpd="sng" w14:algn="ctr">
-                <w14:noFill/>
-                <w14:prstDash w14:val="solid"/>
-                <w14:bevel/>
-              </w14:textOutline>
-            </w:rPr>
-            <w:t>tenant</w:t>
-          </w:r>
-          <w:r>
-            <w:rPr>
-              <w14:textOutline w14:w="9525" w14:cap="rnd" w14:cmpd="sng" w14:algn="ctr">
-                <w14:noFill/>
-                <w14:prstDash w14:val="solid"/>
-                <w14:bevel/>
-              </w14:textOutline>
-            </w:rPr>
-            <w:t>_city</w:t>
-          </w:r>
-          <w:proofErr w:type="spellEnd"/>
-          <w:r>
-            <w:rPr>
-              <w14:textOutline w14:w="9525" w14:cap="rnd" w14:cmpd="sng" w14:algn="ctr">
-                <w14:noFill/>
-                <w14:prstDash w14:val="solid"/>
-                <w14:bevel/>
-              </w14:textOutline>
-            </w:rPr>
-            <w:t>}}</w:t>
+            <w:t>_city}}</w:t>
           </w:r>
         </w:p>
         <w:p>
@@ -2990,27 +2467,11 @@
           </w:r>
           <w:r>
             <w:br/>
-            <w:t>{{</w:t>
-          </w:r>
-          <w:proofErr w:type="spellStart"/>
-          <w:r>
-            <w:t>payer.street</w:t>
-          </w:r>
-          <w:proofErr w:type="spellEnd"/>
-          <w:r>
-            <w:t>}}</w:t>
+            <w:t>{{payer.street}}</w:t>
           </w:r>
           <w:r>
             <w:br/>
-            <w:t>{{</w:t>
-          </w:r>
-          <w:proofErr w:type="spellStart"/>
-          <w:r>
-            <w:t>payer.zip_city</w:t>
-          </w:r>
-          <w:proofErr w:type="spellEnd"/>
-          <w:r>
-            <w:t>}}</w:t>
+            <w:t>{{payer.zip_city}}</w:t>
           </w:r>
         </w:p>
         <w:p>
@@ -3297,9 +2758,8 @@
                 <w14:bevel/>
               </w14:textOutline>
             </w:rPr>
-            <w:t>{{</w:t>
-          </w:r>
-          <w:proofErr w:type="spellStart"/>
+            <w:t xml:space="preserve">{{tenant_street}} </w:t>
+          </w:r>
           <w:r>
             <w:rPr>
               <w14:textOutline w14:w="9525" w14:cap="rnd" w14:cmpd="sng" w14:algn="ctr">
@@ -3308,9 +2768,8 @@
                 <w14:bevel/>
               </w14:textOutline>
             </w:rPr>
-            <w:t>tenant_street</w:t>
-          </w:r>
-          <w:proofErr w:type="spellEnd"/>
+            <w:br/>
+          </w:r>
           <w:r>
             <w:rPr>
               <w14:textOutline w14:w="9525" w14:cap="rnd" w14:cmpd="sng" w14:algn="ctr">
@@ -3319,7 +2778,7 @@
                 <w14:bevel/>
               </w14:textOutline>
             </w:rPr>
-            <w:t xml:space="preserve">}} </w:t>
+            <w:t>{{tenant_zip}}</w:t>
           </w:r>
           <w:r>
             <w:rPr>
@@ -3329,7 +2788,7 @@
                 <w14:bevel/>
               </w14:textOutline>
             </w:rPr>
-            <w:br/>
+            <w:t xml:space="preserve"> {{</w:t>
           </w:r>
           <w:r>
             <w:rPr>
@@ -3339,9 +2798,8 @@
                 <w14:bevel/>
               </w14:textOutline>
             </w:rPr>
-            <w:t>{{</w:t>
-          </w:r>
-          <w:proofErr w:type="spellStart"/>
+            <w:t>tenant</w:t>
+          </w:r>
           <w:r>
             <w:rPr>
               <w14:textOutline w14:w="9525" w14:cap="rnd" w14:cmpd="sng" w14:algn="ctr">
@@ -3350,60 +2808,7 @@
                 <w14:bevel/>
               </w14:textOutline>
             </w:rPr>
-            <w:t>tenant_zip</w:t>
-          </w:r>
-          <w:proofErr w:type="spellEnd"/>
-          <w:r>
-            <w:rPr>
-              <w14:textOutline w14:w="9525" w14:cap="rnd" w14:cmpd="sng" w14:algn="ctr">
-                <w14:noFill/>
-                <w14:prstDash w14:val="solid"/>
-                <w14:bevel/>
-              </w14:textOutline>
-            </w:rPr>
-            <w:t>}}</w:t>
-          </w:r>
-          <w:r>
-            <w:rPr>
-              <w14:textOutline w14:w="9525" w14:cap="rnd" w14:cmpd="sng" w14:algn="ctr">
-                <w14:noFill/>
-                <w14:prstDash w14:val="solid"/>
-                <w14:bevel/>
-              </w14:textOutline>
-            </w:rPr>
-            <w:t xml:space="preserve"> {{</w:t>
-          </w:r>
-          <w:proofErr w:type="spellStart"/>
-          <w:r>
-            <w:rPr>
-              <w14:textOutline w14:w="9525" w14:cap="rnd" w14:cmpd="sng" w14:algn="ctr">
-                <w14:noFill/>
-                <w14:prstDash w14:val="solid"/>
-                <w14:bevel/>
-              </w14:textOutline>
-            </w:rPr>
-            <w:t>tenant</w:t>
-          </w:r>
-          <w:r>
-            <w:rPr>
-              <w14:textOutline w14:w="9525" w14:cap="rnd" w14:cmpd="sng" w14:algn="ctr">
-                <w14:noFill/>
-                <w14:prstDash w14:val="solid"/>
-                <w14:bevel/>
-              </w14:textOutline>
-            </w:rPr>
-            <w:t>_city</w:t>
-          </w:r>
-          <w:proofErr w:type="spellEnd"/>
-          <w:r>
-            <w:rPr>
-              <w14:textOutline w14:w="9525" w14:cap="rnd" w14:cmpd="sng" w14:algn="ctr">
-                <w14:noFill/>
-                <w14:prstDash w14:val="solid"/>
-                <w14:bevel/>
-              </w14:textOutline>
-            </w:rPr>
-            <w:t>}}</w:t>
+            <w:t>_city}}</w:t>
           </w:r>
         </w:p>
         <w:p>
@@ -3514,27 +2919,11 @@
           </w:r>
           <w:r>
             <w:br/>
-            <w:t>{{</w:t>
-          </w:r>
-          <w:proofErr w:type="spellStart"/>
-          <w:r>
-            <w:t>payer.street</w:t>
-          </w:r>
-          <w:proofErr w:type="spellEnd"/>
-          <w:r>
-            <w:t>}}</w:t>
+            <w:t>{{payer.street}}</w:t>
           </w:r>
           <w:r>
             <w:br/>
-            <w:t>{{</w:t>
-          </w:r>
-          <w:proofErr w:type="spellStart"/>
-          <w:r>
-            <w:t>payer.zip_city</w:t>
-          </w:r>
-          <w:proofErr w:type="spellEnd"/>
-          <w:r>
-            <w:t>}}</w:t>
+            <w:t>{{payer.zip_city}}</w:t>
           </w:r>
         </w:p>
         <w:p>

--- a/templates/rechnungsvorlage.docx
+++ b/templates/rechnungsvorlage.docx
@@ -591,7 +591,7 @@
                 <w:sz w:val="22"/>
                 <w:szCs w:val="22"/>
               </w:rPr>
-              <w:t>Leistungsdatum|date</w:t>
+              <w:t>Leistungsdatum|date if not item.is_intro else item.Bezeichnung</w:t>
             </w:r>
           </w:p>
           <w:p>

--- a/templates/rechnungsvorlage.docx
+++ b/templates/rechnungsvorlage.docx
@@ -19,6 +19,7 @@
         </w:rPr>
         <w:t>{{</w:t>
       </w:r>
+      <w:proofErr w:type="spellStart"/>
       <w:r>
         <w:rPr>
           <w:lang w:val="en-US"/>
@@ -29,7 +30,28 @@
         <w:rPr>
           <w:lang w:val="en-US"/>
         </w:rPr>
-        <w:t>_city}}, den {{invoice_date|date}}</w:t>
+        <w:t>_city</w:t>
+      </w:r>
+      <w:proofErr w:type="spellEnd"/>
+      <w:r>
+        <w:rPr>
+          <w:lang w:val="en-US"/>
+        </w:rPr>
+        <w:t>}}, den {{</w:t>
+      </w:r>
+      <w:proofErr w:type="spellStart"/>
+      <w:r>
+        <w:rPr>
+          <w:lang w:val="en-US"/>
+        </w:rPr>
+        <w:t>invoice_date|date</w:t>
+      </w:r>
+      <w:proofErr w:type="spellEnd"/>
+      <w:r>
+        <w:rPr>
+          <w:lang w:val="en-US"/>
+        </w:rPr>
+        <w:t>}}</w:t>
       </w:r>
     </w:p>
     <w:p>
@@ -56,6 +78,7 @@
           <w:lang w:val="en-US"/>
         </w:rPr>
       </w:pPr>
+      <w:proofErr w:type="spellStart"/>
       <w:r>
         <w:rPr>
           <w:rStyle w:val="Fett"/>
@@ -65,6 +88,7 @@
         </w:rPr>
         <w:t>Rechnungsnummer</w:t>
       </w:r>
+      <w:proofErr w:type="spellEnd"/>
       <w:r>
         <w:rPr>
           <w:rStyle w:val="Fett"/>
@@ -78,7 +102,21 @@
         <w:rPr>
           <w:lang w:val="en-US"/>
         </w:rPr>
-        <w:t>{{invoice_id}}</w:t>
+        <w:t>{{</w:t>
+      </w:r>
+      <w:proofErr w:type="spellStart"/>
+      <w:r>
+        <w:rPr>
+          <w:lang w:val="en-US"/>
+        </w:rPr>
+        <w:t>invoice_id</w:t>
+      </w:r>
+      <w:proofErr w:type="spellEnd"/>
+      <w:r>
+        <w:rPr>
+          <w:lang w:val="en-US"/>
+        </w:rPr>
+        <w:t>}}</w:t>
       </w:r>
     </w:p>
     <w:p>
@@ -97,7 +135,16 @@
           <w:bCs/>
           <w:lang w:val="en-US"/>
         </w:rPr>
-        <w:t>{{service_type</w:t>
+        <w:t>{{</w:t>
+      </w:r>
+      <w:proofErr w:type="spellStart"/>
+      <w:r>
+        <w:rPr>
+          <w:b/>
+          <w:bCs/>
+          <w:lang w:val="en-US"/>
+        </w:rPr>
+        <w:t>service_type</w:t>
       </w:r>
       <w:r>
         <w:rPr>
@@ -107,6 +154,7 @@
         </w:rPr>
         <w:t>_description</w:t>
       </w:r>
+      <w:proofErr w:type="spellEnd"/>
       <w:r>
         <w:rPr>
           <w:b/>
@@ -126,11 +174,47 @@
           <w:lang w:val="en-US"/>
         </w:rPr>
       </w:pPr>
+      <w:proofErr w:type="spellStart"/>
       <w:r>
         <w:rPr>
           <w:lang w:val="en-US"/>
         </w:rPr>
-        <w:t>Zeitraum der Leistungserbringung: {{start_inv_period|date}} –</w:t>
+        <w:t>Zeitraum</w:t>
+      </w:r>
+      <w:proofErr w:type="spellEnd"/>
+      <w:r>
+        <w:rPr>
+          <w:lang w:val="en-US"/>
+        </w:rPr>
+        <w:t xml:space="preserve"> der </w:t>
+      </w:r>
+      <w:proofErr w:type="spellStart"/>
+      <w:r>
+        <w:rPr>
+          <w:lang w:val="en-US"/>
+        </w:rPr>
+        <w:t>Leistungserbringung</w:t>
+      </w:r>
+      <w:proofErr w:type="spellEnd"/>
+      <w:r>
+        <w:rPr>
+          <w:lang w:val="en-US"/>
+        </w:rPr>
+        <w:t>: {{</w:t>
+      </w:r>
+      <w:proofErr w:type="spellStart"/>
+      <w:r>
+        <w:rPr>
+          <w:lang w:val="en-US"/>
+        </w:rPr>
+        <w:t>start_inv_period|date</w:t>
+      </w:r>
+      <w:proofErr w:type="spellEnd"/>
+      <w:r>
+        <w:rPr>
+          <w:lang w:val="en-US"/>
+        </w:rPr>
+        <w:t>}} –</w:t>
       </w:r>
       <w:r>
         <w:rPr>
@@ -142,7 +226,21 @@
         <w:rPr>
           <w:lang w:val="en-US"/>
         </w:rPr>
-        <w:t>{{end_inv_period|date}}</w:t>
+        <w:t>{{</w:t>
+      </w:r>
+      <w:proofErr w:type="spellStart"/>
+      <w:r>
+        <w:rPr>
+          <w:lang w:val="en-US"/>
+        </w:rPr>
+        <w:t>end_inv_period|date</w:t>
+      </w:r>
+      <w:proofErr w:type="spellEnd"/>
+      <w:r>
+        <w:rPr>
+          <w:lang w:val="en-US"/>
+        </w:rPr>
+        <w:t>}}</w:t>
       </w:r>
     </w:p>
     <w:p>
@@ -222,6 +320,7 @@
               </w:rPr>
               <w:t>{{</w:t>
             </w:r>
+            <w:proofErr w:type="spellStart"/>
             <w:r>
               <w:rPr>
                 <w:b w:val="0"/>
@@ -229,6 +328,7 @@
               </w:rPr>
               <w:t>service_requester</w:t>
             </w:r>
+            <w:proofErr w:type="spellEnd"/>
             <w:r>
               <w:rPr>
                 <w:b w:val="0"/>
@@ -277,6 +377,7 @@
             <w:r>
               <w:t>{{</w:t>
             </w:r>
+            <w:proofErr w:type="spellStart"/>
             <w:r>
               <w:t>client</w:t>
             </w:r>
@@ -286,6 +387,7 @@
             <w:r>
               <w:t>name</w:t>
             </w:r>
+            <w:proofErr w:type="spellEnd"/>
             <w:r>
               <w:t>}}</w:t>
             </w:r>
@@ -327,9 +429,11 @@
             <w:r>
               <w:t>{{</w:t>
             </w:r>
+            <w:proofErr w:type="spellStart"/>
             <w:r>
               <w:t>client.social_security_number</w:t>
             </w:r>
+            <w:proofErr w:type="spellEnd"/>
             <w:r>
               <w:t>}}</w:t>
             </w:r>
@@ -586,13 +690,79 @@
               </w:rPr>
               <w:t xml:space="preserve"> </w:t>
             </w:r>
-            <w:r>
-              <w:rPr>
-                <w:sz w:val="22"/>
-                <w:szCs w:val="22"/>
-              </w:rPr>
-              <w:t>Leistungsdatum|date if not item.is_intro else item.Bezeichnung</w:t>
-            </w:r>
+            <w:proofErr w:type="spellStart"/>
+            <w:r>
+              <w:rPr>
+                <w:sz w:val="22"/>
+                <w:szCs w:val="22"/>
+              </w:rPr>
+              <w:t>Leistungsdatum|date</w:t>
+            </w:r>
+            <w:proofErr w:type="spellEnd"/>
+            <w:r>
+              <w:rPr>
+                <w:sz w:val="22"/>
+                <w:szCs w:val="22"/>
+              </w:rPr>
+              <w:t xml:space="preserve"> </w:t>
+            </w:r>
+            <w:proofErr w:type="spellStart"/>
+            <w:r>
+              <w:rPr>
+                <w:sz w:val="22"/>
+                <w:szCs w:val="22"/>
+              </w:rPr>
+              <w:t>if</w:t>
+            </w:r>
+            <w:proofErr w:type="spellEnd"/>
+            <w:r>
+              <w:rPr>
+                <w:sz w:val="22"/>
+                <w:szCs w:val="22"/>
+              </w:rPr>
+              <w:t xml:space="preserve"> not </w:t>
+            </w:r>
+            <w:proofErr w:type="spellStart"/>
+            <w:r>
+              <w:rPr>
+                <w:sz w:val="22"/>
+                <w:szCs w:val="22"/>
+              </w:rPr>
+              <w:t>item.is_intro</w:t>
+            </w:r>
+            <w:proofErr w:type="spellEnd"/>
+            <w:r>
+              <w:rPr>
+                <w:sz w:val="22"/>
+                <w:szCs w:val="22"/>
+              </w:rPr>
+              <w:t xml:space="preserve"> </w:t>
+            </w:r>
+            <w:proofErr w:type="spellStart"/>
+            <w:r>
+              <w:rPr>
+                <w:sz w:val="22"/>
+                <w:szCs w:val="22"/>
+              </w:rPr>
+              <w:t>else</w:t>
+            </w:r>
+            <w:proofErr w:type="spellEnd"/>
+            <w:r>
+              <w:rPr>
+                <w:sz w:val="22"/>
+                <w:szCs w:val="22"/>
+              </w:rPr>
+              <w:t xml:space="preserve"> </w:t>
+            </w:r>
+            <w:proofErr w:type="spellStart"/>
+            <w:r>
+              <w:rPr>
+                <w:sz w:val="22"/>
+                <w:szCs w:val="22"/>
+              </w:rPr>
+              <w:t>item.Bezeichnung</w:t>
+            </w:r>
+            <w:proofErr w:type="spellEnd"/>
           </w:p>
           <w:p>
             <w:pPr>
@@ -632,7 +802,23 @@
                 <w:sz w:val="22"/>
                 <w:szCs w:val="22"/>
               </w:rPr>
-              <w:t>{{item.Fahrtzeit|minutes}}</w:t>
+              <w:t>{{</w:t>
+            </w:r>
+            <w:proofErr w:type="spellStart"/>
+            <w:r>
+              <w:rPr>
+                <w:sz w:val="22"/>
+                <w:szCs w:val="22"/>
+              </w:rPr>
+              <w:t>item.Fahrtzeit|minutes</w:t>
+            </w:r>
+            <w:proofErr w:type="spellEnd"/>
+            <w:r>
+              <w:rPr>
+                <w:sz w:val="22"/>
+                <w:szCs w:val="22"/>
+              </w:rPr>
+              <w:t>}}</w:t>
             </w:r>
           </w:p>
         </w:tc>
@@ -655,7 +841,23 @@
                 <w:sz w:val="22"/>
                 <w:szCs w:val="22"/>
               </w:rPr>
-              <w:t>{{item.Direkt|minutes}}</w:t>
+              <w:t>{{</w:t>
+            </w:r>
+            <w:proofErr w:type="spellStart"/>
+            <w:r>
+              <w:rPr>
+                <w:sz w:val="22"/>
+                <w:szCs w:val="22"/>
+              </w:rPr>
+              <w:t>item.Direkt|minutes</w:t>
+            </w:r>
+            <w:proofErr w:type="spellEnd"/>
+            <w:r>
+              <w:rPr>
+                <w:sz w:val="22"/>
+                <w:szCs w:val="22"/>
+              </w:rPr>
+              <w:t>}}</w:t>
             </w:r>
           </w:p>
         </w:tc>
@@ -678,7 +880,23 @@
                 <w:sz w:val="22"/>
                 <w:szCs w:val="22"/>
               </w:rPr>
-              <w:t>{{item.Indirekt|minutes}}</w:t>
+              <w:t>{{</w:t>
+            </w:r>
+            <w:proofErr w:type="spellStart"/>
+            <w:r>
+              <w:rPr>
+                <w:sz w:val="22"/>
+                <w:szCs w:val="22"/>
+              </w:rPr>
+              <w:t>item.Indirekt|minutes</w:t>
+            </w:r>
+            <w:proofErr w:type="spellEnd"/>
+            <w:r>
+              <w:rPr>
+                <w:sz w:val="22"/>
+                <w:szCs w:val="22"/>
+              </w:rPr>
+              <w:t>}}</w:t>
             </w:r>
           </w:p>
         </w:tc>
@@ -701,7 +919,23 @@
                 <w:sz w:val="22"/>
                 <w:szCs w:val="22"/>
               </w:rPr>
-              <w:t>{{item.Stunden|hhmm}}</w:t>
+              <w:t>{{</w:t>
+            </w:r>
+            <w:proofErr w:type="spellStart"/>
+            <w:r>
+              <w:rPr>
+                <w:sz w:val="22"/>
+                <w:szCs w:val="22"/>
+              </w:rPr>
+              <w:t>item.Stunden|hhmm</w:t>
+            </w:r>
+            <w:proofErr w:type="spellEnd"/>
+            <w:r>
+              <w:rPr>
+                <w:sz w:val="22"/>
+                <w:szCs w:val="22"/>
+              </w:rPr>
+              <w:t>}}</w:t>
             </w:r>
           </w:p>
         </w:tc>
@@ -724,8 +958,17 @@
                 <w:sz w:val="22"/>
                 <w:szCs w:val="22"/>
               </w:rPr>
-              <w:t>{{item.Kosten|currency</w:t>
-            </w:r>
+              <w:t>{{</w:t>
+            </w:r>
+            <w:proofErr w:type="spellStart"/>
+            <w:r>
+              <w:rPr>
+                <w:sz w:val="22"/>
+                <w:szCs w:val="22"/>
+              </w:rPr>
+              <w:t>item.Kosten|currency</w:t>
+            </w:r>
+            <w:proofErr w:type="spellEnd"/>
             <w:r>
               <w:rPr>
                 <w:sz w:val="22"/>
@@ -758,7 +1001,23 @@
                 <w:sz w:val="22"/>
                 <w:szCs w:val="22"/>
               </w:rPr>
-              <w:t>{% endfor %}</w:t>
+              <w:t xml:space="preserve">{% </w:t>
+            </w:r>
+            <w:proofErr w:type="spellStart"/>
+            <w:r>
+              <w:rPr>
+                <w:sz w:val="22"/>
+                <w:szCs w:val="22"/>
+              </w:rPr>
+              <w:t>endfor</w:t>
+            </w:r>
+            <w:proofErr w:type="spellEnd"/>
+            <w:r>
+              <w:rPr>
+                <w:sz w:val="22"/>
+                <w:szCs w:val="22"/>
+              </w:rPr>
+              <w:t xml:space="preserve"> %}</w:t>
             </w:r>
           </w:p>
         </w:tc>
@@ -903,7 +1162,27 @@
                 <w:sz w:val="22"/>
                 <w:szCs w:val="22"/>
               </w:rPr>
-              <w:t>{{summe_fahrtzeit|minutes}}</w:t>
+              <w:t>{{</w:t>
+            </w:r>
+            <w:proofErr w:type="spellStart"/>
+            <w:r>
+              <w:rPr>
+                <w:b/>
+                <w:bCs/>
+                <w:sz w:val="22"/>
+                <w:szCs w:val="22"/>
+              </w:rPr>
+              <w:t>summe_fahrtzeit|minutes</w:t>
+            </w:r>
+            <w:proofErr w:type="spellEnd"/>
+            <w:r>
+              <w:rPr>
+                <w:b/>
+                <w:bCs/>
+                <w:sz w:val="22"/>
+                <w:szCs w:val="22"/>
+              </w:rPr>
+              <w:t>}}</w:t>
             </w:r>
           </w:p>
         </w:tc>
@@ -929,7 +1208,27 @@
                 <w:sz w:val="22"/>
                 <w:szCs w:val="22"/>
               </w:rPr>
-              <w:t>{{summe_direkt|minutes}}</w:t>
+              <w:t>{{</w:t>
+            </w:r>
+            <w:proofErr w:type="spellStart"/>
+            <w:r>
+              <w:rPr>
+                <w:b/>
+                <w:bCs/>
+                <w:sz w:val="22"/>
+                <w:szCs w:val="22"/>
+              </w:rPr>
+              <w:t>summe_direkt|minutes</w:t>
+            </w:r>
+            <w:proofErr w:type="spellEnd"/>
+            <w:r>
+              <w:rPr>
+                <w:b/>
+                <w:bCs/>
+                <w:sz w:val="22"/>
+                <w:szCs w:val="22"/>
+              </w:rPr>
+              <w:t>}}</w:t>
             </w:r>
           </w:p>
         </w:tc>
@@ -955,7 +1254,27 @@
                 <w:sz w:val="22"/>
                 <w:szCs w:val="22"/>
               </w:rPr>
-              <w:t>{{summe_indirekt|minutes}}</w:t>
+              <w:t>{{</w:t>
+            </w:r>
+            <w:proofErr w:type="spellStart"/>
+            <w:r>
+              <w:rPr>
+                <w:b/>
+                <w:bCs/>
+                <w:sz w:val="22"/>
+                <w:szCs w:val="22"/>
+              </w:rPr>
+              <w:t>summe_indirekt|minutes</w:t>
+            </w:r>
+            <w:proofErr w:type="spellEnd"/>
+            <w:r>
+              <w:rPr>
+                <w:b/>
+                <w:bCs/>
+                <w:sz w:val="22"/>
+                <w:szCs w:val="22"/>
+              </w:rPr>
+              <w:t>}}</w:t>
             </w:r>
           </w:p>
         </w:tc>
@@ -981,7 +1300,27 @@
                 <w:sz w:val="22"/>
                 <w:szCs w:val="22"/>
               </w:rPr>
-              <w:t>{{summe_stunden|minutes}}</w:t>
+              <w:t>{{</w:t>
+            </w:r>
+            <w:proofErr w:type="spellStart"/>
+            <w:r>
+              <w:rPr>
+                <w:b/>
+                <w:bCs/>
+                <w:sz w:val="22"/>
+                <w:szCs w:val="22"/>
+              </w:rPr>
+              <w:t>summe_stunden|minutes</w:t>
+            </w:r>
+            <w:proofErr w:type="spellEnd"/>
+            <w:r>
+              <w:rPr>
+                <w:b/>
+                <w:bCs/>
+                <w:sz w:val="22"/>
+                <w:szCs w:val="22"/>
+              </w:rPr>
+              <w:t>}}</w:t>
             </w:r>
           </w:p>
         </w:tc>
@@ -1074,7 +1413,27 @@
                 <w:sz w:val="22"/>
                 <w:szCs w:val="22"/>
               </w:rPr>
-              <w:t>{{summe_fahrtzeit|hhmm}}</w:t>
+              <w:t>{{</w:t>
+            </w:r>
+            <w:proofErr w:type="spellStart"/>
+            <w:r>
+              <w:rPr>
+                <w:b/>
+                <w:bCs/>
+                <w:sz w:val="22"/>
+                <w:szCs w:val="22"/>
+              </w:rPr>
+              <w:t>summe_fahrtzeit|hhmm</w:t>
+            </w:r>
+            <w:proofErr w:type="spellEnd"/>
+            <w:r>
+              <w:rPr>
+                <w:b/>
+                <w:bCs/>
+                <w:sz w:val="22"/>
+                <w:szCs w:val="22"/>
+              </w:rPr>
+              <w:t>}}</w:t>
             </w:r>
           </w:p>
         </w:tc>
@@ -1100,7 +1459,27 @@
                 <w:sz w:val="22"/>
                 <w:szCs w:val="22"/>
               </w:rPr>
-              <w:t>{{summe_direkt|hhmm}}</w:t>
+              <w:t>{{</w:t>
+            </w:r>
+            <w:proofErr w:type="spellStart"/>
+            <w:r>
+              <w:rPr>
+                <w:b/>
+                <w:bCs/>
+                <w:sz w:val="22"/>
+                <w:szCs w:val="22"/>
+              </w:rPr>
+              <w:t>summe_direkt|hhmm</w:t>
+            </w:r>
+            <w:proofErr w:type="spellEnd"/>
+            <w:r>
+              <w:rPr>
+                <w:b/>
+                <w:bCs/>
+                <w:sz w:val="22"/>
+                <w:szCs w:val="22"/>
+              </w:rPr>
+              <w:t>}}</w:t>
             </w:r>
           </w:p>
         </w:tc>
@@ -1126,7 +1505,27 @@
                 <w:sz w:val="22"/>
                 <w:szCs w:val="22"/>
               </w:rPr>
-              <w:t>{{summe_indirekt|hhmm}}</w:t>
+              <w:t>{{</w:t>
+            </w:r>
+            <w:proofErr w:type="spellStart"/>
+            <w:r>
+              <w:rPr>
+                <w:b/>
+                <w:bCs/>
+                <w:sz w:val="22"/>
+                <w:szCs w:val="22"/>
+              </w:rPr>
+              <w:t>summe_indirekt|hhmm</w:t>
+            </w:r>
+            <w:proofErr w:type="spellEnd"/>
+            <w:r>
+              <w:rPr>
+                <w:b/>
+                <w:bCs/>
+                <w:sz w:val="22"/>
+                <w:szCs w:val="22"/>
+              </w:rPr>
+              <w:t>}}</w:t>
             </w:r>
           </w:p>
         </w:tc>
@@ -1152,7 +1551,27 @@
                 <w:sz w:val="22"/>
                 <w:szCs w:val="22"/>
               </w:rPr>
-              <w:t>{{summe_stunden|hhmm}}</w:t>
+              <w:t>{{</w:t>
+            </w:r>
+            <w:proofErr w:type="spellStart"/>
+            <w:r>
+              <w:rPr>
+                <w:b/>
+                <w:bCs/>
+                <w:sz w:val="22"/>
+                <w:szCs w:val="22"/>
+              </w:rPr>
+              <w:t>summe_stunden|hhmm</w:t>
+            </w:r>
+            <w:proofErr w:type="spellEnd"/>
+            <w:r>
+              <w:rPr>
+                <w:b/>
+                <w:bCs/>
+                <w:sz w:val="22"/>
+                <w:szCs w:val="22"/>
+              </w:rPr>
+              <w:t>}}</w:t>
             </w:r>
           </w:p>
         </w:tc>
@@ -1178,28 +1597,101 @@
                 <w:sz w:val="22"/>
                 <w:szCs w:val="22"/>
               </w:rPr>
-              <w:t>{{summe_kosten|currency}}</w:t>
+              <w:t>{{</w:t>
+            </w:r>
+            <w:proofErr w:type="spellStart"/>
+            <w:r>
+              <w:rPr>
+                <w:b/>
+                <w:bCs/>
+                <w:sz w:val="22"/>
+                <w:szCs w:val="22"/>
+              </w:rPr>
+              <w:t>summe_kosten|currency</w:t>
+            </w:r>
+            <w:proofErr w:type="spellEnd"/>
+            <w:r>
+              <w:rPr>
+                <w:b/>
+                <w:bCs/>
+                <w:sz w:val="22"/>
+                <w:szCs w:val="22"/>
+              </w:rPr>
+              <w:t>}}</w:t>
             </w:r>
           </w:p>
         </w:tc>
       </w:tr>
     </w:tbl>
     <w:p/>
-    <w:p/>
-    <w:p/>
-    <w:p/>
-    <w:p/>
-    <w:p/>
-    <w:p/>
-    <w:p/>
-    <w:p/>
     <w:p>
+      <w:pPr>
+        <w:spacing w:after="160" w:line="259" w:lineRule="auto"/>
+      </w:pPr>
       <w:r>
         <w:br w:type="page"/>
       </w:r>
+    </w:p>
+    <w:p>
       <w:r>
         <w:lastRenderedPageBreak/>
-        <w:t>Vielen herzlichen Dank, dass Sie sich für das Angebot der Wegpiraten GmbH entschieden haben. Wir bedanken uns für die gute Zusammenarbeit und das damit verbundene Vertrauen. Bitte begleichen Sie die Rechnung innerhalb von 14 Tagen unter Angabe der Rechnungsnum</w:t>
+        <w:t xml:space="preserve">{%p </w:t>
+      </w:r>
+      <w:proofErr w:type="spellStart"/>
+      <w:r>
+        <w:t>if</w:t>
+      </w:r>
+      <w:proofErr w:type="spellEnd"/>
+      <w:r>
+        <w:t xml:space="preserve"> </w:t>
+      </w:r>
+      <w:proofErr w:type="spellStart"/>
+      <w:r>
+        <w:t>budget_exceeded</w:t>
+      </w:r>
+      <w:proofErr w:type="spellEnd"/>
+      <w:r>
+        <w:t xml:space="preserve"> %}{{ </w:t>
+      </w:r>
+      <w:proofErr w:type="spellStart"/>
+      <w:r>
+        <w:t>sr_ap_gender</w:t>
+      </w:r>
+      <w:proofErr w:type="spellEnd"/>
+      <w:r>
+        <w:t xml:space="preserve"> }} {{ </w:t>
+      </w:r>
+      <w:proofErr w:type="spellStart"/>
+      <w:r>
+        <w:t>sr_ap_first_name</w:t>
+      </w:r>
+      <w:proofErr w:type="spellEnd"/>
+      <w:r>
+        <w:t xml:space="preserve"> }} {{ </w:t>
+      </w:r>
+      <w:proofErr w:type="spellStart"/>
+      <w:r>
+        <w:t>sr_ap_last_name</w:t>
+      </w:r>
+      <w:proofErr w:type="spellEnd"/>
+      <w:r>
+        <w:t xml:space="preserve"> }} hat nach Absprache mit uns das erhöhte Stundenkontingent für diesen Monat gesondert genehmigt.{%p </w:t>
+      </w:r>
+      <w:proofErr w:type="spellStart"/>
+      <w:r>
+        <w:t>endif</w:t>
+      </w:r>
+      <w:proofErr w:type="spellEnd"/>
+      <w:r>
+        <w:t xml:space="preserve"> %}</w:t>
+      </w:r>
+    </w:p>
+    <w:p>
+      <w:r>
+        <w:t>V</w:t>
+      </w:r>
+      <w:r>
+        <w:t>ielen herzlichen Dank, dass Sie sich für das Angebot der Wegpiraten GmbH entschieden haben. Wir bedanken uns für die gute Zusammenarbeit und das damit verbundene Vertrauen. Bitte begleichen Sie die Rechnung innerhalb von 14 Tagen unter Angabe der Rechnungsnum</w:t>
       </w:r>
       <w:r>
         <w:rPr>
@@ -1262,9 +1754,11 @@
                             <w:r>
                               <w:t>{</w:t>
                             </w:r>
+                            <w:proofErr w:type="spellStart"/>
                             <w:r>
                               <w:t>payment_part</w:t>
                             </w:r>
+                            <w:proofErr w:type="spellEnd"/>
                             <w:r>
                               <w:t>}</w:t>
                             </w:r>
@@ -1422,21 +1916,23 @@
               <w:lang w:val="en-US"/>
             </w:rPr>
           </w:pPr>
+          <w:proofErr w:type="spellStart"/>
           <w:r>
             <w:rPr>
               <w:sz w:val="22"/>
               <w:szCs w:val="22"/>
               <w:lang w:val="en-US"/>
             </w:rPr>
-            <w:t>Wegpiraten GmbH</w:t>
-          </w:r>
+            <w:t>Wegpiraten</w:t>
+          </w:r>
+          <w:proofErr w:type="spellEnd"/>
           <w:r>
             <w:rPr>
               <w:sz w:val="22"/>
               <w:szCs w:val="22"/>
               <w:lang w:val="en-US"/>
             </w:rPr>
-            <w:br/>
+            <w:t xml:space="preserve"> GmbH</w:t>
           </w:r>
           <w:r>
             <w:rPr>
@@ -1444,7 +1940,7 @@
               <w:szCs w:val="22"/>
               <w:lang w:val="en-US"/>
             </w:rPr>
-            <w:t>{{t</w:t>
+            <w:br/>
           </w:r>
           <w:r>
             <w:rPr>
@@ -1452,15 +1948,16 @@
               <w:szCs w:val="22"/>
               <w:lang w:val="en-US"/>
             </w:rPr>
-            <w:t>enant_street}}</w:t>
-          </w:r>
+            <w:t>{{</w:t>
+          </w:r>
+          <w:proofErr w:type="spellStart"/>
           <w:r>
             <w:rPr>
               <w:sz w:val="22"/>
               <w:szCs w:val="22"/>
               <w:lang w:val="en-US"/>
             </w:rPr>
-            <w:br/>
+            <w:t>t</w:t>
           </w:r>
           <w:r>
             <w:rPr>
@@ -1468,15 +1965,16 @@
               <w:szCs w:val="22"/>
               <w:lang w:val="en-US"/>
             </w:rPr>
-            <w:t>{{tenant_zip}}</w:t>
-          </w:r>
+            <w:t>enant_street</w:t>
+          </w:r>
+          <w:proofErr w:type="spellEnd"/>
           <w:r>
             <w:rPr>
               <w:sz w:val="22"/>
               <w:szCs w:val="22"/>
               <w:lang w:val="en-US"/>
             </w:rPr>
-            <w:t xml:space="preserve"> </w:t>
+            <w:t>}}</w:t>
           </w:r>
           <w:r>
             <w:rPr>
@@ -1484,7 +1982,7 @@
               <w:szCs w:val="22"/>
               <w:lang w:val="en-US"/>
             </w:rPr>
-            <w:t>{{</w:t>
+            <w:br/>
           </w:r>
           <w:r>
             <w:rPr>
@@ -1492,15 +1990,67 @@
               <w:szCs w:val="22"/>
               <w:lang w:val="en-US"/>
             </w:rPr>
-            <w:t>tenant</w:t>
-          </w:r>
+            <w:t>{{</w:t>
+          </w:r>
+          <w:proofErr w:type="spellStart"/>
           <w:r>
             <w:rPr>
               <w:sz w:val="22"/>
               <w:szCs w:val="22"/>
               <w:lang w:val="en-US"/>
             </w:rPr>
-            <w:t>_city}}</w:t>
+            <w:t>tenant_zip</w:t>
+          </w:r>
+          <w:proofErr w:type="spellEnd"/>
+          <w:r>
+            <w:rPr>
+              <w:sz w:val="22"/>
+              <w:szCs w:val="22"/>
+              <w:lang w:val="en-US"/>
+            </w:rPr>
+            <w:t>}}</w:t>
+          </w:r>
+          <w:r>
+            <w:rPr>
+              <w:sz w:val="22"/>
+              <w:szCs w:val="22"/>
+              <w:lang w:val="en-US"/>
+            </w:rPr>
+            <w:t xml:space="preserve"> </w:t>
+          </w:r>
+          <w:r>
+            <w:rPr>
+              <w:sz w:val="22"/>
+              <w:szCs w:val="22"/>
+              <w:lang w:val="en-US"/>
+            </w:rPr>
+            <w:t>{{</w:t>
+          </w:r>
+          <w:proofErr w:type="spellStart"/>
+          <w:r>
+            <w:rPr>
+              <w:sz w:val="22"/>
+              <w:szCs w:val="22"/>
+              <w:lang w:val="en-US"/>
+            </w:rPr>
+            <w:t>tenant</w:t>
+          </w:r>
+          <w:r>
+            <w:rPr>
+              <w:sz w:val="22"/>
+              <w:szCs w:val="22"/>
+              <w:lang w:val="en-US"/>
+            </w:rPr>
+            <w:t>_city</w:t>
+          </w:r>
+          <w:proofErr w:type="spellEnd"/>
+          <w:r>
+            <w:rPr>
+              <w:sz w:val="22"/>
+              <w:szCs w:val="22"/>
+              <w:lang w:val="en-US"/>
+            </w:rPr>
+            <w:t>}}</w:t>
           </w:r>
           <w:r>
             <w:rPr>
@@ -1634,7 +2184,23 @@
               <w:sz w:val="22"/>
               <w:szCs w:val="22"/>
             </w:rPr>
-            <w:t>{{tenant_iban}}</w:t>
+            <w:t>{{</w:t>
+          </w:r>
+          <w:proofErr w:type="spellStart"/>
+          <w:r>
+            <w:rPr>
+              <w:sz w:val="22"/>
+              <w:szCs w:val="22"/>
+            </w:rPr>
+            <w:t>tenant_iban</w:t>
+          </w:r>
+          <w:proofErr w:type="spellEnd"/>
+          <w:r>
+            <w:rPr>
+              <w:sz w:val="22"/>
+              <w:szCs w:val="22"/>
+            </w:rPr>
+            <w:t>}}</w:t>
           </w:r>
         </w:p>
       </w:tc>
@@ -1871,7 +2437,15 @@
             <w:t xml:space="preserve">3800 </w:t>
           </w:r>
           <w:r>
-            <w:t>{{provider_city}}</w:t>
+            <w:t>{{</w:t>
+          </w:r>
+          <w:proofErr w:type="spellStart"/>
+          <w:r>
+            <w:t>provider_city</w:t>
+          </w:r>
+          <w:proofErr w:type="spellEnd"/>
+          <w:r>
+            <w:t>}}</w:t>
           </w:r>
         </w:p>
       </w:tc>
@@ -1990,7 +2564,15 @@
                   <w:jc w:val="right"/>
                 </w:pPr>
                 <w:r>
-                  <w:t>{{payer.street}}</w:t>
+                  <w:t>{{</w:t>
+                </w:r>
+                <w:proofErr w:type="spellStart"/>
+                <w:r>
+                  <w:t>payer.street</w:t>
+                </w:r>
+                <w:proofErr w:type="spellEnd"/>
+                <w:r>
+                  <w:t>}}</w:t>
                 </w:r>
               </w:p>
             </w:tc>
@@ -2015,7 +2597,15 @@
                   <w:jc w:val="right"/>
                 </w:pPr>
                 <w:r>
-                  <w:t>{{payer.zip_city}}</w:t>
+                  <w:t>{{</w:t>
+                </w:r>
+                <w:proofErr w:type="spellStart"/>
+                <w:r>
+                  <w:t>payer.zip_city</w:t>
+                </w:r>
+                <w:proofErr w:type="spellEnd"/>
+                <w:r>
+                  <w:t>}}</w:t>
                 </w:r>
               </w:p>
             </w:tc>
@@ -2306,8 +2896,9 @@
                 <w14:bevel/>
               </w14:textOutline>
             </w:rPr>
-            <w:t>{{tenant_street}}</w:t>
-          </w:r>
+            <w:t>{{</w:t>
+          </w:r>
+          <w:proofErr w:type="spellStart"/>
           <w:r>
             <w:rPr>
               <w14:textOutline w14:w="9525" w14:cap="rnd" w14:cmpd="sng" w14:algn="ctr">
@@ -2316,8 +2907,9 @@
                 <w14:bevel/>
               </w14:textOutline>
             </w:rPr>
-            <w:br/>
-          </w:r>
+            <w:t>tenant_street</w:t>
+          </w:r>
+          <w:proofErr w:type="spellEnd"/>
           <w:r>
             <w:rPr>
               <w14:textOutline w14:w="9525" w14:cap="rnd" w14:cmpd="sng" w14:algn="ctr">
@@ -2326,7 +2918,7 @@
                 <w14:bevel/>
               </w14:textOutline>
             </w:rPr>
-            <w:t>{{tenant_zip}}</w:t>
+            <w:t>}}</w:t>
           </w:r>
           <w:r>
             <w:rPr>
@@ -2336,7 +2928,7 @@
                 <w14:bevel/>
               </w14:textOutline>
             </w:rPr>
-            <w:t xml:space="preserve"> {{</w:t>
+            <w:br/>
           </w:r>
           <w:r>
             <w:rPr>
@@ -2346,8 +2938,9 @@
                 <w14:bevel/>
               </w14:textOutline>
             </w:rPr>
-            <w:t>tenant</w:t>
-          </w:r>
+            <w:t>{{</w:t>
+          </w:r>
+          <w:proofErr w:type="spellStart"/>
           <w:r>
             <w:rPr>
               <w14:textOutline w14:w="9525" w14:cap="rnd" w14:cmpd="sng" w14:algn="ctr">
@@ -2356,7 +2949,60 @@
                 <w14:bevel/>
               </w14:textOutline>
             </w:rPr>
-            <w:t>_city}}</w:t>
+            <w:t>tenant_zip</w:t>
+          </w:r>
+          <w:proofErr w:type="spellEnd"/>
+          <w:r>
+            <w:rPr>
+              <w14:textOutline w14:w="9525" w14:cap="rnd" w14:cmpd="sng" w14:algn="ctr">
+                <w14:noFill/>
+                <w14:prstDash w14:val="solid"/>
+                <w14:bevel/>
+              </w14:textOutline>
+            </w:rPr>
+            <w:t>}}</w:t>
+          </w:r>
+          <w:r>
+            <w:rPr>
+              <w14:textOutline w14:w="9525" w14:cap="rnd" w14:cmpd="sng" w14:algn="ctr">
+                <w14:noFill/>
+                <w14:prstDash w14:val="solid"/>
+                <w14:bevel/>
+              </w14:textOutline>
+            </w:rPr>
+            <w:t xml:space="preserve"> {{</w:t>
+          </w:r>
+          <w:proofErr w:type="spellStart"/>
+          <w:r>
+            <w:rPr>
+              <w14:textOutline w14:w="9525" w14:cap="rnd" w14:cmpd="sng" w14:algn="ctr">
+                <w14:noFill/>
+                <w14:prstDash w14:val="solid"/>
+                <w14:bevel/>
+              </w14:textOutline>
+            </w:rPr>
+            <w:t>tenant</w:t>
+          </w:r>
+          <w:r>
+            <w:rPr>
+              <w14:textOutline w14:w="9525" w14:cap="rnd" w14:cmpd="sng" w14:algn="ctr">
+                <w14:noFill/>
+                <w14:prstDash w14:val="solid"/>
+                <w14:bevel/>
+              </w14:textOutline>
+            </w:rPr>
+            <w:t>_city</w:t>
+          </w:r>
+          <w:proofErr w:type="spellEnd"/>
+          <w:r>
+            <w:rPr>
+              <w14:textOutline w14:w="9525" w14:cap="rnd" w14:cmpd="sng" w14:algn="ctr">
+                <w14:noFill/>
+                <w14:prstDash w14:val="solid"/>
+                <w14:bevel/>
+              </w14:textOutline>
+            </w:rPr>
+            <w:t>}}</w:t>
           </w:r>
         </w:p>
         <w:p>
@@ -2467,11 +3113,27 @@
           </w:r>
           <w:r>
             <w:br/>
-            <w:t>{{payer.street}}</w:t>
+            <w:t>{{</w:t>
+          </w:r>
+          <w:proofErr w:type="spellStart"/>
+          <w:r>
+            <w:t>payer.street</w:t>
+          </w:r>
+          <w:proofErr w:type="spellEnd"/>
+          <w:r>
+            <w:t>}}</w:t>
           </w:r>
           <w:r>
             <w:br/>
-            <w:t>{{payer.zip_city}}</w:t>
+            <w:t>{{</w:t>
+          </w:r>
+          <w:proofErr w:type="spellStart"/>
+          <w:r>
+            <w:t>payer.zip_city</w:t>
+          </w:r>
+          <w:proofErr w:type="spellEnd"/>
+          <w:r>
+            <w:t>}}</w:t>
           </w:r>
         </w:p>
         <w:p>
@@ -2758,8 +3420,9 @@
                 <w14:bevel/>
               </w14:textOutline>
             </w:rPr>
-            <w:t xml:space="preserve">{{tenant_street}} </w:t>
-          </w:r>
+            <w:t>{{</w:t>
+          </w:r>
+          <w:proofErr w:type="spellStart"/>
           <w:r>
             <w:rPr>
               <w14:textOutline w14:w="9525" w14:cap="rnd" w14:cmpd="sng" w14:algn="ctr">
@@ -2768,8 +3431,9 @@
                 <w14:bevel/>
               </w14:textOutline>
             </w:rPr>
-            <w:br/>
-          </w:r>
+            <w:t>tenant_street</w:t>
+          </w:r>
+          <w:proofErr w:type="spellEnd"/>
           <w:r>
             <w:rPr>
               <w14:textOutline w14:w="9525" w14:cap="rnd" w14:cmpd="sng" w14:algn="ctr">
@@ -2778,7 +3442,7 @@
                 <w14:bevel/>
               </w14:textOutline>
             </w:rPr>
-            <w:t>{{tenant_zip}}</w:t>
+            <w:t xml:space="preserve">}} </w:t>
           </w:r>
           <w:r>
             <w:rPr>
@@ -2788,7 +3452,7 @@
                 <w14:bevel/>
               </w14:textOutline>
             </w:rPr>
-            <w:t xml:space="preserve"> {{</w:t>
+            <w:br/>
           </w:r>
           <w:r>
             <w:rPr>
@@ -2798,8 +3462,9 @@
                 <w14:bevel/>
               </w14:textOutline>
             </w:rPr>
-            <w:t>tenant</w:t>
-          </w:r>
+            <w:t>{{</w:t>
+          </w:r>
+          <w:proofErr w:type="spellStart"/>
           <w:r>
             <w:rPr>
               <w14:textOutline w14:w="9525" w14:cap="rnd" w14:cmpd="sng" w14:algn="ctr">
@@ -2808,7 +3473,60 @@
                 <w14:bevel/>
               </w14:textOutline>
             </w:rPr>
-            <w:t>_city}}</w:t>
+            <w:t>tenant_zip</w:t>
+          </w:r>
+          <w:proofErr w:type="spellEnd"/>
+          <w:r>
+            <w:rPr>
+              <w14:textOutline w14:w="9525" w14:cap="rnd" w14:cmpd="sng" w14:algn="ctr">
+                <w14:noFill/>
+                <w14:prstDash w14:val="solid"/>
+                <w14:bevel/>
+              </w14:textOutline>
+            </w:rPr>
+            <w:t>}}</w:t>
+          </w:r>
+          <w:r>
+            <w:rPr>
+              <w14:textOutline w14:w="9525" w14:cap="rnd" w14:cmpd="sng" w14:algn="ctr">
+                <w14:noFill/>
+                <w14:prstDash w14:val="solid"/>
+                <w14:bevel/>
+              </w14:textOutline>
+            </w:rPr>
+            <w:t xml:space="preserve"> {{</w:t>
+          </w:r>
+          <w:proofErr w:type="spellStart"/>
+          <w:r>
+            <w:rPr>
+              <w14:textOutline w14:w="9525" w14:cap="rnd" w14:cmpd="sng" w14:algn="ctr">
+                <w14:noFill/>
+                <w14:prstDash w14:val="solid"/>
+                <w14:bevel/>
+              </w14:textOutline>
+            </w:rPr>
+            <w:t>tenant</w:t>
+          </w:r>
+          <w:r>
+            <w:rPr>
+              <w14:textOutline w14:w="9525" w14:cap="rnd" w14:cmpd="sng" w14:algn="ctr">
+                <w14:noFill/>
+                <w14:prstDash w14:val="solid"/>
+                <w14:bevel/>
+              </w14:textOutline>
+            </w:rPr>
+            <w:t>_city</w:t>
+          </w:r>
+          <w:proofErr w:type="spellEnd"/>
+          <w:r>
+            <w:rPr>
+              <w14:textOutline w14:w="9525" w14:cap="rnd" w14:cmpd="sng" w14:algn="ctr">
+                <w14:noFill/>
+                <w14:prstDash w14:val="solid"/>
+                <w14:bevel/>
+              </w14:textOutline>
+            </w:rPr>
+            <w:t>}}</w:t>
           </w:r>
         </w:p>
         <w:p>
@@ -2919,11 +3637,27 @@
           </w:r>
           <w:r>
             <w:br/>
-            <w:t>{{payer.street}}</w:t>
+            <w:t>{{</w:t>
+          </w:r>
+          <w:proofErr w:type="spellStart"/>
+          <w:r>
+            <w:t>payer.street</w:t>
+          </w:r>
+          <w:proofErr w:type="spellEnd"/>
+          <w:r>
+            <w:t>}}</w:t>
           </w:r>
           <w:r>
             <w:br/>
-            <w:t>{{payer.zip_city}}</w:t>
+            <w:t>{{</w:t>
+          </w:r>
+          <w:proofErr w:type="spellStart"/>
+          <w:r>
+            <w:t>payer.zip_city</w:t>
+          </w:r>
+          <w:proofErr w:type="spellEnd"/>
+          <w:r>
+            <w:t>}}</w:t>
           </w:r>
         </w:p>
         <w:p>

--- a/templates/rechnungsvorlage.docx
+++ b/templates/rechnungsvorlage.docx
@@ -1634,56 +1634,17 @@
     </w:p>
     <w:p>
       <w:r>
-        <w:lastRenderedPageBreak/>
-        <w:t xml:space="preserve">{%p </w:t>
+        <w:t xml:space="preserve">{%p if budget_exceeded %}</w:t>
       </w:r>
-      <w:proofErr w:type="spellStart"/>
+    </w:p>
+    <w:p>
       <w:r>
-        <w:t>if</w:t>
+        <w:t xml:space="preserve">{{ sr_ap_gender }} {{ sr_ap_first_name }} {{ sr_ap_last_name }} hat nach Absprache mit uns das erhöhte Stundenkontingent für diesen Monat gesondert genehmigt.</w:t>
       </w:r>
-      <w:proofErr w:type="spellEnd"/>
+    </w:p>
+    <w:p>
       <w:r>
-        <w:t xml:space="preserve"> </w:t>
-      </w:r>
-      <w:proofErr w:type="spellStart"/>
-      <w:r>
-        <w:t>budget_exceeded</w:t>
-      </w:r>
-      <w:proofErr w:type="spellEnd"/>
-      <w:r>
-        <w:t xml:space="preserve"> %}{{ </w:t>
-      </w:r>
-      <w:proofErr w:type="spellStart"/>
-      <w:r>
-        <w:t>sr_ap_gender</w:t>
-      </w:r>
-      <w:proofErr w:type="spellEnd"/>
-      <w:r>
-        <w:t xml:space="preserve"> }} {{ </w:t>
-      </w:r>
-      <w:proofErr w:type="spellStart"/>
-      <w:r>
-        <w:t>sr_ap_first_name</w:t>
-      </w:r>
-      <w:proofErr w:type="spellEnd"/>
-      <w:r>
-        <w:t xml:space="preserve"> }} {{ </w:t>
-      </w:r>
-      <w:proofErr w:type="spellStart"/>
-      <w:r>
-        <w:t>sr_ap_last_name</w:t>
-      </w:r>
-      <w:proofErr w:type="spellEnd"/>
-      <w:r>
-        <w:t xml:space="preserve"> }} hat nach Absprache mit uns das erhöhte Stundenkontingent für diesen Monat gesondert genehmigt.{%p </w:t>
-      </w:r>
-      <w:proofErr w:type="spellStart"/>
-      <w:r>
-        <w:t>endif</w:t>
-      </w:r>
-      <w:proofErr w:type="spellEnd"/>
-      <w:r>
-        <w:t xml:space="preserve"> %}</w:t>
+        <w:t xml:space="preserve">{%p endif %}</w:t>
       </w:r>
     </w:p>
     <w:p>

--- a/templates/rechnungsvorlage.docx
+++ b/templates/rechnungsvorlage.docx
@@ -1634,26 +1634,22 @@
     </w:p>
     <w:p>
       <w:r>
-        <w:t xml:space="preserve">{%p if budget_exceeded %}</w:t>
+        <w:lastRenderedPageBreak/>
+        <w:t>{%p if budget_exceeded %}</w:t>
       </w:r>
     </w:p>
     <w:p>
       <w:r>
-        <w:t xml:space="preserve">{{ sr_ap_gender }} {{ sr_ap_first_name }} {{ sr_ap_last_name }} hat nach Absprache mit uns das erhöhte Stundenkontingent für diesen Monat gesondert genehmigt.</w:t>
+        <w:t>{{ sr_ap_gender }} {{ sr_ap_first_name }} {{ sr_ap_last_name }} hat nach Absprache mit uns das erhöhte Stundenkontingent für diesen Monat gesondert genehmigt.</w:t>
       </w:r>
     </w:p>
     <w:p>
       <w:r>
-        <w:t xml:space="preserve">{%p endif %}</w:t>
+        <w:t>{%p endif %}</w:t>
       </w:r>
     </w:p>
+    <w:p/>
     <w:p>
-      <w:r>
-        <w:t>V</w:t>
-      </w:r>
-      <w:r>
-        <w:t>ielen herzlichen Dank, dass Sie sich für das Angebot der Wegpiraten GmbH entschieden haben. Wir bedanken uns für die gute Zusammenarbeit und das damit verbundene Vertrauen. Bitte begleichen Sie die Rechnung innerhalb von 14 Tagen unter Angabe der Rechnungsnum</w:t>
-      </w:r>
       <w:r>
         <w:rPr>
           <w:noProof/>
@@ -1661,16 +1657,16 @@
         <mc:AlternateContent>
           <mc:Choice Requires="wps">
             <w:drawing>
-              <wp:anchor distT="0" distB="0" distL="114300" distR="114300" simplePos="0" relativeHeight="251665408" behindDoc="1" locked="0" layoutInCell="1" allowOverlap="1" wp14:anchorId="29D3A37E" wp14:editId="3733DBFC">
+              <wp:anchor distT="0" distB="0" distL="114300" distR="114300" simplePos="0" relativeHeight="251665408" behindDoc="1" locked="1" layoutInCell="1" allowOverlap="0" wp14:anchorId="29D3A37E" wp14:editId="055B48B7">
                 <wp:simplePos x="0" y="0"/>
-                <wp:positionH relativeFrom="margin">
-                  <wp:posOffset>-868408</wp:posOffset>
+                <wp:positionH relativeFrom="page">
+                  <wp:align>right</wp:align>
                 </wp:positionH>
-                <wp:positionV relativeFrom="paragraph">
-                  <wp:posOffset>4239895</wp:posOffset>
+                <wp:positionV relativeFrom="bottomMargin">
+                  <wp:posOffset>-2714625</wp:posOffset>
                 </wp:positionV>
-                <wp:extent cx="7531735" cy="3425190"/>
-                <wp:effectExtent l="0" t="0" r="0" b="3810"/>
+                <wp:extent cx="7531200" cy="3423600"/>
+                <wp:effectExtent l="0" t="0" r="0" b="5715"/>
                 <wp:wrapNone/>
                 <wp:docPr id="217" name="Textfeld 2"/>
                 <wp:cNvGraphicFramePr>
@@ -1685,7 +1681,7 @@
                       <wps:spPr bwMode="auto">
                         <a:xfrm>
                           <a:off x="0" y="0"/>
-                          <a:ext cx="7531735" cy="3425190"/>
+                          <a:ext cx="7531200" cy="3423600"/>
                         </a:xfrm>
                         <a:prstGeom prst="rect">
                           <a:avLst/>
@@ -1729,12 +1725,18 @@
                           </w:p>
                         </w:txbxContent>
                       </wps:txbx>
-                      <wps:bodyPr rot="0" vert="horz" wrap="square" lIns="91440" tIns="45720" rIns="91440" bIns="45720" anchor="t" anchorCtr="0">
+                      <wps:bodyPr rot="0" vert="horz" wrap="square" lIns="91440" tIns="45720" rIns="91440" bIns="0" anchor="t" anchorCtr="0">
                         <a:noAutofit/>
                       </wps:bodyPr>
                     </wps:wsp>
                   </a:graphicData>
                 </a:graphic>
+                <wp14:sizeRelH relativeFrom="margin">
+                  <wp14:pctWidth>0</wp14:pctWidth>
+                </wp14:sizeRelH>
+                <wp14:sizeRelV relativeFrom="margin">
+                  <wp14:pctHeight>0</wp14:pctHeight>
+                </wp14:sizeRelV>
               </wp:anchor>
             </w:drawing>
           </mc:Choice>
@@ -1744,8 +1746,8 @@
                 <v:stroke joinstyle="miter"/>
                 <v:path gradientshapeok="t" o:connecttype="rect"/>
               </v:shapetype>
-              <v:shape id="Textfeld 2" o:spid="_x0000_s1026" type="#_x0000_t202" style="position:absolute;margin-left:-68.4pt;margin-top:333.85pt;width:593.05pt;height:269.7pt;z-index:-251651072;visibility:visible;mso-wrap-style:square;mso-wrap-distance-left:9pt;mso-wrap-distance-top:0;mso-wrap-distance-right:9pt;mso-wrap-distance-bottom:0;mso-position-horizontal:absolute;mso-position-horizontal-relative:margin;mso-position-vertical:absolute;mso-position-vertical-relative:text;v-text-anchor:top" o:gfxdata="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" filled="f" stroked="f">
-                <v:textbox>
+              <v:shape id="Textfeld 2" o:spid="_x0000_s1026" type="#_x0000_t202" style="position:absolute;margin-left:541.8pt;margin-top:-213.75pt;width:593pt;height:269.55pt;z-index:-251651072;visibility:visible;mso-wrap-style:square;mso-width-percent:0;mso-height-percent:0;mso-wrap-distance-left:9pt;mso-wrap-distance-top:0;mso-wrap-distance-right:9pt;mso-wrap-distance-bottom:0;mso-position-horizontal:right;mso-position-horizontal-relative:page;mso-position-vertical:absolute;mso-position-vertical-relative:bottom-margin-area;mso-width-percent:0;mso-height-percent:0;mso-width-relative:margin;mso-height-relative:margin;v-text-anchor:top" o:gfxdata="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" o:allowoverlap="f" filled="f" stroked="f">
+                <v:textbox inset=",,,0">
                   <w:txbxContent>
                     <w:p>
                       <w:pPr>
@@ -1776,14 +1778,18 @@
                     </w:p>
                   </w:txbxContent>
                 </v:textbox>
-                <w10:wrap anchorx="margin"/>
+                <w10:wrap anchorx="page" anchory="margin"/>
+                <w10:anchorlock/>
               </v:shape>
             </w:pict>
           </mc:Fallback>
         </mc:AlternateContent>
       </w:r>
       <w:r>
-        <w:t>mer auf das untenstehende Konto.</w:t>
+        <w:t>V</w:t>
+      </w:r>
+      <w:r>
+        <w:t>ielen herzlichen Dank, dass Sie sich für das Angebot der Wegpiraten GmbH entschieden haben. Wir bedanken uns für die gute Zusammenarbeit und das damit verbundene Vertrauen. Bitte begleichen Sie die Rechnung innerhalb von 14 Tagen unter Angabe der Rechnungsnummer auf das untenstehende Konto.</w:t>
       </w:r>
     </w:p>
     <w:sectPr>

--- a/templates/rechnungsvorlage.docx
+++ b/templates/rechnungsvorlage.docx
@@ -676,93 +676,9 @@
               <w:rPr>
                 <w:sz w:val="22"/>
                 <w:szCs w:val="22"/>
-                <w:lang w:val="en-US"/>
-              </w:rPr>
-              <w:t>{% for item in positions %}{{item.</w:t>
-            </w:r>
-            <w:r>
-              <w:rPr>
-                <w:rFonts w:ascii="Consolas" w:hAnsi="Consolas" w:cs="Times New Roman"/>
-                <w:color w:val="92D69E"/>
-                <w:sz w:val="22"/>
-                <w:szCs w:val="22"/>
-                <w:lang w:val="en-US"/>
-              </w:rPr>
-              <w:t xml:space="preserve"> </w:t>
-            </w:r>
-            <w:proofErr w:type="spellStart"/>
-            <w:r>
-              <w:rPr>
-                <w:sz w:val="22"/>
-                <w:szCs w:val="22"/>
-              </w:rPr>
-              <w:t>Leistungsdatum|date</w:t>
-            </w:r>
-            <w:proofErr w:type="spellEnd"/>
-            <w:r>
-              <w:rPr>
-                <w:sz w:val="22"/>
-                <w:szCs w:val="22"/>
-              </w:rPr>
-              <w:t xml:space="preserve"> </w:t>
-            </w:r>
-            <w:proofErr w:type="spellStart"/>
-            <w:r>
-              <w:rPr>
-                <w:sz w:val="22"/>
-                <w:szCs w:val="22"/>
-              </w:rPr>
-              <w:t>if</w:t>
-            </w:r>
-            <w:proofErr w:type="spellEnd"/>
-            <w:r>
-              <w:rPr>
-                <w:sz w:val="22"/>
-                <w:szCs w:val="22"/>
-              </w:rPr>
-              <w:t xml:space="preserve"> not </w:t>
-            </w:r>
-            <w:proofErr w:type="spellStart"/>
-            <w:r>
-              <w:rPr>
-                <w:sz w:val="22"/>
-                <w:szCs w:val="22"/>
-              </w:rPr>
-              <w:t>item.is_intro</w:t>
-            </w:r>
-            <w:proofErr w:type="spellEnd"/>
-            <w:r>
-              <w:rPr>
-                <w:sz w:val="22"/>
-                <w:szCs w:val="22"/>
-              </w:rPr>
-              <w:t xml:space="preserve"> </w:t>
-            </w:r>
-            <w:proofErr w:type="spellStart"/>
-            <w:r>
-              <w:rPr>
-                <w:sz w:val="22"/>
-                <w:szCs w:val="22"/>
-              </w:rPr>
-              <w:t>else</w:t>
-            </w:r>
-            <w:proofErr w:type="spellEnd"/>
-            <w:r>
-              <w:rPr>
-                <w:sz w:val="22"/>
-                <w:szCs w:val="22"/>
-              </w:rPr>
-              <w:t xml:space="preserve"> </w:t>
-            </w:r>
-            <w:proofErr w:type="spellStart"/>
-            <w:r>
-              <w:rPr>
-                <w:sz w:val="22"/>
-                <w:szCs w:val="22"/>
-              </w:rPr>
-              <w:t>item.Bezeichnung</w:t>
-            </w:r>
-            <w:proofErr w:type="spellEnd"/>
+              </w:rPr>
+              <w:t xml:space="preserve">{% for item in positions %}{{item.Leistungsdatum|date}}</w:t>
+            </w:r>
           </w:p>
           <w:p>
             <w:pPr>
@@ -1641,6 +1557,21 @@
     <w:p>
       <w:r>
         <w:t>{{ sr_ap_gender }} {{ sr_ap_first_name }} {{ sr_ap_last_name }} hat nach Absprache mit uns das erhöhte Stundenkontingent für diesen Monat gesondert genehmigt.</w:t>
+      </w:r>
+    </w:p>
+    <w:p>
+      <w:r>
+        <w:t>{%p endif %}</w:t>
+      </w:r>
+    </w:p>
+    <w:p>
+      <w:r>
+        <w:t>{%p if has_intro_position %}</w:t>
+      </w:r>
+    </w:p>
+    <w:p>
+      <w:r>
+        <w:t>Wie vereinbart, sind für die Erstberatung 15 Minuten ohne Berechnung.</w:t>
       </w:r>
     </w:p>
     <w:p>

--- a/templates/rechnungsvorlage.docx
+++ b/templates/rechnungsvorlage.docx
@@ -678,24 +678,6 @@
                 <w:szCs w:val="22"/>
               </w:rPr>
               <w:t xml:space="preserve">{% for item in positions %}{{item.Leistungsdatum|date}}</w:t>
-            </w:r>
-          </w:p>
-          <w:p>
-            <w:pPr>
-              <w:jc w:val="right"/>
-              <w:rPr>
-                <w:b/>
-                <w:bCs/>
-                <w:sz w:val="22"/>
-                <w:szCs w:val="22"/>
-              </w:rPr>
-            </w:pPr>
-            <w:r>
-              <w:rPr>
-                <w:sz w:val="22"/>
-                <w:szCs w:val="22"/>
-              </w:rPr>
-              <w:t>}}</w:t>
             </w:r>
           </w:p>
         </w:tc>
